--- a/6-过程管理/流程制度规范类文件/060105-服务问题管理程序.docx
+++ b/6-过程管理/流程制度规范类文件/060105-服务问题管理程序.docx
@@ -1,11 +1,10 @@
 
 <file path=word/document.xml><?xml version="1.0" encoding="utf-8"?>
-<w:document xmlns:wpc="http://schemas.microsoft.com/office/word/2010/wordprocessingCanvas" xmlns:mc="http://schemas.openxmlformats.org/markup-compatibility/2006" xmlns:o="urn:schemas-microsoft-com:office:office" xmlns:r="http://schemas.openxmlformats.org/officeDocument/2006/relationships" xmlns:m="http://schemas.openxmlformats.org/officeDocument/2006/math" xmlns:v="urn:schemas-microsoft-com:vml" xmlns:wp14="http://schemas.microsoft.com/office/word/2010/wordprocessingDrawing" xmlns:wp="http://schemas.openxmlformats.org/drawingml/2006/wordprocessingDrawing" xmlns:w10="urn:schemas-microsoft-com:office:word" xmlns:w="http://schemas.openxmlformats.org/wordprocessingml/2006/main" xmlns:w14="http://schemas.microsoft.com/office/word/2010/wordml" xmlns:w15="http://schemas.microsoft.com/office/word/2012/wordml" xmlns:wne="http://schemas.microsoft.com/office/word/2006/wordml" xmlns:wpg="http://schemas.microsoft.com/office/word/2010/wordprocessingGroup" xmlns:wpi="http://schemas.microsoft.com/office/word/2010/wordprocessingInk" xmlns:wps="http://schemas.microsoft.com/office/word/2010/wordprocessingShape" mc:Ignorable="w14 w15 wp14">
-  <!-- Generated by Aspose.Words for .NET 13.3.0.1 -->
+<w:document xmlns:wpc="http://schemas.microsoft.com/office/word/2010/wordprocessingCanvas" xmlns:mc="http://schemas.openxmlformats.org/markup-compatibility/2006" xmlns:o="urn:schemas-microsoft-com:office:office" xmlns:r="http://schemas.openxmlformats.org/officeDocument/2006/relationships" xmlns:m="http://schemas.openxmlformats.org/officeDocument/2006/math" xmlns:v="urn:schemas-microsoft-com:vml" xmlns:wp14="http://schemas.microsoft.com/office/word/2010/wordprocessingDrawing" xmlns:wp="http://schemas.openxmlformats.org/drawingml/2006/wordprocessingDrawing" xmlns:w="http://schemas.openxmlformats.org/wordprocessingml/2006/main" xmlns:w14="http://schemas.microsoft.com/office/word/2010/wordml" xmlns:w10="urn:schemas-microsoft-com:office:word" xmlns:w15="http://schemas.microsoft.com/office/word/2012/wordml" xmlns:wpg="http://schemas.microsoft.com/office/word/2010/wordprocessingGroup" xmlns:wpi="http://schemas.microsoft.com/office/word/2010/wordprocessingInk" xmlns:wne="http://schemas.microsoft.com/office/word/2006/wordml" xmlns:wps="http://schemas.microsoft.com/office/word/2010/wordprocessingShape" xmlns:wpsCustomData="http://www.wps.cn/officeDocument/2013/wpsCustomData" mc:Ignorable="w14 w15 wp14">
   <w:body>
     <w:p>
       <w:pPr>
-        <w:pStyle w:val="a1"/>
+        <w:pStyle w:val="31"/>
         <w:keepNext w:val="0"/>
         <w:keepLines w:val="0"/>
         <w:pageBreakBefore w:val="0"/>
@@ -21,11 +20,10 @@
         <w:snapToGrid w:val="0"/>
         <w:textAlignment w:val="baseline"/>
       </w:pPr>
-      <w:bookmarkStart w:id="0" w:name="_Toc1280"/>
     </w:p>
     <w:p>
       <w:pPr>
-        <w:pStyle w:val="a1"/>
+        <w:pStyle w:val="31"/>
         <w:keepNext w:val="0"/>
         <w:keepLines w:val="0"/>
         <w:pageBreakBefore w:val="0"/>
@@ -41,6 +39,7 @@
         <w:snapToGrid w:val="0"/>
         <w:textAlignment w:val="baseline"/>
       </w:pPr>
+      <w:bookmarkStart w:id="0" w:name="_Toc25885"/>
       <w:r>
         <w:t>服务问题管理程序</w:t>
       </w:r>
@@ -48,7 +47,7 @@
     </w:p>
     <w:p>
       <w:pPr>
-        <w:pStyle w:val="BodyText"/>
+        <w:pStyle w:val="12"/>
         <w:keepNext w:val="0"/>
         <w:keepLines w:val="0"/>
         <w:pageBreakBefore w:val="0"/>
@@ -68,7 +67,7 @@
     </w:p>
     <w:p>
       <w:pPr>
-        <w:pStyle w:val="a2"/>
+        <w:pStyle w:val="32"/>
         <w:keepNext w:val="0"/>
         <w:keepLines w:val="0"/>
         <w:pageBreakBefore w:val="0"/>
@@ -84,7 +83,7 @@
         <w:snapToGrid w:val="0"/>
         <w:textAlignment w:val="baseline"/>
       </w:pPr>
-      <w:bookmarkStart w:id="1" w:name="_Toc22953"/>
+      <w:bookmarkStart w:id="1" w:name="_Toc872"/>
       <w:r>
         <w:t>江苏云储智能科技有限公司</w:t>
       </w:r>
@@ -109,14 +108,14 @@
         <w:ind w:left="3285"/>
         <w:textAlignment w:val="baseline"/>
         <w:rPr>
-          <w:rFonts w:ascii="宋体" w:eastAsia="宋体" w:hAnsi="宋体" w:cs="宋体"/>
+          <w:rFonts w:ascii="宋体" w:hAnsi="宋体" w:eastAsia="宋体" w:cs="宋体"/>
           <w:sz w:val="36"/>
           <w:szCs w:val="36"/>
         </w:rPr>
       </w:pPr>
       <w:r>
         <w:rPr>
-          <w:rFonts w:ascii="宋体" w:eastAsia="宋体" w:hAnsi="宋体" w:cs="宋体"/>
+          <w:rFonts w:ascii="宋体" w:hAnsi="宋体" w:eastAsia="宋体" w:cs="宋体"/>
           <w:spacing w:val="-2"/>
           <w:sz w:val="36"/>
           <w:szCs w:val="36"/>
@@ -143,7 +142,7 @@
         <w:ind w:left="3813"/>
         <w:textAlignment w:val="baseline"/>
         <w:rPr>
-          <w:rFonts w:ascii="宋体" w:eastAsia="宋体" w:hAnsi="宋体" w:cs="宋体"/>
+          <w:rFonts w:ascii="宋体" w:hAnsi="宋体" w:eastAsia="宋体" w:cs="宋体"/>
           <w:sz w:val="24"/>
           <w:szCs w:val="24"/>
         </w:rPr>
@@ -166,16 +165,16 @@
         <w:snapToGrid w:val="0"/>
         <w:textAlignment w:val="baseline"/>
         <w:rPr>
-          <w:rFonts w:ascii="宋体" w:eastAsia="宋体" w:hAnsi="宋体" w:cs="宋体"/>
+          <w:rFonts w:ascii="宋体" w:hAnsi="宋体" w:eastAsia="宋体" w:cs="宋体"/>
           <w:sz w:val="24"/>
           <w:szCs w:val="24"/>
         </w:rPr>
         <w:sectPr>
-          <w:headerReference w:type="default" r:id="rId4"/>
-          <w:footerReference w:type="default" r:id="rId5"/>
+          <w:headerReference r:id="rId5" w:type="default"/>
+          <w:footerReference r:id="rId6" w:type="default"/>
           <w:pgSz w:w="11906" w:h="16839"/>
           <w:pgMar w:top="1105" w:right="1151" w:bottom="1360" w:left="1672" w:header="1090" w:footer="1344" w:gutter="0"/>
-          <w:cols w:num="1" w:space="720"/>
+          <w:cols w:space="720" w:num="1"/>
         </w:sectPr>
       </w:pPr>
     </w:p>
@@ -199,15 +198,15 @@
         <w:textAlignment w:val="baseline"/>
         <w:outlineLvl w:val="0"/>
         <w:rPr>
-          <w:rFonts w:ascii="宋体" w:eastAsia="宋体" w:hAnsi="宋体" w:cs="宋体"/>
+          <w:rFonts w:ascii="宋体" w:hAnsi="宋体" w:eastAsia="宋体" w:cs="宋体"/>
           <w:sz w:val="28"/>
           <w:szCs w:val="28"/>
         </w:rPr>
       </w:pPr>
-      <w:bookmarkStart w:id="2" w:name="_Toc549"/>
+      <w:bookmarkStart w:id="2" w:name="_Toc2341"/>
       <w:r>
         <w:rPr>
-          <w:rFonts w:ascii="宋体" w:eastAsia="宋体" w:hAnsi="宋体" w:cs="宋体"/>
+          <w:rFonts w:ascii="宋体" w:hAnsi="宋体" w:eastAsia="宋体" w:cs="宋体"/>
           <w:spacing w:val="-3"/>
           <w:sz w:val="28"/>
           <w:szCs w:val="28"/>
@@ -218,16 +217,16 @@
     </w:p>
     <w:tbl>
       <w:tblPr>
-        <w:tblStyle w:val="TableNormal0"/>
+        <w:tblStyle w:val="24"/>
         <w:tblW w:w="9071" w:type="dxa"/>
         <w:tblInd w:w="28" w:type="dxa"/>
         <w:tblBorders>
-          <w:top w:val="single" w:sz="4" w:space="0" w:color="000000"/>
-          <w:left w:val="single" w:sz="4" w:space="0" w:color="000000"/>
-          <w:bottom w:val="single" w:sz="4" w:space="0" w:color="000000"/>
-          <w:right w:val="single" w:sz="4" w:space="0" w:color="000000"/>
-          <w:insideH w:val="single" w:sz="4" w:space="0" w:color="000000"/>
-          <w:insideV w:val="single" w:sz="4" w:space="0" w:color="000000"/>
+          <w:top w:val="single" w:color="000000" w:sz="4" w:space="0"/>
+          <w:left w:val="single" w:color="000000" w:sz="4" w:space="0"/>
+          <w:bottom w:val="single" w:color="000000" w:sz="4" w:space="0"/>
+          <w:right w:val="single" w:color="000000" w:sz="4" w:space="0"/>
+          <w:insideH w:val="single" w:color="000000" w:sz="4" w:space="0"/>
+          <w:insideV w:val="single" w:color="000000" w:sz="4" w:space="0"/>
         </w:tblBorders>
         <w:tblLayout w:type="fixed"/>
         <w:tblCellMar>
@@ -246,17 +245,14 @@
       </w:tblGrid>
       <w:tr>
         <w:tblPrEx>
-          <w:tblW w:w="9071" w:type="dxa"/>
-          <w:tblInd w:w="28" w:type="dxa"/>
           <w:tblBorders>
-            <w:top w:val="single" w:sz="4" w:space="0" w:color="000000"/>
-            <w:left w:val="single" w:sz="4" w:space="0" w:color="000000"/>
-            <w:bottom w:val="single" w:sz="4" w:space="0" w:color="000000"/>
-            <w:right w:val="single" w:sz="4" w:space="0" w:color="000000"/>
-            <w:insideH w:val="single" w:sz="4" w:space="0" w:color="000000"/>
-            <w:insideV w:val="single" w:sz="4" w:space="0" w:color="000000"/>
+            <w:top w:val="single" w:color="000000" w:sz="4" w:space="0"/>
+            <w:left w:val="single" w:color="000000" w:sz="4" w:space="0"/>
+            <w:bottom w:val="single" w:color="000000" w:sz="4" w:space="0"/>
+            <w:right w:val="single" w:color="000000" w:sz="4" w:space="0"/>
+            <w:insideH w:val="single" w:color="000000" w:sz="4" w:space="0"/>
+            <w:insideV w:val="single" w:color="000000" w:sz="4" w:space="0"/>
           </w:tblBorders>
-          <w:tblLayout w:type="fixed"/>
           <w:tblCellMar>
             <w:top w:w="0" w:type="dxa"/>
             <w:left w:w="0" w:type="dxa"/>
@@ -265,7 +261,7 @@
           </w:tblCellMar>
         </w:tblPrEx>
         <w:trPr>
-          <w:trHeight w:val="611"/>
+          <w:trHeight w:val="611" w:hRule="atLeast"/>
         </w:trPr>
         <w:tc>
           <w:tcPr>
@@ -290,14 +286,14 @@
               <w:ind w:left="207"/>
               <w:textAlignment w:val="baseline"/>
               <w:rPr>
-                <w:rFonts w:ascii="宋体" w:eastAsia="宋体" w:hAnsi="宋体" w:cs="宋体"/>
+                <w:rFonts w:ascii="宋体" w:hAnsi="宋体" w:eastAsia="宋体" w:cs="宋体"/>
                 <w:sz w:val="24"/>
                 <w:szCs w:val="24"/>
               </w:rPr>
             </w:pPr>
             <w:r>
               <w:rPr>
-                <w:rFonts w:ascii="宋体" w:eastAsia="宋体" w:hAnsi="宋体" w:cs="宋体"/>
+                <w:rFonts w:ascii="宋体" w:hAnsi="宋体" w:eastAsia="宋体" w:cs="宋体"/>
                 <w:spacing w:val="-2"/>
                 <w:sz w:val="24"/>
                 <w:szCs w:val="24"/>
@@ -330,14 +326,14 @@
               <w:ind w:left="109"/>
               <w:textAlignment w:val="baseline"/>
               <w:rPr>
-                <w:rFonts w:ascii="宋体" w:eastAsia="宋体" w:hAnsi="宋体" w:cs="宋体"/>
+                <w:rFonts w:ascii="宋体" w:hAnsi="宋体" w:eastAsia="宋体" w:cs="宋体"/>
                 <w:sz w:val="24"/>
                 <w:szCs w:val="24"/>
               </w:rPr>
             </w:pPr>
             <w:r>
               <w:rPr>
-                <w:rFonts w:ascii="宋体" w:eastAsia="宋体" w:hAnsi="宋体" w:cs="宋体"/>
+                <w:rFonts w:ascii="宋体" w:hAnsi="宋体" w:eastAsia="宋体" w:cs="宋体"/>
                 <w:spacing w:val="-1"/>
                 <w:sz w:val="24"/>
                 <w:szCs w:val="24"/>
@@ -349,9 +345,14 @@
       </w:tr>
       <w:tr>
         <w:tblPrEx>
-          <w:tblW w:w="9071" w:type="dxa"/>
-          <w:tblInd w:w="28" w:type="dxa"/>
-          <w:tblLayout w:type="fixed"/>
+          <w:tblBorders>
+            <w:top w:val="single" w:color="000000" w:sz="4" w:space="0"/>
+            <w:left w:val="single" w:color="000000" w:sz="4" w:space="0"/>
+            <w:bottom w:val="single" w:color="000000" w:sz="4" w:space="0"/>
+            <w:right w:val="single" w:color="000000" w:sz="4" w:space="0"/>
+            <w:insideH w:val="single" w:color="000000" w:sz="4" w:space="0"/>
+            <w:insideV w:val="single" w:color="000000" w:sz="4" w:space="0"/>
+          </w:tblBorders>
           <w:tblCellMar>
             <w:top w:w="0" w:type="dxa"/>
             <w:left w:w="0" w:type="dxa"/>
@@ -360,7 +361,7 @@
           </w:tblCellMar>
         </w:tblPrEx>
         <w:trPr>
-          <w:trHeight w:val="606"/>
+          <w:trHeight w:val="606" w:hRule="atLeast"/>
         </w:trPr>
         <w:tc>
           <w:tcPr>
@@ -385,14 +386,14 @@
               <w:ind w:left="447"/>
               <w:textAlignment w:val="baseline"/>
               <w:rPr>
-                <w:rFonts w:ascii="宋体" w:eastAsia="宋体" w:hAnsi="宋体" w:cs="宋体"/>
+                <w:rFonts w:ascii="宋体" w:hAnsi="宋体" w:eastAsia="宋体" w:cs="宋体"/>
                 <w:sz w:val="24"/>
                 <w:szCs w:val="24"/>
               </w:rPr>
             </w:pPr>
             <w:r>
               <w:rPr>
-                <w:rFonts w:ascii="宋体" w:eastAsia="宋体" w:hAnsi="宋体" w:cs="宋体"/>
+                <w:rFonts w:ascii="宋体" w:hAnsi="宋体" w:eastAsia="宋体" w:cs="宋体"/>
                 <w:spacing w:val="-3"/>
                 <w:sz w:val="24"/>
                 <w:szCs w:val="24"/>
@@ -425,14 +426,14 @@
               <w:ind w:left="109"/>
               <w:textAlignment w:val="baseline"/>
               <w:rPr>
-                <w:rFonts w:ascii="宋体" w:eastAsia="宋体" w:hAnsi="宋体" w:cs="宋体"/>
+                <w:rFonts w:ascii="宋体" w:hAnsi="宋体" w:eastAsia="宋体" w:cs="宋体"/>
                 <w:sz w:val="24"/>
                 <w:szCs w:val="24"/>
               </w:rPr>
             </w:pPr>
             <w:r>
               <w:rPr>
-                <w:rFonts w:ascii="宋体" w:eastAsia="宋体" w:hAnsi="宋体" w:cs="宋体"/>
+                <w:rFonts w:ascii="宋体" w:hAnsi="宋体" w:eastAsia="宋体" w:cs="宋体"/>
                 <w:spacing w:val="-1"/>
                 <w:sz w:val="24"/>
                 <w:szCs w:val="24"/>
@@ -444,9 +445,14 @@
       </w:tr>
       <w:tr>
         <w:tblPrEx>
-          <w:tblW w:w="9071" w:type="dxa"/>
-          <w:tblInd w:w="28" w:type="dxa"/>
-          <w:tblLayout w:type="fixed"/>
+          <w:tblBorders>
+            <w:top w:val="single" w:color="000000" w:sz="4" w:space="0"/>
+            <w:left w:val="single" w:color="000000" w:sz="4" w:space="0"/>
+            <w:bottom w:val="single" w:color="000000" w:sz="4" w:space="0"/>
+            <w:right w:val="single" w:color="000000" w:sz="4" w:space="0"/>
+            <w:insideH w:val="single" w:color="000000" w:sz="4" w:space="0"/>
+            <w:insideV w:val="single" w:color="000000" w:sz="4" w:space="0"/>
+          </w:tblBorders>
           <w:tblCellMar>
             <w:top w:w="0" w:type="dxa"/>
             <w:left w:w="0" w:type="dxa"/>
@@ -455,7 +461,7 @@
           </w:tblCellMar>
         </w:tblPrEx>
         <w:trPr>
-          <w:trHeight w:val="606"/>
+          <w:trHeight w:val="606" w:hRule="atLeast"/>
         </w:trPr>
         <w:tc>
           <w:tcPr>
@@ -480,14 +486,14 @@
               <w:ind w:left="447"/>
               <w:textAlignment w:val="baseline"/>
               <w:rPr>
-                <w:rFonts w:ascii="宋体" w:eastAsia="宋体" w:hAnsi="宋体" w:cs="宋体"/>
+                <w:rFonts w:ascii="宋体" w:hAnsi="宋体" w:eastAsia="宋体" w:cs="宋体"/>
                 <w:sz w:val="24"/>
                 <w:szCs w:val="24"/>
               </w:rPr>
             </w:pPr>
             <w:r>
               <w:rPr>
-                <w:rFonts w:ascii="宋体" w:eastAsia="宋体" w:hAnsi="宋体" w:cs="宋体"/>
+                <w:rFonts w:ascii="宋体" w:hAnsi="宋体" w:eastAsia="宋体" w:cs="宋体"/>
                 <w:spacing w:val="-3"/>
                 <w:sz w:val="24"/>
                 <w:szCs w:val="24"/>
@@ -519,14 +525,14 @@
               <w:ind w:left="229"/>
               <w:textAlignment w:val="baseline"/>
               <w:rPr>
-                <w:rFonts w:ascii="宋体" w:eastAsia="宋体" w:hAnsi="宋体" w:cs="宋体"/>
+                <w:rFonts w:ascii="宋体" w:hAnsi="宋体" w:eastAsia="宋体" w:cs="宋体"/>
                 <w:sz w:val="24"/>
                 <w:szCs w:val="24"/>
               </w:rPr>
             </w:pPr>
             <w:r>
               <w:rPr>
-                <w:rFonts w:ascii="宋体" w:eastAsia="宋体" w:hAnsi="宋体" w:cs="宋体"/>
+                <w:rFonts w:ascii="宋体" w:hAnsi="宋体" w:eastAsia="宋体" w:cs="宋体"/>
                 <w:spacing w:val="-2"/>
                 <w:sz w:val="24"/>
                 <w:szCs w:val="24"/>
@@ -558,14 +564,14 @@
               <w:ind w:left="676"/>
               <w:textAlignment w:val="baseline"/>
               <w:rPr>
-                <w:rFonts w:ascii="宋体" w:eastAsia="宋体" w:hAnsi="宋体" w:cs="宋体"/>
+                <w:rFonts w:ascii="宋体" w:hAnsi="宋体" w:eastAsia="宋体" w:cs="宋体"/>
                 <w:sz w:val="24"/>
                 <w:szCs w:val="24"/>
               </w:rPr>
             </w:pPr>
             <w:r>
               <w:rPr>
-                <w:rFonts w:ascii="宋体" w:eastAsia="宋体" w:hAnsi="宋体" w:cs="宋体"/>
+                <w:rFonts w:ascii="宋体" w:hAnsi="宋体" w:eastAsia="宋体" w:cs="宋体"/>
                 <w:spacing w:val="-2"/>
                 <w:sz w:val="24"/>
                 <w:szCs w:val="24"/>
@@ -597,14 +603,14 @@
               <w:ind w:left="546"/>
               <w:textAlignment w:val="baseline"/>
               <w:rPr>
-                <w:rFonts w:ascii="宋体" w:eastAsia="宋体" w:hAnsi="宋体" w:cs="宋体"/>
+                <w:rFonts w:ascii="宋体" w:hAnsi="宋体" w:eastAsia="宋体" w:cs="宋体"/>
                 <w:sz w:val="24"/>
                 <w:szCs w:val="24"/>
               </w:rPr>
             </w:pPr>
             <w:r>
               <w:rPr>
-                <w:rFonts w:ascii="宋体" w:eastAsia="宋体" w:hAnsi="宋体" w:cs="宋体"/>
+                <w:rFonts w:ascii="宋体" w:hAnsi="宋体" w:eastAsia="宋体" w:cs="宋体"/>
                 <w:spacing w:val="-3"/>
                 <w:sz w:val="24"/>
                 <w:szCs w:val="24"/>
@@ -636,14 +642,14 @@
               <w:ind w:left="755"/>
               <w:textAlignment w:val="baseline"/>
               <w:rPr>
-                <w:rFonts w:ascii="宋体" w:eastAsia="宋体" w:hAnsi="宋体" w:cs="宋体"/>
+                <w:rFonts w:ascii="宋体" w:hAnsi="宋体" w:eastAsia="宋体" w:cs="宋体"/>
                 <w:sz w:val="24"/>
                 <w:szCs w:val="24"/>
               </w:rPr>
             </w:pPr>
             <w:r>
               <w:rPr>
-                <w:rFonts w:ascii="宋体" w:eastAsia="宋体" w:hAnsi="宋体" w:cs="宋体"/>
+                <w:rFonts w:ascii="宋体" w:hAnsi="宋体" w:eastAsia="宋体" w:cs="宋体"/>
                 <w:spacing w:val="-6"/>
                 <w:sz w:val="24"/>
                 <w:szCs w:val="24"/>
@@ -655,9 +661,14 @@
       </w:tr>
       <w:tr>
         <w:tblPrEx>
-          <w:tblW w:w="9071" w:type="dxa"/>
-          <w:tblInd w:w="28" w:type="dxa"/>
-          <w:tblLayout w:type="fixed"/>
+          <w:tblBorders>
+            <w:top w:val="single" w:color="000000" w:sz="4" w:space="0"/>
+            <w:left w:val="single" w:color="000000" w:sz="4" w:space="0"/>
+            <w:bottom w:val="single" w:color="000000" w:sz="4" w:space="0"/>
+            <w:right w:val="single" w:color="000000" w:sz="4" w:space="0"/>
+            <w:insideH w:val="single" w:color="000000" w:sz="4" w:space="0"/>
+            <w:insideV w:val="single" w:color="000000" w:sz="4" w:space="0"/>
+          </w:tblBorders>
           <w:tblCellMar>
             <w:top w:w="0" w:type="dxa"/>
             <w:left w:w="0" w:type="dxa"/>
@@ -666,7 +677,7 @@
           </w:tblCellMar>
         </w:tblPrEx>
         <w:trPr>
-          <w:trHeight w:val="474"/>
+          <w:trHeight w:val="474" w:hRule="atLeast"/>
         </w:trPr>
         <w:tc>
           <w:tcPr>
@@ -691,14 +702,14 @@
               <w:ind w:left="709"/>
               <w:textAlignment w:val="baseline"/>
               <w:rPr>
-                <w:rFonts w:ascii="宋体" w:eastAsia="宋体" w:hAnsi="宋体" w:cs="宋体"/>
+                <w:rFonts w:ascii="宋体" w:hAnsi="宋体" w:eastAsia="宋体" w:cs="宋体"/>
                 <w:sz w:val="21"/>
                 <w:szCs w:val="21"/>
               </w:rPr>
             </w:pPr>
             <w:r>
               <w:rPr>
-                <w:rFonts w:ascii="宋体" w:eastAsia="宋体" w:hAnsi="宋体" w:cs="宋体"/>
+                <w:rFonts w:ascii="宋体" w:hAnsi="宋体" w:eastAsia="宋体" w:cs="宋体"/>
                 <w:spacing w:val="-1"/>
                 <w:sz w:val="21"/>
                 <w:szCs w:val="21"/>
@@ -730,14 +741,14 @@
               <w:ind w:left="290"/>
               <w:textAlignment w:val="baseline"/>
               <w:rPr>
-                <w:rFonts w:ascii="宋体" w:eastAsia="宋体" w:hAnsi="宋体" w:cs="宋体"/>
+                <w:rFonts w:ascii="宋体" w:hAnsi="宋体" w:eastAsia="宋体" w:cs="宋体"/>
                 <w:sz w:val="21"/>
                 <w:szCs w:val="21"/>
               </w:rPr>
             </w:pPr>
             <w:r>
               <w:rPr>
-                <w:rFonts w:ascii="宋体" w:eastAsia="宋体" w:hAnsi="宋体" w:cs="宋体"/>
+                <w:rFonts w:ascii="宋体" w:hAnsi="宋体" w:eastAsia="宋体" w:cs="宋体"/>
                 <w:spacing w:val="-2"/>
                 <w:sz w:val="21"/>
                 <w:szCs w:val="21"/>
@@ -769,14 +780,14 @@
               <w:ind w:left="738"/>
               <w:textAlignment w:val="baseline"/>
               <w:rPr>
-                <w:rFonts w:ascii="宋体" w:eastAsia="宋体" w:hAnsi="宋体" w:cs="宋体"/>
+                <w:rFonts w:ascii="宋体" w:hAnsi="宋体" w:eastAsia="宋体" w:cs="宋体"/>
                 <w:sz w:val="21"/>
                 <w:szCs w:val="21"/>
               </w:rPr>
             </w:pPr>
             <w:r>
               <w:rPr>
-                <w:rFonts w:ascii="宋体" w:eastAsia="宋体" w:hAnsi="宋体" w:cs="宋体"/>
+                <w:rFonts w:ascii="宋体" w:hAnsi="宋体" w:eastAsia="宋体" w:cs="宋体"/>
                 <w:spacing w:val="-3"/>
                 <w:sz w:val="21"/>
                 <w:szCs w:val="21"/>
@@ -808,7 +819,7 @@
               <w:ind w:left="480"/>
               <w:textAlignment w:val="baseline"/>
               <w:rPr>
-                <w:rFonts w:ascii="宋体" w:eastAsia="宋体" w:hAnsi="宋体" w:cs="宋体" w:hint="eastAsia"/>
+                <w:rFonts w:hint="eastAsia" w:ascii="宋体" w:hAnsi="宋体" w:eastAsia="宋体" w:cs="宋体"/>
                 <w:sz w:val="21"/>
                 <w:szCs w:val="21"/>
                 <w:lang w:val="en-US" w:eastAsia="zh-CN"/>
@@ -816,7 +827,7 @@
             </w:pPr>
             <w:r>
               <w:rPr>
-                <w:rFonts w:ascii="宋体" w:eastAsia="宋体" w:hAnsi="宋体" w:cs="宋体" w:hint="eastAsia"/>
+                <w:rFonts w:hint="eastAsia" w:ascii="宋体" w:hAnsi="宋体" w:eastAsia="宋体" w:cs="宋体"/>
                 <w:sz w:val="21"/>
                 <w:szCs w:val="21"/>
                 <w:lang w:val="en-US" w:eastAsia="zh-CN"/>
@@ -848,14 +859,14 @@
               <w:ind w:left="672"/>
               <w:textAlignment w:val="baseline"/>
               <w:rPr>
-                <w:rFonts w:ascii="宋体" w:eastAsia="宋体" w:hAnsi="宋体" w:cs="宋体"/>
+                <w:rFonts w:ascii="宋体" w:hAnsi="宋体" w:eastAsia="宋体" w:cs="宋体"/>
                 <w:sz w:val="21"/>
                 <w:szCs w:val="21"/>
               </w:rPr>
             </w:pPr>
             <w:r>
               <w:rPr>
-                <w:rFonts w:ascii="宋体" w:eastAsia="宋体" w:hAnsi="宋体" w:cs="宋体"/>
+                <w:rFonts w:ascii="宋体" w:hAnsi="宋体" w:eastAsia="宋体" w:cs="宋体"/>
                 <w:spacing w:val="-3"/>
                 <w:sz w:val="21"/>
                 <w:szCs w:val="21"/>
@@ -867,9 +878,14 @@
       </w:tr>
       <w:tr>
         <w:tblPrEx>
-          <w:tblW w:w="9071" w:type="dxa"/>
-          <w:tblInd w:w="28" w:type="dxa"/>
-          <w:tblLayout w:type="fixed"/>
+          <w:tblBorders>
+            <w:top w:val="single" w:color="000000" w:sz="4" w:space="0"/>
+            <w:left w:val="single" w:color="000000" w:sz="4" w:space="0"/>
+            <w:bottom w:val="single" w:color="000000" w:sz="4" w:space="0"/>
+            <w:right w:val="single" w:color="000000" w:sz="4" w:space="0"/>
+            <w:insideH w:val="single" w:color="000000" w:sz="4" w:space="0"/>
+            <w:insideV w:val="single" w:color="000000" w:sz="4" w:space="0"/>
+          </w:tblBorders>
           <w:tblCellMar>
             <w:top w:w="0" w:type="dxa"/>
             <w:left w:w="0" w:type="dxa"/>
@@ -878,7 +894,7 @@
           </w:tblCellMar>
         </w:tblPrEx>
         <w:trPr>
-          <w:trHeight w:val="528"/>
+          <w:trHeight w:val="528" w:hRule="atLeast"/>
         </w:trPr>
         <w:tc>
           <w:tcPr>
@@ -886,7 +902,7 @@
           </w:tcPr>
           <w:p>
             <w:pPr>
-              <w:pStyle w:val="TableText"/>
+              <w:pStyle w:val="25"/>
               <w:keepNext w:val="0"/>
               <w:keepLines w:val="0"/>
               <w:pageBreakBefore w:val="0"/>
@@ -910,7 +926,7 @@
           </w:tcPr>
           <w:p>
             <w:pPr>
-              <w:pStyle w:val="TableText"/>
+              <w:pStyle w:val="25"/>
               <w:keepNext w:val="0"/>
               <w:keepLines w:val="0"/>
               <w:pageBreakBefore w:val="0"/>
@@ -934,7 +950,7 @@
           </w:tcPr>
           <w:p>
             <w:pPr>
-              <w:pStyle w:val="TableText"/>
+              <w:pStyle w:val="25"/>
               <w:keepNext w:val="0"/>
               <w:keepLines w:val="0"/>
               <w:pageBreakBefore w:val="0"/>
@@ -958,7 +974,7 @@
           </w:tcPr>
           <w:p>
             <w:pPr>
-              <w:pStyle w:val="TableText"/>
+              <w:pStyle w:val="25"/>
               <w:keepNext w:val="0"/>
               <w:keepLines w:val="0"/>
               <w:pageBreakBefore w:val="0"/>
@@ -982,7 +998,7 @@
           </w:tcPr>
           <w:p>
             <w:pPr>
-              <w:pStyle w:val="TableText"/>
+              <w:pStyle w:val="25"/>
               <w:keepNext w:val="0"/>
               <w:keepLines w:val="0"/>
               <w:pageBreakBefore w:val="0"/>
@@ -1003,9 +1019,14 @@
       </w:tr>
       <w:tr>
         <w:tblPrEx>
-          <w:tblW w:w="9071" w:type="dxa"/>
-          <w:tblInd w:w="28" w:type="dxa"/>
-          <w:tblLayout w:type="fixed"/>
+          <w:tblBorders>
+            <w:top w:val="single" w:color="000000" w:sz="4" w:space="0"/>
+            <w:left w:val="single" w:color="000000" w:sz="4" w:space="0"/>
+            <w:bottom w:val="single" w:color="000000" w:sz="4" w:space="0"/>
+            <w:right w:val="single" w:color="000000" w:sz="4" w:space="0"/>
+            <w:insideH w:val="single" w:color="000000" w:sz="4" w:space="0"/>
+            <w:insideV w:val="single" w:color="000000" w:sz="4" w:space="0"/>
+          </w:tblBorders>
           <w:tblCellMar>
             <w:top w:w="0" w:type="dxa"/>
             <w:left w:w="0" w:type="dxa"/>
@@ -1014,7 +1035,7 @@
           </w:tblCellMar>
         </w:tblPrEx>
         <w:trPr>
-          <w:trHeight w:val="528"/>
+          <w:trHeight w:val="528" w:hRule="atLeast"/>
         </w:trPr>
         <w:tc>
           <w:tcPr>
@@ -1022,7 +1043,7 @@
           </w:tcPr>
           <w:p>
             <w:pPr>
-              <w:pStyle w:val="TableText"/>
+              <w:pStyle w:val="25"/>
               <w:keepNext w:val="0"/>
               <w:keepLines w:val="0"/>
               <w:pageBreakBefore w:val="0"/>
@@ -1046,7 +1067,7 @@
           </w:tcPr>
           <w:p>
             <w:pPr>
-              <w:pStyle w:val="TableText"/>
+              <w:pStyle w:val="25"/>
               <w:keepNext w:val="0"/>
               <w:keepLines w:val="0"/>
               <w:pageBreakBefore w:val="0"/>
@@ -1070,7 +1091,7 @@
           </w:tcPr>
           <w:p>
             <w:pPr>
-              <w:pStyle w:val="TableText"/>
+              <w:pStyle w:val="25"/>
               <w:keepNext w:val="0"/>
               <w:keepLines w:val="0"/>
               <w:pageBreakBefore w:val="0"/>
@@ -1094,7 +1115,7 @@
           </w:tcPr>
           <w:p>
             <w:pPr>
-              <w:pStyle w:val="TableText"/>
+              <w:pStyle w:val="25"/>
               <w:keepNext w:val="0"/>
               <w:keepLines w:val="0"/>
               <w:pageBreakBefore w:val="0"/>
@@ -1118,7 +1139,7 @@
           </w:tcPr>
           <w:p>
             <w:pPr>
-              <w:pStyle w:val="TableText"/>
+              <w:pStyle w:val="25"/>
               <w:keepNext w:val="0"/>
               <w:keepLines w:val="0"/>
               <w:pageBreakBefore w:val="0"/>
@@ -1139,9 +1160,14 @@
       </w:tr>
       <w:tr>
         <w:tblPrEx>
-          <w:tblW w:w="9071" w:type="dxa"/>
-          <w:tblInd w:w="28" w:type="dxa"/>
-          <w:tblLayout w:type="fixed"/>
+          <w:tblBorders>
+            <w:top w:val="single" w:color="000000" w:sz="4" w:space="0"/>
+            <w:left w:val="single" w:color="000000" w:sz="4" w:space="0"/>
+            <w:bottom w:val="single" w:color="000000" w:sz="4" w:space="0"/>
+            <w:right w:val="single" w:color="000000" w:sz="4" w:space="0"/>
+            <w:insideH w:val="single" w:color="000000" w:sz="4" w:space="0"/>
+            <w:insideV w:val="single" w:color="000000" w:sz="4" w:space="0"/>
+          </w:tblBorders>
           <w:tblCellMar>
             <w:top w:w="0" w:type="dxa"/>
             <w:left w:w="0" w:type="dxa"/>
@@ -1150,7 +1176,7 @@
           </w:tblCellMar>
         </w:tblPrEx>
         <w:trPr>
-          <w:trHeight w:val="528"/>
+          <w:trHeight w:val="528" w:hRule="atLeast"/>
         </w:trPr>
         <w:tc>
           <w:tcPr>
@@ -1158,7 +1184,7 @@
           </w:tcPr>
           <w:p>
             <w:pPr>
-              <w:pStyle w:val="TableText"/>
+              <w:pStyle w:val="25"/>
               <w:keepNext w:val="0"/>
               <w:keepLines w:val="0"/>
               <w:pageBreakBefore w:val="0"/>
@@ -1182,7 +1208,7 @@
           </w:tcPr>
           <w:p>
             <w:pPr>
-              <w:pStyle w:val="TableText"/>
+              <w:pStyle w:val="25"/>
               <w:keepNext w:val="0"/>
               <w:keepLines w:val="0"/>
               <w:pageBreakBefore w:val="0"/>
@@ -1206,7 +1232,7 @@
           </w:tcPr>
           <w:p>
             <w:pPr>
-              <w:pStyle w:val="TableText"/>
+              <w:pStyle w:val="25"/>
               <w:keepNext w:val="0"/>
               <w:keepLines w:val="0"/>
               <w:pageBreakBefore w:val="0"/>
@@ -1230,7 +1256,7 @@
           </w:tcPr>
           <w:p>
             <w:pPr>
-              <w:pStyle w:val="TableText"/>
+              <w:pStyle w:val="25"/>
               <w:keepNext w:val="0"/>
               <w:keepLines w:val="0"/>
               <w:pageBreakBefore w:val="0"/>
@@ -1254,7 +1280,7 @@
           </w:tcPr>
           <w:p>
             <w:pPr>
-              <w:pStyle w:val="TableText"/>
+              <w:pStyle w:val="25"/>
               <w:keepNext w:val="0"/>
               <w:keepLines w:val="0"/>
               <w:pageBreakBefore w:val="0"/>
@@ -1275,9 +1301,14 @@
       </w:tr>
       <w:tr>
         <w:tblPrEx>
-          <w:tblW w:w="9071" w:type="dxa"/>
-          <w:tblInd w:w="28" w:type="dxa"/>
-          <w:tblLayout w:type="fixed"/>
+          <w:tblBorders>
+            <w:top w:val="single" w:color="000000" w:sz="4" w:space="0"/>
+            <w:left w:val="single" w:color="000000" w:sz="4" w:space="0"/>
+            <w:bottom w:val="single" w:color="000000" w:sz="4" w:space="0"/>
+            <w:right w:val="single" w:color="000000" w:sz="4" w:space="0"/>
+            <w:insideH w:val="single" w:color="000000" w:sz="4" w:space="0"/>
+            <w:insideV w:val="single" w:color="000000" w:sz="4" w:space="0"/>
+          </w:tblBorders>
           <w:tblCellMar>
             <w:top w:w="0" w:type="dxa"/>
             <w:left w:w="0" w:type="dxa"/>
@@ -1286,7 +1317,7 @@
           </w:tblCellMar>
         </w:tblPrEx>
         <w:trPr>
-          <w:trHeight w:val="589"/>
+          <w:trHeight w:val="589" w:hRule="atLeast"/>
         </w:trPr>
         <w:tc>
           <w:tcPr>
@@ -1294,7 +1325,7 @@
           </w:tcPr>
           <w:p>
             <w:pPr>
-              <w:pStyle w:val="TableText"/>
+              <w:pStyle w:val="25"/>
               <w:keepNext w:val="0"/>
               <w:keepLines w:val="0"/>
               <w:pageBreakBefore w:val="0"/>
@@ -1318,7 +1349,7 @@
           </w:tcPr>
           <w:p>
             <w:pPr>
-              <w:pStyle w:val="TableText"/>
+              <w:pStyle w:val="25"/>
               <w:keepNext w:val="0"/>
               <w:keepLines w:val="0"/>
               <w:pageBreakBefore w:val="0"/>
@@ -1342,7 +1373,7 @@
           </w:tcPr>
           <w:p>
             <w:pPr>
-              <w:pStyle w:val="TableText"/>
+              <w:pStyle w:val="25"/>
               <w:keepNext w:val="0"/>
               <w:keepLines w:val="0"/>
               <w:pageBreakBefore w:val="0"/>
@@ -1366,7 +1397,7 @@
           </w:tcPr>
           <w:p>
             <w:pPr>
-              <w:pStyle w:val="TableText"/>
+              <w:pStyle w:val="25"/>
               <w:keepNext w:val="0"/>
               <w:keepLines w:val="0"/>
               <w:pageBreakBefore w:val="0"/>
@@ -1390,7 +1421,7 @@
           </w:tcPr>
           <w:p>
             <w:pPr>
-              <w:pStyle w:val="TableText"/>
+              <w:pStyle w:val="25"/>
               <w:keepNext w:val="0"/>
               <w:keepLines w:val="0"/>
               <w:pageBreakBefore w:val="0"/>
@@ -1412,7 +1443,7 @@
     </w:tbl>
     <w:p>
       <w:pPr>
-        <w:pStyle w:val="BodyText"/>
+        <w:pStyle w:val="12"/>
         <w:keepNext w:val="0"/>
         <w:keepLines w:val="0"/>
         <w:pageBreakBefore w:val="0"/>
@@ -1446,18 +1477,18 @@
         <w:snapToGrid w:val="0"/>
         <w:textAlignment w:val="baseline"/>
         <w:sectPr>
-          <w:headerReference w:type="default" r:id="rId6"/>
-          <w:footerReference w:type="default" r:id="rId7"/>
+          <w:headerReference r:id="rId7" w:type="default"/>
+          <w:footerReference r:id="rId8" w:type="default"/>
           <w:pgSz w:w="11906" w:h="16839"/>
           <w:pgMar w:top="400" w:right="1015" w:bottom="1234" w:left="1785" w:header="0" w:footer="1070" w:gutter="0"/>
-          <w:cols w:num="1" w:space="720"/>
+          <w:cols w:space="720" w:num="1"/>
         </w:sectPr>
       </w:pPr>
     </w:p>
     <w:sdt>
       <w:sdtPr>
         <w:rPr>
-          <w:rFonts w:ascii="宋体" w:eastAsia="宋体" w:hAnsi="宋体" w:cs="Arial"/>
+          <w:rFonts w:ascii="宋体" w:hAnsi="宋体" w:eastAsia="宋体" w:cs="Arial"/>
           <w:snapToGrid w:val="0"/>
           <w:color w:val="000000"/>
           <w:kern w:val="0"/>
@@ -1473,7 +1504,7 @@
       </w:sdtPr>
       <w:sdtEndPr>
         <w:rPr>
-          <w:rFonts w:ascii="Times New Roman" w:eastAsia="Times New Roman" w:hAnsi="Times New Roman" w:cs="Times New Roman"/>
+          <w:rFonts w:ascii="Times New Roman" w:hAnsi="Times New Roman" w:eastAsia="Times New Roman" w:cs="Times New Roman"/>
           <w:snapToGrid w:val="0"/>
           <w:color w:val="000000"/>
           <w:kern w:val="0"/>
@@ -1499,13 +1530,13 @@
             <w:adjustRightInd w:val="0"/>
             <w:snapToGrid w:val="0"/>
             <w:spacing w:before="0" w:beforeLines="0" w:after="0" w:afterLines="0" w:line="240" w:lineRule="auto"/>
-            <w:ind w:left="0" w:right="0" w:firstLine="0" w:leftChars="0" w:rightChars="0" w:firstLineChars="0"/>
+            <w:ind w:left="0" w:leftChars="0" w:right="0" w:rightChars="0" w:firstLine="0" w:firstLineChars="0"/>
             <w:jc w:val="center"/>
             <w:textAlignment w:val="baseline"/>
           </w:pPr>
           <w:r>
             <w:rPr>
-              <w:rFonts w:ascii="宋体" w:eastAsia="宋体" w:hAnsi="宋体"/>
+              <w:rFonts w:ascii="宋体" w:hAnsi="宋体" w:eastAsia="宋体"/>
               <w:sz w:val="21"/>
             </w:rPr>
             <w:t>目录</w:t>
@@ -1513,14 +1544,16 @@
         </w:p>
         <w:p>
           <w:pPr>
-            <w:pStyle w:val="TOC1"/>
+            <w:pStyle w:val="16"/>
             <w:tabs>
               <w:tab w:val="right" w:leader="dot" w:pos="8492"/>
             </w:tabs>
           </w:pPr>
-          <w:r>
-            <w:rPr>
-              <w:rFonts w:ascii="Times New Roman" w:eastAsia="Times New Roman" w:hAnsi="Times New Roman" w:cs="Times New Roman"/>
+          <w:bookmarkStart w:id="39" w:name="_GoBack"/>
+          <w:bookmarkEnd w:id="39"/>
+          <w:r>
+            <w:rPr>
+              <w:rFonts w:ascii="Times New Roman" w:hAnsi="Times New Roman" w:eastAsia="Times New Roman" w:cs="Times New Roman"/>
               <w:sz w:val="24"/>
               <w:szCs w:val="24"/>
             </w:rPr>
@@ -1528,7 +1561,7 @@
           </w:r>
           <w:r>
             <w:rPr>
-              <w:rFonts w:ascii="Times New Roman" w:eastAsia="Times New Roman" w:hAnsi="Times New Roman" w:cs="Times New Roman"/>
+              <w:rFonts w:ascii="Times New Roman" w:hAnsi="Times New Roman" w:eastAsia="Times New Roman" w:cs="Times New Roman"/>
               <w:sz w:val="24"/>
               <w:szCs w:val="24"/>
             </w:rPr>
@@ -1536,7 +1569,7 @@
           </w:r>
           <w:r>
             <w:rPr>
-              <w:rFonts w:ascii="Times New Roman" w:eastAsia="Times New Roman" w:hAnsi="Times New Roman" w:cs="Times New Roman"/>
+              <w:rFonts w:ascii="Times New Roman" w:hAnsi="Times New Roman" w:eastAsia="Times New Roman" w:cs="Times New Roman"/>
               <w:sz w:val="24"/>
               <w:szCs w:val="24"/>
             </w:rPr>
@@ -1544,21 +1577,21 @@
           </w:r>
           <w:r>
             <w:rPr>
-              <w:rFonts w:ascii="Times New Roman" w:eastAsia="Times New Roman" w:hAnsi="Times New Roman" w:cs="Times New Roman"/>
+              <w:rFonts w:ascii="Times New Roman" w:hAnsi="Times New Roman" w:eastAsia="Times New Roman" w:cs="Times New Roman"/>
               <w:szCs w:val="24"/>
             </w:rPr>
             <w:fldChar w:fldCharType="begin"/>
           </w:r>
           <w:r>
             <w:rPr>
-              <w:rFonts w:ascii="Times New Roman" w:eastAsia="Times New Roman" w:hAnsi="Times New Roman" w:cs="Times New Roman"/>
-              <w:szCs w:val="24"/>
-            </w:rPr>
-            <w:instrText xml:space="preserve"> HYPERLINK \l _Toc1280 </w:instrText>
-          </w:r>
-          <w:r>
-            <w:rPr>
-              <w:rFonts w:ascii="Times New Roman" w:eastAsia="Times New Roman" w:hAnsi="Times New Roman" w:cs="Times New Roman"/>
+              <w:rFonts w:ascii="Times New Roman" w:hAnsi="Times New Roman" w:eastAsia="Times New Roman" w:cs="Times New Roman"/>
+              <w:szCs w:val="24"/>
+            </w:rPr>
+            <w:instrText xml:space="preserve"> HYPERLINK \l _Toc25885 </w:instrText>
+          </w:r>
+          <w:r>
+            <w:rPr>
+              <w:rFonts w:ascii="Times New Roman" w:hAnsi="Times New Roman" w:eastAsia="Times New Roman" w:cs="Times New Roman"/>
               <w:szCs w:val="24"/>
             </w:rPr>
             <w:fldChar w:fldCharType="separate"/>
@@ -1573,7 +1606,7 @@
             <w:fldChar w:fldCharType="begin"/>
           </w:r>
           <w:r>
-            <w:instrText xml:space="preserve"> PAGEREF _Toc1280 \h </w:instrText>
+            <w:instrText xml:space="preserve"> PAGEREF _Toc25885 \h </w:instrText>
           </w:r>
           <w:r>
             <w:fldChar w:fldCharType="separate"/>
@@ -1586,7 +1619,7 @@
           </w:r>
           <w:r>
             <w:rPr>
-              <w:rFonts w:ascii="Times New Roman" w:eastAsia="Times New Roman" w:hAnsi="Times New Roman" w:cs="Times New Roman"/>
+              <w:rFonts w:ascii="Times New Roman" w:hAnsi="Times New Roman" w:eastAsia="Times New Roman" w:cs="Times New Roman"/>
               <w:szCs w:val="24"/>
             </w:rPr>
             <w:fldChar w:fldCharType="end"/>
@@ -1594,28 +1627,28 @@
         </w:p>
         <w:p>
           <w:pPr>
-            <w:pStyle w:val="TOC1"/>
+            <w:pStyle w:val="16"/>
             <w:tabs>
               <w:tab w:val="right" w:leader="dot" w:pos="8492"/>
             </w:tabs>
           </w:pPr>
           <w:r>
             <w:rPr>
-              <w:rFonts w:ascii="Times New Roman" w:eastAsia="Times New Roman" w:hAnsi="Times New Roman" w:cs="Times New Roman"/>
+              <w:rFonts w:ascii="Times New Roman" w:hAnsi="Times New Roman" w:eastAsia="Times New Roman" w:cs="Times New Roman"/>
               <w:szCs w:val="24"/>
             </w:rPr>
             <w:fldChar w:fldCharType="begin"/>
           </w:r>
           <w:r>
             <w:rPr>
-              <w:rFonts w:ascii="Times New Roman" w:eastAsia="Times New Roman" w:hAnsi="Times New Roman" w:cs="Times New Roman"/>
-              <w:szCs w:val="24"/>
-            </w:rPr>
-            <w:instrText xml:space="preserve"> HYPERLINK \l _Toc22953 </w:instrText>
-          </w:r>
-          <w:r>
-            <w:rPr>
-              <w:rFonts w:ascii="Times New Roman" w:eastAsia="Times New Roman" w:hAnsi="Times New Roman" w:cs="Times New Roman"/>
+              <w:rFonts w:ascii="Times New Roman" w:hAnsi="Times New Roman" w:eastAsia="Times New Roman" w:cs="Times New Roman"/>
+              <w:szCs w:val="24"/>
+            </w:rPr>
+            <w:instrText xml:space="preserve"> HYPERLINK \l _Toc872 </w:instrText>
+          </w:r>
+          <w:r>
+            <w:rPr>
+              <w:rFonts w:ascii="Times New Roman" w:hAnsi="Times New Roman" w:eastAsia="Times New Roman" w:cs="Times New Roman"/>
               <w:szCs w:val="24"/>
             </w:rPr>
             <w:fldChar w:fldCharType="separate"/>
@@ -1630,7 +1663,7 @@
             <w:fldChar w:fldCharType="begin"/>
           </w:r>
           <w:r>
-            <w:instrText xml:space="preserve"> PAGEREF _Toc22953 \h </w:instrText>
+            <w:instrText xml:space="preserve"> PAGEREF _Toc872 \h </w:instrText>
           </w:r>
           <w:r>
             <w:fldChar w:fldCharType="separate"/>
@@ -1643,7 +1676,7 @@
           </w:r>
           <w:r>
             <w:rPr>
-              <w:rFonts w:ascii="Times New Roman" w:eastAsia="Times New Roman" w:hAnsi="Times New Roman" w:cs="Times New Roman"/>
+              <w:rFonts w:ascii="Times New Roman" w:hAnsi="Times New Roman" w:eastAsia="Times New Roman" w:cs="Times New Roman"/>
               <w:szCs w:val="24"/>
             </w:rPr>
             <w:fldChar w:fldCharType="end"/>
@@ -1651,35 +1684,35 @@
         </w:p>
         <w:p>
           <w:pPr>
-            <w:pStyle w:val="TOC1"/>
+            <w:pStyle w:val="16"/>
             <w:tabs>
               <w:tab w:val="right" w:leader="dot" w:pos="8492"/>
             </w:tabs>
           </w:pPr>
           <w:r>
             <w:rPr>
-              <w:rFonts w:ascii="Times New Roman" w:eastAsia="Times New Roman" w:hAnsi="Times New Roman" w:cs="Times New Roman"/>
+              <w:rFonts w:ascii="Times New Roman" w:hAnsi="Times New Roman" w:eastAsia="Times New Roman" w:cs="Times New Roman"/>
               <w:szCs w:val="24"/>
             </w:rPr>
             <w:fldChar w:fldCharType="begin"/>
           </w:r>
           <w:r>
             <w:rPr>
-              <w:rFonts w:ascii="Times New Roman" w:eastAsia="Times New Roman" w:hAnsi="Times New Roman" w:cs="Times New Roman"/>
-              <w:szCs w:val="24"/>
-            </w:rPr>
-            <w:instrText xml:space="preserve"> HYPERLINK \l _Toc549 </w:instrText>
-          </w:r>
-          <w:r>
-            <w:rPr>
-              <w:rFonts w:ascii="Times New Roman" w:eastAsia="Times New Roman" w:hAnsi="Times New Roman" w:cs="Times New Roman"/>
+              <w:rFonts w:ascii="Times New Roman" w:hAnsi="Times New Roman" w:eastAsia="Times New Roman" w:cs="Times New Roman"/>
+              <w:szCs w:val="24"/>
+            </w:rPr>
+            <w:instrText xml:space="preserve"> HYPERLINK \l _Toc2341 </w:instrText>
+          </w:r>
+          <w:r>
+            <w:rPr>
+              <w:rFonts w:ascii="Times New Roman" w:hAnsi="Times New Roman" w:eastAsia="Times New Roman" w:cs="Times New Roman"/>
               <w:szCs w:val="24"/>
             </w:rPr>
             <w:fldChar w:fldCharType="separate"/>
           </w:r>
           <w:r>
             <w:rPr>
-              <w:rFonts w:ascii="宋体" w:eastAsia="宋体" w:hAnsi="宋体" w:cs="宋体"/>
+              <w:rFonts w:ascii="宋体" w:hAnsi="宋体" w:eastAsia="宋体" w:cs="宋体"/>
               <w:spacing w:val="-3"/>
               <w:szCs w:val="28"/>
             </w:rPr>
@@ -1692,7 +1725,7 @@
             <w:fldChar w:fldCharType="begin"/>
           </w:r>
           <w:r>
-            <w:instrText xml:space="preserve"> PAGEREF _Toc549 \h </w:instrText>
+            <w:instrText xml:space="preserve"> PAGEREF _Toc2341 \h </w:instrText>
           </w:r>
           <w:r>
             <w:fldChar w:fldCharType="separate"/>
@@ -1705,7 +1738,7 @@
           </w:r>
           <w:r>
             <w:rPr>
-              <w:rFonts w:ascii="Times New Roman" w:eastAsia="Times New Roman" w:hAnsi="Times New Roman" w:cs="Times New Roman"/>
+              <w:rFonts w:ascii="Times New Roman" w:hAnsi="Times New Roman" w:eastAsia="Times New Roman" w:cs="Times New Roman"/>
               <w:szCs w:val="24"/>
             </w:rPr>
             <w:fldChar w:fldCharType="end"/>
@@ -1713,28 +1746,28 @@
         </w:p>
         <w:p>
           <w:pPr>
-            <w:pStyle w:val="TOC1"/>
+            <w:pStyle w:val="16"/>
             <w:tabs>
               <w:tab w:val="right" w:leader="dot" w:pos="8492"/>
             </w:tabs>
           </w:pPr>
           <w:r>
             <w:rPr>
-              <w:rFonts w:ascii="Times New Roman" w:eastAsia="Times New Roman" w:hAnsi="Times New Roman" w:cs="Times New Roman"/>
+              <w:rFonts w:ascii="Times New Roman" w:hAnsi="Times New Roman" w:eastAsia="Times New Roman" w:cs="Times New Roman"/>
               <w:szCs w:val="24"/>
             </w:rPr>
             <w:fldChar w:fldCharType="begin"/>
           </w:r>
           <w:r>
             <w:rPr>
-              <w:rFonts w:ascii="Times New Roman" w:eastAsia="Times New Roman" w:hAnsi="Times New Roman" w:cs="Times New Roman"/>
-              <w:szCs w:val="24"/>
-            </w:rPr>
-            <w:instrText xml:space="preserve"> HYPERLINK \l _Toc5947 </w:instrText>
-          </w:r>
-          <w:r>
-            <w:rPr>
-              <w:rFonts w:ascii="Times New Roman" w:eastAsia="Times New Roman" w:hAnsi="Times New Roman" w:cs="Times New Roman"/>
+              <w:rFonts w:ascii="Times New Roman" w:hAnsi="Times New Roman" w:eastAsia="Times New Roman" w:cs="Times New Roman"/>
+              <w:szCs w:val="24"/>
+            </w:rPr>
+            <w:instrText xml:space="preserve"> HYPERLINK \l _Toc19974 </w:instrText>
+          </w:r>
+          <w:r>
+            <w:rPr>
+              <w:rFonts w:ascii="Times New Roman" w:hAnsi="Times New Roman" w:eastAsia="Times New Roman" w:cs="Times New Roman"/>
               <w:szCs w:val="24"/>
             </w:rPr>
             <w:fldChar w:fldCharType="separate"/>
@@ -1755,7 +1788,7 @@
             <w:fldChar w:fldCharType="begin"/>
           </w:r>
           <w:r>
-            <w:instrText xml:space="preserve"> PAGEREF _Toc5947 \h </w:instrText>
+            <w:instrText xml:space="preserve"> PAGEREF _Toc19974 \h </w:instrText>
           </w:r>
           <w:r>
             <w:fldChar w:fldCharType="separate"/>
@@ -1768,7 +1801,7 @@
           </w:r>
           <w:r>
             <w:rPr>
-              <w:rFonts w:ascii="Times New Roman" w:eastAsia="Times New Roman" w:hAnsi="Times New Roman" w:cs="Times New Roman"/>
+              <w:rFonts w:ascii="Times New Roman" w:hAnsi="Times New Roman" w:eastAsia="Times New Roman" w:cs="Times New Roman"/>
               <w:szCs w:val="24"/>
             </w:rPr>
             <w:fldChar w:fldCharType="end"/>
@@ -1776,28 +1809,28 @@
         </w:p>
         <w:p>
           <w:pPr>
-            <w:pStyle w:val="TOC1"/>
+            <w:pStyle w:val="16"/>
             <w:tabs>
               <w:tab w:val="right" w:leader="dot" w:pos="8492"/>
             </w:tabs>
           </w:pPr>
           <w:r>
             <w:rPr>
-              <w:rFonts w:ascii="Times New Roman" w:eastAsia="Times New Roman" w:hAnsi="Times New Roman" w:cs="Times New Roman"/>
+              <w:rFonts w:ascii="Times New Roman" w:hAnsi="Times New Roman" w:eastAsia="Times New Roman" w:cs="Times New Roman"/>
               <w:szCs w:val="24"/>
             </w:rPr>
             <w:fldChar w:fldCharType="begin"/>
           </w:r>
           <w:r>
             <w:rPr>
-              <w:rFonts w:ascii="Times New Roman" w:eastAsia="Times New Roman" w:hAnsi="Times New Roman" w:cs="Times New Roman"/>
-              <w:szCs w:val="24"/>
-            </w:rPr>
-            <w:instrText xml:space="preserve"> HYPERLINK \l _Toc26254 </w:instrText>
-          </w:r>
-          <w:r>
-            <w:rPr>
-              <w:rFonts w:ascii="Times New Roman" w:eastAsia="Times New Roman" w:hAnsi="Times New Roman" w:cs="Times New Roman"/>
+              <w:rFonts w:ascii="Times New Roman" w:hAnsi="Times New Roman" w:eastAsia="Times New Roman" w:cs="Times New Roman"/>
+              <w:szCs w:val="24"/>
+            </w:rPr>
+            <w:instrText xml:space="preserve"> HYPERLINK \l _Toc21835 </w:instrText>
+          </w:r>
+          <w:r>
+            <w:rPr>
+              <w:rFonts w:ascii="Times New Roman" w:hAnsi="Times New Roman" w:eastAsia="Times New Roman" w:cs="Times New Roman"/>
               <w:szCs w:val="24"/>
             </w:rPr>
             <w:fldChar w:fldCharType="separate"/>
@@ -1818,7 +1851,7 @@
             <w:fldChar w:fldCharType="begin"/>
           </w:r>
           <w:r>
-            <w:instrText xml:space="preserve"> PAGEREF _Toc26254 \h </w:instrText>
+            <w:instrText xml:space="preserve"> PAGEREF _Toc21835 \h </w:instrText>
           </w:r>
           <w:r>
             <w:fldChar w:fldCharType="separate"/>
@@ -1831,7 +1864,7 @@
           </w:r>
           <w:r>
             <w:rPr>
-              <w:rFonts w:ascii="Times New Roman" w:eastAsia="Times New Roman" w:hAnsi="Times New Roman" w:cs="Times New Roman"/>
+              <w:rFonts w:ascii="Times New Roman" w:hAnsi="Times New Roman" w:eastAsia="Times New Roman" w:cs="Times New Roman"/>
               <w:szCs w:val="24"/>
             </w:rPr>
             <w:fldChar w:fldCharType="end"/>
@@ -1839,28 +1872,28 @@
         </w:p>
         <w:p>
           <w:pPr>
-            <w:pStyle w:val="TOC1"/>
+            <w:pStyle w:val="16"/>
             <w:tabs>
               <w:tab w:val="right" w:leader="dot" w:pos="8492"/>
             </w:tabs>
           </w:pPr>
           <w:r>
             <w:rPr>
-              <w:rFonts w:ascii="Times New Roman" w:eastAsia="Times New Roman" w:hAnsi="Times New Roman" w:cs="Times New Roman"/>
+              <w:rFonts w:ascii="Times New Roman" w:hAnsi="Times New Roman" w:eastAsia="Times New Roman" w:cs="Times New Roman"/>
               <w:szCs w:val="24"/>
             </w:rPr>
             <w:fldChar w:fldCharType="begin"/>
           </w:r>
           <w:r>
             <w:rPr>
-              <w:rFonts w:ascii="Times New Roman" w:eastAsia="Times New Roman" w:hAnsi="Times New Roman" w:cs="Times New Roman"/>
-              <w:szCs w:val="24"/>
-            </w:rPr>
-            <w:instrText xml:space="preserve"> HYPERLINK \l _Toc24131 </w:instrText>
-          </w:r>
-          <w:r>
-            <w:rPr>
-              <w:rFonts w:ascii="Times New Roman" w:eastAsia="Times New Roman" w:hAnsi="Times New Roman" w:cs="Times New Roman"/>
+              <w:rFonts w:ascii="Times New Roman" w:hAnsi="Times New Roman" w:eastAsia="Times New Roman" w:cs="Times New Roman"/>
+              <w:szCs w:val="24"/>
+            </w:rPr>
+            <w:instrText xml:space="preserve"> HYPERLINK \l _Toc30006 </w:instrText>
+          </w:r>
+          <w:r>
+            <w:rPr>
+              <w:rFonts w:ascii="Times New Roman" w:hAnsi="Times New Roman" w:eastAsia="Times New Roman" w:cs="Times New Roman"/>
               <w:szCs w:val="24"/>
             </w:rPr>
             <w:fldChar w:fldCharType="separate"/>
@@ -1881,7 +1914,7 @@
             <w:fldChar w:fldCharType="begin"/>
           </w:r>
           <w:r>
-            <w:instrText xml:space="preserve"> PAGEREF _Toc24131 \h </w:instrText>
+            <w:instrText xml:space="preserve"> PAGEREF _Toc30006 \h </w:instrText>
           </w:r>
           <w:r>
             <w:fldChar w:fldCharType="separate"/>
@@ -1894,7 +1927,7 @@
           </w:r>
           <w:r>
             <w:rPr>
-              <w:rFonts w:ascii="Times New Roman" w:eastAsia="Times New Roman" w:hAnsi="Times New Roman" w:cs="Times New Roman"/>
+              <w:rFonts w:ascii="Times New Roman" w:hAnsi="Times New Roman" w:eastAsia="Times New Roman" w:cs="Times New Roman"/>
               <w:szCs w:val="24"/>
             </w:rPr>
             <w:fldChar w:fldCharType="end"/>
@@ -1902,28 +1935,28 @@
         </w:p>
         <w:p>
           <w:pPr>
-            <w:pStyle w:val="TOC1"/>
+            <w:pStyle w:val="16"/>
             <w:tabs>
               <w:tab w:val="right" w:leader="dot" w:pos="8492"/>
             </w:tabs>
           </w:pPr>
           <w:r>
             <w:rPr>
-              <w:rFonts w:ascii="Times New Roman" w:eastAsia="Times New Roman" w:hAnsi="Times New Roman" w:cs="Times New Roman"/>
+              <w:rFonts w:ascii="Times New Roman" w:hAnsi="Times New Roman" w:eastAsia="Times New Roman" w:cs="Times New Roman"/>
               <w:szCs w:val="24"/>
             </w:rPr>
             <w:fldChar w:fldCharType="begin"/>
           </w:r>
           <w:r>
             <w:rPr>
-              <w:rFonts w:ascii="Times New Roman" w:eastAsia="Times New Roman" w:hAnsi="Times New Roman" w:cs="Times New Roman"/>
-              <w:szCs w:val="24"/>
-            </w:rPr>
-            <w:instrText xml:space="preserve"> HYPERLINK \l _Toc20935 </w:instrText>
-          </w:r>
-          <w:r>
-            <w:rPr>
-              <w:rFonts w:ascii="Times New Roman" w:eastAsia="Times New Roman" w:hAnsi="Times New Roman" w:cs="Times New Roman"/>
+              <w:rFonts w:ascii="Times New Roman" w:hAnsi="Times New Roman" w:eastAsia="Times New Roman" w:cs="Times New Roman"/>
+              <w:szCs w:val="24"/>
+            </w:rPr>
+            <w:instrText xml:space="preserve"> HYPERLINK \l _Toc3571 </w:instrText>
+          </w:r>
+          <w:r>
+            <w:rPr>
+              <w:rFonts w:ascii="Times New Roman" w:hAnsi="Times New Roman" w:eastAsia="Times New Roman" w:cs="Times New Roman"/>
               <w:szCs w:val="24"/>
             </w:rPr>
             <w:fldChar w:fldCharType="separate"/>
@@ -1944,7 +1977,7 @@
             <w:fldChar w:fldCharType="begin"/>
           </w:r>
           <w:r>
-            <w:instrText xml:space="preserve"> PAGEREF _Toc20935 \h </w:instrText>
+            <w:instrText xml:space="preserve"> PAGEREF _Toc3571 \h </w:instrText>
           </w:r>
           <w:r>
             <w:fldChar w:fldCharType="separate"/>
@@ -1957,7 +1990,7 @@
           </w:r>
           <w:r>
             <w:rPr>
-              <w:rFonts w:ascii="Times New Roman" w:eastAsia="Times New Roman" w:hAnsi="Times New Roman" w:cs="Times New Roman"/>
+              <w:rFonts w:ascii="Times New Roman" w:hAnsi="Times New Roman" w:eastAsia="Times New Roman" w:cs="Times New Roman"/>
               <w:szCs w:val="24"/>
             </w:rPr>
             <w:fldChar w:fldCharType="end"/>
@@ -1965,28 +1998,28 @@
         </w:p>
         <w:p>
           <w:pPr>
-            <w:pStyle w:val="TOC1"/>
+            <w:pStyle w:val="16"/>
             <w:tabs>
               <w:tab w:val="right" w:leader="dot" w:pos="8492"/>
             </w:tabs>
           </w:pPr>
           <w:r>
             <w:rPr>
-              <w:rFonts w:ascii="Times New Roman" w:eastAsia="Times New Roman" w:hAnsi="Times New Roman" w:cs="Times New Roman"/>
+              <w:rFonts w:ascii="Times New Roman" w:hAnsi="Times New Roman" w:eastAsia="Times New Roman" w:cs="Times New Roman"/>
               <w:szCs w:val="24"/>
             </w:rPr>
             <w:fldChar w:fldCharType="begin"/>
           </w:r>
           <w:r>
             <w:rPr>
-              <w:rFonts w:ascii="Times New Roman" w:eastAsia="Times New Roman" w:hAnsi="Times New Roman" w:cs="Times New Roman"/>
-              <w:szCs w:val="24"/>
-            </w:rPr>
-            <w:instrText xml:space="preserve"> HYPERLINK \l _Toc1092 </w:instrText>
-          </w:r>
-          <w:r>
-            <w:rPr>
-              <w:rFonts w:ascii="Times New Roman" w:eastAsia="Times New Roman" w:hAnsi="Times New Roman" w:cs="Times New Roman"/>
+              <w:rFonts w:ascii="Times New Roman" w:hAnsi="Times New Roman" w:eastAsia="Times New Roman" w:cs="Times New Roman"/>
+              <w:szCs w:val="24"/>
+            </w:rPr>
+            <w:instrText xml:space="preserve"> HYPERLINK \l _Toc19757 </w:instrText>
+          </w:r>
+          <w:r>
+            <w:rPr>
+              <w:rFonts w:ascii="Times New Roman" w:hAnsi="Times New Roman" w:eastAsia="Times New Roman" w:cs="Times New Roman"/>
               <w:szCs w:val="24"/>
             </w:rPr>
             <w:fldChar w:fldCharType="separate"/>
@@ -2007,7 +2040,7 @@
             <w:fldChar w:fldCharType="begin"/>
           </w:r>
           <w:r>
-            <w:instrText xml:space="preserve"> PAGEREF _Toc1092 \h </w:instrText>
+            <w:instrText xml:space="preserve"> PAGEREF _Toc19757 \h </w:instrText>
           </w:r>
           <w:r>
             <w:fldChar w:fldCharType="separate"/>
@@ -2020,7 +2053,7 @@
           </w:r>
           <w:r>
             <w:rPr>
-              <w:rFonts w:ascii="Times New Roman" w:eastAsia="Times New Roman" w:hAnsi="Times New Roman" w:cs="Times New Roman"/>
+              <w:rFonts w:ascii="Times New Roman" w:hAnsi="Times New Roman" w:eastAsia="Times New Roman" w:cs="Times New Roman"/>
               <w:szCs w:val="24"/>
             </w:rPr>
             <w:fldChar w:fldCharType="end"/>
@@ -2028,28 +2061,28 @@
         </w:p>
         <w:p>
           <w:pPr>
-            <w:pStyle w:val="TOC2"/>
+            <w:pStyle w:val="17"/>
             <w:tabs>
               <w:tab w:val="right" w:leader="dot" w:pos="8492"/>
             </w:tabs>
           </w:pPr>
           <w:r>
             <w:rPr>
-              <w:rFonts w:ascii="Times New Roman" w:eastAsia="Times New Roman" w:hAnsi="Times New Roman" w:cs="Times New Roman"/>
+              <w:rFonts w:ascii="Times New Roman" w:hAnsi="Times New Roman" w:eastAsia="Times New Roman" w:cs="Times New Roman"/>
               <w:szCs w:val="24"/>
             </w:rPr>
             <w:fldChar w:fldCharType="begin"/>
           </w:r>
           <w:r>
             <w:rPr>
-              <w:rFonts w:ascii="Times New Roman" w:eastAsia="Times New Roman" w:hAnsi="Times New Roman" w:cs="Times New Roman"/>
-              <w:szCs w:val="24"/>
-            </w:rPr>
-            <w:instrText xml:space="preserve"> HYPERLINK \l _Toc12002 </w:instrText>
-          </w:r>
-          <w:r>
-            <w:rPr>
-              <w:rFonts w:ascii="Times New Roman" w:eastAsia="Times New Roman" w:hAnsi="Times New Roman" w:cs="Times New Roman"/>
+              <w:rFonts w:ascii="Times New Roman" w:hAnsi="Times New Roman" w:eastAsia="Times New Roman" w:cs="Times New Roman"/>
+              <w:szCs w:val="24"/>
+            </w:rPr>
+            <w:instrText xml:space="preserve"> HYPERLINK \l _Toc23135 </w:instrText>
+          </w:r>
+          <w:r>
+            <w:rPr>
+              <w:rFonts w:ascii="Times New Roman" w:hAnsi="Times New Roman" w:eastAsia="Times New Roman" w:cs="Times New Roman"/>
               <w:szCs w:val="24"/>
             </w:rPr>
             <w:fldChar w:fldCharType="separate"/>
@@ -2070,7 +2103,7 @@
             <w:fldChar w:fldCharType="begin"/>
           </w:r>
           <w:r>
-            <w:instrText xml:space="preserve"> PAGEREF _Toc12002 \h </w:instrText>
+            <w:instrText xml:space="preserve"> PAGEREF _Toc23135 \h </w:instrText>
           </w:r>
           <w:r>
             <w:fldChar w:fldCharType="separate"/>
@@ -2083,7 +2116,7 @@
           </w:r>
           <w:r>
             <w:rPr>
-              <w:rFonts w:ascii="Times New Roman" w:eastAsia="Times New Roman" w:hAnsi="Times New Roman" w:cs="Times New Roman"/>
+              <w:rFonts w:ascii="Times New Roman" w:hAnsi="Times New Roman" w:eastAsia="Times New Roman" w:cs="Times New Roman"/>
               <w:szCs w:val="24"/>
             </w:rPr>
             <w:fldChar w:fldCharType="end"/>
@@ -2091,28 +2124,28 @@
         </w:p>
         <w:p>
           <w:pPr>
-            <w:pStyle w:val="TOC2"/>
+            <w:pStyle w:val="17"/>
             <w:tabs>
               <w:tab w:val="right" w:leader="dot" w:pos="8492"/>
             </w:tabs>
           </w:pPr>
           <w:r>
             <w:rPr>
-              <w:rFonts w:ascii="Times New Roman" w:eastAsia="Times New Roman" w:hAnsi="Times New Roman" w:cs="Times New Roman"/>
+              <w:rFonts w:ascii="Times New Roman" w:hAnsi="Times New Roman" w:eastAsia="Times New Roman" w:cs="Times New Roman"/>
               <w:szCs w:val="24"/>
             </w:rPr>
             <w:fldChar w:fldCharType="begin"/>
           </w:r>
           <w:r>
             <w:rPr>
-              <w:rFonts w:ascii="Times New Roman" w:eastAsia="Times New Roman" w:hAnsi="Times New Roman" w:cs="Times New Roman"/>
-              <w:szCs w:val="24"/>
-            </w:rPr>
-            <w:instrText xml:space="preserve"> HYPERLINK \l _Toc27957 </w:instrText>
-          </w:r>
-          <w:r>
-            <w:rPr>
-              <w:rFonts w:ascii="Times New Roman" w:eastAsia="Times New Roman" w:hAnsi="Times New Roman" w:cs="Times New Roman"/>
+              <w:rFonts w:ascii="Times New Roman" w:hAnsi="Times New Roman" w:eastAsia="Times New Roman" w:cs="Times New Roman"/>
+              <w:szCs w:val="24"/>
+            </w:rPr>
+            <w:instrText xml:space="preserve"> HYPERLINK \l _Toc23706 </w:instrText>
+          </w:r>
+          <w:r>
+            <w:rPr>
+              <w:rFonts w:ascii="Times New Roman" w:hAnsi="Times New Roman" w:eastAsia="Times New Roman" w:cs="Times New Roman"/>
               <w:szCs w:val="24"/>
             </w:rPr>
             <w:fldChar w:fldCharType="separate"/>
@@ -2133,7 +2166,7 @@
             <w:fldChar w:fldCharType="begin"/>
           </w:r>
           <w:r>
-            <w:instrText xml:space="preserve"> PAGEREF _Toc27957 \h </w:instrText>
+            <w:instrText xml:space="preserve"> PAGEREF _Toc23706 \h </w:instrText>
           </w:r>
           <w:r>
             <w:fldChar w:fldCharType="separate"/>
@@ -2146,7 +2179,7 @@
           </w:r>
           <w:r>
             <w:rPr>
-              <w:rFonts w:ascii="Times New Roman" w:eastAsia="Times New Roman" w:hAnsi="Times New Roman" w:cs="Times New Roman"/>
+              <w:rFonts w:ascii="Times New Roman" w:hAnsi="Times New Roman" w:eastAsia="Times New Roman" w:cs="Times New Roman"/>
               <w:szCs w:val="24"/>
             </w:rPr>
             <w:fldChar w:fldCharType="end"/>
@@ -2154,28 +2187,28 @@
         </w:p>
         <w:p>
           <w:pPr>
-            <w:pStyle w:val="TOC3"/>
+            <w:pStyle w:val="13"/>
             <w:tabs>
               <w:tab w:val="right" w:leader="dot" w:pos="8492"/>
             </w:tabs>
           </w:pPr>
           <w:r>
             <w:rPr>
-              <w:rFonts w:ascii="Times New Roman" w:eastAsia="Times New Roman" w:hAnsi="Times New Roman" w:cs="Times New Roman"/>
+              <w:rFonts w:ascii="Times New Roman" w:hAnsi="Times New Roman" w:eastAsia="Times New Roman" w:cs="Times New Roman"/>
               <w:szCs w:val="24"/>
             </w:rPr>
             <w:fldChar w:fldCharType="begin"/>
           </w:r>
           <w:r>
             <w:rPr>
-              <w:rFonts w:ascii="Times New Roman" w:eastAsia="Times New Roman" w:hAnsi="Times New Roman" w:cs="Times New Roman"/>
-              <w:szCs w:val="24"/>
-            </w:rPr>
-            <w:instrText xml:space="preserve"> HYPERLINK \l _Toc10853 </w:instrText>
-          </w:r>
-          <w:r>
-            <w:rPr>
-              <w:rFonts w:ascii="Times New Roman" w:eastAsia="Times New Roman" w:hAnsi="Times New Roman" w:cs="Times New Roman"/>
+              <w:rFonts w:ascii="Times New Roman" w:hAnsi="Times New Roman" w:eastAsia="Times New Roman" w:cs="Times New Roman"/>
+              <w:szCs w:val="24"/>
+            </w:rPr>
+            <w:instrText xml:space="preserve"> HYPERLINK \l _Toc31013 </w:instrText>
+          </w:r>
+          <w:r>
+            <w:rPr>
+              <w:rFonts w:ascii="Times New Roman" w:hAnsi="Times New Roman" w:eastAsia="Times New Roman" w:cs="Times New Roman"/>
               <w:szCs w:val="24"/>
             </w:rPr>
             <w:fldChar w:fldCharType="separate"/>
@@ -2196,7 +2229,7 @@
             <w:fldChar w:fldCharType="begin"/>
           </w:r>
           <w:r>
-            <w:instrText xml:space="preserve"> PAGEREF _Toc10853 \h </w:instrText>
+            <w:instrText xml:space="preserve"> PAGEREF _Toc31013 \h </w:instrText>
           </w:r>
           <w:r>
             <w:fldChar w:fldCharType="separate"/>
@@ -2209,7 +2242,7 @@
           </w:r>
           <w:r>
             <w:rPr>
-              <w:rFonts w:ascii="Times New Roman" w:eastAsia="Times New Roman" w:hAnsi="Times New Roman" w:cs="Times New Roman"/>
+              <w:rFonts w:ascii="Times New Roman" w:hAnsi="Times New Roman" w:eastAsia="Times New Roman" w:cs="Times New Roman"/>
               <w:szCs w:val="24"/>
             </w:rPr>
             <w:fldChar w:fldCharType="end"/>
@@ -2217,28 +2250,28 @@
         </w:p>
         <w:p>
           <w:pPr>
-            <w:pStyle w:val="TOC3"/>
+            <w:pStyle w:val="13"/>
             <w:tabs>
               <w:tab w:val="right" w:leader="dot" w:pos="8492"/>
             </w:tabs>
           </w:pPr>
           <w:r>
             <w:rPr>
-              <w:rFonts w:ascii="Times New Roman" w:eastAsia="Times New Roman" w:hAnsi="Times New Roman" w:cs="Times New Roman"/>
+              <w:rFonts w:ascii="Times New Roman" w:hAnsi="Times New Roman" w:eastAsia="Times New Roman" w:cs="Times New Roman"/>
               <w:szCs w:val="24"/>
             </w:rPr>
             <w:fldChar w:fldCharType="begin"/>
           </w:r>
           <w:r>
             <w:rPr>
-              <w:rFonts w:ascii="Times New Roman" w:eastAsia="Times New Roman" w:hAnsi="Times New Roman" w:cs="Times New Roman"/>
-              <w:szCs w:val="24"/>
-            </w:rPr>
-            <w:instrText xml:space="preserve"> HYPERLINK \l _Toc12874 </w:instrText>
-          </w:r>
-          <w:r>
-            <w:rPr>
-              <w:rFonts w:ascii="Times New Roman" w:eastAsia="Times New Roman" w:hAnsi="Times New Roman" w:cs="Times New Roman"/>
+              <w:rFonts w:ascii="Times New Roman" w:hAnsi="Times New Roman" w:eastAsia="Times New Roman" w:cs="Times New Roman"/>
+              <w:szCs w:val="24"/>
+            </w:rPr>
+            <w:instrText xml:space="preserve"> HYPERLINK \l _Toc6072 </w:instrText>
+          </w:r>
+          <w:r>
+            <w:rPr>
+              <w:rFonts w:ascii="Times New Roman" w:hAnsi="Times New Roman" w:eastAsia="Times New Roman" w:cs="Times New Roman"/>
               <w:szCs w:val="24"/>
             </w:rPr>
             <w:fldChar w:fldCharType="separate"/>
@@ -2259,7 +2292,7 @@
             <w:fldChar w:fldCharType="begin"/>
           </w:r>
           <w:r>
-            <w:instrText xml:space="preserve"> PAGEREF _Toc12874 \h </w:instrText>
+            <w:instrText xml:space="preserve"> PAGEREF _Toc6072 \h </w:instrText>
           </w:r>
           <w:r>
             <w:fldChar w:fldCharType="separate"/>
@@ -2272,7 +2305,7 @@
           </w:r>
           <w:r>
             <w:rPr>
-              <w:rFonts w:ascii="Times New Roman" w:eastAsia="Times New Roman" w:hAnsi="Times New Roman" w:cs="Times New Roman"/>
+              <w:rFonts w:ascii="Times New Roman" w:hAnsi="Times New Roman" w:eastAsia="Times New Roman" w:cs="Times New Roman"/>
               <w:szCs w:val="24"/>
             </w:rPr>
             <w:fldChar w:fldCharType="end"/>
@@ -2280,28 +2313,28 @@
         </w:p>
         <w:p>
           <w:pPr>
-            <w:pStyle w:val="TOC3"/>
+            <w:pStyle w:val="13"/>
             <w:tabs>
               <w:tab w:val="right" w:leader="dot" w:pos="8492"/>
             </w:tabs>
           </w:pPr>
           <w:r>
             <w:rPr>
-              <w:rFonts w:ascii="Times New Roman" w:eastAsia="Times New Roman" w:hAnsi="Times New Roman" w:cs="Times New Roman"/>
+              <w:rFonts w:ascii="Times New Roman" w:hAnsi="Times New Roman" w:eastAsia="Times New Roman" w:cs="Times New Roman"/>
               <w:szCs w:val="24"/>
             </w:rPr>
             <w:fldChar w:fldCharType="begin"/>
           </w:r>
           <w:r>
             <w:rPr>
-              <w:rFonts w:ascii="Times New Roman" w:eastAsia="Times New Roman" w:hAnsi="Times New Roman" w:cs="Times New Roman"/>
-              <w:szCs w:val="24"/>
-            </w:rPr>
-            <w:instrText xml:space="preserve"> HYPERLINK \l _Toc9327 </w:instrText>
-          </w:r>
-          <w:r>
-            <w:rPr>
-              <w:rFonts w:ascii="Times New Roman" w:eastAsia="Times New Roman" w:hAnsi="Times New Roman" w:cs="Times New Roman"/>
+              <w:rFonts w:ascii="Times New Roman" w:hAnsi="Times New Roman" w:eastAsia="Times New Roman" w:cs="Times New Roman"/>
+              <w:szCs w:val="24"/>
+            </w:rPr>
+            <w:instrText xml:space="preserve"> HYPERLINK \l _Toc1429 </w:instrText>
+          </w:r>
+          <w:r>
+            <w:rPr>
+              <w:rFonts w:ascii="Times New Roman" w:hAnsi="Times New Roman" w:eastAsia="Times New Roman" w:cs="Times New Roman"/>
               <w:szCs w:val="24"/>
             </w:rPr>
             <w:fldChar w:fldCharType="separate"/>
@@ -2322,7 +2355,7 @@
             <w:fldChar w:fldCharType="begin"/>
           </w:r>
           <w:r>
-            <w:instrText xml:space="preserve"> PAGEREF _Toc9327 \h </w:instrText>
+            <w:instrText xml:space="preserve"> PAGEREF _Toc1429 \h </w:instrText>
           </w:r>
           <w:r>
             <w:fldChar w:fldCharType="separate"/>
@@ -2335,7 +2368,7 @@
           </w:r>
           <w:r>
             <w:rPr>
-              <w:rFonts w:ascii="Times New Roman" w:eastAsia="Times New Roman" w:hAnsi="Times New Roman" w:cs="Times New Roman"/>
+              <w:rFonts w:ascii="Times New Roman" w:hAnsi="Times New Roman" w:eastAsia="Times New Roman" w:cs="Times New Roman"/>
               <w:szCs w:val="24"/>
             </w:rPr>
             <w:fldChar w:fldCharType="end"/>
@@ -2343,28 +2376,28 @@
         </w:p>
         <w:p>
           <w:pPr>
-            <w:pStyle w:val="TOC3"/>
+            <w:pStyle w:val="13"/>
             <w:tabs>
               <w:tab w:val="right" w:leader="dot" w:pos="8492"/>
             </w:tabs>
           </w:pPr>
           <w:r>
             <w:rPr>
-              <w:rFonts w:ascii="Times New Roman" w:eastAsia="Times New Roman" w:hAnsi="Times New Roman" w:cs="Times New Roman"/>
+              <w:rFonts w:ascii="Times New Roman" w:hAnsi="Times New Roman" w:eastAsia="Times New Roman" w:cs="Times New Roman"/>
               <w:szCs w:val="24"/>
             </w:rPr>
             <w:fldChar w:fldCharType="begin"/>
           </w:r>
           <w:r>
             <w:rPr>
-              <w:rFonts w:ascii="Times New Roman" w:eastAsia="Times New Roman" w:hAnsi="Times New Roman" w:cs="Times New Roman"/>
-              <w:szCs w:val="24"/>
-            </w:rPr>
-            <w:instrText xml:space="preserve"> HYPERLINK \l _Toc6135 </w:instrText>
-          </w:r>
-          <w:r>
-            <w:rPr>
-              <w:rFonts w:ascii="Times New Roman" w:eastAsia="Times New Roman" w:hAnsi="Times New Roman" w:cs="Times New Roman"/>
+              <w:rFonts w:ascii="Times New Roman" w:hAnsi="Times New Roman" w:eastAsia="Times New Roman" w:cs="Times New Roman"/>
+              <w:szCs w:val="24"/>
+            </w:rPr>
+            <w:instrText xml:space="preserve"> HYPERLINK \l _Toc11442 </w:instrText>
+          </w:r>
+          <w:r>
+            <w:rPr>
+              <w:rFonts w:ascii="Times New Roman" w:hAnsi="Times New Roman" w:eastAsia="Times New Roman" w:cs="Times New Roman"/>
               <w:szCs w:val="24"/>
             </w:rPr>
             <w:fldChar w:fldCharType="separate"/>
@@ -2385,7 +2418,7 @@
             <w:fldChar w:fldCharType="begin"/>
           </w:r>
           <w:r>
-            <w:instrText xml:space="preserve"> PAGEREF _Toc6135 \h </w:instrText>
+            <w:instrText xml:space="preserve"> PAGEREF _Toc11442 \h </w:instrText>
           </w:r>
           <w:r>
             <w:fldChar w:fldCharType="separate"/>
@@ -2398,7 +2431,7 @@
           </w:r>
           <w:r>
             <w:rPr>
-              <w:rFonts w:ascii="Times New Roman" w:eastAsia="Times New Roman" w:hAnsi="Times New Roman" w:cs="Times New Roman"/>
+              <w:rFonts w:ascii="Times New Roman" w:hAnsi="Times New Roman" w:eastAsia="Times New Roman" w:cs="Times New Roman"/>
               <w:szCs w:val="24"/>
             </w:rPr>
             <w:fldChar w:fldCharType="end"/>
@@ -2406,28 +2439,28 @@
         </w:p>
         <w:p>
           <w:pPr>
-            <w:pStyle w:val="TOC3"/>
+            <w:pStyle w:val="13"/>
             <w:tabs>
               <w:tab w:val="right" w:leader="dot" w:pos="8492"/>
             </w:tabs>
           </w:pPr>
           <w:r>
             <w:rPr>
-              <w:rFonts w:ascii="Times New Roman" w:eastAsia="Times New Roman" w:hAnsi="Times New Roman" w:cs="Times New Roman"/>
+              <w:rFonts w:ascii="Times New Roman" w:hAnsi="Times New Roman" w:eastAsia="Times New Roman" w:cs="Times New Roman"/>
               <w:szCs w:val="24"/>
             </w:rPr>
             <w:fldChar w:fldCharType="begin"/>
           </w:r>
           <w:r>
             <w:rPr>
-              <w:rFonts w:ascii="Times New Roman" w:eastAsia="Times New Roman" w:hAnsi="Times New Roman" w:cs="Times New Roman"/>
-              <w:szCs w:val="24"/>
-            </w:rPr>
-            <w:instrText xml:space="preserve"> HYPERLINK \l _Toc26922 </w:instrText>
-          </w:r>
-          <w:r>
-            <w:rPr>
-              <w:rFonts w:ascii="Times New Roman" w:eastAsia="Times New Roman" w:hAnsi="Times New Roman" w:cs="Times New Roman"/>
+              <w:rFonts w:ascii="Times New Roman" w:hAnsi="Times New Roman" w:eastAsia="Times New Roman" w:cs="Times New Roman"/>
+              <w:szCs w:val="24"/>
+            </w:rPr>
+            <w:instrText xml:space="preserve"> HYPERLINK \l _Toc15604 </w:instrText>
+          </w:r>
+          <w:r>
+            <w:rPr>
+              <w:rFonts w:ascii="Times New Roman" w:hAnsi="Times New Roman" w:eastAsia="Times New Roman" w:cs="Times New Roman"/>
               <w:szCs w:val="24"/>
             </w:rPr>
             <w:fldChar w:fldCharType="separate"/>
@@ -2448,20 +2481,20 @@
             <w:fldChar w:fldCharType="begin"/>
           </w:r>
           <w:r>
-            <w:instrText xml:space="preserve"> PAGEREF _Toc26922 \h </w:instrText>
+            <w:instrText xml:space="preserve"> PAGEREF _Toc15604 \h </w:instrText>
           </w:r>
           <w:r>
             <w:fldChar w:fldCharType="separate"/>
           </w:r>
           <w:r>
-            <w:t>7</w:t>
+            <w:t>8</w:t>
           </w:r>
           <w:r>
             <w:fldChar w:fldCharType="end"/>
           </w:r>
           <w:r>
             <w:rPr>
-              <w:rFonts w:ascii="Times New Roman" w:eastAsia="Times New Roman" w:hAnsi="Times New Roman" w:cs="Times New Roman"/>
+              <w:rFonts w:ascii="Times New Roman" w:hAnsi="Times New Roman" w:eastAsia="Times New Roman" w:cs="Times New Roman"/>
               <w:szCs w:val="24"/>
             </w:rPr>
             <w:fldChar w:fldCharType="end"/>
@@ -2469,28 +2502,28 @@
         </w:p>
         <w:p>
           <w:pPr>
-            <w:pStyle w:val="TOC2"/>
+            <w:pStyle w:val="17"/>
             <w:tabs>
               <w:tab w:val="right" w:leader="dot" w:pos="8492"/>
             </w:tabs>
           </w:pPr>
           <w:r>
             <w:rPr>
-              <w:rFonts w:ascii="Times New Roman" w:eastAsia="Times New Roman" w:hAnsi="Times New Roman" w:cs="Times New Roman"/>
+              <w:rFonts w:ascii="Times New Roman" w:hAnsi="Times New Roman" w:eastAsia="Times New Roman" w:cs="Times New Roman"/>
               <w:szCs w:val="24"/>
             </w:rPr>
             <w:fldChar w:fldCharType="begin"/>
           </w:r>
           <w:r>
             <w:rPr>
-              <w:rFonts w:ascii="Times New Roman" w:eastAsia="Times New Roman" w:hAnsi="Times New Roman" w:cs="Times New Roman"/>
-              <w:szCs w:val="24"/>
-            </w:rPr>
-            <w:instrText xml:space="preserve"> HYPERLINK \l _Toc5404 </w:instrText>
-          </w:r>
-          <w:r>
-            <w:rPr>
-              <w:rFonts w:ascii="Times New Roman" w:eastAsia="Times New Roman" w:hAnsi="Times New Roman" w:cs="Times New Roman"/>
+              <w:rFonts w:ascii="Times New Roman" w:hAnsi="Times New Roman" w:eastAsia="Times New Roman" w:cs="Times New Roman"/>
+              <w:szCs w:val="24"/>
+            </w:rPr>
+            <w:instrText xml:space="preserve"> HYPERLINK \l _Toc13394 </w:instrText>
+          </w:r>
+          <w:r>
+            <w:rPr>
+              <w:rFonts w:ascii="Times New Roman" w:hAnsi="Times New Roman" w:eastAsia="Times New Roman" w:cs="Times New Roman"/>
               <w:szCs w:val="24"/>
             </w:rPr>
             <w:fldChar w:fldCharType="separate"/>
@@ -2511,20 +2544,20 @@
             <w:fldChar w:fldCharType="begin"/>
           </w:r>
           <w:r>
-            <w:instrText xml:space="preserve"> PAGEREF _Toc5404 \h </w:instrText>
+            <w:instrText xml:space="preserve"> PAGEREF _Toc13394 \h </w:instrText>
           </w:r>
           <w:r>
             <w:fldChar w:fldCharType="separate"/>
           </w:r>
           <w:r>
-            <w:t>7</w:t>
+            <w:t>8</w:t>
           </w:r>
           <w:r>
             <w:fldChar w:fldCharType="end"/>
           </w:r>
           <w:r>
             <w:rPr>
-              <w:rFonts w:ascii="Times New Roman" w:eastAsia="Times New Roman" w:hAnsi="Times New Roman" w:cs="Times New Roman"/>
+              <w:rFonts w:ascii="Times New Roman" w:hAnsi="Times New Roman" w:eastAsia="Times New Roman" w:cs="Times New Roman"/>
               <w:szCs w:val="24"/>
             </w:rPr>
             <w:fldChar w:fldCharType="end"/>
@@ -2532,28 +2565,28 @@
         </w:p>
         <w:p>
           <w:pPr>
-            <w:pStyle w:val="TOC3"/>
+            <w:pStyle w:val="13"/>
             <w:tabs>
               <w:tab w:val="right" w:leader="dot" w:pos="8492"/>
             </w:tabs>
           </w:pPr>
           <w:r>
             <w:rPr>
-              <w:rFonts w:ascii="Times New Roman" w:eastAsia="Times New Roman" w:hAnsi="Times New Roman" w:cs="Times New Roman"/>
+              <w:rFonts w:ascii="Times New Roman" w:hAnsi="Times New Roman" w:eastAsia="Times New Roman" w:cs="Times New Roman"/>
               <w:szCs w:val="24"/>
             </w:rPr>
             <w:fldChar w:fldCharType="begin"/>
           </w:r>
           <w:r>
             <w:rPr>
-              <w:rFonts w:ascii="Times New Roman" w:eastAsia="Times New Roman" w:hAnsi="Times New Roman" w:cs="Times New Roman"/>
-              <w:szCs w:val="24"/>
-            </w:rPr>
-            <w:instrText xml:space="preserve"> HYPERLINK \l _Toc2515 </w:instrText>
-          </w:r>
-          <w:r>
-            <w:rPr>
-              <w:rFonts w:ascii="Times New Roman" w:eastAsia="Times New Roman" w:hAnsi="Times New Roman" w:cs="Times New Roman"/>
+              <w:rFonts w:ascii="Times New Roman" w:hAnsi="Times New Roman" w:eastAsia="Times New Roman" w:cs="Times New Roman"/>
+              <w:szCs w:val="24"/>
+            </w:rPr>
+            <w:instrText xml:space="preserve"> HYPERLINK \l _Toc27388 </w:instrText>
+          </w:r>
+          <w:r>
+            <w:rPr>
+              <w:rFonts w:ascii="Times New Roman" w:hAnsi="Times New Roman" w:eastAsia="Times New Roman" w:cs="Times New Roman"/>
               <w:szCs w:val="24"/>
             </w:rPr>
             <w:fldChar w:fldCharType="separate"/>
@@ -2574,7 +2607,7 @@
             <w:fldChar w:fldCharType="begin"/>
           </w:r>
           <w:r>
-            <w:instrText xml:space="preserve"> PAGEREF _Toc2515 \h </w:instrText>
+            <w:instrText xml:space="preserve"> PAGEREF _Toc27388 \h </w:instrText>
           </w:r>
           <w:r>
             <w:fldChar w:fldCharType="separate"/>
@@ -2587,7 +2620,7 @@
           </w:r>
           <w:r>
             <w:rPr>
-              <w:rFonts w:ascii="Times New Roman" w:eastAsia="Times New Roman" w:hAnsi="Times New Roman" w:cs="Times New Roman"/>
+              <w:rFonts w:ascii="Times New Roman" w:hAnsi="Times New Roman" w:eastAsia="Times New Roman" w:cs="Times New Roman"/>
               <w:szCs w:val="24"/>
             </w:rPr>
             <w:fldChar w:fldCharType="end"/>
@@ -2595,28 +2628,28 @@
         </w:p>
         <w:p>
           <w:pPr>
-            <w:pStyle w:val="TOC3"/>
+            <w:pStyle w:val="13"/>
             <w:tabs>
               <w:tab w:val="right" w:leader="dot" w:pos="8492"/>
             </w:tabs>
           </w:pPr>
           <w:r>
             <w:rPr>
-              <w:rFonts w:ascii="Times New Roman" w:eastAsia="Times New Roman" w:hAnsi="Times New Roman" w:cs="Times New Roman"/>
+              <w:rFonts w:ascii="Times New Roman" w:hAnsi="Times New Roman" w:eastAsia="Times New Roman" w:cs="Times New Roman"/>
               <w:szCs w:val="24"/>
             </w:rPr>
             <w:fldChar w:fldCharType="begin"/>
           </w:r>
           <w:r>
             <w:rPr>
-              <w:rFonts w:ascii="Times New Roman" w:eastAsia="Times New Roman" w:hAnsi="Times New Roman" w:cs="Times New Roman"/>
-              <w:szCs w:val="24"/>
-            </w:rPr>
-            <w:instrText xml:space="preserve"> HYPERLINK \l _Toc31866 </w:instrText>
-          </w:r>
-          <w:r>
-            <w:rPr>
-              <w:rFonts w:ascii="Times New Roman" w:eastAsia="Times New Roman" w:hAnsi="Times New Roman" w:cs="Times New Roman"/>
+              <w:rFonts w:ascii="Times New Roman" w:hAnsi="Times New Roman" w:eastAsia="Times New Roman" w:cs="Times New Roman"/>
+              <w:szCs w:val="24"/>
+            </w:rPr>
+            <w:instrText xml:space="preserve"> HYPERLINK \l _Toc28957 </w:instrText>
+          </w:r>
+          <w:r>
+            <w:rPr>
+              <w:rFonts w:ascii="Times New Roman" w:hAnsi="Times New Roman" w:eastAsia="Times New Roman" w:cs="Times New Roman"/>
               <w:szCs w:val="24"/>
             </w:rPr>
             <w:fldChar w:fldCharType="separate"/>
@@ -2637,7 +2670,7 @@
             <w:fldChar w:fldCharType="begin"/>
           </w:r>
           <w:r>
-            <w:instrText xml:space="preserve"> PAGEREF _Toc31866 \h </w:instrText>
+            <w:instrText xml:space="preserve"> PAGEREF _Toc28957 \h </w:instrText>
           </w:r>
           <w:r>
             <w:fldChar w:fldCharType="separate"/>
@@ -2650,7 +2683,7 @@
           </w:r>
           <w:r>
             <w:rPr>
-              <w:rFonts w:ascii="Times New Roman" w:eastAsia="Times New Roman" w:hAnsi="Times New Roman" w:cs="Times New Roman"/>
+              <w:rFonts w:ascii="Times New Roman" w:hAnsi="Times New Roman" w:eastAsia="Times New Roman" w:cs="Times New Roman"/>
               <w:szCs w:val="24"/>
             </w:rPr>
             <w:fldChar w:fldCharType="end"/>
@@ -2658,28 +2691,28 @@
         </w:p>
         <w:p>
           <w:pPr>
-            <w:pStyle w:val="TOC3"/>
+            <w:pStyle w:val="13"/>
             <w:tabs>
               <w:tab w:val="right" w:leader="dot" w:pos="8492"/>
             </w:tabs>
           </w:pPr>
           <w:r>
             <w:rPr>
-              <w:rFonts w:ascii="Times New Roman" w:eastAsia="Times New Roman" w:hAnsi="Times New Roman" w:cs="Times New Roman"/>
+              <w:rFonts w:ascii="Times New Roman" w:hAnsi="Times New Roman" w:eastAsia="Times New Roman" w:cs="Times New Roman"/>
               <w:szCs w:val="24"/>
             </w:rPr>
             <w:fldChar w:fldCharType="begin"/>
           </w:r>
           <w:r>
             <w:rPr>
-              <w:rFonts w:ascii="Times New Roman" w:eastAsia="Times New Roman" w:hAnsi="Times New Roman" w:cs="Times New Roman"/>
-              <w:szCs w:val="24"/>
-            </w:rPr>
-            <w:instrText xml:space="preserve"> HYPERLINK \l _Toc17103 </w:instrText>
-          </w:r>
-          <w:r>
-            <w:rPr>
-              <w:rFonts w:ascii="Times New Roman" w:eastAsia="Times New Roman" w:hAnsi="Times New Roman" w:cs="Times New Roman"/>
+              <w:rFonts w:ascii="Times New Roman" w:hAnsi="Times New Roman" w:eastAsia="Times New Roman" w:cs="Times New Roman"/>
+              <w:szCs w:val="24"/>
+            </w:rPr>
+            <w:instrText xml:space="preserve"> HYPERLINK \l _Toc7946 </w:instrText>
+          </w:r>
+          <w:r>
+            <w:rPr>
+              <w:rFonts w:ascii="Times New Roman" w:hAnsi="Times New Roman" w:eastAsia="Times New Roman" w:cs="Times New Roman"/>
               <w:szCs w:val="24"/>
             </w:rPr>
             <w:fldChar w:fldCharType="separate"/>
@@ -2700,20 +2733,20 @@
             <w:fldChar w:fldCharType="begin"/>
           </w:r>
           <w:r>
-            <w:instrText xml:space="preserve"> PAGEREF _Toc17103 \h </w:instrText>
+            <w:instrText xml:space="preserve"> PAGEREF _Toc7946 \h </w:instrText>
           </w:r>
           <w:r>
             <w:fldChar w:fldCharType="separate"/>
           </w:r>
           <w:r>
-            <w:t>8</w:t>
+            <w:t>9</w:t>
           </w:r>
           <w:r>
             <w:fldChar w:fldCharType="end"/>
           </w:r>
           <w:r>
             <w:rPr>
-              <w:rFonts w:ascii="Times New Roman" w:eastAsia="Times New Roman" w:hAnsi="Times New Roman" w:cs="Times New Roman"/>
+              <w:rFonts w:ascii="Times New Roman" w:hAnsi="Times New Roman" w:eastAsia="Times New Roman" w:cs="Times New Roman"/>
               <w:szCs w:val="24"/>
             </w:rPr>
             <w:fldChar w:fldCharType="end"/>
@@ -2721,28 +2754,28 @@
         </w:p>
         <w:p>
           <w:pPr>
-            <w:pStyle w:val="TOC3"/>
+            <w:pStyle w:val="13"/>
             <w:tabs>
               <w:tab w:val="right" w:leader="dot" w:pos="8492"/>
             </w:tabs>
           </w:pPr>
           <w:r>
             <w:rPr>
-              <w:rFonts w:ascii="Times New Roman" w:eastAsia="Times New Roman" w:hAnsi="Times New Roman" w:cs="Times New Roman"/>
+              <w:rFonts w:ascii="Times New Roman" w:hAnsi="Times New Roman" w:eastAsia="Times New Roman" w:cs="Times New Roman"/>
               <w:szCs w:val="24"/>
             </w:rPr>
             <w:fldChar w:fldCharType="begin"/>
           </w:r>
           <w:r>
             <w:rPr>
-              <w:rFonts w:ascii="Times New Roman" w:eastAsia="Times New Roman" w:hAnsi="Times New Roman" w:cs="Times New Roman"/>
-              <w:szCs w:val="24"/>
-            </w:rPr>
-            <w:instrText xml:space="preserve"> HYPERLINK \l _Toc8928 </w:instrText>
-          </w:r>
-          <w:r>
-            <w:rPr>
-              <w:rFonts w:ascii="Times New Roman" w:eastAsia="Times New Roman" w:hAnsi="Times New Roman" w:cs="Times New Roman"/>
+              <w:rFonts w:ascii="Times New Roman" w:hAnsi="Times New Roman" w:eastAsia="Times New Roman" w:cs="Times New Roman"/>
+              <w:szCs w:val="24"/>
+            </w:rPr>
+            <w:instrText xml:space="preserve"> HYPERLINK \l _Toc22594 </w:instrText>
+          </w:r>
+          <w:r>
+            <w:rPr>
+              <w:rFonts w:ascii="Times New Roman" w:hAnsi="Times New Roman" w:eastAsia="Times New Roman" w:cs="Times New Roman"/>
               <w:szCs w:val="24"/>
             </w:rPr>
             <w:fldChar w:fldCharType="separate"/>
@@ -2763,7 +2796,7 @@
             <w:fldChar w:fldCharType="begin"/>
           </w:r>
           <w:r>
-            <w:instrText xml:space="preserve"> PAGEREF _Toc8928 \h </w:instrText>
+            <w:instrText xml:space="preserve"> PAGEREF _Toc22594 \h </w:instrText>
           </w:r>
           <w:r>
             <w:fldChar w:fldCharType="separate"/>
@@ -2776,7 +2809,7 @@
           </w:r>
           <w:r>
             <w:rPr>
-              <w:rFonts w:ascii="Times New Roman" w:eastAsia="Times New Roman" w:hAnsi="Times New Roman" w:cs="Times New Roman"/>
+              <w:rFonts w:ascii="Times New Roman" w:hAnsi="Times New Roman" w:eastAsia="Times New Roman" w:cs="Times New Roman"/>
               <w:szCs w:val="24"/>
             </w:rPr>
             <w:fldChar w:fldCharType="end"/>
@@ -2784,28 +2817,28 @@
         </w:p>
         <w:p>
           <w:pPr>
-            <w:pStyle w:val="TOC3"/>
+            <w:pStyle w:val="13"/>
             <w:tabs>
               <w:tab w:val="right" w:leader="dot" w:pos="8492"/>
             </w:tabs>
           </w:pPr>
           <w:r>
             <w:rPr>
-              <w:rFonts w:ascii="Times New Roman" w:eastAsia="Times New Roman" w:hAnsi="Times New Roman" w:cs="Times New Roman"/>
+              <w:rFonts w:ascii="Times New Roman" w:hAnsi="Times New Roman" w:eastAsia="Times New Roman" w:cs="Times New Roman"/>
               <w:szCs w:val="24"/>
             </w:rPr>
             <w:fldChar w:fldCharType="begin"/>
           </w:r>
           <w:r>
             <w:rPr>
-              <w:rFonts w:ascii="Times New Roman" w:eastAsia="Times New Roman" w:hAnsi="Times New Roman" w:cs="Times New Roman"/>
-              <w:szCs w:val="24"/>
-            </w:rPr>
-            <w:instrText xml:space="preserve"> HYPERLINK \l _Toc32686 </w:instrText>
-          </w:r>
-          <w:r>
-            <w:rPr>
-              <w:rFonts w:ascii="Times New Roman" w:eastAsia="Times New Roman" w:hAnsi="Times New Roman" w:cs="Times New Roman"/>
+              <w:rFonts w:ascii="Times New Roman" w:hAnsi="Times New Roman" w:eastAsia="Times New Roman" w:cs="Times New Roman"/>
+              <w:szCs w:val="24"/>
+            </w:rPr>
+            <w:instrText xml:space="preserve"> HYPERLINK \l _Toc6093 </w:instrText>
+          </w:r>
+          <w:r>
+            <w:rPr>
+              <w:rFonts w:ascii="Times New Roman" w:hAnsi="Times New Roman" w:eastAsia="Times New Roman" w:cs="Times New Roman"/>
               <w:szCs w:val="24"/>
             </w:rPr>
             <w:fldChar w:fldCharType="separate"/>
@@ -2826,7 +2859,7 @@
             <w:fldChar w:fldCharType="begin"/>
           </w:r>
           <w:r>
-            <w:instrText xml:space="preserve"> PAGEREF _Toc32686 \h </w:instrText>
+            <w:instrText xml:space="preserve"> PAGEREF _Toc6093 \h </w:instrText>
           </w:r>
           <w:r>
             <w:fldChar w:fldCharType="separate"/>
@@ -2839,7 +2872,7 @@
           </w:r>
           <w:r>
             <w:rPr>
-              <w:rFonts w:ascii="Times New Roman" w:eastAsia="Times New Roman" w:hAnsi="Times New Roman" w:cs="Times New Roman"/>
+              <w:rFonts w:ascii="Times New Roman" w:hAnsi="Times New Roman" w:eastAsia="Times New Roman" w:cs="Times New Roman"/>
               <w:szCs w:val="24"/>
             </w:rPr>
             <w:fldChar w:fldCharType="end"/>
@@ -2847,28 +2880,28 @@
         </w:p>
         <w:p>
           <w:pPr>
-            <w:pStyle w:val="TOC3"/>
+            <w:pStyle w:val="13"/>
             <w:tabs>
               <w:tab w:val="right" w:leader="dot" w:pos="8492"/>
             </w:tabs>
           </w:pPr>
           <w:r>
             <w:rPr>
-              <w:rFonts w:ascii="Times New Roman" w:eastAsia="Times New Roman" w:hAnsi="Times New Roman" w:cs="Times New Roman"/>
+              <w:rFonts w:ascii="Times New Roman" w:hAnsi="Times New Roman" w:eastAsia="Times New Roman" w:cs="Times New Roman"/>
               <w:szCs w:val="24"/>
             </w:rPr>
             <w:fldChar w:fldCharType="begin"/>
           </w:r>
           <w:r>
             <w:rPr>
-              <w:rFonts w:ascii="Times New Roman" w:eastAsia="Times New Roman" w:hAnsi="Times New Roman" w:cs="Times New Roman"/>
-              <w:szCs w:val="24"/>
-            </w:rPr>
-            <w:instrText xml:space="preserve"> HYPERLINK \l _Toc28593 </w:instrText>
-          </w:r>
-          <w:r>
-            <w:rPr>
-              <w:rFonts w:ascii="Times New Roman" w:eastAsia="Times New Roman" w:hAnsi="Times New Roman" w:cs="Times New Roman"/>
+              <w:rFonts w:ascii="Times New Roman" w:hAnsi="Times New Roman" w:eastAsia="Times New Roman" w:cs="Times New Roman"/>
+              <w:szCs w:val="24"/>
+            </w:rPr>
+            <w:instrText xml:space="preserve"> HYPERLINK \l _Toc15109 </w:instrText>
+          </w:r>
+          <w:r>
+            <w:rPr>
+              <w:rFonts w:ascii="Times New Roman" w:hAnsi="Times New Roman" w:eastAsia="Times New Roman" w:cs="Times New Roman"/>
               <w:szCs w:val="24"/>
             </w:rPr>
             <w:fldChar w:fldCharType="separate"/>
@@ -2889,7 +2922,7 @@
             <w:fldChar w:fldCharType="begin"/>
           </w:r>
           <w:r>
-            <w:instrText xml:space="preserve"> PAGEREF _Toc28593 \h </w:instrText>
+            <w:instrText xml:space="preserve"> PAGEREF _Toc15109 \h </w:instrText>
           </w:r>
           <w:r>
             <w:fldChar w:fldCharType="separate"/>
@@ -2902,7 +2935,7 @@
           </w:r>
           <w:r>
             <w:rPr>
-              <w:rFonts w:ascii="Times New Roman" w:eastAsia="Times New Roman" w:hAnsi="Times New Roman" w:cs="Times New Roman"/>
+              <w:rFonts w:ascii="Times New Roman" w:hAnsi="Times New Roman" w:eastAsia="Times New Roman" w:cs="Times New Roman"/>
               <w:szCs w:val="24"/>
             </w:rPr>
             <w:fldChar w:fldCharType="end"/>
@@ -2910,28 +2943,28 @@
         </w:p>
         <w:p>
           <w:pPr>
-            <w:pStyle w:val="TOC3"/>
+            <w:pStyle w:val="13"/>
             <w:tabs>
               <w:tab w:val="right" w:leader="dot" w:pos="8492"/>
             </w:tabs>
           </w:pPr>
           <w:r>
             <w:rPr>
-              <w:rFonts w:ascii="Times New Roman" w:eastAsia="Times New Roman" w:hAnsi="Times New Roman" w:cs="Times New Roman"/>
+              <w:rFonts w:ascii="Times New Roman" w:hAnsi="Times New Roman" w:eastAsia="Times New Roman" w:cs="Times New Roman"/>
               <w:szCs w:val="24"/>
             </w:rPr>
             <w:fldChar w:fldCharType="begin"/>
           </w:r>
           <w:r>
             <w:rPr>
-              <w:rFonts w:ascii="Times New Roman" w:eastAsia="Times New Roman" w:hAnsi="Times New Roman" w:cs="Times New Roman"/>
-              <w:szCs w:val="24"/>
-            </w:rPr>
-            <w:instrText xml:space="preserve"> HYPERLINK \l _Toc21519 </w:instrText>
-          </w:r>
-          <w:r>
-            <w:rPr>
-              <w:rFonts w:ascii="Times New Roman" w:eastAsia="Times New Roman" w:hAnsi="Times New Roman" w:cs="Times New Roman"/>
+              <w:rFonts w:ascii="Times New Roman" w:hAnsi="Times New Roman" w:eastAsia="Times New Roman" w:cs="Times New Roman"/>
+              <w:szCs w:val="24"/>
+            </w:rPr>
+            <w:instrText xml:space="preserve"> HYPERLINK \l _Toc386 </w:instrText>
+          </w:r>
+          <w:r>
+            <w:rPr>
+              <w:rFonts w:ascii="Times New Roman" w:hAnsi="Times New Roman" w:eastAsia="Times New Roman" w:cs="Times New Roman"/>
               <w:szCs w:val="24"/>
             </w:rPr>
             <w:fldChar w:fldCharType="separate"/>
@@ -2952,20 +2985,20 @@
             <w:fldChar w:fldCharType="begin"/>
           </w:r>
           <w:r>
-            <w:instrText xml:space="preserve"> PAGEREF _Toc21519 \h </w:instrText>
+            <w:instrText xml:space="preserve"> PAGEREF _Toc386 \h </w:instrText>
           </w:r>
           <w:r>
             <w:fldChar w:fldCharType="separate"/>
           </w:r>
           <w:r>
-            <w:t>9</w:t>
+            <w:t>10</w:t>
           </w:r>
           <w:r>
             <w:fldChar w:fldCharType="end"/>
           </w:r>
           <w:r>
             <w:rPr>
-              <w:rFonts w:ascii="Times New Roman" w:eastAsia="Times New Roman" w:hAnsi="Times New Roman" w:cs="Times New Roman"/>
+              <w:rFonts w:ascii="Times New Roman" w:hAnsi="Times New Roman" w:eastAsia="Times New Roman" w:cs="Times New Roman"/>
               <w:szCs w:val="24"/>
             </w:rPr>
             <w:fldChar w:fldCharType="end"/>
@@ -2973,28 +3006,28 @@
         </w:p>
         <w:p>
           <w:pPr>
-            <w:pStyle w:val="TOC3"/>
+            <w:pStyle w:val="13"/>
             <w:tabs>
               <w:tab w:val="right" w:leader="dot" w:pos="8492"/>
             </w:tabs>
           </w:pPr>
           <w:r>
             <w:rPr>
-              <w:rFonts w:ascii="Times New Roman" w:eastAsia="Times New Roman" w:hAnsi="Times New Roman" w:cs="Times New Roman"/>
+              <w:rFonts w:ascii="Times New Roman" w:hAnsi="Times New Roman" w:eastAsia="Times New Roman" w:cs="Times New Roman"/>
               <w:szCs w:val="24"/>
             </w:rPr>
             <w:fldChar w:fldCharType="begin"/>
           </w:r>
           <w:r>
             <w:rPr>
-              <w:rFonts w:ascii="Times New Roman" w:eastAsia="Times New Roman" w:hAnsi="Times New Roman" w:cs="Times New Roman"/>
-              <w:szCs w:val="24"/>
-            </w:rPr>
-            <w:instrText xml:space="preserve"> HYPERLINK \l _Toc29365 </w:instrText>
-          </w:r>
-          <w:r>
-            <w:rPr>
-              <w:rFonts w:ascii="Times New Roman" w:eastAsia="Times New Roman" w:hAnsi="Times New Roman" w:cs="Times New Roman"/>
+              <w:rFonts w:ascii="Times New Roman" w:hAnsi="Times New Roman" w:eastAsia="Times New Roman" w:cs="Times New Roman"/>
+              <w:szCs w:val="24"/>
+            </w:rPr>
+            <w:instrText xml:space="preserve"> HYPERLINK \l _Toc23698 </w:instrText>
+          </w:r>
+          <w:r>
+            <w:rPr>
+              <w:rFonts w:ascii="Times New Roman" w:hAnsi="Times New Roman" w:eastAsia="Times New Roman" w:cs="Times New Roman"/>
               <w:szCs w:val="24"/>
             </w:rPr>
             <w:fldChar w:fldCharType="separate"/>
@@ -3015,20 +3048,20 @@
             <w:fldChar w:fldCharType="begin"/>
           </w:r>
           <w:r>
-            <w:instrText xml:space="preserve"> PAGEREF _Toc29365 \h </w:instrText>
+            <w:instrText xml:space="preserve"> PAGEREF _Toc23698 \h </w:instrText>
           </w:r>
           <w:r>
             <w:fldChar w:fldCharType="separate"/>
           </w:r>
           <w:r>
-            <w:t>9</w:t>
+            <w:t>10</w:t>
           </w:r>
           <w:r>
             <w:fldChar w:fldCharType="end"/>
           </w:r>
           <w:r>
             <w:rPr>
-              <w:rFonts w:ascii="Times New Roman" w:eastAsia="Times New Roman" w:hAnsi="Times New Roman" w:cs="Times New Roman"/>
+              <w:rFonts w:ascii="Times New Roman" w:hAnsi="Times New Roman" w:eastAsia="Times New Roman" w:cs="Times New Roman"/>
               <w:szCs w:val="24"/>
             </w:rPr>
             <w:fldChar w:fldCharType="end"/>
@@ -3036,28 +3069,28 @@
         </w:p>
         <w:p>
           <w:pPr>
-            <w:pStyle w:val="TOC1"/>
+            <w:pStyle w:val="16"/>
             <w:tabs>
               <w:tab w:val="right" w:leader="dot" w:pos="8492"/>
             </w:tabs>
           </w:pPr>
           <w:r>
             <w:rPr>
-              <w:rFonts w:ascii="Times New Roman" w:eastAsia="Times New Roman" w:hAnsi="Times New Roman" w:cs="Times New Roman"/>
+              <w:rFonts w:ascii="Times New Roman" w:hAnsi="Times New Roman" w:eastAsia="Times New Roman" w:cs="Times New Roman"/>
               <w:szCs w:val="24"/>
             </w:rPr>
             <w:fldChar w:fldCharType="begin"/>
           </w:r>
           <w:r>
             <w:rPr>
-              <w:rFonts w:ascii="Times New Roman" w:eastAsia="Times New Roman" w:hAnsi="Times New Roman" w:cs="Times New Roman"/>
-              <w:szCs w:val="24"/>
-            </w:rPr>
-            <w:instrText xml:space="preserve"> HYPERLINK \l _Toc14517 </w:instrText>
-          </w:r>
-          <w:r>
-            <w:rPr>
-              <w:rFonts w:ascii="Times New Roman" w:eastAsia="Times New Roman" w:hAnsi="Times New Roman" w:cs="Times New Roman"/>
+              <w:rFonts w:ascii="Times New Roman" w:hAnsi="Times New Roman" w:eastAsia="Times New Roman" w:cs="Times New Roman"/>
+              <w:szCs w:val="24"/>
+            </w:rPr>
+            <w:instrText xml:space="preserve"> HYPERLINK \l _Toc17148 </w:instrText>
+          </w:r>
+          <w:r>
+            <w:rPr>
+              <w:rFonts w:ascii="Times New Roman" w:hAnsi="Times New Roman" w:eastAsia="Times New Roman" w:cs="Times New Roman"/>
               <w:szCs w:val="24"/>
             </w:rPr>
             <w:fldChar w:fldCharType="separate"/>
@@ -3078,7 +3111,7 @@
             <w:fldChar w:fldCharType="begin"/>
           </w:r>
           <w:r>
-            <w:instrText xml:space="preserve"> PAGEREF _Toc14517 \h </w:instrText>
+            <w:instrText xml:space="preserve"> PAGEREF _Toc17148 \h </w:instrText>
           </w:r>
           <w:r>
             <w:fldChar w:fldCharType="separate"/>
@@ -3091,7 +3124,7 @@
           </w:r>
           <w:r>
             <w:rPr>
-              <w:rFonts w:ascii="Times New Roman" w:eastAsia="Times New Roman" w:hAnsi="Times New Roman" w:cs="Times New Roman"/>
+              <w:rFonts w:ascii="Times New Roman" w:hAnsi="Times New Roman" w:eastAsia="Times New Roman" w:cs="Times New Roman"/>
               <w:szCs w:val="24"/>
             </w:rPr>
             <w:fldChar w:fldCharType="end"/>
@@ -3099,28 +3132,28 @@
         </w:p>
         <w:p>
           <w:pPr>
-            <w:pStyle w:val="TOC2"/>
+            <w:pStyle w:val="17"/>
             <w:tabs>
               <w:tab w:val="right" w:leader="dot" w:pos="8492"/>
             </w:tabs>
           </w:pPr>
           <w:r>
             <w:rPr>
-              <w:rFonts w:ascii="Times New Roman" w:eastAsia="Times New Roman" w:hAnsi="Times New Roman" w:cs="Times New Roman"/>
+              <w:rFonts w:ascii="Times New Roman" w:hAnsi="Times New Roman" w:eastAsia="Times New Roman" w:cs="Times New Roman"/>
               <w:szCs w:val="24"/>
             </w:rPr>
             <w:fldChar w:fldCharType="begin"/>
           </w:r>
           <w:r>
             <w:rPr>
-              <w:rFonts w:ascii="Times New Roman" w:eastAsia="Times New Roman" w:hAnsi="Times New Roman" w:cs="Times New Roman"/>
-              <w:szCs w:val="24"/>
-            </w:rPr>
-            <w:instrText xml:space="preserve"> HYPERLINK \l _Toc12624 </w:instrText>
-          </w:r>
-          <w:r>
-            <w:rPr>
-              <w:rFonts w:ascii="Times New Roman" w:eastAsia="Times New Roman" w:hAnsi="Times New Roman" w:cs="Times New Roman"/>
+              <w:rFonts w:ascii="Times New Roman" w:hAnsi="Times New Roman" w:eastAsia="Times New Roman" w:cs="Times New Roman"/>
+              <w:szCs w:val="24"/>
+            </w:rPr>
+            <w:instrText xml:space="preserve"> HYPERLINK \l _Toc24412 </w:instrText>
+          </w:r>
+          <w:r>
+            <w:rPr>
+              <w:rFonts w:ascii="Times New Roman" w:hAnsi="Times New Roman" w:eastAsia="Times New Roman" w:cs="Times New Roman"/>
               <w:szCs w:val="24"/>
             </w:rPr>
             <w:fldChar w:fldCharType="separate"/>
@@ -3141,7 +3174,7 @@
             <w:fldChar w:fldCharType="begin"/>
           </w:r>
           <w:r>
-            <w:instrText xml:space="preserve"> PAGEREF _Toc12624 \h </w:instrText>
+            <w:instrText xml:space="preserve"> PAGEREF _Toc24412 \h </w:instrText>
           </w:r>
           <w:r>
             <w:fldChar w:fldCharType="separate"/>
@@ -3154,7 +3187,7 @@
           </w:r>
           <w:r>
             <w:rPr>
-              <w:rFonts w:ascii="Times New Roman" w:eastAsia="Times New Roman" w:hAnsi="Times New Roman" w:cs="Times New Roman"/>
+              <w:rFonts w:ascii="Times New Roman" w:hAnsi="Times New Roman" w:eastAsia="Times New Roman" w:cs="Times New Roman"/>
               <w:szCs w:val="24"/>
             </w:rPr>
             <w:fldChar w:fldCharType="end"/>
@@ -3162,28 +3195,28 @@
         </w:p>
         <w:p>
           <w:pPr>
-            <w:pStyle w:val="TOC2"/>
+            <w:pStyle w:val="17"/>
             <w:tabs>
               <w:tab w:val="right" w:leader="dot" w:pos="8492"/>
             </w:tabs>
           </w:pPr>
           <w:r>
             <w:rPr>
-              <w:rFonts w:ascii="Times New Roman" w:eastAsia="Times New Roman" w:hAnsi="Times New Roman" w:cs="Times New Roman"/>
+              <w:rFonts w:ascii="Times New Roman" w:hAnsi="Times New Roman" w:eastAsia="Times New Roman" w:cs="Times New Roman"/>
               <w:szCs w:val="24"/>
             </w:rPr>
             <w:fldChar w:fldCharType="begin"/>
           </w:r>
           <w:r>
             <w:rPr>
-              <w:rFonts w:ascii="Times New Roman" w:eastAsia="Times New Roman" w:hAnsi="Times New Roman" w:cs="Times New Roman"/>
-              <w:szCs w:val="24"/>
-            </w:rPr>
-            <w:instrText xml:space="preserve"> HYPERLINK \l _Toc5723 </w:instrText>
-          </w:r>
-          <w:r>
-            <w:rPr>
-              <w:rFonts w:ascii="Times New Roman" w:eastAsia="Times New Roman" w:hAnsi="Times New Roman" w:cs="Times New Roman"/>
+              <w:rFonts w:ascii="Times New Roman" w:hAnsi="Times New Roman" w:eastAsia="Times New Roman" w:cs="Times New Roman"/>
+              <w:szCs w:val="24"/>
+            </w:rPr>
+            <w:instrText xml:space="preserve"> HYPERLINK \l _Toc14351 </w:instrText>
+          </w:r>
+          <w:r>
+            <w:rPr>
+              <w:rFonts w:ascii="Times New Roman" w:hAnsi="Times New Roman" w:eastAsia="Times New Roman" w:cs="Times New Roman"/>
               <w:szCs w:val="24"/>
             </w:rPr>
             <w:fldChar w:fldCharType="separate"/>
@@ -3204,7 +3237,7 @@
             <w:fldChar w:fldCharType="begin"/>
           </w:r>
           <w:r>
-            <w:instrText xml:space="preserve"> PAGEREF _Toc5723 \h </w:instrText>
+            <w:instrText xml:space="preserve"> PAGEREF _Toc14351 \h </w:instrText>
           </w:r>
           <w:r>
             <w:fldChar w:fldCharType="separate"/>
@@ -3217,7 +3250,7 @@
           </w:r>
           <w:r>
             <w:rPr>
-              <w:rFonts w:ascii="Times New Roman" w:eastAsia="Times New Roman" w:hAnsi="Times New Roman" w:cs="Times New Roman"/>
+              <w:rFonts w:ascii="Times New Roman" w:hAnsi="Times New Roman" w:eastAsia="Times New Roman" w:cs="Times New Roman"/>
               <w:szCs w:val="24"/>
             </w:rPr>
             <w:fldChar w:fldCharType="end"/>
@@ -3225,28 +3258,28 @@
         </w:p>
         <w:p>
           <w:pPr>
-            <w:pStyle w:val="TOC2"/>
+            <w:pStyle w:val="17"/>
             <w:tabs>
               <w:tab w:val="right" w:leader="dot" w:pos="8492"/>
             </w:tabs>
           </w:pPr>
           <w:r>
             <w:rPr>
-              <w:rFonts w:ascii="Times New Roman" w:eastAsia="Times New Roman" w:hAnsi="Times New Roman" w:cs="Times New Roman"/>
+              <w:rFonts w:ascii="Times New Roman" w:hAnsi="Times New Roman" w:eastAsia="Times New Roman" w:cs="Times New Roman"/>
               <w:szCs w:val="24"/>
             </w:rPr>
             <w:fldChar w:fldCharType="begin"/>
           </w:r>
           <w:r>
             <w:rPr>
-              <w:rFonts w:ascii="Times New Roman" w:eastAsia="Times New Roman" w:hAnsi="Times New Roman" w:cs="Times New Roman"/>
-              <w:szCs w:val="24"/>
-            </w:rPr>
-            <w:instrText xml:space="preserve"> HYPERLINK \l _Toc11926 </w:instrText>
-          </w:r>
-          <w:r>
-            <w:rPr>
-              <w:rFonts w:ascii="Times New Roman" w:eastAsia="Times New Roman" w:hAnsi="Times New Roman" w:cs="Times New Roman"/>
+              <w:rFonts w:ascii="Times New Roman" w:hAnsi="Times New Roman" w:eastAsia="Times New Roman" w:cs="Times New Roman"/>
+              <w:szCs w:val="24"/>
+            </w:rPr>
+            <w:instrText xml:space="preserve"> HYPERLINK \l _Toc3696 </w:instrText>
+          </w:r>
+          <w:r>
+            <w:rPr>
+              <w:rFonts w:ascii="Times New Roman" w:hAnsi="Times New Roman" w:eastAsia="Times New Roman" w:cs="Times New Roman"/>
               <w:szCs w:val="24"/>
             </w:rPr>
             <w:fldChar w:fldCharType="separate"/>
@@ -3267,7 +3300,7 @@
             <w:fldChar w:fldCharType="begin"/>
           </w:r>
           <w:r>
-            <w:instrText xml:space="preserve"> PAGEREF _Toc11926 \h </w:instrText>
+            <w:instrText xml:space="preserve"> PAGEREF _Toc3696 \h </w:instrText>
           </w:r>
           <w:r>
             <w:fldChar w:fldCharType="separate"/>
@@ -3280,7 +3313,7 @@
           </w:r>
           <w:r>
             <w:rPr>
-              <w:rFonts w:ascii="Times New Roman" w:eastAsia="Times New Roman" w:hAnsi="Times New Roman" w:cs="Times New Roman"/>
+              <w:rFonts w:ascii="Times New Roman" w:hAnsi="Times New Roman" w:eastAsia="Times New Roman" w:cs="Times New Roman"/>
               <w:szCs w:val="24"/>
             </w:rPr>
             <w:fldChar w:fldCharType="end"/>
@@ -3288,28 +3321,28 @@
         </w:p>
         <w:p>
           <w:pPr>
-            <w:pStyle w:val="TOC2"/>
+            <w:pStyle w:val="17"/>
             <w:tabs>
               <w:tab w:val="right" w:leader="dot" w:pos="8492"/>
             </w:tabs>
           </w:pPr>
           <w:r>
             <w:rPr>
-              <w:rFonts w:ascii="Times New Roman" w:eastAsia="Times New Roman" w:hAnsi="Times New Roman" w:cs="Times New Roman"/>
+              <w:rFonts w:ascii="Times New Roman" w:hAnsi="Times New Roman" w:eastAsia="Times New Roman" w:cs="Times New Roman"/>
               <w:szCs w:val="24"/>
             </w:rPr>
             <w:fldChar w:fldCharType="begin"/>
           </w:r>
           <w:r>
             <w:rPr>
-              <w:rFonts w:ascii="Times New Roman" w:eastAsia="Times New Roman" w:hAnsi="Times New Roman" w:cs="Times New Roman"/>
-              <w:szCs w:val="24"/>
-            </w:rPr>
-            <w:instrText xml:space="preserve"> HYPERLINK \l _Toc13314 </w:instrText>
-          </w:r>
-          <w:r>
-            <w:rPr>
-              <w:rFonts w:ascii="Times New Roman" w:eastAsia="Times New Roman" w:hAnsi="Times New Roman" w:cs="Times New Roman"/>
+              <w:rFonts w:ascii="Times New Roman" w:hAnsi="Times New Roman" w:eastAsia="Times New Roman" w:cs="Times New Roman"/>
+              <w:szCs w:val="24"/>
+            </w:rPr>
+            <w:instrText xml:space="preserve"> HYPERLINK \l _Toc27662 </w:instrText>
+          </w:r>
+          <w:r>
+            <w:rPr>
+              <w:rFonts w:ascii="Times New Roman" w:hAnsi="Times New Roman" w:eastAsia="Times New Roman" w:cs="Times New Roman"/>
               <w:szCs w:val="24"/>
             </w:rPr>
             <w:fldChar w:fldCharType="separate"/>
@@ -3330,20 +3363,20 @@
             <w:fldChar w:fldCharType="begin"/>
           </w:r>
           <w:r>
-            <w:instrText xml:space="preserve"> PAGEREF _Toc13314 \h </w:instrText>
+            <w:instrText xml:space="preserve"> PAGEREF _Toc27662 \h </w:instrText>
           </w:r>
           <w:r>
             <w:fldChar w:fldCharType="separate"/>
           </w:r>
           <w:r>
-            <w:t>11</w:t>
+            <w:t>12</w:t>
           </w:r>
           <w:r>
             <w:fldChar w:fldCharType="end"/>
           </w:r>
           <w:r>
             <w:rPr>
-              <w:rFonts w:ascii="Times New Roman" w:eastAsia="Times New Roman" w:hAnsi="Times New Roman" w:cs="Times New Roman"/>
+              <w:rFonts w:ascii="Times New Roman" w:hAnsi="Times New Roman" w:eastAsia="Times New Roman" w:cs="Times New Roman"/>
               <w:szCs w:val="24"/>
             </w:rPr>
             <w:fldChar w:fldCharType="end"/>
@@ -3351,28 +3384,28 @@
         </w:p>
         <w:p>
           <w:pPr>
-            <w:pStyle w:val="TOC1"/>
+            <w:pStyle w:val="16"/>
             <w:tabs>
               <w:tab w:val="right" w:leader="dot" w:pos="8492"/>
             </w:tabs>
           </w:pPr>
           <w:r>
             <w:rPr>
-              <w:rFonts w:ascii="Times New Roman" w:eastAsia="Times New Roman" w:hAnsi="Times New Roman" w:cs="Times New Roman"/>
+              <w:rFonts w:ascii="Times New Roman" w:hAnsi="Times New Roman" w:eastAsia="Times New Roman" w:cs="Times New Roman"/>
               <w:szCs w:val="24"/>
             </w:rPr>
             <w:fldChar w:fldCharType="begin"/>
           </w:r>
           <w:r>
             <w:rPr>
-              <w:rFonts w:ascii="Times New Roman" w:eastAsia="Times New Roman" w:hAnsi="Times New Roman" w:cs="Times New Roman"/>
-              <w:szCs w:val="24"/>
-            </w:rPr>
-            <w:instrText xml:space="preserve"> HYPERLINK \l _Toc3284 </w:instrText>
-          </w:r>
-          <w:r>
-            <w:rPr>
-              <w:rFonts w:ascii="Times New Roman" w:eastAsia="Times New Roman" w:hAnsi="Times New Roman" w:cs="Times New Roman"/>
+              <w:rFonts w:ascii="Times New Roman" w:hAnsi="Times New Roman" w:eastAsia="Times New Roman" w:cs="Times New Roman"/>
+              <w:szCs w:val="24"/>
+            </w:rPr>
+            <w:instrText xml:space="preserve"> HYPERLINK \l _Toc27237 </w:instrText>
+          </w:r>
+          <w:r>
+            <w:rPr>
+              <w:rFonts w:ascii="Times New Roman" w:hAnsi="Times New Roman" w:eastAsia="Times New Roman" w:cs="Times New Roman"/>
               <w:szCs w:val="24"/>
             </w:rPr>
             <w:fldChar w:fldCharType="separate"/>
@@ -3393,7 +3426,7 @@
             <w:fldChar w:fldCharType="begin"/>
           </w:r>
           <w:r>
-            <w:instrText xml:space="preserve"> PAGEREF _Toc3284 \h </w:instrText>
+            <w:instrText xml:space="preserve"> PAGEREF _Toc27237 \h </w:instrText>
           </w:r>
           <w:r>
             <w:fldChar w:fldCharType="separate"/>
@@ -3406,7 +3439,7 @@
           </w:r>
           <w:r>
             <w:rPr>
-              <w:rFonts w:ascii="Times New Roman" w:eastAsia="Times New Roman" w:hAnsi="Times New Roman" w:cs="Times New Roman"/>
+              <w:rFonts w:ascii="Times New Roman" w:hAnsi="Times New Roman" w:eastAsia="Times New Roman" w:cs="Times New Roman"/>
               <w:szCs w:val="24"/>
             </w:rPr>
             <w:fldChar w:fldCharType="end"/>
@@ -3414,28 +3447,28 @@
         </w:p>
         <w:p>
           <w:pPr>
-            <w:pStyle w:val="TOC2"/>
+            <w:pStyle w:val="17"/>
             <w:tabs>
               <w:tab w:val="right" w:leader="dot" w:pos="8492"/>
             </w:tabs>
           </w:pPr>
           <w:r>
             <w:rPr>
-              <w:rFonts w:ascii="Times New Roman" w:eastAsia="Times New Roman" w:hAnsi="Times New Roman" w:cs="Times New Roman"/>
+              <w:rFonts w:ascii="Times New Roman" w:hAnsi="Times New Roman" w:eastAsia="Times New Roman" w:cs="Times New Roman"/>
               <w:szCs w:val="24"/>
             </w:rPr>
             <w:fldChar w:fldCharType="begin"/>
           </w:r>
           <w:r>
             <w:rPr>
-              <w:rFonts w:ascii="Times New Roman" w:eastAsia="Times New Roman" w:hAnsi="Times New Roman" w:cs="Times New Roman"/>
-              <w:szCs w:val="24"/>
-            </w:rPr>
-            <w:instrText xml:space="preserve"> HYPERLINK \l _Toc3278 </w:instrText>
-          </w:r>
-          <w:r>
-            <w:rPr>
-              <w:rFonts w:ascii="Times New Roman" w:eastAsia="Times New Roman" w:hAnsi="Times New Roman" w:cs="Times New Roman"/>
+              <w:rFonts w:ascii="Times New Roman" w:hAnsi="Times New Roman" w:eastAsia="Times New Roman" w:cs="Times New Roman"/>
+              <w:szCs w:val="24"/>
+            </w:rPr>
+            <w:instrText xml:space="preserve"> HYPERLINK \l _Toc15739 </w:instrText>
+          </w:r>
+          <w:r>
+            <w:rPr>
+              <w:rFonts w:ascii="Times New Roman" w:hAnsi="Times New Roman" w:eastAsia="Times New Roman" w:cs="Times New Roman"/>
               <w:szCs w:val="24"/>
             </w:rPr>
             <w:fldChar w:fldCharType="separate"/>
@@ -3456,7 +3489,7 @@
             <w:fldChar w:fldCharType="begin"/>
           </w:r>
           <w:r>
-            <w:instrText xml:space="preserve"> PAGEREF _Toc3278 \h </w:instrText>
+            <w:instrText xml:space="preserve"> PAGEREF _Toc15739 \h </w:instrText>
           </w:r>
           <w:r>
             <w:fldChar w:fldCharType="separate"/>
@@ -3469,7 +3502,7 @@
           </w:r>
           <w:r>
             <w:rPr>
-              <w:rFonts w:ascii="Times New Roman" w:eastAsia="Times New Roman" w:hAnsi="Times New Roman" w:cs="Times New Roman"/>
+              <w:rFonts w:ascii="Times New Roman" w:hAnsi="Times New Roman" w:eastAsia="Times New Roman" w:cs="Times New Roman"/>
               <w:szCs w:val="24"/>
             </w:rPr>
             <w:fldChar w:fldCharType="end"/>
@@ -3477,28 +3510,28 @@
         </w:p>
         <w:p>
           <w:pPr>
-            <w:pStyle w:val="TOC2"/>
+            <w:pStyle w:val="17"/>
             <w:tabs>
               <w:tab w:val="right" w:leader="dot" w:pos="8492"/>
             </w:tabs>
           </w:pPr>
           <w:r>
             <w:rPr>
-              <w:rFonts w:ascii="Times New Roman" w:eastAsia="Times New Roman" w:hAnsi="Times New Roman" w:cs="Times New Roman"/>
+              <w:rFonts w:ascii="Times New Roman" w:hAnsi="Times New Roman" w:eastAsia="Times New Roman" w:cs="Times New Roman"/>
               <w:szCs w:val="24"/>
             </w:rPr>
             <w:fldChar w:fldCharType="begin"/>
           </w:r>
           <w:r>
             <w:rPr>
-              <w:rFonts w:ascii="Times New Roman" w:eastAsia="Times New Roman" w:hAnsi="Times New Roman" w:cs="Times New Roman"/>
-              <w:szCs w:val="24"/>
-            </w:rPr>
-            <w:instrText xml:space="preserve"> HYPERLINK \l _Toc23681 </w:instrText>
-          </w:r>
-          <w:r>
-            <w:rPr>
-              <w:rFonts w:ascii="Times New Roman" w:eastAsia="Times New Roman" w:hAnsi="Times New Roman" w:cs="Times New Roman"/>
+              <w:rFonts w:ascii="Times New Roman" w:hAnsi="Times New Roman" w:eastAsia="Times New Roman" w:cs="Times New Roman"/>
+              <w:szCs w:val="24"/>
+            </w:rPr>
+            <w:instrText xml:space="preserve"> HYPERLINK \l _Toc24276 </w:instrText>
+          </w:r>
+          <w:r>
+            <w:rPr>
+              <w:rFonts w:ascii="Times New Roman" w:hAnsi="Times New Roman" w:eastAsia="Times New Roman" w:cs="Times New Roman"/>
               <w:szCs w:val="24"/>
             </w:rPr>
             <w:fldChar w:fldCharType="separate"/>
@@ -3519,20 +3552,20 @@
             <w:fldChar w:fldCharType="begin"/>
           </w:r>
           <w:r>
-            <w:instrText xml:space="preserve"> PAGEREF _Toc23681 \h </w:instrText>
+            <w:instrText xml:space="preserve"> PAGEREF _Toc24276 \h </w:instrText>
           </w:r>
           <w:r>
             <w:fldChar w:fldCharType="separate"/>
           </w:r>
           <w:r>
-            <w:t>12</w:t>
+            <w:t>13</w:t>
           </w:r>
           <w:r>
             <w:fldChar w:fldCharType="end"/>
           </w:r>
           <w:r>
             <w:rPr>
-              <w:rFonts w:ascii="Times New Roman" w:eastAsia="Times New Roman" w:hAnsi="Times New Roman" w:cs="Times New Roman"/>
+              <w:rFonts w:ascii="Times New Roman" w:hAnsi="Times New Roman" w:eastAsia="Times New Roman" w:cs="Times New Roman"/>
               <w:szCs w:val="24"/>
             </w:rPr>
             <w:fldChar w:fldCharType="end"/>
@@ -3540,28 +3573,28 @@
         </w:p>
         <w:p>
           <w:pPr>
-            <w:pStyle w:val="TOC2"/>
+            <w:pStyle w:val="17"/>
             <w:tabs>
               <w:tab w:val="right" w:leader="dot" w:pos="8492"/>
             </w:tabs>
           </w:pPr>
           <w:r>
             <w:rPr>
-              <w:rFonts w:ascii="Times New Roman" w:eastAsia="Times New Roman" w:hAnsi="Times New Roman" w:cs="Times New Roman"/>
+              <w:rFonts w:ascii="Times New Roman" w:hAnsi="Times New Roman" w:eastAsia="Times New Roman" w:cs="Times New Roman"/>
               <w:szCs w:val="24"/>
             </w:rPr>
             <w:fldChar w:fldCharType="begin"/>
           </w:r>
           <w:r>
             <w:rPr>
-              <w:rFonts w:ascii="Times New Roman" w:eastAsia="Times New Roman" w:hAnsi="Times New Roman" w:cs="Times New Roman"/>
-              <w:szCs w:val="24"/>
-            </w:rPr>
-            <w:instrText xml:space="preserve"> HYPERLINK \l _Toc29102 </w:instrText>
-          </w:r>
-          <w:r>
-            <w:rPr>
-              <w:rFonts w:ascii="Times New Roman" w:eastAsia="Times New Roman" w:hAnsi="Times New Roman" w:cs="Times New Roman"/>
+              <w:rFonts w:ascii="Times New Roman" w:hAnsi="Times New Roman" w:eastAsia="Times New Roman" w:cs="Times New Roman"/>
+              <w:szCs w:val="24"/>
+            </w:rPr>
+            <w:instrText xml:space="preserve"> HYPERLINK \l _Toc23594 </w:instrText>
+          </w:r>
+          <w:r>
+            <w:rPr>
+              <w:rFonts w:ascii="Times New Roman" w:hAnsi="Times New Roman" w:eastAsia="Times New Roman" w:cs="Times New Roman"/>
               <w:szCs w:val="24"/>
             </w:rPr>
             <w:fldChar w:fldCharType="separate"/>
@@ -3582,20 +3615,20 @@
             <w:fldChar w:fldCharType="begin"/>
           </w:r>
           <w:r>
-            <w:instrText xml:space="preserve"> PAGEREF _Toc29102 \h </w:instrText>
+            <w:instrText xml:space="preserve"> PAGEREF _Toc23594 \h </w:instrText>
           </w:r>
           <w:r>
             <w:fldChar w:fldCharType="separate"/>
           </w:r>
           <w:r>
-            <w:t>12</w:t>
+            <w:t>13</w:t>
           </w:r>
           <w:r>
             <w:fldChar w:fldCharType="end"/>
           </w:r>
           <w:r>
             <w:rPr>
-              <w:rFonts w:ascii="Times New Roman" w:eastAsia="Times New Roman" w:hAnsi="Times New Roman" w:cs="Times New Roman"/>
+              <w:rFonts w:ascii="Times New Roman" w:hAnsi="Times New Roman" w:eastAsia="Times New Roman" w:cs="Times New Roman"/>
               <w:szCs w:val="24"/>
             </w:rPr>
             <w:fldChar w:fldCharType="end"/>
@@ -3603,28 +3636,28 @@
         </w:p>
         <w:p>
           <w:pPr>
-            <w:pStyle w:val="TOC2"/>
+            <w:pStyle w:val="17"/>
             <w:tabs>
               <w:tab w:val="right" w:leader="dot" w:pos="8492"/>
             </w:tabs>
           </w:pPr>
           <w:r>
             <w:rPr>
-              <w:rFonts w:ascii="Times New Roman" w:eastAsia="Times New Roman" w:hAnsi="Times New Roman" w:cs="Times New Roman"/>
+              <w:rFonts w:ascii="Times New Roman" w:hAnsi="Times New Roman" w:eastAsia="Times New Roman" w:cs="Times New Roman"/>
               <w:szCs w:val="24"/>
             </w:rPr>
             <w:fldChar w:fldCharType="begin"/>
           </w:r>
           <w:r>
             <w:rPr>
-              <w:rFonts w:ascii="Times New Roman" w:eastAsia="Times New Roman" w:hAnsi="Times New Roman" w:cs="Times New Roman"/>
-              <w:szCs w:val="24"/>
-            </w:rPr>
-            <w:instrText xml:space="preserve"> HYPERLINK \l _Toc3011 </w:instrText>
-          </w:r>
-          <w:r>
-            <w:rPr>
-              <w:rFonts w:ascii="Times New Roman" w:eastAsia="Times New Roman" w:hAnsi="Times New Roman" w:cs="Times New Roman"/>
+              <w:rFonts w:ascii="Times New Roman" w:hAnsi="Times New Roman" w:eastAsia="Times New Roman" w:cs="Times New Roman"/>
+              <w:szCs w:val="24"/>
+            </w:rPr>
+            <w:instrText xml:space="preserve"> HYPERLINK \l _Toc27767 </w:instrText>
+          </w:r>
+          <w:r>
+            <w:rPr>
+              <w:rFonts w:ascii="Times New Roman" w:hAnsi="Times New Roman" w:eastAsia="Times New Roman" w:cs="Times New Roman"/>
               <w:szCs w:val="24"/>
             </w:rPr>
             <w:fldChar w:fldCharType="separate"/>
@@ -3645,7 +3678,7 @@
             <w:fldChar w:fldCharType="begin"/>
           </w:r>
           <w:r>
-            <w:instrText xml:space="preserve"> PAGEREF _Toc3011 \h </w:instrText>
+            <w:instrText xml:space="preserve"> PAGEREF _Toc27767 \h </w:instrText>
           </w:r>
           <w:r>
             <w:fldChar w:fldCharType="separate"/>
@@ -3658,7 +3691,7 @@
           </w:r>
           <w:r>
             <w:rPr>
-              <w:rFonts w:ascii="Times New Roman" w:eastAsia="Times New Roman" w:hAnsi="Times New Roman" w:cs="Times New Roman"/>
+              <w:rFonts w:ascii="Times New Roman" w:hAnsi="Times New Roman" w:eastAsia="Times New Roman" w:cs="Times New Roman"/>
               <w:szCs w:val="24"/>
             </w:rPr>
             <w:fldChar w:fldCharType="end"/>
@@ -3666,28 +3699,28 @@
         </w:p>
         <w:p>
           <w:pPr>
-            <w:pStyle w:val="TOC3"/>
+            <w:pStyle w:val="13"/>
             <w:tabs>
               <w:tab w:val="right" w:leader="dot" w:pos="8492"/>
             </w:tabs>
           </w:pPr>
           <w:r>
             <w:rPr>
-              <w:rFonts w:ascii="Times New Roman" w:eastAsia="Times New Roman" w:hAnsi="Times New Roman" w:cs="Times New Roman"/>
+              <w:rFonts w:ascii="Times New Roman" w:hAnsi="Times New Roman" w:eastAsia="Times New Roman" w:cs="Times New Roman"/>
               <w:szCs w:val="24"/>
             </w:rPr>
             <w:fldChar w:fldCharType="begin"/>
           </w:r>
           <w:r>
             <w:rPr>
-              <w:rFonts w:ascii="Times New Roman" w:eastAsia="Times New Roman" w:hAnsi="Times New Roman" w:cs="Times New Roman"/>
-              <w:szCs w:val="24"/>
-            </w:rPr>
-            <w:instrText xml:space="preserve"> HYPERLINK \l _Toc15715 </w:instrText>
-          </w:r>
-          <w:r>
-            <w:rPr>
-              <w:rFonts w:ascii="Times New Roman" w:eastAsia="Times New Roman" w:hAnsi="Times New Roman" w:cs="Times New Roman"/>
+              <w:rFonts w:ascii="Times New Roman" w:hAnsi="Times New Roman" w:eastAsia="Times New Roman" w:cs="Times New Roman"/>
+              <w:szCs w:val="24"/>
+            </w:rPr>
+            <w:instrText xml:space="preserve"> HYPERLINK \l _Toc23892 </w:instrText>
+          </w:r>
+          <w:r>
+            <w:rPr>
+              <w:rFonts w:ascii="Times New Roman" w:hAnsi="Times New Roman" w:eastAsia="Times New Roman" w:cs="Times New Roman"/>
               <w:szCs w:val="24"/>
             </w:rPr>
             <w:fldChar w:fldCharType="separate"/>
@@ -3708,7 +3741,7 @@
             <w:fldChar w:fldCharType="begin"/>
           </w:r>
           <w:r>
-            <w:instrText xml:space="preserve"> PAGEREF _Toc15715 \h </w:instrText>
+            <w:instrText xml:space="preserve"> PAGEREF _Toc23892 \h </w:instrText>
           </w:r>
           <w:r>
             <w:fldChar w:fldCharType="separate"/>
@@ -3721,7 +3754,7 @@
           </w:r>
           <w:r>
             <w:rPr>
-              <w:rFonts w:ascii="Times New Roman" w:eastAsia="Times New Roman" w:hAnsi="Times New Roman" w:cs="Times New Roman"/>
+              <w:rFonts w:ascii="Times New Roman" w:hAnsi="Times New Roman" w:eastAsia="Times New Roman" w:cs="Times New Roman"/>
               <w:szCs w:val="24"/>
             </w:rPr>
             <w:fldChar w:fldCharType="end"/>
@@ -3729,28 +3762,28 @@
         </w:p>
         <w:p>
           <w:pPr>
-            <w:pStyle w:val="TOC3"/>
+            <w:pStyle w:val="13"/>
             <w:tabs>
               <w:tab w:val="right" w:leader="dot" w:pos="8492"/>
             </w:tabs>
           </w:pPr>
           <w:r>
             <w:rPr>
-              <w:rFonts w:ascii="Times New Roman" w:eastAsia="Times New Roman" w:hAnsi="Times New Roman" w:cs="Times New Roman"/>
+              <w:rFonts w:ascii="Times New Roman" w:hAnsi="Times New Roman" w:eastAsia="Times New Roman" w:cs="Times New Roman"/>
               <w:szCs w:val="24"/>
             </w:rPr>
             <w:fldChar w:fldCharType="begin"/>
           </w:r>
           <w:r>
             <w:rPr>
-              <w:rFonts w:ascii="Times New Roman" w:eastAsia="Times New Roman" w:hAnsi="Times New Roman" w:cs="Times New Roman"/>
-              <w:szCs w:val="24"/>
-            </w:rPr>
-            <w:instrText xml:space="preserve"> HYPERLINK \l _Toc17113 </w:instrText>
-          </w:r>
-          <w:r>
-            <w:rPr>
-              <w:rFonts w:ascii="Times New Roman" w:eastAsia="Times New Roman" w:hAnsi="Times New Roman" w:cs="Times New Roman"/>
+              <w:rFonts w:ascii="Times New Roman" w:hAnsi="Times New Roman" w:eastAsia="Times New Roman" w:cs="Times New Roman"/>
+              <w:szCs w:val="24"/>
+            </w:rPr>
+            <w:instrText xml:space="preserve"> HYPERLINK \l _Toc13667 </w:instrText>
+          </w:r>
+          <w:r>
+            <w:rPr>
+              <w:rFonts w:ascii="Times New Roman" w:hAnsi="Times New Roman" w:eastAsia="Times New Roman" w:cs="Times New Roman"/>
               <w:szCs w:val="24"/>
             </w:rPr>
             <w:fldChar w:fldCharType="separate"/>
@@ -3771,20 +3804,20 @@
             <w:fldChar w:fldCharType="begin"/>
           </w:r>
           <w:r>
-            <w:instrText xml:space="preserve"> PAGEREF _Toc17113 \h </w:instrText>
+            <w:instrText xml:space="preserve"> PAGEREF _Toc13667 \h </w:instrText>
           </w:r>
           <w:r>
             <w:fldChar w:fldCharType="separate"/>
           </w:r>
           <w:r>
-            <w:t>13</w:t>
+            <w:t>14</w:t>
           </w:r>
           <w:r>
             <w:fldChar w:fldCharType="end"/>
           </w:r>
           <w:r>
             <w:rPr>
-              <w:rFonts w:ascii="Times New Roman" w:eastAsia="Times New Roman" w:hAnsi="Times New Roman" w:cs="Times New Roman"/>
+              <w:rFonts w:ascii="Times New Roman" w:hAnsi="Times New Roman" w:eastAsia="Times New Roman" w:cs="Times New Roman"/>
               <w:szCs w:val="24"/>
             </w:rPr>
             <w:fldChar w:fldCharType="end"/>
@@ -3792,28 +3825,28 @@
         </w:p>
         <w:p>
           <w:pPr>
-            <w:pStyle w:val="TOC3"/>
+            <w:pStyle w:val="13"/>
             <w:tabs>
               <w:tab w:val="right" w:leader="dot" w:pos="8492"/>
             </w:tabs>
           </w:pPr>
           <w:r>
             <w:rPr>
-              <w:rFonts w:ascii="Times New Roman" w:eastAsia="Times New Roman" w:hAnsi="Times New Roman" w:cs="Times New Roman"/>
+              <w:rFonts w:ascii="Times New Roman" w:hAnsi="Times New Roman" w:eastAsia="Times New Roman" w:cs="Times New Roman"/>
               <w:szCs w:val="24"/>
             </w:rPr>
             <w:fldChar w:fldCharType="begin"/>
           </w:r>
           <w:r>
             <w:rPr>
-              <w:rFonts w:ascii="Times New Roman" w:eastAsia="Times New Roman" w:hAnsi="Times New Roman" w:cs="Times New Roman"/>
-              <w:szCs w:val="24"/>
-            </w:rPr>
-            <w:instrText xml:space="preserve"> HYPERLINK \l _Toc21922 </w:instrText>
-          </w:r>
-          <w:r>
-            <w:rPr>
-              <w:rFonts w:ascii="Times New Roman" w:eastAsia="Times New Roman" w:hAnsi="Times New Roman" w:cs="Times New Roman"/>
+              <w:rFonts w:ascii="Times New Roman" w:hAnsi="Times New Roman" w:eastAsia="Times New Roman" w:cs="Times New Roman"/>
+              <w:szCs w:val="24"/>
+            </w:rPr>
+            <w:instrText xml:space="preserve"> HYPERLINK \l _Toc15730 </w:instrText>
+          </w:r>
+          <w:r>
+            <w:rPr>
+              <w:rFonts w:ascii="Times New Roman" w:hAnsi="Times New Roman" w:eastAsia="Times New Roman" w:cs="Times New Roman"/>
               <w:szCs w:val="24"/>
             </w:rPr>
             <w:fldChar w:fldCharType="separate"/>
@@ -3834,20 +3867,20 @@
             <w:fldChar w:fldCharType="begin"/>
           </w:r>
           <w:r>
-            <w:instrText xml:space="preserve"> PAGEREF _Toc21922 \h </w:instrText>
+            <w:instrText xml:space="preserve"> PAGEREF _Toc15730 \h </w:instrText>
           </w:r>
           <w:r>
             <w:fldChar w:fldCharType="separate"/>
           </w:r>
           <w:r>
-            <w:t>13</w:t>
+            <w:t>14</w:t>
           </w:r>
           <w:r>
             <w:fldChar w:fldCharType="end"/>
           </w:r>
           <w:r>
             <w:rPr>
-              <w:rFonts w:ascii="Times New Roman" w:eastAsia="Times New Roman" w:hAnsi="Times New Roman" w:cs="Times New Roman"/>
+              <w:rFonts w:ascii="Times New Roman" w:hAnsi="Times New Roman" w:eastAsia="Times New Roman" w:cs="Times New Roman"/>
               <w:szCs w:val="24"/>
             </w:rPr>
             <w:fldChar w:fldCharType="end"/>
@@ -3855,28 +3888,28 @@
         </w:p>
         <w:p>
           <w:pPr>
-            <w:pStyle w:val="TOC1"/>
+            <w:pStyle w:val="16"/>
             <w:tabs>
               <w:tab w:val="right" w:leader="dot" w:pos="8492"/>
             </w:tabs>
           </w:pPr>
           <w:r>
             <w:rPr>
-              <w:rFonts w:ascii="Times New Roman" w:eastAsia="Times New Roman" w:hAnsi="Times New Roman" w:cs="Times New Roman"/>
+              <w:rFonts w:ascii="Times New Roman" w:hAnsi="Times New Roman" w:eastAsia="Times New Roman" w:cs="Times New Roman"/>
               <w:szCs w:val="24"/>
             </w:rPr>
             <w:fldChar w:fldCharType="begin"/>
           </w:r>
           <w:r>
             <w:rPr>
-              <w:rFonts w:ascii="Times New Roman" w:eastAsia="Times New Roman" w:hAnsi="Times New Roman" w:cs="Times New Roman"/>
-              <w:szCs w:val="24"/>
-            </w:rPr>
-            <w:instrText xml:space="preserve"> HYPERLINK \l _Toc7477 </w:instrText>
-          </w:r>
-          <w:r>
-            <w:rPr>
-              <w:rFonts w:ascii="Times New Roman" w:eastAsia="Times New Roman" w:hAnsi="Times New Roman" w:cs="Times New Roman"/>
+              <w:rFonts w:ascii="Times New Roman" w:hAnsi="Times New Roman" w:eastAsia="Times New Roman" w:cs="Times New Roman"/>
+              <w:szCs w:val="24"/>
+            </w:rPr>
+            <w:instrText xml:space="preserve"> HYPERLINK \l _Toc1022 </w:instrText>
+          </w:r>
+          <w:r>
+            <w:rPr>
+              <w:rFonts w:ascii="Times New Roman" w:hAnsi="Times New Roman" w:eastAsia="Times New Roman" w:cs="Times New Roman"/>
               <w:szCs w:val="24"/>
             </w:rPr>
             <w:fldChar w:fldCharType="separate"/>
@@ -3897,20 +3930,20 @@
             <w:fldChar w:fldCharType="begin"/>
           </w:r>
           <w:r>
-            <w:instrText xml:space="preserve"> PAGEREF _Toc7477 \h </w:instrText>
+            <w:instrText xml:space="preserve"> PAGEREF _Toc1022 \h </w:instrText>
           </w:r>
           <w:r>
             <w:fldChar w:fldCharType="separate"/>
           </w:r>
           <w:r>
-            <w:t>13</w:t>
+            <w:t>14</w:t>
           </w:r>
           <w:r>
             <w:fldChar w:fldCharType="end"/>
           </w:r>
           <w:r>
             <w:rPr>
-              <w:rFonts w:ascii="Times New Roman" w:eastAsia="Times New Roman" w:hAnsi="Times New Roman" w:cs="Times New Roman"/>
+              <w:rFonts w:ascii="Times New Roman" w:hAnsi="Times New Roman" w:eastAsia="Times New Roman" w:cs="Times New Roman"/>
               <w:szCs w:val="24"/>
             </w:rPr>
             <w:fldChar w:fldCharType="end"/>
@@ -3934,7 +3967,7 @@
             <w:spacing w:line="220" w:lineRule="auto"/>
             <w:textAlignment w:val="baseline"/>
             <w:rPr>
-              <w:rFonts w:ascii="Times New Roman" w:eastAsia="Times New Roman" w:hAnsi="Times New Roman" w:cs="Times New Roman"/>
+              <w:rFonts w:ascii="Times New Roman" w:hAnsi="Times New Roman" w:eastAsia="Times New Roman" w:cs="Times New Roman"/>
               <w:snapToGrid w:val="0"/>
               <w:color w:val="000000"/>
               <w:kern w:val="0"/>
@@ -3945,7 +3978,7 @@
           </w:pPr>
           <w:r>
             <w:rPr>
-              <w:rFonts w:ascii="Times New Roman" w:eastAsia="Times New Roman" w:hAnsi="Times New Roman" w:cs="Times New Roman"/>
+              <w:rFonts w:ascii="Times New Roman" w:hAnsi="Times New Roman" w:eastAsia="Times New Roman" w:cs="Times New Roman"/>
               <w:szCs w:val="24"/>
             </w:rPr>
             <w:fldChar w:fldCharType="end"/>
@@ -3971,7 +4004,7 @@
         <w:spacing w:line="220" w:lineRule="auto"/>
         <w:textAlignment w:val="baseline"/>
         <w:rPr>
-          <w:rFonts w:ascii="Times New Roman" w:eastAsia="Times New Roman" w:hAnsi="Times New Roman" w:cs="Times New Roman"/>
+          <w:rFonts w:ascii="Times New Roman" w:hAnsi="Times New Roman" w:eastAsia="Times New Roman" w:cs="Times New Roman"/>
           <w:snapToGrid w:val="0"/>
           <w:color w:val="000000"/>
           <w:kern w:val="0"/>
@@ -3980,16 +4013,16 @@
           <w:lang w:val="en-US" w:eastAsia="en-US" w:bidi="ar-SA"/>
         </w:rPr>
         <w:sectPr>
-          <w:footerReference w:type="default" r:id="rId8"/>
+          <w:footerReference r:id="rId9" w:type="default"/>
           <w:pgSz w:w="11906" w:h="16839"/>
           <w:pgMar w:top="1240" w:right="1710" w:bottom="1234" w:left="1704" w:header="0" w:footer="1070" w:gutter="0"/>
-          <w:cols w:num="1" w:space="720"/>
+          <w:cols w:space="720" w:num="1"/>
         </w:sectPr>
       </w:pPr>
     </w:p>
     <w:p>
       <w:pPr>
-        <w:pStyle w:val="1"/>
+        <w:pStyle w:val="26"/>
         <w:keepNext w:val="0"/>
         <w:keepLines w:val="0"/>
         <w:pageBreakBefore w:val="0"/>
@@ -4005,7 +4038,7 @@
         <w:snapToGrid w:val="0"/>
         <w:textAlignment w:val="baseline"/>
       </w:pPr>
-      <w:bookmarkStart w:id="3" w:name="_Toc5947"/>
+      <w:bookmarkStart w:id="3" w:name="_Toc19974"/>
       <w:r>
         <w:t>目的</w:t>
       </w:r>
@@ -4013,7 +4046,7 @@
     </w:p>
     <w:p>
       <w:pPr>
-        <w:pStyle w:val="a"/>
+        <w:pStyle w:val="27"/>
         <w:keepNext w:val="0"/>
         <w:keepLines w:val="0"/>
         <w:pageBreakBefore w:val="0"/>
@@ -4035,7 +4068,7 @@
     </w:p>
     <w:p>
       <w:pPr>
-        <w:pStyle w:val="a"/>
+        <w:pStyle w:val="27"/>
         <w:keepNext w:val="0"/>
         <w:keepLines w:val="0"/>
         <w:pageBreakBefore w:val="0"/>
@@ -4057,7 +4090,7 @@
     </w:p>
     <w:p>
       <w:pPr>
-        <w:pStyle w:val="a3"/>
+        <w:pStyle w:val="39"/>
         <w:keepNext w:val="0"/>
         <w:keepLines w:val="0"/>
         <w:pageBreakBefore w:val="0"/>
@@ -4083,7 +4116,7 @@
     </w:p>
     <w:p>
       <w:pPr>
-        <w:pStyle w:val="a3"/>
+        <w:pStyle w:val="39"/>
         <w:keepNext w:val="0"/>
         <w:keepLines w:val="0"/>
         <w:pageBreakBefore w:val="0"/>
@@ -4109,7 +4142,7 @@
     </w:p>
     <w:p>
       <w:pPr>
-        <w:pStyle w:val="a3"/>
+        <w:pStyle w:val="39"/>
         <w:keepNext w:val="0"/>
         <w:keepLines w:val="0"/>
         <w:pageBreakBefore w:val="0"/>
@@ -4135,7 +4168,7 @@
     </w:p>
     <w:p>
       <w:pPr>
-        <w:pStyle w:val="a3"/>
+        <w:pStyle w:val="39"/>
         <w:keepNext w:val="0"/>
         <w:keepLines w:val="0"/>
         <w:pageBreakBefore w:val="0"/>
@@ -4161,7 +4194,7 @@
     </w:p>
     <w:p>
       <w:pPr>
-        <w:pStyle w:val="a3"/>
+        <w:pStyle w:val="39"/>
         <w:keepNext w:val="0"/>
         <w:keepLines w:val="0"/>
         <w:pageBreakBefore w:val="0"/>
@@ -4187,7 +4220,7 @@
     </w:p>
     <w:p>
       <w:pPr>
-        <w:pStyle w:val="1"/>
+        <w:pStyle w:val="26"/>
         <w:keepNext w:val="0"/>
         <w:keepLines w:val="0"/>
         <w:pageBreakBefore w:val="0"/>
@@ -4203,7 +4236,7 @@
         <w:snapToGrid w:val="0"/>
         <w:textAlignment w:val="baseline"/>
       </w:pPr>
-      <w:bookmarkStart w:id="4" w:name="_Toc26254"/>
+      <w:bookmarkStart w:id="4" w:name="_Toc21835"/>
       <w:r>
         <w:t>适用范围</w:t>
       </w:r>
@@ -4211,7 +4244,7 @@
     </w:p>
     <w:p>
       <w:pPr>
-        <w:pStyle w:val="a"/>
+        <w:pStyle w:val="27"/>
         <w:keepNext w:val="0"/>
         <w:keepLines w:val="0"/>
         <w:pageBreakBefore w:val="0"/>
@@ -4233,7 +4266,7 @@
     </w:p>
     <w:p>
       <w:pPr>
-        <w:pStyle w:val="1"/>
+        <w:pStyle w:val="26"/>
         <w:keepNext w:val="0"/>
         <w:keepLines w:val="0"/>
         <w:pageBreakBefore w:val="0"/>
@@ -4249,7 +4282,7 @@
         <w:snapToGrid w:val="0"/>
         <w:textAlignment w:val="baseline"/>
       </w:pPr>
-      <w:bookmarkStart w:id="5" w:name="_Toc24131"/>
+      <w:bookmarkStart w:id="5" w:name="_Toc30006"/>
       <w:r>
         <w:t>术语和定义</w:t>
       </w:r>
@@ -4257,16 +4290,16 @@
     </w:p>
     <w:tbl>
       <w:tblPr>
-        <w:tblStyle w:val="TableNormal0"/>
+        <w:tblStyle w:val="24"/>
         <w:tblW w:w="8473" w:type="dxa"/>
         <w:jc w:val="center"/>
         <w:tblBorders>
-          <w:top w:val="single" w:sz="6" w:space="0" w:color="000000"/>
-          <w:left w:val="single" w:sz="6" w:space="0" w:color="000000"/>
-          <w:bottom w:val="single" w:sz="6" w:space="0" w:color="000000"/>
-          <w:right w:val="single" w:sz="6" w:space="0" w:color="000000"/>
-          <w:insideH w:val="single" w:sz="6" w:space="0" w:color="000000"/>
-          <w:insideV w:val="single" w:sz="6" w:space="0" w:color="000000"/>
+          <w:top w:val="single" w:color="000000" w:sz="6" w:space="0"/>
+          <w:left w:val="single" w:color="000000" w:sz="6" w:space="0"/>
+          <w:bottom w:val="single" w:color="000000" w:sz="6" w:space="0"/>
+          <w:right w:val="single" w:color="000000" w:sz="6" w:space="0"/>
+          <w:insideH w:val="single" w:color="000000" w:sz="6" w:space="0"/>
+          <w:insideV w:val="single" w:color="000000" w:sz="6" w:space="0"/>
         </w:tblBorders>
         <w:tblLayout w:type="fixed"/>
         <w:tblCellMar>
@@ -4282,17 +4315,14 @@
       </w:tblGrid>
       <w:tr>
         <w:tblPrEx>
-          <w:tblW w:w="8473" w:type="dxa"/>
-          <w:jc w:val="center"/>
           <w:tblBorders>
-            <w:top w:val="single" w:sz="6" w:space="0" w:color="000000"/>
-            <w:left w:val="single" w:sz="6" w:space="0" w:color="000000"/>
-            <w:bottom w:val="single" w:sz="6" w:space="0" w:color="000000"/>
-            <w:right w:val="single" w:sz="6" w:space="0" w:color="000000"/>
-            <w:insideH w:val="single" w:sz="6" w:space="0" w:color="000000"/>
-            <w:insideV w:val="single" w:sz="6" w:space="0" w:color="000000"/>
+            <w:top w:val="single" w:color="000000" w:sz="6" w:space="0"/>
+            <w:left w:val="single" w:color="000000" w:sz="6" w:space="0"/>
+            <w:bottom w:val="single" w:color="000000" w:sz="6" w:space="0"/>
+            <w:right w:val="single" w:color="000000" w:sz="6" w:space="0"/>
+            <w:insideH w:val="single" w:color="000000" w:sz="6" w:space="0"/>
+            <w:insideV w:val="single" w:color="000000" w:sz="6" w:space="0"/>
           </w:tblBorders>
-          <w:tblLayout w:type="fixed"/>
           <w:tblCellMar>
             <w:top w:w="0" w:type="dxa"/>
             <w:left w:w="0" w:type="dxa"/>
@@ -4301,16 +4331,16 @@
           </w:tblCellMar>
         </w:tblPrEx>
         <w:trPr>
-          <w:trHeight w:val="784"/>
+          <w:trHeight w:val="784" w:hRule="atLeast"/>
           <w:jc w:val="center"/>
         </w:trPr>
         <w:tc>
           <w:tcPr>
             <w:tcW w:w="1354" w:type="dxa"/>
             <w:tcBorders>
-              <w:top w:val="single" w:sz="12" w:space="0" w:color="000000"/>
-              <w:left w:val="single" w:sz="12" w:space="0" w:color="000000"/>
-              <w:right w:val="single" w:sz="2" w:space="0" w:color="000000"/>
+              <w:top w:val="single" w:color="000000" w:sz="12" w:space="0"/>
+              <w:left w:val="single" w:color="000000" w:sz="12" w:space="0"/>
+              <w:right w:val="single" w:color="000000" w:sz="2" w:space="0"/>
             </w:tcBorders>
             <w:shd w:val="clear" w:color="auto" w:fill="BFBFBF"/>
           </w:tcPr>
@@ -4333,14 +4363,14 @@
               <w:ind w:left="368"/>
               <w:textAlignment w:val="baseline"/>
               <w:rPr>
-                <w:rFonts w:ascii="宋体" w:eastAsia="宋体" w:hAnsi="宋体" w:cs="宋体"/>
+                <w:rFonts w:ascii="宋体" w:hAnsi="宋体" w:eastAsia="宋体" w:cs="宋体"/>
                 <w:sz w:val="24"/>
                 <w:szCs w:val="24"/>
               </w:rPr>
             </w:pPr>
             <w:r>
               <w:rPr>
-                <w:rFonts w:ascii="宋体" w:eastAsia="宋体" w:hAnsi="宋体" w:cs="宋体"/>
+                <w:rFonts w:ascii="宋体" w:hAnsi="宋体" w:eastAsia="宋体" w:cs="宋体"/>
                 <w:b/>
                 <w:bCs/>
                 <w:spacing w:val="-9"/>
@@ -4351,7 +4381,7 @@
             </w:r>
             <w:r>
               <w:rPr>
-                <w:rFonts w:ascii="宋体" w:eastAsia="宋体" w:hAnsi="宋体" w:cs="宋体"/>
+                <w:rFonts w:ascii="宋体" w:hAnsi="宋体" w:eastAsia="宋体" w:cs="宋体"/>
                 <w:spacing w:val="10"/>
                 <w:sz w:val="24"/>
                 <w:szCs w:val="24"/>
@@ -4360,7 +4390,7 @@
             </w:r>
             <w:r>
               <w:rPr>
-                <w:rFonts w:ascii="宋体" w:eastAsia="宋体" w:hAnsi="宋体" w:cs="宋体"/>
+                <w:rFonts w:ascii="宋体" w:hAnsi="宋体" w:eastAsia="宋体" w:cs="宋体"/>
                 <w:b/>
                 <w:bCs/>
                 <w:spacing w:val="-9"/>
@@ -4375,9 +4405,9 @@
           <w:tcPr>
             <w:tcW w:w="7119" w:type="dxa"/>
             <w:tcBorders>
-              <w:top w:val="single" w:sz="12" w:space="0" w:color="000000"/>
-              <w:left w:val="single" w:sz="2" w:space="0" w:color="000000"/>
-              <w:right w:val="single" w:sz="12" w:space="0" w:color="000000"/>
+              <w:top w:val="single" w:color="000000" w:sz="12" w:space="0"/>
+              <w:left w:val="single" w:color="000000" w:sz="2" w:space="0"/>
+              <w:right w:val="single" w:color="000000" w:sz="12" w:space="0"/>
             </w:tcBorders>
             <w:shd w:val="clear" w:color="auto" w:fill="BFBFBF"/>
           </w:tcPr>
@@ -4400,14 +4430,14 @@
               <w:ind w:left="3267"/>
               <w:textAlignment w:val="baseline"/>
               <w:rPr>
-                <w:rFonts w:ascii="宋体" w:eastAsia="宋体" w:hAnsi="宋体" w:cs="宋体"/>
+                <w:rFonts w:ascii="宋体" w:hAnsi="宋体" w:eastAsia="宋体" w:cs="宋体"/>
                 <w:sz w:val="24"/>
                 <w:szCs w:val="24"/>
               </w:rPr>
             </w:pPr>
             <w:r>
               <w:rPr>
-                <w:rFonts w:ascii="宋体" w:eastAsia="宋体" w:hAnsi="宋体" w:cs="宋体"/>
+                <w:rFonts w:ascii="宋体" w:hAnsi="宋体" w:eastAsia="宋体" w:cs="宋体"/>
                 <w:b/>
                 <w:bCs/>
                 <w:spacing w:val="-11"/>
@@ -4418,7 +4448,7 @@
             </w:r>
             <w:r>
               <w:rPr>
-                <w:rFonts w:ascii="宋体" w:eastAsia="宋体" w:hAnsi="宋体" w:cs="宋体"/>
+                <w:rFonts w:ascii="宋体" w:hAnsi="宋体" w:eastAsia="宋体" w:cs="宋体"/>
                 <w:spacing w:val="13"/>
                 <w:sz w:val="24"/>
                 <w:szCs w:val="24"/>
@@ -4427,7 +4457,7 @@
             </w:r>
             <w:r>
               <w:rPr>
-                <w:rFonts w:ascii="宋体" w:eastAsia="宋体" w:hAnsi="宋体" w:cs="宋体"/>
+                <w:rFonts w:ascii="宋体" w:hAnsi="宋体" w:eastAsia="宋体" w:cs="宋体"/>
                 <w:b/>
                 <w:bCs/>
                 <w:spacing w:val="-11"/>
@@ -4441,9 +4471,14 @@
       </w:tr>
       <w:tr>
         <w:tblPrEx>
-          <w:tblW w:w="8473" w:type="dxa"/>
-          <w:jc w:val="center"/>
-          <w:tblLayout w:type="fixed"/>
+          <w:tblBorders>
+            <w:top w:val="single" w:color="000000" w:sz="6" w:space="0"/>
+            <w:left w:val="single" w:color="000000" w:sz="6" w:space="0"/>
+            <w:bottom w:val="single" w:color="000000" w:sz="6" w:space="0"/>
+            <w:right w:val="single" w:color="000000" w:sz="6" w:space="0"/>
+            <w:insideH w:val="single" w:color="000000" w:sz="6" w:space="0"/>
+            <w:insideV w:val="single" w:color="000000" w:sz="6" w:space="0"/>
+          </w:tblBorders>
           <w:tblCellMar>
             <w:top w:w="0" w:type="dxa"/>
             <w:left w:w="0" w:type="dxa"/>
@@ -4452,20 +4487,20 @@
           </w:tblCellMar>
         </w:tblPrEx>
         <w:trPr>
-          <w:trHeight w:val="427"/>
+          <w:trHeight w:val="427" w:hRule="atLeast"/>
           <w:jc w:val="center"/>
         </w:trPr>
         <w:tc>
           <w:tcPr>
             <w:tcW w:w="1354" w:type="dxa"/>
             <w:tcBorders>
-              <w:left w:val="single" w:sz="12" w:space="0" w:color="000000"/>
+              <w:left w:val="single" w:color="000000" w:sz="12" w:space="0"/>
             </w:tcBorders>
             <w:vAlign w:val="center"/>
           </w:tcPr>
           <w:p>
             <w:pPr>
-              <w:pStyle w:val="a3"/>
+              <w:pStyle w:val="39"/>
               <w:keepNext w:val="0"/>
               <w:keepLines w:val="0"/>
               <w:pageBreakBefore w:val="0"/>
@@ -4498,12 +4533,12 @@
           <w:tcPr>
             <w:tcW w:w="7119" w:type="dxa"/>
             <w:tcBorders>
-              <w:right w:val="single" w:sz="12" w:space="0" w:color="000000"/>
+              <w:right w:val="single" w:color="000000" w:sz="12" w:space="0"/>
             </w:tcBorders>
           </w:tcPr>
           <w:p>
             <w:pPr>
-              <w:pStyle w:val="a3"/>
+              <w:pStyle w:val="39"/>
               <w:keepNext w:val="0"/>
               <w:keepLines w:val="0"/>
               <w:pageBreakBefore w:val="0"/>
@@ -4535,9 +4570,14 @@
       </w:tr>
       <w:tr>
         <w:tblPrEx>
-          <w:tblW w:w="8473" w:type="dxa"/>
-          <w:jc w:val="center"/>
-          <w:tblLayout w:type="fixed"/>
+          <w:tblBorders>
+            <w:top w:val="single" w:color="000000" w:sz="6" w:space="0"/>
+            <w:left w:val="single" w:color="000000" w:sz="6" w:space="0"/>
+            <w:bottom w:val="single" w:color="000000" w:sz="6" w:space="0"/>
+            <w:right w:val="single" w:color="000000" w:sz="6" w:space="0"/>
+            <w:insideH w:val="single" w:color="000000" w:sz="6" w:space="0"/>
+            <w:insideV w:val="single" w:color="000000" w:sz="6" w:space="0"/>
+          </w:tblBorders>
           <w:tblCellMar>
             <w:top w:w="0" w:type="dxa"/>
             <w:left w:w="0" w:type="dxa"/>
@@ -4546,20 +4586,20 @@
           </w:tblCellMar>
         </w:tblPrEx>
         <w:trPr>
-          <w:trHeight w:val="1865"/>
+          <w:trHeight w:val="1865" w:hRule="atLeast"/>
           <w:jc w:val="center"/>
         </w:trPr>
         <w:tc>
           <w:tcPr>
             <w:tcW w:w="1354" w:type="dxa"/>
             <w:tcBorders>
-              <w:left w:val="single" w:sz="12" w:space="0" w:color="000000"/>
+              <w:left w:val="single" w:color="000000" w:sz="12" w:space="0"/>
             </w:tcBorders>
             <w:vAlign w:val="center"/>
           </w:tcPr>
           <w:p>
             <w:pPr>
-              <w:pStyle w:val="a3"/>
+              <w:pStyle w:val="39"/>
               <w:keepNext w:val="0"/>
               <w:keepLines w:val="0"/>
               <w:pageBreakBefore w:val="0"/>
@@ -4592,12 +4632,12 @@
           <w:tcPr>
             <w:tcW w:w="7119" w:type="dxa"/>
             <w:tcBorders>
-              <w:right w:val="single" w:sz="12" w:space="0" w:color="000000"/>
+              <w:right w:val="single" w:color="000000" w:sz="12" w:space="0"/>
             </w:tcBorders>
           </w:tcPr>
           <w:p>
             <w:pPr>
-              <w:pStyle w:val="a3"/>
+              <w:pStyle w:val="39"/>
               <w:keepNext w:val="0"/>
               <w:keepLines w:val="0"/>
               <w:pageBreakBefore w:val="0"/>
@@ -4629,9 +4669,14 @@
       </w:tr>
       <w:tr>
         <w:tblPrEx>
-          <w:tblW w:w="8473" w:type="dxa"/>
-          <w:jc w:val="center"/>
-          <w:tblLayout w:type="fixed"/>
+          <w:tblBorders>
+            <w:top w:val="single" w:color="000000" w:sz="6" w:space="0"/>
+            <w:left w:val="single" w:color="000000" w:sz="6" w:space="0"/>
+            <w:bottom w:val="single" w:color="000000" w:sz="6" w:space="0"/>
+            <w:right w:val="single" w:color="000000" w:sz="6" w:space="0"/>
+            <w:insideH w:val="single" w:color="000000" w:sz="6" w:space="0"/>
+            <w:insideV w:val="single" w:color="000000" w:sz="6" w:space="0"/>
+          </w:tblBorders>
           <w:tblCellMar>
             <w:top w:w="0" w:type="dxa"/>
             <w:left w:w="0" w:type="dxa"/>
@@ -4640,20 +4685,20 @@
           </w:tblCellMar>
         </w:tblPrEx>
         <w:trPr>
-          <w:trHeight w:val="1722"/>
+          <w:trHeight w:val="1722" w:hRule="atLeast"/>
           <w:jc w:val="center"/>
         </w:trPr>
         <w:tc>
           <w:tcPr>
             <w:tcW w:w="1354" w:type="dxa"/>
             <w:tcBorders>
-              <w:left w:val="single" w:sz="12" w:space="0" w:color="000000"/>
+              <w:left w:val="single" w:color="000000" w:sz="12" w:space="0"/>
             </w:tcBorders>
             <w:vAlign w:val="center"/>
           </w:tcPr>
           <w:p>
             <w:pPr>
-              <w:pStyle w:val="a3"/>
+              <w:pStyle w:val="39"/>
               <w:keepNext w:val="0"/>
               <w:keepLines w:val="0"/>
               <w:pageBreakBefore w:val="0"/>
@@ -4686,12 +4731,12 @@
           <w:tcPr>
             <w:tcW w:w="7119" w:type="dxa"/>
             <w:tcBorders>
-              <w:right w:val="single" w:sz="12" w:space="0" w:color="000000"/>
+              <w:right w:val="single" w:color="000000" w:sz="12" w:space="0"/>
             </w:tcBorders>
           </w:tcPr>
           <w:p>
             <w:pPr>
-              <w:pStyle w:val="a3"/>
+              <w:pStyle w:val="39"/>
               <w:keepNext w:val="0"/>
               <w:keepLines w:val="0"/>
               <w:pageBreakBefore w:val="0"/>
@@ -4723,9 +4768,14 @@
       </w:tr>
       <w:tr>
         <w:tblPrEx>
-          <w:tblW w:w="8473" w:type="dxa"/>
-          <w:jc w:val="center"/>
-          <w:tblLayout w:type="fixed"/>
+          <w:tblBorders>
+            <w:top w:val="single" w:color="000000" w:sz="6" w:space="0"/>
+            <w:left w:val="single" w:color="000000" w:sz="6" w:space="0"/>
+            <w:bottom w:val="single" w:color="000000" w:sz="6" w:space="0"/>
+            <w:right w:val="single" w:color="000000" w:sz="6" w:space="0"/>
+            <w:insideH w:val="single" w:color="000000" w:sz="6" w:space="0"/>
+            <w:insideV w:val="single" w:color="000000" w:sz="6" w:space="0"/>
+          </w:tblBorders>
           <w:tblCellMar>
             <w:top w:w="0" w:type="dxa"/>
             <w:left w:w="0" w:type="dxa"/>
@@ -4734,21 +4784,21 @@
           </w:tblCellMar>
         </w:tblPrEx>
         <w:trPr>
-          <w:trHeight w:val="466"/>
+          <w:trHeight w:val="466" w:hRule="atLeast"/>
           <w:jc w:val="center"/>
         </w:trPr>
         <w:tc>
           <w:tcPr>
             <w:tcW w:w="1354" w:type="dxa"/>
             <w:tcBorders>
-              <w:left w:val="single" w:sz="12" w:space="0" w:color="000000"/>
+              <w:left w:val="single" w:color="000000" w:sz="12" w:space="0"/>
             </w:tcBorders>
             <w:shd w:val="clear" w:color="auto" w:fill="auto"/>
             <w:vAlign w:val="center"/>
           </w:tcPr>
           <w:p>
             <w:pPr>
-              <w:pStyle w:val="a3"/>
+              <w:pStyle w:val="39"/>
               <w:keepNext w:val="0"/>
               <w:keepLines w:val="0"/>
               <w:pageBreakBefore w:val="0"/>
@@ -4782,13 +4832,13 @@
           <w:tcPr>
             <w:tcW w:w="7119" w:type="dxa"/>
             <w:tcBorders>
-              <w:right w:val="single" w:sz="12" w:space="0" w:color="000000"/>
+              <w:right w:val="single" w:color="000000" w:sz="12" w:space="0"/>
             </w:tcBorders>
             <w:shd w:val="clear" w:color="auto" w:fill="auto"/>
           </w:tcPr>
           <w:p>
             <w:pPr>
-              <w:pStyle w:val="a3"/>
+              <w:pStyle w:val="39"/>
               <w:keepNext w:val="0"/>
               <w:keepLines w:val="0"/>
               <w:pageBreakBefore w:val="0"/>
@@ -4822,7 +4872,7 @@
     </w:tbl>
     <w:p>
       <w:pPr>
-        <w:pStyle w:val="1"/>
+        <w:pStyle w:val="26"/>
         <w:keepNext w:val="0"/>
         <w:keepLines w:val="0"/>
         <w:pageBreakBefore w:val="0"/>
@@ -4838,7 +4888,7 @@
         <w:snapToGrid w:val="0"/>
         <w:textAlignment w:val="baseline"/>
       </w:pPr>
-      <w:bookmarkStart w:id="6" w:name="_Toc20935"/>
+      <w:bookmarkStart w:id="6" w:name="_Toc3571"/>
       <w:r>
         <w:t>角色与职责</w:t>
       </w:r>
@@ -4846,16 +4896,16 @@
     </w:p>
     <w:tbl>
       <w:tblPr>
-        <w:tblStyle w:val="TableNormal0"/>
+        <w:tblStyle w:val="24"/>
         <w:tblW w:w="8471" w:type="dxa"/>
         <w:jc w:val="center"/>
         <w:tblBorders>
-          <w:top w:val="single" w:sz="4" w:space="0" w:color="000000"/>
-          <w:left w:val="single" w:sz="4" w:space="0" w:color="000000"/>
-          <w:bottom w:val="single" w:sz="4" w:space="0" w:color="000000"/>
-          <w:right w:val="single" w:sz="4" w:space="0" w:color="000000"/>
-          <w:insideH w:val="single" w:sz="4" w:space="0" w:color="000000"/>
-          <w:insideV w:val="single" w:sz="4" w:space="0" w:color="000000"/>
+          <w:top w:val="single" w:color="000000" w:sz="4" w:space="0"/>
+          <w:left w:val="single" w:color="000000" w:sz="4" w:space="0"/>
+          <w:bottom w:val="single" w:color="000000" w:sz="4" w:space="0"/>
+          <w:right w:val="single" w:color="000000" w:sz="4" w:space="0"/>
+          <w:insideH w:val="single" w:color="000000" w:sz="4" w:space="0"/>
+          <w:insideV w:val="single" w:color="000000" w:sz="4" w:space="0"/>
         </w:tblBorders>
         <w:tblLayout w:type="fixed"/>
         <w:tblCellMar>
@@ -4872,17 +4922,14 @@
       </w:tblGrid>
       <w:tr>
         <w:tblPrEx>
-          <w:tblW w:w="8471" w:type="dxa"/>
-          <w:jc w:val="center"/>
           <w:tblBorders>
-            <w:top w:val="single" w:sz="4" w:space="0" w:color="000000"/>
-            <w:left w:val="single" w:sz="4" w:space="0" w:color="000000"/>
-            <w:bottom w:val="single" w:sz="4" w:space="0" w:color="000000"/>
-            <w:right w:val="single" w:sz="4" w:space="0" w:color="000000"/>
-            <w:insideH w:val="single" w:sz="4" w:space="0" w:color="000000"/>
-            <w:insideV w:val="single" w:sz="4" w:space="0" w:color="000000"/>
+            <w:top w:val="single" w:color="000000" w:sz="4" w:space="0"/>
+            <w:left w:val="single" w:color="000000" w:sz="4" w:space="0"/>
+            <w:bottom w:val="single" w:color="000000" w:sz="4" w:space="0"/>
+            <w:right w:val="single" w:color="000000" w:sz="4" w:space="0"/>
+            <w:insideH w:val="single" w:color="000000" w:sz="4" w:space="0"/>
+            <w:insideV w:val="single" w:color="000000" w:sz="4" w:space="0"/>
           </w:tblBorders>
-          <w:tblLayout w:type="fixed"/>
           <w:tblCellMar>
             <w:top w:w="0" w:type="dxa"/>
             <w:left w:w="0" w:type="dxa"/>
@@ -4891,7 +4938,7 @@
           </w:tblCellMar>
         </w:tblPrEx>
         <w:trPr>
-          <w:trHeight w:val="784"/>
+          <w:trHeight w:val="784" w:hRule="atLeast"/>
           <w:jc w:val="center"/>
         </w:trPr>
         <w:tc>
@@ -4918,14 +4965,14 @@
               <w:ind w:left="406"/>
               <w:textAlignment w:val="baseline"/>
               <w:rPr>
-                <w:rFonts w:ascii="宋体" w:eastAsia="宋体" w:hAnsi="宋体" w:cs="宋体"/>
+                <w:rFonts w:ascii="宋体" w:hAnsi="宋体" w:eastAsia="宋体" w:cs="宋体"/>
                 <w:sz w:val="24"/>
                 <w:szCs w:val="24"/>
               </w:rPr>
             </w:pPr>
             <w:r>
               <w:rPr>
-                <w:rFonts w:ascii="宋体" w:eastAsia="宋体" w:hAnsi="宋体" w:cs="宋体"/>
+                <w:rFonts w:ascii="宋体" w:hAnsi="宋体" w:eastAsia="宋体" w:cs="宋体"/>
                 <w:b/>
                 <w:bCs/>
                 <w:spacing w:val="-6"/>
@@ -4960,14 +5007,14 @@
               <w:ind w:left="2585"/>
               <w:textAlignment w:val="baseline"/>
               <w:rPr>
-                <w:rFonts w:ascii="宋体" w:eastAsia="宋体" w:hAnsi="宋体" w:cs="宋体"/>
+                <w:rFonts w:ascii="宋体" w:hAnsi="宋体" w:eastAsia="宋体" w:cs="宋体"/>
                 <w:sz w:val="24"/>
                 <w:szCs w:val="24"/>
               </w:rPr>
             </w:pPr>
             <w:r>
               <w:rPr>
-                <w:rFonts w:ascii="宋体" w:eastAsia="宋体" w:hAnsi="宋体" w:cs="宋体"/>
+                <w:rFonts w:ascii="宋体" w:hAnsi="宋体" w:eastAsia="宋体" w:cs="宋体"/>
                 <w:b/>
                 <w:bCs/>
                 <w:spacing w:val="-6"/>
@@ -5002,7 +5049,7 @@
               <w:ind w:left="181"/>
               <w:textAlignment w:val="baseline"/>
               <w:rPr>
-                <w:rFonts w:ascii="宋体" w:eastAsia="宋体" w:hAnsi="宋体" w:cs="宋体" w:hint="eastAsia"/>
+                <w:rFonts w:hint="eastAsia" w:ascii="宋体" w:hAnsi="宋体" w:eastAsia="宋体" w:cs="宋体"/>
                 <w:sz w:val="24"/>
                 <w:szCs w:val="24"/>
                 <w:lang w:eastAsia="zh-CN"/>
@@ -5010,7 +5057,7 @@
             </w:pPr>
             <w:r>
               <w:rPr>
-                <w:rFonts w:ascii="宋体" w:hAnsi="宋体" w:cs="宋体" w:hint="eastAsia"/>
+                <w:rFonts w:hint="eastAsia" w:ascii="宋体" w:hAnsi="宋体" w:cs="宋体"/>
                 <w:b/>
                 <w:bCs/>
                 <w:spacing w:val="-4"/>
@@ -5025,9 +5072,14 @@
       </w:tr>
       <w:tr>
         <w:tblPrEx>
-          <w:tblW w:w="8471" w:type="dxa"/>
-          <w:jc w:val="center"/>
-          <w:tblLayout w:type="fixed"/>
+          <w:tblBorders>
+            <w:top w:val="single" w:color="000000" w:sz="4" w:space="0"/>
+            <w:left w:val="single" w:color="000000" w:sz="4" w:space="0"/>
+            <w:bottom w:val="single" w:color="000000" w:sz="4" w:space="0"/>
+            <w:right w:val="single" w:color="000000" w:sz="4" w:space="0"/>
+            <w:insideH w:val="single" w:color="000000" w:sz="4" w:space="0"/>
+            <w:insideV w:val="single" w:color="000000" w:sz="4" w:space="0"/>
+          </w:tblBorders>
           <w:tblCellMar>
             <w:top w:w="0" w:type="dxa"/>
             <w:left w:w="0" w:type="dxa"/>
@@ -5036,7 +5088,7 @@
           </w:tblCellMar>
         </w:tblPrEx>
         <w:trPr>
-          <w:trHeight w:val="3115"/>
+          <w:trHeight w:val="3115" w:hRule="atLeast"/>
           <w:jc w:val="center"/>
         </w:trPr>
         <w:tc>
@@ -5063,14 +5115,14 @@
               <w:ind w:left="403" w:right="156" w:hanging="214"/>
               <w:textAlignment w:val="baseline"/>
               <w:rPr>
-                <w:rFonts w:ascii="宋体" w:eastAsia="宋体" w:hAnsi="宋体" w:cs="宋体"/>
+                <w:rFonts w:ascii="宋体" w:hAnsi="宋体" w:eastAsia="宋体" w:cs="宋体"/>
                 <w:sz w:val="24"/>
                 <w:szCs w:val="24"/>
               </w:rPr>
             </w:pPr>
             <w:r>
               <w:rPr>
-                <w:rFonts w:ascii="宋体" w:eastAsia="宋体" w:hAnsi="宋体" w:cs="宋体"/>
+                <w:rFonts w:ascii="宋体" w:hAnsi="宋体" w:eastAsia="宋体" w:cs="宋体"/>
                 <w:spacing w:val="-10"/>
                 <w:sz w:val="24"/>
                 <w:szCs w:val="24"/>
@@ -5079,7 +5131,7 @@
             </w:r>
             <w:r>
               <w:rPr>
-                <w:rFonts w:ascii="宋体" w:eastAsia="宋体" w:hAnsi="宋体" w:cs="宋体"/>
+                <w:rFonts w:ascii="宋体" w:hAnsi="宋体" w:eastAsia="宋体" w:cs="宋体"/>
                 <w:spacing w:val="-3"/>
                 <w:sz w:val="24"/>
                 <w:szCs w:val="24"/>
@@ -5094,7 +5146,7 @@
           </w:tcPr>
           <w:p>
             <w:pPr>
-              <w:pStyle w:val="a3"/>
+              <w:pStyle w:val="39"/>
               <w:keepNext w:val="0"/>
               <w:keepLines w:val="0"/>
               <w:pageBreakBefore w:val="0"/>
@@ -5120,7 +5172,7 @@
           </w:p>
           <w:p>
             <w:pPr>
-              <w:pStyle w:val="a3"/>
+              <w:pStyle w:val="39"/>
               <w:keepNext w:val="0"/>
               <w:keepLines w:val="0"/>
               <w:pageBreakBefore w:val="0"/>
@@ -5146,7 +5198,7 @@
           </w:p>
           <w:p>
             <w:pPr>
-              <w:pStyle w:val="a3"/>
+              <w:pStyle w:val="39"/>
               <w:keepNext w:val="0"/>
               <w:keepLines w:val="0"/>
               <w:pageBreakBefore w:val="0"/>
@@ -5172,7 +5224,7 @@
           </w:p>
           <w:p>
             <w:pPr>
-              <w:pStyle w:val="a3"/>
+              <w:pStyle w:val="39"/>
               <w:keepNext w:val="0"/>
               <w:keepLines w:val="0"/>
               <w:pageBreakBefore w:val="0"/>
@@ -5198,7 +5250,7 @@
           </w:p>
           <w:p>
             <w:pPr>
-              <w:pStyle w:val="a3"/>
+              <w:pStyle w:val="39"/>
               <w:keepNext w:val="0"/>
               <w:keepLines w:val="0"/>
               <w:pageBreakBefore w:val="0"/>
@@ -5218,7 +5270,7 @@
               <w:snapToGrid w:val="0"/>
               <w:textAlignment w:val="baseline"/>
               <w:rPr>
-                <w:rFonts w:ascii="宋体" w:eastAsia="宋体" w:hAnsi="宋体" w:cs="宋体"/>
+                <w:rFonts w:ascii="宋体" w:hAnsi="宋体" w:eastAsia="宋体" w:cs="宋体"/>
                 <w:szCs w:val="24"/>
               </w:rPr>
             </w:pPr>
@@ -5250,7 +5302,7 @@
               <w:ind w:left="118" w:right="235" w:hanging="2"/>
               <w:textAlignment w:val="baseline"/>
               <w:rPr>
-                <w:rFonts w:ascii="宋体" w:eastAsia="宋体" w:hAnsi="宋体" w:cs="宋体" w:hint="eastAsia"/>
+                <w:rFonts w:hint="eastAsia" w:ascii="宋体" w:hAnsi="宋体" w:eastAsia="宋体" w:cs="宋体"/>
                 <w:sz w:val="24"/>
                 <w:szCs w:val="24"/>
                 <w:lang w:eastAsia="zh-CN"/>
@@ -5258,7 +5310,7 @@
             </w:pPr>
             <w:r>
               <w:rPr>
-                <w:rFonts w:ascii="宋体" w:eastAsia="宋体" w:hAnsi="宋体" w:cs="宋体"/>
+                <w:rFonts w:ascii="宋体" w:hAnsi="宋体" w:eastAsia="宋体" w:cs="宋体"/>
                 <w:spacing w:val="-2"/>
                 <w:sz w:val="24"/>
                 <w:szCs w:val="24"/>
@@ -5267,7 +5319,7 @@
             </w:r>
             <w:r>
               <w:rPr>
-                <w:rFonts w:ascii="宋体" w:hAnsi="宋体" w:cs="宋体" w:hint="eastAsia"/>
+                <w:rFonts w:hint="eastAsia" w:ascii="宋体" w:hAnsi="宋体" w:cs="宋体"/>
                 <w:spacing w:val="-2"/>
                 <w:sz w:val="24"/>
                 <w:szCs w:val="24"/>
@@ -5280,9 +5332,14 @@
       </w:tr>
       <w:tr>
         <w:tblPrEx>
-          <w:tblW w:w="8471" w:type="dxa"/>
-          <w:jc w:val="center"/>
-          <w:tblLayout w:type="fixed"/>
+          <w:tblBorders>
+            <w:top w:val="single" w:color="000000" w:sz="4" w:space="0"/>
+            <w:left w:val="single" w:color="000000" w:sz="4" w:space="0"/>
+            <w:bottom w:val="single" w:color="000000" w:sz="4" w:space="0"/>
+            <w:right w:val="single" w:color="000000" w:sz="4" w:space="0"/>
+            <w:insideH w:val="single" w:color="000000" w:sz="4" w:space="0"/>
+            <w:insideV w:val="single" w:color="000000" w:sz="4" w:space="0"/>
+          </w:tblBorders>
           <w:tblCellMar>
             <w:top w:w="0" w:type="dxa"/>
             <w:left w:w="0" w:type="dxa"/>
@@ -5291,7 +5348,7 @@
           </w:tblCellMar>
         </w:tblPrEx>
         <w:trPr>
-          <w:trHeight w:val="2862"/>
+          <w:trHeight w:val="2862" w:hRule="atLeast"/>
           <w:jc w:val="center"/>
         </w:trPr>
         <w:tc>
@@ -5318,14 +5375,14 @@
               <w:ind w:right="156"/>
               <w:textAlignment w:val="baseline"/>
               <w:rPr>
-                <w:rFonts w:ascii="宋体" w:eastAsia="宋体" w:hAnsi="宋体" w:cs="宋体"/>
+                <w:rFonts w:ascii="宋体" w:hAnsi="宋体" w:eastAsia="宋体" w:cs="宋体"/>
                 <w:sz w:val="24"/>
                 <w:szCs w:val="24"/>
               </w:rPr>
             </w:pPr>
             <w:r>
               <w:rPr>
-                <w:rFonts w:ascii="宋体" w:eastAsia="宋体" w:hAnsi="宋体" w:cs="宋体"/>
+                <w:rFonts w:ascii="宋体" w:hAnsi="宋体" w:eastAsia="宋体" w:cs="宋体"/>
                 <w:spacing w:val="-10"/>
                 <w:sz w:val="24"/>
                 <w:szCs w:val="24"/>
@@ -5334,7 +5391,7 @@
             </w:r>
             <w:r>
               <w:rPr>
-                <w:rFonts w:ascii="宋体" w:eastAsia="宋体" w:hAnsi="宋体" w:cs="宋体"/>
+                <w:rFonts w:ascii="宋体" w:hAnsi="宋体" w:eastAsia="宋体" w:cs="宋体"/>
                 <w:sz w:val="24"/>
                 <w:szCs w:val="24"/>
               </w:rPr>
@@ -5348,7 +5405,7 @@
           </w:tcPr>
           <w:p>
             <w:pPr>
-              <w:pStyle w:val="a3"/>
+              <w:pStyle w:val="39"/>
               <w:keepNext w:val="0"/>
               <w:keepLines w:val="0"/>
               <w:pageBreakBefore w:val="0"/>
@@ -5366,7 +5423,7 @@
               <w:bidi w:val="0"/>
               <w:adjustRightInd w:val="0"/>
               <w:snapToGrid w:val="0"/>
-              <w:ind w:left="425" w:hanging="425" w:leftChars="0" w:firstLineChars="0"/>
+              <w:ind w:left="425" w:leftChars="0" w:hanging="425" w:firstLineChars="0"/>
               <w:textAlignment w:val="baseline"/>
             </w:pPr>
             <w:r>
@@ -5375,7 +5432,7 @@
           </w:p>
           <w:p>
             <w:pPr>
-              <w:pStyle w:val="a3"/>
+              <w:pStyle w:val="39"/>
               <w:keepNext w:val="0"/>
               <w:keepLines w:val="0"/>
               <w:pageBreakBefore w:val="0"/>
@@ -5393,7 +5450,7 @@
               <w:bidi w:val="0"/>
               <w:adjustRightInd w:val="0"/>
               <w:snapToGrid w:val="0"/>
-              <w:ind w:left="425" w:hanging="425" w:leftChars="0" w:firstLineChars="0"/>
+              <w:ind w:left="425" w:leftChars="0" w:hanging="425" w:firstLineChars="0"/>
               <w:textAlignment w:val="baseline"/>
             </w:pPr>
             <w:r>
@@ -5402,7 +5459,7 @@
           </w:p>
           <w:p>
             <w:pPr>
-              <w:pStyle w:val="a3"/>
+              <w:pStyle w:val="39"/>
               <w:keepNext w:val="0"/>
               <w:keepLines w:val="0"/>
               <w:pageBreakBefore w:val="0"/>
@@ -5420,7 +5477,7 @@
               <w:bidi w:val="0"/>
               <w:adjustRightInd w:val="0"/>
               <w:snapToGrid w:val="0"/>
-              <w:ind w:left="425" w:hanging="425" w:leftChars="0" w:firstLineChars="0"/>
+              <w:ind w:left="425" w:leftChars="0" w:hanging="425" w:firstLineChars="0"/>
               <w:textAlignment w:val="baseline"/>
             </w:pPr>
             <w:r>
@@ -5439,7 +5496,7 @@
           </w:p>
           <w:p>
             <w:pPr>
-              <w:pStyle w:val="a3"/>
+              <w:pStyle w:val="39"/>
               <w:keepNext w:val="0"/>
               <w:keepLines w:val="0"/>
               <w:pageBreakBefore w:val="0"/>
@@ -5457,10 +5514,10 @@
               <w:bidi w:val="0"/>
               <w:adjustRightInd w:val="0"/>
               <w:snapToGrid w:val="0"/>
-              <w:ind w:left="425" w:hanging="425" w:leftChars="0" w:firstLineChars="0"/>
-              <w:textAlignment w:val="baseline"/>
-              <w:rPr>
-                <w:rFonts w:ascii="宋体" w:eastAsia="宋体" w:hAnsi="宋体" w:cs="宋体"/>
+              <w:ind w:left="425" w:leftChars="0" w:hanging="425" w:firstLineChars="0"/>
+              <w:textAlignment w:val="baseline"/>
+              <w:rPr>
+                <w:rFonts w:ascii="宋体" w:hAnsi="宋体" w:eastAsia="宋体" w:cs="宋体"/>
                 <w:szCs w:val="24"/>
               </w:rPr>
             </w:pPr>
@@ -5492,7 +5549,7 @@
               <w:ind w:left="186"/>
               <w:textAlignment w:val="baseline"/>
               <w:rPr>
-                <w:rFonts w:ascii="宋体" w:eastAsia="宋体" w:hAnsi="宋体" w:cs="宋体" w:hint="default"/>
+                <w:rFonts w:hint="default" w:ascii="宋体" w:hAnsi="宋体" w:eastAsia="宋体" w:cs="宋体"/>
                 <w:sz w:val="24"/>
                 <w:szCs w:val="24"/>
                 <w:lang w:val="en-US" w:eastAsia="zh-CN"/>
@@ -5500,7 +5557,7 @@
             </w:pPr>
             <w:r>
               <w:rPr>
-                <w:rFonts w:ascii="宋体" w:hAnsi="宋体" w:cs="宋体" w:hint="eastAsia"/>
+                <w:rFonts w:hint="eastAsia" w:ascii="宋体" w:hAnsi="宋体" w:cs="宋体"/>
                 <w:sz w:val="24"/>
                 <w:szCs w:val="24"/>
                 <w:lang w:val="en-US" w:eastAsia="zh-CN"/>
@@ -5513,7 +5570,7 @@
     </w:tbl>
     <w:p>
       <w:pPr>
-        <w:pStyle w:val="1"/>
+        <w:pStyle w:val="26"/>
         <w:keepNext w:val="0"/>
         <w:keepLines w:val="0"/>
         <w:pageBreakBefore w:val="0"/>
@@ -5529,7 +5586,7 @@
         <w:snapToGrid w:val="0"/>
         <w:textAlignment w:val="baseline"/>
       </w:pPr>
-      <w:bookmarkStart w:id="7" w:name="_Toc1092"/>
+      <w:bookmarkStart w:id="7" w:name="_Toc19757"/>
       <w:r>
         <w:t>问题管理流程</w:t>
       </w:r>
@@ -5537,7 +5594,7 @@
     </w:p>
     <w:p>
       <w:pPr>
-        <w:pStyle w:val="2"/>
+        <w:pStyle w:val="28"/>
         <w:keepNext w:val="0"/>
         <w:keepLines w:val="0"/>
         <w:pageBreakBefore w:val="0"/>
@@ -5553,7 +5610,7 @@
         <w:snapToGrid w:val="0"/>
         <w:textAlignment w:val="baseline"/>
       </w:pPr>
-      <w:bookmarkStart w:id="8" w:name="_Toc12002"/>
+      <w:bookmarkStart w:id="8" w:name="_Toc23135"/>
       <w:r>
         <w:t>流程说明</w:t>
       </w:r>
@@ -5561,7 +5618,7 @@
     </w:p>
     <w:p>
       <w:pPr>
-        <w:pStyle w:val="a"/>
+        <w:pStyle w:val="27"/>
         <w:keepNext w:val="0"/>
         <w:keepLines w:val="0"/>
         <w:pageBreakBefore w:val="0"/>
@@ -5583,7 +5640,7 @@
     </w:p>
     <w:p>
       <w:pPr>
-        <w:pStyle w:val="a"/>
+        <w:pStyle w:val="27"/>
         <w:keepNext w:val="0"/>
         <w:keepLines w:val="0"/>
         <w:pageBreakBefore w:val="0"/>
@@ -5605,7 +5662,7 @@
     </w:p>
     <w:p>
       <w:pPr>
-        <w:pStyle w:val="a3"/>
+        <w:pStyle w:val="39"/>
         <w:keepNext w:val="0"/>
         <w:keepLines w:val="0"/>
         <w:pageBreakBefore w:val="0"/>
@@ -5631,7 +5688,7 @@
     </w:p>
     <w:p>
       <w:pPr>
-        <w:pStyle w:val="a3"/>
+        <w:pStyle w:val="39"/>
         <w:keepNext w:val="0"/>
         <w:keepLines w:val="0"/>
         <w:pageBreakBefore w:val="0"/>
@@ -5657,7 +5714,7 @@
     </w:p>
     <w:p>
       <w:pPr>
-        <w:pStyle w:val="a3"/>
+        <w:pStyle w:val="39"/>
         <w:keepNext w:val="0"/>
         <w:keepLines w:val="0"/>
         <w:pageBreakBefore w:val="0"/>
@@ -5683,7 +5740,7 @@
     </w:p>
     <w:p>
       <w:pPr>
-        <w:pStyle w:val="a3"/>
+        <w:pStyle w:val="39"/>
         <w:keepNext w:val="0"/>
         <w:keepLines w:val="0"/>
         <w:pageBreakBefore w:val="0"/>
@@ -5709,7 +5766,7 @@
     </w:p>
     <w:p>
       <w:pPr>
-        <w:pStyle w:val="a3"/>
+        <w:pStyle w:val="39"/>
         <w:keepNext w:val="0"/>
         <w:keepLines w:val="0"/>
         <w:pageBreakBefore w:val="0"/>
@@ -5735,7 +5792,7 @@
     </w:p>
     <w:p>
       <w:pPr>
-        <w:pStyle w:val="2"/>
+        <w:pStyle w:val="28"/>
         <w:keepNext w:val="0"/>
         <w:keepLines w:val="0"/>
         <w:pageBreakBefore w:val="0"/>
@@ -5751,7 +5808,7 @@
         <w:snapToGrid w:val="0"/>
         <w:textAlignment w:val="baseline"/>
       </w:pPr>
-      <w:bookmarkStart w:id="9" w:name="_Toc27957"/>
+      <w:bookmarkStart w:id="9" w:name="_Toc23706"/>
       <w:r>
         <w:t>相关程序原则</w:t>
       </w:r>
@@ -5759,7 +5816,7 @@
     </w:p>
     <w:p>
       <w:pPr>
-        <w:pStyle w:val="3"/>
+        <w:pStyle w:val="29"/>
         <w:keepNext w:val="0"/>
         <w:keepLines w:val="0"/>
         <w:pageBreakBefore w:val="0"/>
@@ -5775,7 +5832,7 @@
         <w:snapToGrid w:val="0"/>
         <w:textAlignment w:val="baseline"/>
       </w:pPr>
-      <w:bookmarkStart w:id="10" w:name="_Toc10853"/>
+      <w:bookmarkStart w:id="10" w:name="_Toc31013"/>
       <w:r>
         <w:t>流程原则</w:t>
       </w:r>
@@ -5783,7 +5840,7 @@
     </w:p>
     <w:p>
       <w:pPr>
-        <w:pStyle w:val="a3"/>
+        <w:pStyle w:val="39"/>
         <w:keepNext w:val="0"/>
         <w:keepLines w:val="0"/>
         <w:pageBreakBefore w:val="0"/>
@@ -5809,7 +5866,7 @@
     </w:p>
     <w:p>
       <w:pPr>
-        <w:pStyle w:val="a3"/>
+        <w:pStyle w:val="39"/>
         <w:keepNext w:val="0"/>
         <w:keepLines w:val="0"/>
         <w:pageBreakBefore w:val="0"/>
@@ -5835,7 +5892,7 @@
     </w:p>
     <w:p>
       <w:pPr>
-        <w:pStyle w:val="a3"/>
+        <w:pStyle w:val="39"/>
         <w:keepNext w:val="0"/>
         <w:keepLines w:val="0"/>
         <w:pageBreakBefore w:val="0"/>
@@ -5861,7 +5918,7 @@
     </w:p>
     <w:p>
       <w:pPr>
-        <w:pStyle w:val="a3"/>
+        <w:pStyle w:val="39"/>
         <w:keepNext w:val="0"/>
         <w:keepLines w:val="0"/>
         <w:pageBreakBefore w:val="0"/>
@@ -5887,7 +5944,7 @@
     </w:p>
     <w:p>
       <w:pPr>
-        <w:pStyle w:val="3"/>
+        <w:pStyle w:val="29"/>
         <w:keepNext w:val="0"/>
         <w:keepLines w:val="0"/>
         <w:pageBreakBefore w:val="0"/>
@@ -5903,7 +5960,7 @@
         <w:snapToGrid w:val="0"/>
         <w:textAlignment w:val="baseline"/>
       </w:pPr>
-      <w:bookmarkStart w:id="11" w:name="_Toc12874"/>
+      <w:bookmarkStart w:id="11" w:name="_Toc6072"/>
       <w:r>
         <w:t>责任人原则</w:t>
       </w:r>
@@ -5911,7 +5968,7 @@
     </w:p>
     <w:p>
       <w:pPr>
-        <w:pStyle w:val="a"/>
+        <w:pStyle w:val="27"/>
         <w:keepNext w:val="0"/>
         <w:keepLines w:val="0"/>
         <w:pageBreakBefore w:val="0"/>
@@ -5933,7 +5990,7 @@
     </w:p>
     <w:p>
       <w:pPr>
-        <w:pStyle w:val="a3"/>
+        <w:pStyle w:val="39"/>
         <w:keepNext w:val="0"/>
         <w:keepLines w:val="0"/>
         <w:pageBreakBefore w:val="0"/>
@@ -5969,7 +6026,7 @@
     </w:p>
     <w:p>
       <w:pPr>
-        <w:pStyle w:val="a3"/>
+        <w:pStyle w:val="39"/>
         <w:keepNext w:val="0"/>
         <w:keepLines w:val="0"/>
         <w:pageBreakBefore w:val="0"/>
@@ -6005,7 +6062,7 @@
     </w:p>
     <w:p>
       <w:pPr>
-        <w:pStyle w:val="3"/>
+        <w:pStyle w:val="29"/>
         <w:keepNext w:val="0"/>
         <w:keepLines w:val="0"/>
         <w:pageBreakBefore w:val="0"/>
@@ -6021,7 +6078,7 @@
         <w:snapToGrid w:val="0"/>
         <w:textAlignment w:val="baseline"/>
       </w:pPr>
-      <w:bookmarkStart w:id="12" w:name="_Toc9327"/>
+      <w:bookmarkStart w:id="12" w:name="_Toc1429"/>
       <w:r>
         <w:t>再分派原则</w:t>
       </w:r>
@@ -6029,7 +6086,7 @@
     </w:p>
     <w:p>
       <w:pPr>
-        <w:pStyle w:val="a3"/>
+        <w:pStyle w:val="39"/>
         <w:keepNext w:val="0"/>
         <w:keepLines w:val="0"/>
         <w:pageBreakBefore w:val="0"/>
@@ -6055,7 +6112,7 @@
     </w:p>
     <w:p>
       <w:pPr>
-        <w:pStyle w:val="a3"/>
+        <w:pStyle w:val="39"/>
         <w:keepNext w:val="0"/>
         <w:keepLines w:val="0"/>
         <w:pageBreakBefore w:val="0"/>
@@ -6081,7 +6138,7 @@
     </w:p>
     <w:p>
       <w:pPr>
-        <w:pStyle w:val="a3"/>
+        <w:pStyle w:val="39"/>
         <w:keepNext w:val="0"/>
         <w:keepLines w:val="0"/>
         <w:pageBreakBefore w:val="0"/>
@@ -6117,7 +6174,7 @@
     </w:p>
     <w:p>
       <w:pPr>
-        <w:pStyle w:val="3"/>
+        <w:pStyle w:val="29"/>
         <w:keepNext w:val="0"/>
         <w:keepLines w:val="0"/>
         <w:pageBreakBefore w:val="0"/>
@@ -6133,7 +6190,7 @@
         <w:snapToGrid w:val="0"/>
         <w:textAlignment w:val="baseline"/>
       </w:pPr>
-      <w:bookmarkStart w:id="13" w:name="_Toc6135"/>
+      <w:bookmarkStart w:id="13" w:name="_Toc11442"/>
       <w:r>
         <w:t>优先级原则</w:t>
       </w:r>
@@ -6141,7 +6198,7 @@
     </w:p>
     <w:p>
       <w:pPr>
-        <w:pStyle w:val="a"/>
+        <w:pStyle w:val="27"/>
         <w:keepNext w:val="0"/>
         <w:keepLines w:val="0"/>
         <w:pageBreakBefore w:val="0"/>
@@ -6163,7 +6220,7 @@
     </w:p>
     <w:p>
       <w:pPr>
-        <w:pStyle w:val="3"/>
+        <w:pStyle w:val="29"/>
         <w:keepNext w:val="0"/>
         <w:keepLines w:val="0"/>
         <w:pageBreakBefore w:val="0"/>
@@ -6179,7 +6236,7 @@
         <w:snapToGrid w:val="0"/>
         <w:textAlignment w:val="baseline"/>
       </w:pPr>
-      <w:bookmarkStart w:id="14" w:name="_Toc26922"/>
+      <w:bookmarkStart w:id="14" w:name="_Toc15604"/>
       <w:r>
         <w:t>问题关闭原则</w:t>
       </w:r>
@@ -6187,7 +6244,7 @@
     </w:p>
     <w:p>
       <w:pPr>
-        <w:pStyle w:val="a3"/>
+        <w:pStyle w:val="39"/>
         <w:keepNext w:val="0"/>
         <w:keepLines w:val="0"/>
         <w:pageBreakBefore w:val="0"/>
@@ -6213,7 +6270,7 @@
     </w:p>
     <w:p>
       <w:pPr>
-        <w:pStyle w:val="a3"/>
+        <w:pStyle w:val="39"/>
         <w:keepNext w:val="0"/>
         <w:keepLines w:val="0"/>
         <w:pageBreakBefore w:val="0"/>
@@ -6239,7 +6296,7 @@
     </w:p>
     <w:p>
       <w:pPr>
-        <w:pStyle w:val="2"/>
+        <w:pStyle w:val="28"/>
         <w:keepNext w:val="0"/>
         <w:keepLines w:val="0"/>
         <w:pageBreakBefore w:val="0"/>
@@ -6255,7 +6312,7 @@
         <w:snapToGrid w:val="0"/>
         <w:textAlignment w:val="baseline"/>
       </w:pPr>
-      <w:bookmarkStart w:id="15" w:name="_Toc5404"/>
+      <w:bookmarkStart w:id="15" w:name="_Toc13394"/>
       <w:r>
         <w:t>问题管理流程图解释</w:t>
       </w:r>
@@ -6297,7 +6354,7 @@
                     </pic:cNvPicPr>
                   </pic:nvPicPr>
                   <pic:blipFill>
-                    <a:blip xmlns:r="http://schemas.openxmlformats.org/officeDocument/2006/relationships" r:embed="rId9"/>
+                    <a:blip r:embed="rId12"/>
                     <a:stretch>
                       <a:fillRect/>
                     </a:stretch>
@@ -6324,7 +6381,7 @@
     </w:p>
     <w:p>
       <w:pPr>
-        <w:pStyle w:val="3"/>
+        <w:pStyle w:val="29"/>
         <w:keepNext w:val="0"/>
         <w:keepLines w:val="0"/>
         <w:pageBreakBefore w:val="0"/>
@@ -6340,7 +6397,7 @@
         <w:snapToGrid w:val="0"/>
         <w:textAlignment w:val="baseline"/>
       </w:pPr>
-      <w:bookmarkStart w:id="16" w:name="_Toc2515"/>
+      <w:bookmarkStart w:id="16" w:name="_Toc27388"/>
       <w:r>
         <w:t>问题的来源</w:t>
       </w:r>
@@ -6348,7 +6405,7 @@
     </w:p>
     <w:p>
       <w:pPr>
-        <w:pStyle w:val="a3"/>
+        <w:pStyle w:val="39"/>
         <w:keepNext w:val="0"/>
         <w:keepLines w:val="0"/>
         <w:pageBreakBefore w:val="0"/>
@@ -6381,7 +6438,7 @@
     </w:p>
     <w:p>
       <w:pPr>
-        <w:pStyle w:val="a3"/>
+        <w:pStyle w:val="39"/>
         <w:keepNext w:val="0"/>
         <w:keepLines w:val="0"/>
         <w:pageBreakBefore w:val="0"/>
@@ -6407,7 +6464,7 @@
     </w:p>
     <w:p>
       <w:pPr>
-        <w:pStyle w:val="a3"/>
+        <w:pStyle w:val="39"/>
         <w:keepNext w:val="0"/>
         <w:keepLines w:val="0"/>
         <w:pageBreakBefore w:val="0"/>
@@ -6433,7 +6490,7 @@
     </w:p>
     <w:p>
       <w:pPr>
-        <w:pStyle w:val="3"/>
+        <w:pStyle w:val="29"/>
         <w:keepNext w:val="0"/>
         <w:keepLines w:val="0"/>
         <w:pageBreakBefore w:val="0"/>
@@ -6449,7 +6506,7 @@
         <w:snapToGrid w:val="0"/>
         <w:textAlignment w:val="baseline"/>
       </w:pPr>
-      <w:bookmarkStart w:id="17" w:name="_Toc31866"/>
+      <w:bookmarkStart w:id="17" w:name="_Toc28957"/>
       <w:r>
         <w:t>问题的建立与记录</w:t>
       </w:r>
@@ -6457,7 +6514,7 @@
     </w:p>
     <w:p>
       <w:pPr>
-        <w:pStyle w:val="a"/>
+        <w:pStyle w:val="27"/>
         <w:keepNext w:val="0"/>
         <w:keepLines w:val="0"/>
         <w:pageBreakBefore w:val="0"/>
@@ -6489,7 +6546,7 @@
     </w:p>
     <w:p>
       <w:pPr>
-        <w:pStyle w:val="3"/>
+        <w:pStyle w:val="29"/>
         <w:keepNext w:val="0"/>
         <w:keepLines w:val="0"/>
         <w:pageBreakBefore w:val="0"/>
@@ -6505,7 +6562,7 @@
         <w:snapToGrid w:val="0"/>
         <w:textAlignment w:val="baseline"/>
       </w:pPr>
-      <w:bookmarkStart w:id="18" w:name="_Toc17103"/>
+      <w:bookmarkStart w:id="18" w:name="_Toc7946"/>
       <w:r>
         <w:t>问题的分类</w:t>
       </w:r>
@@ -6513,7 +6570,7 @@
     </w:p>
     <w:p>
       <w:pPr>
-        <w:pStyle w:val="a"/>
+        <w:pStyle w:val="27"/>
         <w:keepNext w:val="0"/>
         <w:keepLines w:val="0"/>
         <w:pageBreakBefore w:val="0"/>
@@ -6545,7 +6602,7 @@
     </w:p>
     <w:p>
       <w:pPr>
-        <w:pStyle w:val="3"/>
+        <w:pStyle w:val="29"/>
         <w:keepNext w:val="0"/>
         <w:keepLines w:val="0"/>
         <w:pageBreakBefore w:val="0"/>
@@ -6561,7 +6618,7 @@
         <w:snapToGrid w:val="0"/>
         <w:textAlignment w:val="baseline"/>
       </w:pPr>
-      <w:bookmarkStart w:id="19" w:name="_Toc8928"/>
+      <w:bookmarkStart w:id="19" w:name="_Toc22594"/>
       <w:r>
         <w:t>问题的分派</w:t>
       </w:r>
@@ -6583,10 +6640,10 @@
         <w:adjustRightInd w:val="0"/>
         <w:snapToGrid w:val="0"/>
         <w:spacing w:line="360" w:lineRule="auto"/>
-        <w:ind w:left="0" w:right="0" w:firstLine="420" w:firstLineChars="200"/>
+        <w:ind w:left="0" w:right="0" w:firstLine="476" w:firstLineChars="200"/>
         <w:textAlignment w:val="baseline"/>
         <w:rPr>
-          <w:rFonts w:ascii="宋体" w:eastAsia="宋体" w:hAnsi="宋体" w:cs="宋体"/>
+          <w:rFonts w:ascii="宋体" w:hAnsi="宋体" w:eastAsia="宋体" w:cs="宋体"/>
           <w:spacing w:val="-1"/>
           <w:sz w:val="24"/>
           <w:szCs w:val="24"/>
@@ -6594,7 +6651,7 @@
       </w:pPr>
       <w:r>
         <w:rPr>
-          <w:rFonts w:ascii="宋体" w:hAnsi="宋体" w:cs="宋体" w:hint="eastAsia"/>
+          <w:rFonts w:hint="eastAsia" w:ascii="宋体" w:hAnsi="宋体" w:cs="宋体"/>
           <w:spacing w:val="-1"/>
           <w:sz w:val="24"/>
           <w:szCs w:val="24"/>
@@ -6604,7 +6661,7 @@
       </w:r>
       <w:r>
         <w:rPr>
-          <w:rFonts w:ascii="宋体" w:eastAsia="宋体" w:hAnsi="宋体" w:cs="宋体"/>
+          <w:rFonts w:ascii="宋体" w:hAnsi="宋体" w:eastAsia="宋体" w:cs="宋体"/>
           <w:spacing w:val="-1"/>
           <w:sz w:val="24"/>
           <w:szCs w:val="24"/>
@@ -6614,7 +6671,7 @@
     </w:p>
     <w:p>
       <w:pPr>
-        <w:pStyle w:val="3"/>
+        <w:pStyle w:val="29"/>
         <w:keepNext w:val="0"/>
         <w:keepLines w:val="0"/>
         <w:pageBreakBefore w:val="0"/>
@@ -6630,7 +6687,7 @@
         <w:snapToGrid w:val="0"/>
         <w:textAlignment w:val="baseline"/>
       </w:pPr>
-      <w:bookmarkStart w:id="20" w:name="_Toc32686"/>
+      <w:bookmarkStart w:id="20" w:name="_Toc6093"/>
       <w:r>
         <w:t>问题的分析诊断</w:t>
       </w:r>
@@ -6652,10 +6709,10 @@
         <w:adjustRightInd w:val="0"/>
         <w:snapToGrid w:val="0"/>
         <w:spacing w:line="360" w:lineRule="auto"/>
-        <w:ind w:left="0" w:right="0" w:firstLine="420" w:firstLineChars="200"/>
+        <w:ind w:left="0" w:right="0" w:firstLine="476" w:firstLineChars="200"/>
         <w:textAlignment w:val="baseline"/>
         <w:rPr>
-          <w:rFonts w:ascii="宋体" w:eastAsia="宋体" w:hAnsi="宋体" w:cs="宋体"/>
+          <w:rFonts w:ascii="宋体" w:hAnsi="宋体" w:eastAsia="宋体" w:cs="宋体"/>
           <w:spacing w:val="-1"/>
           <w:sz w:val="24"/>
           <w:szCs w:val="24"/>
@@ -6663,7 +6720,7 @@
       </w:pPr>
       <w:r>
         <w:rPr>
-          <w:rFonts w:ascii="宋体" w:eastAsia="宋体" w:hAnsi="宋体" w:cs="宋体"/>
+          <w:rFonts w:ascii="宋体" w:hAnsi="宋体" w:eastAsia="宋体" w:cs="宋体"/>
           <w:spacing w:val="-1"/>
           <w:sz w:val="24"/>
           <w:szCs w:val="24"/>
@@ -6673,7 +6730,7 @@
     </w:p>
     <w:p>
       <w:pPr>
-        <w:pStyle w:val="a3"/>
+        <w:pStyle w:val="39"/>
         <w:keepNext w:val="0"/>
         <w:keepLines w:val="0"/>
         <w:pageBreakBefore w:val="0"/>
@@ -6691,7 +6748,7 @@
         <w:bidi w:val="0"/>
         <w:adjustRightInd w:val="0"/>
         <w:snapToGrid w:val="0"/>
-        <w:ind w:left="425" w:hanging="425" w:leftChars="0" w:firstLineChars="0"/>
+        <w:ind w:left="425" w:leftChars="0" w:hanging="425" w:firstLineChars="0"/>
         <w:textAlignment w:val="baseline"/>
         <w:rPr>
           <w:rFonts w:hint="eastAsia"/>
@@ -6708,7 +6765,7 @@
     </w:p>
     <w:p>
       <w:pPr>
-        <w:pStyle w:val="a3"/>
+        <w:pStyle w:val="39"/>
         <w:keepNext w:val="0"/>
         <w:keepLines w:val="0"/>
         <w:pageBreakBefore w:val="0"/>
@@ -6726,7 +6783,7 @@
         <w:bidi w:val="0"/>
         <w:adjustRightInd w:val="0"/>
         <w:snapToGrid w:val="0"/>
-        <w:ind w:left="425" w:hanging="425" w:leftChars="0" w:firstLineChars="0"/>
+        <w:ind w:left="425" w:leftChars="0" w:hanging="425" w:firstLineChars="0"/>
         <w:textAlignment w:val="baseline"/>
         <w:rPr>
           <w:rFonts w:hint="eastAsia"/>
@@ -6743,7 +6800,7 @@
     </w:p>
     <w:p>
       <w:pPr>
-        <w:pStyle w:val="a3"/>
+        <w:pStyle w:val="39"/>
         <w:keepNext w:val="0"/>
         <w:keepLines w:val="0"/>
         <w:pageBreakBefore w:val="0"/>
@@ -6761,7 +6818,7 @@
         <w:bidi w:val="0"/>
         <w:adjustRightInd w:val="0"/>
         <w:snapToGrid w:val="0"/>
-        <w:ind w:left="425" w:hanging="425" w:leftChars="0" w:firstLineChars="0"/>
+        <w:ind w:left="425" w:leftChars="0" w:hanging="425" w:firstLineChars="0"/>
         <w:textAlignment w:val="baseline"/>
         <w:rPr>
           <w:rFonts w:hint="eastAsia"/>
@@ -6778,7 +6835,7 @@
     </w:p>
     <w:p>
       <w:pPr>
-        <w:pStyle w:val="a3"/>
+        <w:pStyle w:val="39"/>
         <w:keepNext w:val="0"/>
         <w:keepLines w:val="0"/>
         <w:pageBreakBefore w:val="0"/>
@@ -6796,7 +6853,7 @@
         <w:bidi w:val="0"/>
         <w:adjustRightInd w:val="0"/>
         <w:snapToGrid w:val="0"/>
-        <w:ind w:left="425" w:hanging="425" w:leftChars="0" w:firstLineChars="0"/>
+        <w:ind w:left="425" w:leftChars="0" w:hanging="425" w:firstLineChars="0"/>
         <w:textAlignment w:val="baseline"/>
         <w:rPr>
           <w:rFonts w:hint="eastAsia"/>
@@ -6813,7 +6870,7 @@
     </w:p>
     <w:p>
       <w:pPr>
-        <w:pStyle w:val="a3"/>
+        <w:pStyle w:val="39"/>
         <w:keepNext w:val="0"/>
         <w:keepLines w:val="0"/>
         <w:pageBreakBefore w:val="0"/>
@@ -6831,7 +6888,7 @@
         <w:bidi w:val="0"/>
         <w:adjustRightInd w:val="0"/>
         <w:snapToGrid w:val="0"/>
-        <w:ind w:left="425" w:hanging="425" w:leftChars="0" w:firstLineChars="0"/>
+        <w:ind w:left="425" w:leftChars="0" w:hanging="425" w:firstLineChars="0"/>
         <w:textAlignment w:val="baseline"/>
         <w:rPr>
           <w:rFonts w:hint="eastAsia"/>
@@ -6848,7 +6905,7 @@
     </w:p>
     <w:p>
       <w:pPr>
-        <w:pStyle w:val="a3"/>
+        <w:pStyle w:val="39"/>
         <w:keepNext w:val="0"/>
         <w:keepLines w:val="0"/>
         <w:pageBreakBefore w:val="0"/>
@@ -6866,7 +6923,7 @@
         <w:bidi w:val="0"/>
         <w:adjustRightInd w:val="0"/>
         <w:snapToGrid w:val="0"/>
-        <w:ind w:left="425" w:hanging="425" w:leftChars="0" w:firstLineChars="0"/>
+        <w:ind w:left="425" w:leftChars="0" w:hanging="425" w:firstLineChars="0"/>
         <w:textAlignment w:val="baseline"/>
         <w:rPr>
           <w:rFonts w:hint="eastAsia"/>
@@ -6883,7 +6940,7 @@
     </w:p>
     <w:p>
       <w:pPr>
-        <w:pStyle w:val="a3"/>
+        <w:pStyle w:val="39"/>
         <w:keepNext w:val="0"/>
         <w:keepLines w:val="0"/>
         <w:pageBreakBefore w:val="0"/>
@@ -6901,7 +6958,7 @@
         <w:bidi w:val="0"/>
         <w:adjustRightInd w:val="0"/>
         <w:snapToGrid w:val="0"/>
-        <w:ind w:left="425" w:hanging="425" w:leftChars="0" w:firstLineChars="0"/>
+        <w:ind w:left="425" w:leftChars="0" w:hanging="425" w:firstLineChars="0"/>
         <w:textAlignment w:val="baseline"/>
         <w:rPr>
           <w:rFonts w:hint="eastAsia"/>
@@ -6918,7 +6975,7 @@
     </w:p>
     <w:p>
       <w:pPr>
-        <w:pStyle w:val="3"/>
+        <w:pStyle w:val="29"/>
         <w:keepNext w:val="0"/>
         <w:keepLines w:val="0"/>
         <w:pageBreakBefore w:val="0"/>
@@ -6934,7 +6991,7 @@
         <w:snapToGrid w:val="0"/>
         <w:textAlignment w:val="baseline"/>
       </w:pPr>
-      <w:bookmarkStart w:id="21" w:name="_Toc28593"/>
+      <w:bookmarkStart w:id="21" w:name="_Toc15109"/>
       <w:r>
         <w:t>问题回顾</w:t>
       </w:r>
@@ -6942,7 +6999,7 @@
     </w:p>
     <w:p>
       <w:pPr>
-        <w:pStyle w:val="a"/>
+        <w:pStyle w:val="27"/>
         <w:keepNext w:val="0"/>
         <w:keepLines w:val="0"/>
         <w:pageBreakBefore w:val="0"/>
@@ -6964,7 +7021,7 @@
     </w:p>
     <w:p>
       <w:pPr>
-        <w:pStyle w:val="a3"/>
+        <w:pStyle w:val="39"/>
         <w:keepNext w:val="0"/>
         <w:keepLines w:val="0"/>
         <w:pageBreakBefore w:val="0"/>
@@ -7000,7 +7057,7 @@
     </w:p>
     <w:p>
       <w:pPr>
-        <w:pStyle w:val="a3"/>
+        <w:pStyle w:val="39"/>
         <w:keepNext w:val="0"/>
         <w:keepLines w:val="0"/>
         <w:pageBreakBefore w:val="0"/>
@@ -7046,7 +7103,7 @@
     </w:p>
     <w:p>
       <w:pPr>
-        <w:pStyle w:val="3"/>
+        <w:pStyle w:val="29"/>
         <w:keepNext w:val="0"/>
         <w:keepLines w:val="0"/>
         <w:pageBreakBefore w:val="0"/>
@@ -7062,7 +7119,7 @@
         <w:snapToGrid w:val="0"/>
         <w:textAlignment w:val="baseline"/>
       </w:pPr>
-      <w:bookmarkStart w:id="22" w:name="_Toc21519"/>
+      <w:bookmarkStart w:id="22" w:name="_Toc386"/>
       <w:r>
         <w:t>问题关闭</w:t>
       </w:r>
@@ -7070,7 +7127,7 @@
     </w:p>
     <w:p>
       <w:pPr>
-        <w:pStyle w:val="a"/>
+        <w:pStyle w:val="27"/>
         <w:keepNext w:val="0"/>
         <w:keepLines w:val="0"/>
         <w:pageBreakBefore w:val="0"/>
@@ -7119,7 +7176,7 @@
     </w:p>
     <w:p>
       <w:pPr>
-        <w:pStyle w:val="3"/>
+        <w:pStyle w:val="29"/>
         <w:keepNext w:val="0"/>
         <w:keepLines w:val="0"/>
         <w:pageBreakBefore w:val="0"/>
@@ -7135,7 +7192,7 @@
         <w:snapToGrid w:val="0"/>
         <w:textAlignment w:val="baseline"/>
       </w:pPr>
-      <w:bookmarkStart w:id="23" w:name="_Toc29365"/>
+      <w:bookmarkStart w:id="23" w:name="_Toc23698"/>
       <w:r>
         <w:t>问题监控</w:t>
       </w:r>
@@ -7143,7 +7200,7 @@
     </w:p>
     <w:p>
       <w:pPr>
-        <w:pStyle w:val="a"/>
+        <w:pStyle w:val="27"/>
         <w:keepNext w:val="0"/>
         <w:keepLines w:val="0"/>
         <w:pageBreakBefore w:val="0"/>
@@ -7175,7 +7232,7 @@
     </w:p>
     <w:p>
       <w:pPr>
-        <w:pStyle w:val="a3"/>
+        <w:pStyle w:val="39"/>
         <w:keepNext w:val="0"/>
         <w:keepLines w:val="0"/>
         <w:pageBreakBefore w:val="0"/>
@@ -7211,7 +7268,7 @@
     </w:p>
     <w:p>
       <w:pPr>
-        <w:pStyle w:val="a3"/>
+        <w:pStyle w:val="39"/>
         <w:keepNext w:val="0"/>
         <w:keepLines w:val="0"/>
         <w:pageBreakBefore w:val="0"/>
@@ -7237,7 +7294,7 @@
     </w:p>
     <w:p>
       <w:pPr>
-        <w:pStyle w:val="1"/>
+        <w:pStyle w:val="26"/>
         <w:keepNext w:val="0"/>
         <w:keepLines w:val="0"/>
         <w:pageBreakBefore w:val="0"/>
@@ -7253,7 +7310,7 @@
         <w:snapToGrid w:val="0"/>
         <w:textAlignment w:val="baseline"/>
       </w:pPr>
-      <w:bookmarkStart w:id="24" w:name="_Toc14517"/>
+      <w:bookmarkStart w:id="24" w:name="_Toc17148"/>
       <w:r>
         <w:t>问题相关定义</w:t>
       </w:r>
@@ -7261,7 +7318,7 @@
     </w:p>
     <w:p>
       <w:pPr>
-        <w:pStyle w:val="2"/>
+        <w:pStyle w:val="28"/>
         <w:keepNext w:val="0"/>
         <w:keepLines w:val="0"/>
         <w:pageBreakBefore w:val="0"/>
@@ -7279,7 +7336,7 @@
       </w:pPr>
       <w:bookmarkStart w:id="25" w:name="bookmark20"/>
       <w:bookmarkEnd w:id="25"/>
-      <w:bookmarkStart w:id="26" w:name="_Toc12624"/>
+      <w:bookmarkStart w:id="26" w:name="_Toc24412"/>
       <w:r>
         <w:t>问题的分类定义</w:t>
       </w:r>
@@ -7287,7 +7344,7 @@
     </w:p>
     <w:p>
       <w:pPr>
-        <w:pStyle w:val="a"/>
+        <w:pStyle w:val="27"/>
         <w:keepNext w:val="0"/>
         <w:keepLines w:val="0"/>
         <w:pageBreakBefore w:val="0"/>
@@ -7309,7 +7366,7 @@
     </w:p>
     <w:p>
       <w:pPr>
-        <w:pStyle w:val="2"/>
+        <w:pStyle w:val="28"/>
         <w:keepNext w:val="0"/>
         <w:keepLines w:val="0"/>
         <w:pageBreakBefore w:val="0"/>
@@ -7325,7 +7382,7 @@
         <w:snapToGrid w:val="0"/>
         <w:textAlignment w:val="baseline"/>
       </w:pPr>
-      <w:bookmarkStart w:id="27" w:name="_Toc5723"/>
+      <w:bookmarkStart w:id="27" w:name="_Toc14351"/>
       <w:r>
         <w:t>问题的优先级定义</w:t>
       </w:r>
@@ -7333,7 +7390,7 @@
     </w:p>
     <w:p>
       <w:pPr>
-        <w:pStyle w:val="a"/>
+        <w:pStyle w:val="27"/>
         <w:keepNext w:val="0"/>
         <w:keepLines w:val="0"/>
         <w:pageBreakBefore w:val="0"/>
@@ -7384,16 +7441,16 @@
     </w:p>
     <w:tbl>
       <w:tblPr>
-        <w:tblStyle w:val="TableNormal0"/>
+        <w:tblStyle w:val="24"/>
         <w:tblW w:w="8522" w:type="dxa"/>
         <w:jc w:val="center"/>
         <w:tblBorders>
-          <w:top w:val="single" w:sz="4" w:space="0" w:color="000000"/>
-          <w:left w:val="single" w:sz="4" w:space="0" w:color="000000"/>
-          <w:bottom w:val="single" w:sz="4" w:space="0" w:color="000000"/>
-          <w:right w:val="single" w:sz="4" w:space="0" w:color="000000"/>
-          <w:insideH w:val="single" w:sz="4" w:space="0" w:color="000000"/>
-          <w:insideV w:val="single" w:sz="4" w:space="0" w:color="000000"/>
+          <w:top w:val="single" w:color="000000" w:sz="4" w:space="0"/>
+          <w:left w:val="single" w:color="000000" w:sz="4" w:space="0"/>
+          <w:bottom w:val="single" w:color="000000" w:sz="4" w:space="0"/>
+          <w:right w:val="single" w:color="000000" w:sz="4" w:space="0"/>
+          <w:insideH w:val="single" w:color="000000" w:sz="4" w:space="0"/>
+          <w:insideV w:val="single" w:color="000000" w:sz="4" w:space="0"/>
         </w:tblBorders>
         <w:tblLayout w:type="fixed"/>
         <w:tblCellMar>
@@ -7410,17 +7467,14 @@
       </w:tblGrid>
       <w:tr>
         <w:tblPrEx>
-          <w:tblW w:w="8522" w:type="dxa"/>
-          <w:jc w:val="center"/>
           <w:tblBorders>
-            <w:top w:val="single" w:sz="4" w:space="0" w:color="000000"/>
-            <w:left w:val="single" w:sz="4" w:space="0" w:color="000000"/>
-            <w:bottom w:val="single" w:sz="4" w:space="0" w:color="000000"/>
-            <w:right w:val="single" w:sz="4" w:space="0" w:color="000000"/>
-            <w:insideH w:val="single" w:sz="4" w:space="0" w:color="000000"/>
-            <w:insideV w:val="single" w:sz="4" w:space="0" w:color="000000"/>
+            <w:top w:val="single" w:color="000000" w:sz="4" w:space="0"/>
+            <w:left w:val="single" w:color="000000" w:sz="4" w:space="0"/>
+            <w:bottom w:val="single" w:color="000000" w:sz="4" w:space="0"/>
+            <w:right w:val="single" w:color="000000" w:sz="4" w:space="0"/>
+            <w:insideH w:val="single" w:color="000000" w:sz="4" w:space="0"/>
+            <w:insideV w:val="single" w:color="000000" w:sz="4" w:space="0"/>
           </w:tblBorders>
-          <w:tblLayout w:type="fixed"/>
           <w:tblCellMar>
             <w:top w:w="0" w:type="dxa"/>
             <w:left w:w="0" w:type="dxa"/>
@@ -7429,7 +7483,7 @@
           </w:tblCellMar>
         </w:tblPrEx>
         <w:trPr>
-          <w:trHeight w:val="783"/>
+          <w:trHeight w:val="783" w:hRule="atLeast"/>
           <w:jc w:val="center"/>
         </w:trPr>
         <w:tc>
@@ -7456,14 +7510,14 @@
               <w:ind w:left="170"/>
               <w:textAlignment w:val="baseline"/>
               <w:rPr>
-                <w:rFonts w:ascii="宋体" w:eastAsia="宋体" w:hAnsi="宋体" w:cs="宋体"/>
+                <w:rFonts w:ascii="宋体" w:hAnsi="宋体" w:eastAsia="宋体" w:cs="宋体"/>
                 <w:sz w:val="24"/>
                 <w:szCs w:val="24"/>
               </w:rPr>
             </w:pPr>
             <w:r>
               <w:rPr>
-                <w:rFonts w:ascii="宋体" w:eastAsia="宋体" w:hAnsi="宋体" w:cs="宋体"/>
+                <w:rFonts w:ascii="宋体" w:hAnsi="宋体" w:eastAsia="宋体" w:cs="宋体"/>
                 <w:b/>
                 <w:bCs/>
                 <w:spacing w:val="-6"/>
@@ -7498,14 +7552,14 @@
               <w:ind w:left="206"/>
               <w:textAlignment w:val="baseline"/>
               <w:rPr>
-                <w:rFonts w:ascii="宋体" w:eastAsia="宋体" w:hAnsi="宋体" w:cs="宋体"/>
+                <w:rFonts w:ascii="宋体" w:hAnsi="宋体" w:eastAsia="宋体" w:cs="宋体"/>
                 <w:sz w:val="24"/>
                 <w:szCs w:val="24"/>
               </w:rPr>
             </w:pPr>
             <w:r>
               <w:rPr>
-                <w:rFonts w:ascii="宋体" w:eastAsia="宋体" w:hAnsi="宋体" w:cs="宋体"/>
+                <w:rFonts w:ascii="宋体" w:hAnsi="宋体" w:eastAsia="宋体" w:cs="宋体"/>
                 <w:b/>
                 <w:bCs/>
                 <w:spacing w:val="-6"/>
@@ -7540,14 +7594,14 @@
               <w:ind w:left="3175"/>
               <w:textAlignment w:val="baseline"/>
               <w:rPr>
-                <w:rFonts w:ascii="宋体" w:eastAsia="宋体" w:hAnsi="宋体" w:cs="宋体"/>
+                <w:rFonts w:ascii="宋体" w:hAnsi="宋体" w:eastAsia="宋体" w:cs="宋体"/>
                 <w:sz w:val="24"/>
                 <w:szCs w:val="24"/>
               </w:rPr>
             </w:pPr>
             <w:r>
               <w:rPr>
-                <w:rFonts w:ascii="宋体" w:eastAsia="宋体" w:hAnsi="宋体" w:cs="宋体"/>
+                <w:rFonts w:ascii="宋体" w:hAnsi="宋体" w:eastAsia="宋体" w:cs="宋体"/>
                 <w:b/>
                 <w:bCs/>
                 <w:spacing w:val="-6"/>
@@ -7561,9 +7615,14 @@
       </w:tr>
       <w:tr>
         <w:tblPrEx>
-          <w:tblW w:w="8522" w:type="dxa"/>
-          <w:jc w:val="center"/>
-          <w:tblLayout w:type="fixed"/>
+          <w:tblBorders>
+            <w:top w:val="single" w:color="000000" w:sz="4" w:space="0"/>
+            <w:left w:val="single" w:color="000000" w:sz="4" w:space="0"/>
+            <w:bottom w:val="single" w:color="000000" w:sz="4" w:space="0"/>
+            <w:right w:val="single" w:color="000000" w:sz="4" w:space="0"/>
+            <w:insideH w:val="single" w:color="000000" w:sz="4" w:space="0"/>
+            <w:insideV w:val="single" w:color="000000" w:sz="4" w:space="0"/>
+          </w:tblBorders>
           <w:tblCellMar>
             <w:top w:w="0" w:type="dxa"/>
             <w:left w:w="0" w:type="dxa"/>
@@ -7572,7 +7631,7 @@
           </w:tblCellMar>
         </w:tblPrEx>
         <w:trPr>
-          <w:trHeight w:val="2392"/>
+          <w:trHeight w:val="2392" w:hRule="atLeast"/>
           <w:jc w:val="center"/>
         </w:trPr>
         <w:tc>
@@ -7599,14 +7658,14 @@
               <w:ind w:left="370"/>
               <w:textAlignment w:val="baseline"/>
               <w:rPr>
-                <w:rFonts w:ascii="宋体" w:eastAsia="宋体" w:hAnsi="宋体" w:cs="宋体"/>
+                <w:rFonts w:ascii="宋体" w:hAnsi="宋体" w:eastAsia="宋体" w:cs="宋体"/>
                 <w:sz w:val="21"/>
                 <w:szCs w:val="21"/>
               </w:rPr>
             </w:pPr>
             <w:r>
               <w:rPr>
-                <w:rFonts w:ascii="宋体" w:eastAsia="宋体" w:hAnsi="宋体" w:cs="宋体"/>
+                <w:rFonts w:ascii="宋体" w:hAnsi="宋体" w:eastAsia="宋体" w:cs="宋体"/>
                 <w:sz w:val="21"/>
                 <w:szCs w:val="21"/>
               </w:rPr>
@@ -7638,14 +7697,14 @@
               <w:ind w:left="236"/>
               <w:textAlignment w:val="baseline"/>
               <w:rPr>
-                <w:rFonts w:ascii="宋体" w:eastAsia="宋体" w:hAnsi="宋体" w:cs="宋体"/>
+                <w:rFonts w:ascii="宋体" w:hAnsi="宋体" w:eastAsia="宋体" w:cs="宋体"/>
                 <w:sz w:val="21"/>
                 <w:szCs w:val="21"/>
               </w:rPr>
             </w:pPr>
             <w:r>
               <w:rPr>
-                <w:rFonts w:ascii="宋体" w:eastAsia="宋体" w:hAnsi="宋体" w:cs="宋体"/>
+                <w:rFonts w:ascii="宋体" w:hAnsi="宋体" w:eastAsia="宋体" w:cs="宋体"/>
                 <w:spacing w:val="-3"/>
                 <w:sz w:val="21"/>
                 <w:szCs w:val="21"/>
@@ -7660,7 +7719,7 @@
           </w:tcPr>
           <w:p>
             <w:pPr>
-              <w:pStyle w:val="a3"/>
+              <w:pStyle w:val="39"/>
               <w:keepNext w:val="0"/>
               <w:keepLines w:val="0"/>
               <w:pageBreakBefore w:val="0"/>
@@ -7682,7 +7741,7 @@
           </w:p>
           <w:p>
             <w:pPr>
-              <w:pStyle w:val="a3"/>
+              <w:pStyle w:val="39"/>
               <w:keepNext w:val="0"/>
               <w:keepLines w:val="0"/>
               <w:pageBreakBefore w:val="0"/>
@@ -7704,7 +7763,7 @@
           </w:p>
           <w:p>
             <w:pPr>
-              <w:pStyle w:val="a3"/>
+              <w:pStyle w:val="39"/>
               <w:keepNext w:val="0"/>
               <w:keepLines w:val="0"/>
               <w:pageBreakBefore w:val="0"/>
@@ -7722,7 +7781,7 @@
               <w:bidi w:val="0"/>
               <w:adjustRightInd w:val="0"/>
               <w:snapToGrid w:val="0"/>
-              <w:ind w:left="425" w:hanging="425" w:leftChars="0" w:firstLineChars="0"/>
+              <w:ind w:left="425" w:leftChars="0" w:hanging="425" w:firstLineChars="0"/>
               <w:textAlignment w:val="baseline"/>
             </w:pPr>
             <w:r>
@@ -7731,7 +7790,7 @@
           </w:p>
           <w:p>
             <w:pPr>
-              <w:pStyle w:val="a3"/>
+              <w:pStyle w:val="39"/>
               <w:keepNext w:val="0"/>
               <w:keepLines w:val="0"/>
               <w:pageBreakBefore w:val="0"/>
@@ -7749,7 +7808,7 @@
               <w:bidi w:val="0"/>
               <w:adjustRightInd w:val="0"/>
               <w:snapToGrid w:val="0"/>
-              <w:ind w:left="425" w:hanging="425" w:leftChars="0" w:firstLineChars="0"/>
+              <w:ind w:left="425" w:leftChars="0" w:hanging="425" w:firstLineChars="0"/>
               <w:textAlignment w:val="baseline"/>
             </w:pPr>
             <w:r>
@@ -7758,7 +7817,7 @@
           </w:p>
           <w:p>
             <w:pPr>
-              <w:pStyle w:val="a3"/>
+              <w:pStyle w:val="39"/>
               <w:keepNext w:val="0"/>
               <w:keepLines w:val="0"/>
               <w:pageBreakBefore w:val="0"/>
@@ -7776,7 +7835,7 @@
               <w:bidi w:val="0"/>
               <w:adjustRightInd w:val="0"/>
               <w:snapToGrid w:val="0"/>
-              <w:ind w:left="425" w:hanging="425" w:leftChars="0" w:firstLineChars="0"/>
+              <w:ind w:left="425" w:leftChars="0" w:hanging="425" w:firstLineChars="0"/>
               <w:textAlignment w:val="baseline"/>
             </w:pPr>
             <w:r>
@@ -7785,7 +7844,7 @@
           </w:p>
           <w:p>
             <w:pPr>
-              <w:pStyle w:val="a3"/>
+              <w:pStyle w:val="39"/>
               <w:keepNext w:val="0"/>
               <w:keepLines w:val="0"/>
               <w:pageBreakBefore w:val="0"/>
@@ -7803,10 +7862,10 @@
               <w:bidi w:val="0"/>
               <w:adjustRightInd w:val="0"/>
               <w:snapToGrid w:val="0"/>
-              <w:ind w:left="425" w:hanging="425" w:leftChars="0" w:firstLineChars="0"/>
-              <w:textAlignment w:val="baseline"/>
-              <w:rPr>
-                <w:rFonts w:ascii="宋体" w:eastAsia="宋体" w:hAnsi="宋体" w:cs="宋体"/>
+              <w:ind w:left="425" w:leftChars="0" w:hanging="425" w:firstLineChars="0"/>
+              <w:textAlignment w:val="baseline"/>
+              <w:rPr>
+                <w:rFonts w:ascii="宋体" w:hAnsi="宋体" w:eastAsia="宋体" w:cs="宋体"/>
                 <w:szCs w:val="21"/>
               </w:rPr>
             </w:pPr>
@@ -7818,9 +7877,14 @@
       </w:tr>
       <w:tr>
         <w:tblPrEx>
-          <w:tblW w:w="8522" w:type="dxa"/>
-          <w:jc w:val="center"/>
-          <w:tblLayout w:type="fixed"/>
+          <w:tblBorders>
+            <w:top w:val="single" w:color="000000" w:sz="4" w:space="0"/>
+            <w:left w:val="single" w:color="000000" w:sz="4" w:space="0"/>
+            <w:bottom w:val="single" w:color="000000" w:sz="4" w:space="0"/>
+            <w:right w:val="single" w:color="000000" w:sz="4" w:space="0"/>
+            <w:insideH w:val="single" w:color="000000" w:sz="4" w:space="0"/>
+            <w:insideV w:val="single" w:color="000000" w:sz="4" w:space="0"/>
+          </w:tblBorders>
           <w:tblCellMar>
             <w:top w:w="0" w:type="dxa"/>
             <w:left w:w="0" w:type="dxa"/>
@@ -7829,7 +7893,7 @@
           </w:tblCellMar>
         </w:tblPrEx>
         <w:trPr>
-          <w:trHeight w:val="1759"/>
+          <w:trHeight w:val="1759" w:hRule="atLeast"/>
           <w:jc w:val="center"/>
         </w:trPr>
         <w:tc>
@@ -7856,14 +7920,14 @@
               <w:ind w:left="357"/>
               <w:textAlignment w:val="baseline"/>
               <w:rPr>
-                <w:rFonts w:ascii="宋体" w:eastAsia="宋体" w:hAnsi="宋体" w:cs="宋体"/>
+                <w:rFonts w:ascii="宋体" w:hAnsi="宋体" w:eastAsia="宋体" w:cs="宋体"/>
                 <w:sz w:val="21"/>
                 <w:szCs w:val="21"/>
               </w:rPr>
             </w:pPr>
             <w:r>
               <w:rPr>
-                <w:rFonts w:ascii="宋体" w:eastAsia="宋体" w:hAnsi="宋体" w:cs="宋体"/>
+                <w:rFonts w:ascii="宋体" w:hAnsi="宋体" w:eastAsia="宋体" w:cs="宋体"/>
                 <w:sz w:val="21"/>
                 <w:szCs w:val="21"/>
               </w:rPr>
@@ -7895,14 +7959,14 @@
               <w:ind w:left="234"/>
               <w:textAlignment w:val="baseline"/>
               <w:rPr>
-                <w:rFonts w:ascii="宋体" w:eastAsia="宋体" w:hAnsi="宋体" w:cs="宋体"/>
+                <w:rFonts w:ascii="宋体" w:hAnsi="宋体" w:eastAsia="宋体" w:cs="宋体"/>
                 <w:sz w:val="21"/>
                 <w:szCs w:val="21"/>
               </w:rPr>
             </w:pPr>
             <w:r>
               <w:rPr>
-                <w:rFonts w:ascii="宋体" w:eastAsia="宋体" w:hAnsi="宋体" w:cs="宋体"/>
+                <w:rFonts w:ascii="宋体" w:hAnsi="宋体" w:eastAsia="宋体" w:cs="宋体"/>
                 <w:spacing w:val="-3"/>
                 <w:sz w:val="21"/>
                 <w:szCs w:val="21"/>
@@ -7917,7 +7981,7 @@
           </w:tcPr>
           <w:p>
             <w:pPr>
-              <w:pStyle w:val="a3"/>
+              <w:pStyle w:val="39"/>
               <w:keepNext w:val="0"/>
               <w:keepLines w:val="0"/>
               <w:pageBreakBefore w:val="0"/>
@@ -7939,7 +8003,7 @@
           </w:p>
           <w:p>
             <w:pPr>
-              <w:pStyle w:val="a3"/>
+              <w:pStyle w:val="39"/>
               <w:keepNext w:val="0"/>
               <w:keepLines w:val="0"/>
               <w:pageBreakBefore w:val="0"/>
@@ -7957,7 +8021,7 @@
               <w:bidi w:val="0"/>
               <w:adjustRightInd w:val="0"/>
               <w:snapToGrid w:val="0"/>
-              <w:ind w:left="425" w:hanging="425" w:leftChars="0" w:firstLineChars="0"/>
+              <w:ind w:left="425" w:leftChars="0" w:hanging="425" w:firstLineChars="0"/>
               <w:textAlignment w:val="baseline"/>
             </w:pPr>
             <w:r>
@@ -7966,7 +8030,7 @@
           </w:p>
           <w:p>
             <w:pPr>
-              <w:pStyle w:val="a3"/>
+              <w:pStyle w:val="39"/>
               <w:keepNext w:val="0"/>
               <w:keepLines w:val="0"/>
               <w:pageBreakBefore w:val="0"/>
@@ -7984,7 +8048,7 @@
               <w:bidi w:val="0"/>
               <w:adjustRightInd w:val="0"/>
               <w:snapToGrid w:val="0"/>
-              <w:ind w:left="425" w:hanging="425" w:leftChars="0" w:firstLineChars="0"/>
+              <w:ind w:left="425" w:leftChars="0" w:hanging="425" w:firstLineChars="0"/>
               <w:textAlignment w:val="baseline"/>
             </w:pPr>
             <w:r>
@@ -7993,7 +8057,7 @@
           </w:p>
           <w:p>
             <w:pPr>
-              <w:pStyle w:val="a3"/>
+              <w:pStyle w:val="39"/>
               <w:keepNext w:val="0"/>
               <w:keepLines w:val="0"/>
               <w:pageBreakBefore w:val="0"/>
@@ -8011,7 +8075,7 @@
               <w:bidi w:val="0"/>
               <w:adjustRightInd w:val="0"/>
               <w:snapToGrid w:val="0"/>
-              <w:ind w:left="425" w:hanging="425" w:leftChars="0" w:firstLineChars="0"/>
+              <w:ind w:left="425" w:leftChars="0" w:hanging="425" w:firstLineChars="0"/>
               <w:textAlignment w:val="baseline"/>
             </w:pPr>
             <w:r>
@@ -8020,7 +8084,7 @@
           </w:p>
           <w:p>
             <w:pPr>
-              <w:pStyle w:val="a3"/>
+              <w:pStyle w:val="39"/>
               <w:keepNext w:val="0"/>
               <w:keepLines w:val="0"/>
               <w:pageBreakBefore w:val="0"/>
@@ -8038,10 +8102,10 @@
               <w:bidi w:val="0"/>
               <w:adjustRightInd w:val="0"/>
               <w:snapToGrid w:val="0"/>
-              <w:ind w:left="425" w:hanging="425" w:leftChars="0" w:firstLineChars="0"/>
-              <w:textAlignment w:val="baseline"/>
-              <w:rPr>
-                <w:rFonts w:ascii="宋体" w:eastAsia="宋体" w:hAnsi="宋体" w:cs="宋体"/>
+              <w:ind w:left="425" w:leftChars="0" w:hanging="425" w:firstLineChars="0"/>
+              <w:textAlignment w:val="baseline"/>
+              <w:rPr>
+                <w:rFonts w:ascii="宋体" w:hAnsi="宋体" w:eastAsia="宋体" w:cs="宋体"/>
                 <w:szCs w:val="21"/>
               </w:rPr>
             </w:pPr>
@@ -8053,9 +8117,14 @@
       </w:tr>
       <w:tr>
         <w:tblPrEx>
-          <w:tblW w:w="8522" w:type="dxa"/>
-          <w:jc w:val="center"/>
-          <w:tblLayout w:type="fixed"/>
+          <w:tblBorders>
+            <w:top w:val="single" w:color="000000" w:sz="4" w:space="0"/>
+            <w:left w:val="single" w:color="000000" w:sz="4" w:space="0"/>
+            <w:bottom w:val="single" w:color="000000" w:sz="4" w:space="0"/>
+            <w:right w:val="single" w:color="000000" w:sz="4" w:space="0"/>
+            <w:insideH w:val="single" w:color="000000" w:sz="4" w:space="0"/>
+            <w:insideV w:val="single" w:color="000000" w:sz="4" w:space="0"/>
+          </w:tblBorders>
           <w:tblCellMar>
             <w:top w:w="0" w:type="dxa"/>
             <w:left w:w="0" w:type="dxa"/>
@@ -8064,7 +8133,7 @@
           </w:tblCellMar>
         </w:tblPrEx>
         <w:trPr>
-          <w:trHeight w:val="1739"/>
+          <w:trHeight w:val="1739" w:hRule="atLeast"/>
           <w:jc w:val="center"/>
         </w:trPr>
         <w:tc>
@@ -8092,7 +8161,7 @@
               <w:ind w:left="359" w:leftChars="0"/>
               <w:textAlignment w:val="baseline"/>
               <w:rPr>
-                <w:rFonts w:ascii="宋体" w:eastAsia="宋体" w:hAnsi="宋体" w:cs="宋体"/>
+                <w:rFonts w:ascii="宋体" w:hAnsi="宋体" w:eastAsia="宋体" w:cs="宋体"/>
                 <w:snapToGrid w:val="0"/>
                 <w:color w:val="000000"/>
                 <w:kern w:val="0"/>
@@ -8103,7 +8172,7 @@
             </w:pPr>
             <w:r>
               <w:rPr>
-                <w:rFonts w:ascii="宋体" w:eastAsia="宋体" w:hAnsi="宋体" w:cs="宋体"/>
+                <w:rFonts w:ascii="宋体" w:hAnsi="宋体" w:eastAsia="宋体" w:cs="宋体"/>
                 <w:sz w:val="21"/>
                 <w:szCs w:val="21"/>
               </w:rPr>
@@ -8136,7 +8205,7 @@
               <w:ind w:left="232" w:leftChars="0"/>
               <w:textAlignment w:val="baseline"/>
               <w:rPr>
-                <w:rFonts w:ascii="宋体" w:eastAsia="宋体" w:hAnsi="宋体" w:cs="宋体"/>
+                <w:rFonts w:ascii="宋体" w:hAnsi="宋体" w:eastAsia="宋体" w:cs="宋体"/>
                 <w:snapToGrid w:val="0"/>
                 <w:color w:val="000000"/>
                 <w:kern w:val="0"/>
@@ -8147,7 +8216,7 @@
             </w:pPr>
             <w:r>
               <w:rPr>
-                <w:rFonts w:ascii="宋体" w:eastAsia="宋体" w:hAnsi="宋体" w:cs="宋体"/>
+                <w:rFonts w:ascii="宋体" w:hAnsi="宋体" w:eastAsia="宋体" w:cs="宋体"/>
                 <w:spacing w:val="-2"/>
                 <w:sz w:val="21"/>
                 <w:szCs w:val="21"/>
@@ -8163,7 +8232,7 @@
           </w:tcPr>
           <w:p>
             <w:pPr>
-              <w:pStyle w:val="a3"/>
+              <w:pStyle w:val="39"/>
               <w:keepNext w:val="0"/>
               <w:keepLines w:val="0"/>
               <w:pageBreakBefore w:val="0"/>
@@ -8185,7 +8254,7 @@
           </w:p>
           <w:p>
             <w:pPr>
-              <w:pStyle w:val="a3"/>
+              <w:pStyle w:val="39"/>
               <w:keepNext w:val="0"/>
               <w:keepLines w:val="0"/>
               <w:pageBreakBefore w:val="0"/>
@@ -8203,7 +8272,7 @@
               <w:bidi w:val="0"/>
               <w:adjustRightInd w:val="0"/>
               <w:snapToGrid w:val="0"/>
-              <w:ind w:left="425" w:hanging="425" w:leftChars="0" w:firstLineChars="0"/>
+              <w:ind w:left="425" w:leftChars="0" w:hanging="425" w:firstLineChars="0"/>
               <w:textAlignment w:val="baseline"/>
             </w:pPr>
             <w:r>
@@ -8212,7 +8281,7 @@
           </w:p>
           <w:p>
             <w:pPr>
-              <w:pStyle w:val="a3"/>
+              <w:pStyle w:val="39"/>
               <w:keepNext w:val="0"/>
               <w:keepLines w:val="0"/>
               <w:pageBreakBefore w:val="0"/>
@@ -8230,7 +8299,7 @@
               <w:bidi w:val="0"/>
               <w:adjustRightInd w:val="0"/>
               <w:snapToGrid w:val="0"/>
-              <w:ind w:left="425" w:hanging="425" w:leftChars="0" w:firstLineChars="0"/>
+              <w:ind w:left="425" w:leftChars="0" w:hanging="425" w:firstLineChars="0"/>
               <w:textAlignment w:val="baseline"/>
             </w:pPr>
             <w:r>
@@ -8239,7 +8308,7 @@
           </w:p>
           <w:p>
             <w:pPr>
-              <w:pStyle w:val="a3"/>
+              <w:pStyle w:val="39"/>
               <w:keepNext w:val="0"/>
               <w:keepLines w:val="0"/>
               <w:pageBreakBefore w:val="0"/>
@@ -8257,10 +8326,10 @@
               <w:bidi w:val="0"/>
               <w:adjustRightInd w:val="0"/>
               <w:snapToGrid w:val="0"/>
-              <w:ind w:left="425" w:hanging="425" w:leftChars="0" w:firstLineChars="0"/>
-              <w:textAlignment w:val="baseline"/>
-              <w:rPr>
-                <w:rFonts w:ascii="宋体" w:eastAsia="宋体" w:hAnsi="宋体" w:cs="宋体"/>
+              <w:ind w:left="425" w:leftChars="0" w:hanging="425" w:firstLineChars="0"/>
+              <w:textAlignment w:val="baseline"/>
+              <w:rPr>
+                <w:rFonts w:ascii="宋体" w:hAnsi="宋体" w:eastAsia="宋体" w:cs="宋体"/>
                 <w:snapToGrid w:val="0"/>
                 <w:color w:val="000000"/>
                 <w:kern w:val="0"/>
@@ -8277,7 +8346,7 @@
     </w:tbl>
     <w:p>
       <w:pPr>
-        <w:pStyle w:val="2"/>
+        <w:pStyle w:val="28"/>
         <w:keepNext w:val="0"/>
         <w:keepLines w:val="0"/>
         <w:pageBreakBefore w:val="0"/>
@@ -8293,7 +8362,7 @@
         <w:snapToGrid w:val="0"/>
         <w:textAlignment w:val="baseline"/>
       </w:pPr>
-      <w:bookmarkStart w:id="28" w:name="_Toc11926"/>
+      <w:bookmarkStart w:id="28" w:name="_Toc3696"/>
       <w:r>
         <w:t>问题的分类管理机制</w:t>
       </w:r>
@@ -8301,16 +8370,16 @@
     </w:p>
     <w:tbl>
       <w:tblPr>
-        <w:tblStyle w:val="TableNormal0"/>
+        <w:tblStyle w:val="24"/>
         <w:tblW w:w="8521" w:type="dxa"/>
         <w:tblInd w:w="19" w:type="dxa"/>
         <w:tblBorders>
-          <w:top w:val="single" w:sz="4" w:space="0" w:color="000000"/>
-          <w:left w:val="single" w:sz="4" w:space="0" w:color="000000"/>
-          <w:bottom w:val="single" w:sz="4" w:space="0" w:color="000000"/>
-          <w:right w:val="single" w:sz="4" w:space="0" w:color="000000"/>
-          <w:insideH w:val="single" w:sz="4" w:space="0" w:color="000000"/>
-          <w:insideV w:val="single" w:sz="4" w:space="0" w:color="000000"/>
+          <w:top w:val="single" w:color="000000" w:sz="4" w:space="0"/>
+          <w:left w:val="single" w:color="000000" w:sz="4" w:space="0"/>
+          <w:bottom w:val="single" w:color="000000" w:sz="4" w:space="0"/>
+          <w:right w:val="single" w:color="000000" w:sz="4" w:space="0"/>
+          <w:insideH w:val="single" w:color="000000" w:sz="4" w:space="0"/>
+          <w:insideV w:val="single" w:color="000000" w:sz="4" w:space="0"/>
         </w:tblBorders>
         <w:tblLayout w:type="fixed"/>
         <w:tblCellMar>
@@ -8329,17 +8398,14 @@
       </w:tblGrid>
       <w:tr>
         <w:tblPrEx>
-          <w:tblW w:w="8521" w:type="dxa"/>
-          <w:tblInd w:w="19" w:type="dxa"/>
           <w:tblBorders>
-            <w:top w:val="single" w:sz="4" w:space="0" w:color="000000"/>
-            <w:left w:val="single" w:sz="4" w:space="0" w:color="000000"/>
-            <w:bottom w:val="single" w:sz="4" w:space="0" w:color="000000"/>
-            <w:right w:val="single" w:sz="4" w:space="0" w:color="000000"/>
-            <w:insideH w:val="single" w:sz="4" w:space="0" w:color="000000"/>
-            <w:insideV w:val="single" w:sz="4" w:space="0" w:color="000000"/>
+            <w:top w:val="single" w:color="000000" w:sz="4" w:space="0"/>
+            <w:left w:val="single" w:color="000000" w:sz="4" w:space="0"/>
+            <w:bottom w:val="single" w:color="000000" w:sz="4" w:space="0"/>
+            <w:right w:val="single" w:color="000000" w:sz="4" w:space="0"/>
+            <w:insideH w:val="single" w:color="000000" w:sz="4" w:space="0"/>
+            <w:insideV w:val="single" w:color="000000" w:sz="4" w:space="0"/>
           </w:tblBorders>
-          <w:tblLayout w:type="fixed"/>
           <w:tblCellMar>
             <w:top w:w="0" w:type="dxa"/>
             <w:left w:w="0" w:type="dxa"/>
@@ -8348,7 +8414,7 @@
           </w:tblCellMar>
         </w:tblPrEx>
         <w:trPr>
-          <w:trHeight w:val="783"/>
+          <w:trHeight w:val="783" w:hRule="atLeast"/>
         </w:trPr>
         <w:tc>
           <w:tcPr>
@@ -8374,14 +8440,14 @@
               <w:ind w:left="154"/>
               <w:textAlignment w:val="baseline"/>
               <w:rPr>
-                <w:rFonts w:ascii="宋体" w:eastAsia="宋体" w:hAnsi="宋体" w:cs="宋体"/>
+                <w:rFonts w:ascii="宋体" w:hAnsi="宋体" w:eastAsia="宋体" w:cs="宋体"/>
                 <w:sz w:val="22"/>
                 <w:szCs w:val="22"/>
               </w:rPr>
             </w:pPr>
             <w:r>
               <w:rPr>
-                <w:rFonts w:ascii="宋体" w:eastAsia="宋体" w:hAnsi="宋体" w:cs="宋体"/>
+                <w:rFonts w:ascii="宋体" w:hAnsi="宋体" w:eastAsia="宋体" w:cs="宋体"/>
                 <w:b/>
                 <w:bCs/>
                 <w:spacing w:val="-5"/>
@@ -8416,14 +8482,14 @@
               <w:ind w:left="739"/>
               <w:textAlignment w:val="baseline"/>
               <w:rPr>
-                <w:rFonts w:ascii="宋体" w:eastAsia="宋体" w:hAnsi="宋体" w:cs="宋体"/>
+                <w:rFonts w:ascii="宋体" w:hAnsi="宋体" w:eastAsia="宋体" w:cs="宋体"/>
                 <w:sz w:val="22"/>
                 <w:szCs w:val="22"/>
               </w:rPr>
             </w:pPr>
             <w:r>
               <w:rPr>
-                <w:rFonts w:ascii="宋体" w:eastAsia="宋体" w:hAnsi="宋体" w:cs="宋体"/>
+                <w:rFonts w:ascii="宋体" w:hAnsi="宋体" w:eastAsia="宋体" w:cs="宋体"/>
                 <w:b/>
                 <w:bCs/>
                 <w:spacing w:val="-9"/>
@@ -8459,14 +8525,14 @@
               <w:ind w:left="2297"/>
               <w:textAlignment w:val="baseline"/>
               <w:rPr>
-                <w:rFonts w:ascii="宋体" w:eastAsia="宋体" w:hAnsi="宋体" w:cs="宋体"/>
+                <w:rFonts w:ascii="宋体" w:hAnsi="宋体" w:eastAsia="宋体" w:cs="宋体"/>
                 <w:sz w:val="22"/>
                 <w:szCs w:val="22"/>
               </w:rPr>
             </w:pPr>
             <w:r>
               <w:rPr>
-                <w:rFonts w:ascii="宋体" w:eastAsia="宋体" w:hAnsi="宋体" w:cs="宋体"/>
+                <w:rFonts w:ascii="宋体" w:hAnsi="宋体" w:eastAsia="宋体" w:cs="宋体"/>
                 <w:b/>
                 <w:bCs/>
                 <w:spacing w:val="-5"/>
@@ -8480,9 +8546,14 @@
       </w:tr>
       <w:tr>
         <w:tblPrEx>
-          <w:tblW w:w="8521" w:type="dxa"/>
-          <w:tblInd w:w="19" w:type="dxa"/>
-          <w:tblLayout w:type="fixed"/>
+          <w:tblBorders>
+            <w:top w:val="single" w:color="000000" w:sz="4" w:space="0"/>
+            <w:left w:val="single" w:color="000000" w:sz="4" w:space="0"/>
+            <w:bottom w:val="single" w:color="000000" w:sz="4" w:space="0"/>
+            <w:right w:val="single" w:color="000000" w:sz="4" w:space="0"/>
+            <w:insideH w:val="single" w:color="000000" w:sz="4" w:space="0"/>
+            <w:insideV w:val="single" w:color="000000" w:sz="4" w:space="0"/>
+          </w:tblBorders>
           <w:tblCellMar>
             <w:top w:w="0" w:type="dxa"/>
             <w:left w:w="0" w:type="dxa"/>
@@ -8491,7 +8562,7 @@
           </w:tblCellMar>
         </w:tblPrEx>
         <w:trPr>
-          <w:trHeight w:val="622"/>
+          <w:trHeight w:val="622" w:hRule="atLeast"/>
         </w:trPr>
         <w:tc>
           <w:tcPr>
@@ -8516,14 +8587,14 @@
               <w:ind w:left="333"/>
               <w:textAlignment w:val="baseline"/>
               <w:rPr>
-                <w:rFonts w:ascii="宋体" w:eastAsia="宋体" w:hAnsi="宋体" w:cs="宋体"/>
+                <w:rFonts w:ascii="宋体" w:hAnsi="宋体" w:eastAsia="宋体" w:cs="宋体"/>
                 <w:sz w:val="24"/>
                 <w:szCs w:val="24"/>
               </w:rPr>
             </w:pPr>
             <w:r>
               <w:rPr>
-                <w:rFonts w:ascii="宋体" w:eastAsia="宋体" w:hAnsi="宋体" w:cs="宋体"/>
+                <w:rFonts w:ascii="宋体" w:hAnsi="宋体" w:eastAsia="宋体" w:cs="宋体"/>
                 <w:sz w:val="24"/>
                 <w:szCs w:val="24"/>
               </w:rPr>
@@ -8554,14 +8625,14 @@
               <w:ind w:left="110" w:right="279" w:firstLine="1"/>
               <w:textAlignment w:val="baseline"/>
               <w:rPr>
-                <w:rFonts w:ascii="宋体" w:eastAsia="宋体" w:hAnsi="宋体" w:cs="宋体"/>
+                <w:rFonts w:ascii="宋体" w:hAnsi="宋体" w:eastAsia="宋体" w:cs="宋体"/>
                 <w:sz w:val="24"/>
                 <w:szCs w:val="24"/>
               </w:rPr>
             </w:pPr>
             <w:r>
               <w:rPr>
-                <w:rFonts w:ascii="宋体" w:eastAsia="宋体" w:hAnsi="宋体" w:cs="宋体"/>
+                <w:rFonts w:ascii="宋体" w:hAnsi="宋体" w:eastAsia="宋体" w:cs="宋体"/>
                 <w:spacing w:val="-2"/>
                 <w:sz w:val="24"/>
                 <w:szCs w:val="24"/>
@@ -8570,7 +8641,7 @@
             </w:r>
             <w:r>
               <w:rPr>
-                <w:rFonts w:ascii="宋体" w:eastAsia="宋体" w:hAnsi="宋体" w:cs="宋体"/>
+                <w:rFonts w:ascii="宋体" w:hAnsi="宋体" w:eastAsia="宋体" w:cs="宋体"/>
                 <w:sz w:val="24"/>
                 <w:szCs w:val="24"/>
               </w:rPr>
@@ -8601,14 +8672,14 @@
               <w:ind w:left="111" w:right="264"/>
               <w:textAlignment w:val="baseline"/>
               <w:rPr>
-                <w:rFonts w:ascii="宋体" w:eastAsia="宋体" w:hAnsi="宋体" w:cs="宋体"/>
+                <w:rFonts w:ascii="宋体" w:hAnsi="宋体" w:eastAsia="宋体" w:cs="宋体"/>
                 <w:sz w:val="24"/>
                 <w:szCs w:val="24"/>
               </w:rPr>
             </w:pPr>
             <w:r>
               <w:rPr>
-                <w:rFonts w:ascii="宋体" w:eastAsia="宋体" w:hAnsi="宋体" w:cs="宋体"/>
+                <w:rFonts w:ascii="宋体" w:hAnsi="宋体" w:eastAsia="宋体" w:cs="宋体"/>
                 <w:spacing w:val="-9"/>
                 <w:sz w:val="24"/>
                 <w:szCs w:val="24"/>
@@ -8617,7 +8688,7 @@
             </w:r>
             <w:r>
               <w:rPr>
-                <w:rFonts w:ascii="宋体" w:eastAsia="宋体" w:hAnsi="宋体" w:cs="宋体"/>
+                <w:rFonts w:ascii="宋体" w:hAnsi="宋体" w:eastAsia="宋体" w:cs="宋体"/>
                 <w:spacing w:val="-2"/>
                 <w:sz w:val="24"/>
                 <w:szCs w:val="24"/>
@@ -8649,14 +8720,14 @@
               <w:ind w:left="113" w:right="306"/>
               <w:textAlignment w:val="baseline"/>
               <w:rPr>
-                <w:rFonts w:ascii="宋体" w:eastAsia="宋体" w:hAnsi="宋体" w:cs="宋体"/>
+                <w:rFonts w:ascii="宋体" w:hAnsi="宋体" w:eastAsia="宋体" w:cs="宋体"/>
                 <w:sz w:val="24"/>
                 <w:szCs w:val="24"/>
               </w:rPr>
             </w:pPr>
             <w:r>
               <w:rPr>
-                <w:rFonts w:ascii="宋体" w:eastAsia="宋体" w:hAnsi="宋体" w:cs="宋体"/>
+                <w:rFonts w:ascii="宋体" w:hAnsi="宋体" w:eastAsia="宋体" w:cs="宋体"/>
                 <w:spacing w:val="-2"/>
                 <w:sz w:val="24"/>
                 <w:szCs w:val="24"/>
@@ -8665,7 +8736,7 @@
             </w:r>
             <w:r>
               <w:rPr>
-                <w:rFonts w:ascii="宋体" w:eastAsia="宋体" w:hAnsi="宋体" w:cs="宋体"/>
+                <w:rFonts w:ascii="宋体" w:hAnsi="宋体" w:eastAsia="宋体" w:cs="宋体"/>
                 <w:spacing w:val="-3"/>
                 <w:sz w:val="24"/>
                 <w:szCs w:val="24"/>
@@ -8697,14 +8768,14 @@
               <w:ind w:left="115" w:right="285"/>
               <w:textAlignment w:val="baseline"/>
               <w:rPr>
-                <w:rFonts w:ascii="宋体" w:eastAsia="宋体" w:hAnsi="宋体" w:cs="宋体"/>
+                <w:rFonts w:ascii="宋体" w:hAnsi="宋体" w:eastAsia="宋体" w:cs="宋体"/>
                 <w:sz w:val="24"/>
                 <w:szCs w:val="24"/>
               </w:rPr>
             </w:pPr>
             <w:r>
               <w:rPr>
-                <w:rFonts w:ascii="宋体" w:eastAsia="宋体" w:hAnsi="宋体" w:cs="宋体"/>
+                <w:rFonts w:ascii="宋体" w:hAnsi="宋体" w:eastAsia="宋体" w:cs="宋体"/>
                 <w:spacing w:val="-2"/>
                 <w:sz w:val="24"/>
                 <w:szCs w:val="24"/>
@@ -8716,9 +8787,14 @@
       </w:tr>
       <w:tr>
         <w:tblPrEx>
-          <w:tblW w:w="8521" w:type="dxa"/>
-          <w:tblInd w:w="19" w:type="dxa"/>
-          <w:tblLayout w:type="fixed"/>
+          <w:tblBorders>
+            <w:top w:val="single" w:color="000000" w:sz="4" w:space="0"/>
+            <w:left w:val="single" w:color="000000" w:sz="4" w:space="0"/>
+            <w:bottom w:val="single" w:color="000000" w:sz="4" w:space="0"/>
+            <w:right w:val="single" w:color="000000" w:sz="4" w:space="0"/>
+            <w:insideH w:val="single" w:color="000000" w:sz="4" w:space="0"/>
+            <w:insideV w:val="single" w:color="000000" w:sz="4" w:space="0"/>
+          </w:tblBorders>
           <w:tblCellMar>
             <w:top w:w="0" w:type="dxa"/>
             <w:left w:w="0" w:type="dxa"/>
@@ -8727,7 +8803,7 @@
           </w:tblCellMar>
         </w:tblPrEx>
         <w:trPr>
-          <w:trHeight w:val="311"/>
+          <w:trHeight w:val="311" w:hRule="atLeast"/>
         </w:trPr>
         <w:tc>
           <w:tcPr>
@@ -8752,14 +8828,14 @@
               <w:ind w:left="318"/>
               <w:textAlignment w:val="baseline"/>
               <w:rPr>
-                <w:rFonts w:ascii="宋体" w:eastAsia="宋体" w:hAnsi="宋体" w:cs="宋体"/>
+                <w:rFonts w:ascii="宋体" w:hAnsi="宋体" w:eastAsia="宋体" w:cs="宋体"/>
                 <w:sz w:val="24"/>
                 <w:szCs w:val="24"/>
               </w:rPr>
             </w:pPr>
             <w:r>
               <w:rPr>
-                <w:rFonts w:ascii="宋体" w:eastAsia="宋体" w:hAnsi="宋体" w:cs="宋体"/>
+                <w:rFonts w:ascii="宋体" w:hAnsi="宋体" w:eastAsia="宋体" w:cs="宋体"/>
                 <w:sz w:val="24"/>
                 <w:szCs w:val="24"/>
               </w:rPr>
@@ -8790,14 +8866,14 @@
               <w:ind w:left="108"/>
               <w:textAlignment w:val="baseline"/>
               <w:rPr>
-                <w:rFonts w:ascii="宋体" w:eastAsia="宋体" w:hAnsi="宋体" w:cs="宋体"/>
+                <w:rFonts w:ascii="宋体" w:hAnsi="宋体" w:eastAsia="宋体" w:cs="宋体"/>
                 <w:sz w:val="24"/>
                 <w:szCs w:val="24"/>
               </w:rPr>
             </w:pPr>
             <w:r>
               <w:rPr>
-                <w:rFonts w:ascii="宋体" w:eastAsia="宋体" w:hAnsi="宋体" w:cs="宋体"/>
+                <w:rFonts w:ascii="宋体" w:hAnsi="宋体" w:eastAsia="宋体" w:cs="宋体"/>
                 <w:spacing w:val="-2"/>
                 <w:sz w:val="24"/>
                 <w:szCs w:val="24"/>
@@ -8829,14 +8905,14 @@
               <w:ind w:left="129"/>
               <w:textAlignment w:val="baseline"/>
               <w:rPr>
-                <w:rFonts w:ascii="宋体" w:eastAsia="宋体" w:hAnsi="宋体" w:cs="宋体"/>
+                <w:rFonts w:ascii="宋体" w:hAnsi="宋体" w:eastAsia="宋体" w:cs="宋体"/>
                 <w:sz w:val="24"/>
                 <w:szCs w:val="24"/>
               </w:rPr>
             </w:pPr>
             <w:r>
               <w:rPr>
-                <w:rFonts w:ascii="宋体" w:eastAsia="宋体" w:hAnsi="宋体" w:cs="宋体"/>
+                <w:rFonts w:ascii="宋体" w:hAnsi="宋体" w:eastAsia="宋体" w:cs="宋体"/>
                 <w:spacing w:val="-9"/>
                 <w:sz w:val="24"/>
                 <w:szCs w:val="24"/>
@@ -8845,7 +8921,7 @@
             </w:r>
             <w:r>
               <w:rPr>
-                <w:rFonts w:ascii="宋体" w:eastAsia="宋体" w:hAnsi="宋体" w:cs="宋体"/>
+                <w:rFonts w:ascii="宋体" w:hAnsi="宋体" w:eastAsia="宋体" w:cs="宋体"/>
                 <w:spacing w:val="-50"/>
                 <w:sz w:val="24"/>
                 <w:szCs w:val="24"/>
@@ -8854,7 +8930,7 @@
             </w:r>
             <w:r>
               <w:rPr>
-                <w:rFonts w:ascii="宋体" w:eastAsia="宋体" w:hAnsi="宋体" w:cs="宋体"/>
+                <w:rFonts w:ascii="宋体" w:hAnsi="宋体" w:eastAsia="宋体" w:cs="宋体"/>
                 <w:spacing w:val="-9"/>
                 <w:sz w:val="24"/>
                 <w:szCs w:val="24"/>
@@ -8886,14 +8962,14 @@
               <w:ind w:left="117"/>
               <w:textAlignment w:val="baseline"/>
               <w:rPr>
-                <w:rFonts w:ascii="宋体" w:eastAsia="宋体" w:hAnsi="宋体" w:cs="宋体"/>
+                <w:rFonts w:ascii="宋体" w:hAnsi="宋体" w:eastAsia="宋体" w:cs="宋体"/>
                 <w:sz w:val="24"/>
                 <w:szCs w:val="24"/>
               </w:rPr>
             </w:pPr>
             <w:r>
               <w:rPr>
-                <w:rFonts w:ascii="宋体" w:eastAsia="宋体" w:hAnsi="宋体" w:cs="宋体"/>
+                <w:rFonts w:ascii="宋体" w:hAnsi="宋体" w:eastAsia="宋体" w:cs="宋体"/>
                 <w:spacing w:val="-3"/>
                 <w:sz w:val="24"/>
                 <w:szCs w:val="24"/>
@@ -8925,14 +9001,14 @@
               <w:ind w:left="118"/>
               <w:textAlignment w:val="baseline"/>
               <w:rPr>
-                <w:rFonts w:ascii="宋体" w:eastAsia="宋体" w:hAnsi="宋体" w:cs="宋体"/>
+                <w:rFonts w:ascii="宋体" w:hAnsi="宋体" w:eastAsia="宋体" w:cs="宋体"/>
                 <w:sz w:val="24"/>
                 <w:szCs w:val="24"/>
               </w:rPr>
             </w:pPr>
             <w:r>
               <w:rPr>
-                <w:rFonts w:ascii="宋体" w:eastAsia="宋体" w:hAnsi="宋体" w:cs="宋体"/>
+                <w:rFonts w:ascii="宋体" w:hAnsi="宋体" w:eastAsia="宋体" w:cs="宋体"/>
                 <w:spacing w:val="-3"/>
                 <w:sz w:val="24"/>
                 <w:szCs w:val="24"/>
@@ -8944,9 +9020,14 @@
       </w:tr>
       <w:tr>
         <w:tblPrEx>
-          <w:tblW w:w="8521" w:type="dxa"/>
-          <w:tblInd w:w="19" w:type="dxa"/>
-          <w:tblLayout w:type="fixed"/>
+          <w:tblBorders>
+            <w:top w:val="single" w:color="000000" w:sz="4" w:space="0"/>
+            <w:left w:val="single" w:color="000000" w:sz="4" w:space="0"/>
+            <w:bottom w:val="single" w:color="000000" w:sz="4" w:space="0"/>
+            <w:right w:val="single" w:color="000000" w:sz="4" w:space="0"/>
+            <w:insideH w:val="single" w:color="000000" w:sz="4" w:space="0"/>
+            <w:insideV w:val="single" w:color="000000" w:sz="4" w:space="0"/>
+          </w:tblBorders>
           <w:tblCellMar>
             <w:top w:w="0" w:type="dxa"/>
             <w:left w:w="0" w:type="dxa"/>
@@ -8955,7 +9036,7 @@
           </w:tblCellMar>
         </w:tblPrEx>
         <w:trPr>
-          <w:trHeight w:val="1245"/>
+          <w:trHeight w:val="1245" w:hRule="atLeast"/>
         </w:trPr>
         <w:tc>
           <w:tcPr>
@@ -8963,7 +9044,7 @@
           </w:tcPr>
           <w:p>
             <w:pPr>
-              <w:pStyle w:val="TableText"/>
+              <w:pStyle w:val="25"/>
               <w:keepNext w:val="0"/>
               <w:keepLines w:val="0"/>
               <w:pageBreakBefore w:val="0"/>
@@ -9000,14 +9081,14 @@
               <w:ind w:left="320"/>
               <w:textAlignment w:val="baseline"/>
               <w:rPr>
-                <w:rFonts w:ascii="宋体" w:eastAsia="宋体" w:hAnsi="宋体" w:cs="宋体"/>
+                <w:rFonts w:ascii="宋体" w:hAnsi="宋体" w:eastAsia="宋体" w:cs="宋体"/>
                 <w:sz w:val="24"/>
                 <w:szCs w:val="24"/>
               </w:rPr>
             </w:pPr>
             <w:r>
               <w:rPr>
-                <w:rFonts w:ascii="宋体" w:eastAsia="宋体" w:hAnsi="宋体" w:cs="宋体"/>
+                <w:rFonts w:ascii="宋体" w:hAnsi="宋体" w:eastAsia="宋体" w:cs="宋体"/>
                 <w:sz w:val="24"/>
                 <w:szCs w:val="24"/>
               </w:rPr>
@@ -9039,14 +9120,14 @@
               <w:jc w:val="both"/>
               <w:textAlignment w:val="baseline"/>
               <w:rPr>
-                <w:rFonts w:ascii="宋体" w:eastAsia="宋体" w:hAnsi="宋体" w:cs="宋体"/>
+                <w:rFonts w:ascii="宋体" w:hAnsi="宋体" w:eastAsia="宋体" w:cs="宋体"/>
                 <w:sz w:val="24"/>
                 <w:szCs w:val="24"/>
               </w:rPr>
             </w:pPr>
             <w:r>
               <w:rPr>
-                <w:rFonts w:ascii="宋体" w:eastAsia="宋体" w:hAnsi="宋体" w:cs="宋体"/>
+                <w:rFonts w:ascii="宋体" w:hAnsi="宋体" w:eastAsia="宋体" w:cs="宋体"/>
                 <w:spacing w:val="-5"/>
                 <w:sz w:val="24"/>
                 <w:szCs w:val="24"/>
@@ -9055,7 +9136,7 @@
             </w:r>
             <w:r>
               <w:rPr>
-                <w:rFonts w:ascii="宋体" w:eastAsia="宋体" w:hAnsi="宋体" w:cs="宋体"/>
+                <w:rFonts w:ascii="宋体" w:hAnsi="宋体" w:eastAsia="宋体" w:cs="宋体"/>
                 <w:spacing w:val="-2"/>
                 <w:sz w:val="24"/>
                 <w:szCs w:val="24"/>
@@ -9064,7 +9145,7 @@
             </w:r>
             <w:r>
               <w:rPr>
-                <w:rFonts w:ascii="宋体" w:eastAsia="宋体" w:hAnsi="宋体" w:cs="宋体"/>
+                <w:rFonts w:ascii="宋体" w:hAnsi="宋体" w:eastAsia="宋体" w:cs="宋体"/>
                 <w:sz w:val="24"/>
                 <w:szCs w:val="24"/>
               </w:rPr>
@@ -9078,7 +9159,7 @@
           </w:tcPr>
           <w:p>
             <w:pPr>
-              <w:pStyle w:val="TableText"/>
+              <w:pStyle w:val="25"/>
               <w:keepNext w:val="0"/>
               <w:keepLines w:val="0"/>
               <w:pageBreakBefore w:val="0"/>
@@ -9115,14 +9196,14 @@
               <w:ind w:left="113" w:right="211"/>
               <w:textAlignment w:val="baseline"/>
               <w:rPr>
-                <w:rFonts w:ascii="宋体" w:eastAsia="宋体" w:hAnsi="宋体" w:cs="宋体"/>
+                <w:rFonts w:ascii="宋体" w:hAnsi="宋体" w:eastAsia="宋体" w:cs="宋体"/>
                 <w:sz w:val="24"/>
                 <w:szCs w:val="24"/>
               </w:rPr>
             </w:pPr>
             <w:r>
               <w:rPr>
-                <w:rFonts w:ascii="宋体" w:eastAsia="宋体" w:hAnsi="宋体" w:cs="宋体"/>
+                <w:rFonts w:ascii="宋体" w:hAnsi="宋体" w:eastAsia="宋体" w:cs="宋体"/>
                 <w:spacing w:val="-2"/>
                 <w:sz w:val="24"/>
                 <w:szCs w:val="24"/>
@@ -9131,7 +9212,7 @@
             </w:r>
             <w:r>
               <w:rPr>
-                <w:rFonts w:ascii="宋体" w:eastAsia="宋体" w:hAnsi="宋体" w:cs="宋体"/>
+                <w:rFonts w:ascii="宋体" w:hAnsi="宋体" w:eastAsia="宋体" w:cs="宋体"/>
                 <w:spacing w:val="-3"/>
                 <w:sz w:val="24"/>
                 <w:szCs w:val="24"/>
@@ -9146,7 +9227,7 @@
           </w:tcPr>
           <w:p>
             <w:pPr>
-              <w:pStyle w:val="TableText"/>
+              <w:pStyle w:val="25"/>
               <w:keepNext w:val="0"/>
               <w:keepLines w:val="0"/>
               <w:pageBreakBefore w:val="0"/>
@@ -9183,14 +9264,14 @@
               <w:ind w:left="115" w:right="306" w:firstLine="1"/>
               <w:textAlignment w:val="baseline"/>
               <w:rPr>
-                <w:rFonts w:ascii="宋体" w:eastAsia="宋体" w:hAnsi="宋体" w:cs="宋体"/>
+                <w:rFonts w:ascii="宋体" w:hAnsi="宋体" w:eastAsia="宋体" w:cs="宋体"/>
                 <w:sz w:val="24"/>
                 <w:szCs w:val="24"/>
               </w:rPr>
             </w:pPr>
             <w:r>
               <w:rPr>
-                <w:rFonts w:ascii="宋体" w:eastAsia="宋体" w:hAnsi="宋体" w:cs="宋体"/>
+                <w:rFonts w:ascii="宋体" w:hAnsi="宋体" w:eastAsia="宋体" w:cs="宋体"/>
                 <w:spacing w:val="-3"/>
                 <w:sz w:val="24"/>
                 <w:szCs w:val="24"/>
@@ -9205,7 +9286,7 @@
           </w:tcPr>
           <w:p>
             <w:pPr>
-              <w:pStyle w:val="TableText"/>
+              <w:pStyle w:val="25"/>
               <w:keepNext w:val="0"/>
               <w:keepLines w:val="0"/>
               <w:pageBreakBefore w:val="0"/>
@@ -9242,14 +9323,14 @@
               <w:ind w:left="117" w:right="285"/>
               <w:textAlignment w:val="baseline"/>
               <w:rPr>
-                <w:rFonts w:ascii="宋体" w:eastAsia="宋体" w:hAnsi="宋体" w:cs="宋体"/>
+                <w:rFonts w:ascii="宋体" w:hAnsi="宋体" w:eastAsia="宋体" w:cs="宋体"/>
                 <w:sz w:val="24"/>
                 <w:szCs w:val="24"/>
               </w:rPr>
             </w:pPr>
             <w:r>
               <w:rPr>
-                <w:rFonts w:ascii="宋体" w:eastAsia="宋体" w:hAnsi="宋体" w:cs="宋体"/>
+                <w:rFonts w:ascii="宋体" w:hAnsi="宋体" w:eastAsia="宋体" w:cs="宋体"/>
                 <w:spacing w:val="-3"/>
                 <w:sz w:val="24"/>
                 <w:szCs w:val="24"/>
@@ -9261,9 +9342,14 @@
       </w:tr>
       <w:tr>
         <w:tblPrEx>
-          <w:tblW w:w="8521" w:type="dxa"/>
-          <w:tblInd w:w="19" w:type="dxa"/>
-          <w:tblLayout w:type="fixed"/>
+          <w:tblBorders>
+            <w:top w:val="single" w:color="000000" w:sz="4" w:space="0"/>
+            <w:left w:val="single" w:color="000000" w:sz="4" w:space="0"/>
+            <w:bottom w:val="single" w:color="000000" w:sz="4" w:space="0"/>
+            <w:right w:val="single" w:color="000000" w:sz="4" w:space="0"/>
+            <w:insideH w:val="single" w:color="000000" w:sz="4" w:space="0"/>
+            <w:insideV w:val="single" w:color="000000" w:sz="4" w:space="0"/>
+          </w:tblBorders>
           <w:tblCellMar>
             <w:top w:w="0" w:type="dxa"/>
             <w:left w:w="0" w:type="dxa"/>
@@ -9272,7 +9358,7 @@
           </w:tblCellMar>
         </w:tblPrEx>
         <w:trPr>
-          <w:trHeight w:val="311"/>
+          <w:trHeight w:val="311" w:hRule="atLeast"/>
         </w:trPr>
         <w:tc>
           <w:tcPr>
@@ -9297,14 +9383,14 @@
               <w:ind w:left="314"/>
               <w:textAlignment w:val="baseline"/>
               <w:rPr>
-                <w:rFonts w:ascii="宋体" w:eastAsia="宋体" w:hAnsi="宋体" w:cs="宋体"/>
+                <w:rFonts w:ascii="宋体" w:hAnsi="宋体" w:eastAsia="宋体" w:cs="宋体"/>
                 <w:sz w:val="24"/>
                 <w:szCs w:val="24"/>
               </w:rPr>
             </w:pPr>
             <w:r>
               <w:rPr>
-                <w:rFonts w:ascii="宋体" w:eastAsia="宋体" w:hAnsi="宋体" w:cs="宋体"/>
+                <w:rFonts w:ascii="宋体" w:hAnsi="宋体" w:eastAsia="宋体" w:cs="宋体"/>
                 <w:sz w:val="24"/>
                 <w:szCs w:val="24"/>
               </w:rPr>
@@ -9335,14 +9421,14 @@
               <w:ind w:left="135"/>
               <w:textAlignment w:val="baseline"/>
               <w:rPr>
-                <w:rFonts w:ascii="宋体" w:eastAsia="宋体" w:hAnsi="宋体" w:cs="宋体"/>
+                <w:rFonts w:ascii="宋体" w:hAnsi="宋体" w:eastAsia="宋体" w:cs="宋体"/>
                 <w:sz w:val="24"/>
                 <w:szCs w:val="24"/>
               </w:rPr>
             </w:pPr>
             <w:r>
               <w:rPr>
-                <w:rFonts w:ascii="宋体" w:eastAsia="宋体" w:hAnsi="宋体" w:cs="宋体"/>
+                <w:rFonts w:ascii="宋体" w:hAnsi="宋体" w:eastAsia="宋体" w:cs="宋体"/>
                 <w:spacing w:val="-7"/>
                 <w:sz w:val="24"/>
                 <w:szCs w:val="24"/>
@@ -9374,14 +9460,14 @@
               <w:ind w:left="115"/>
               <w:textAlignment w:val="baseline"/>
               <w:rPr>
-                <w:rFonts w:ascii="宋体" w:eastAsia="宋体" w:hAnsi="宋体" w:cs="宋体"/>
+                <w:rFonts w:ascii="宋体" w:hAnsi="宋体" w:eastAsia="宋体" w:cs="宋体"/>
                 <w:sz w:val="24"/>
                 <w:szCs w:val="24"/>
               </w:rPr>
             </w:pPr>
             <w:r>
               <w:rPr>
-                <w:rFonts w:ascii="宋体" w:eastAsia="宋体" w:hAnsi="宋体" w:cs="宋体"/>
+                <w:rFonts w:ascii="宋体" w:hAnsi="宋体" w:eastAsia="宋体" w:cs="宋体"/>
                 <w:spacing w:val="-3"/>
                 <w:sz w:val="24"/>
                 <w:szCs w:val="24"/>
@@ -9413,14 +9499,14 @@
               <w:ind w:left="115"/>
               <w:textAlignment w:val="baseline"/>
               <w:rPr>
-                <w:rFonts w:ascii="宋体" w:eastAsia="宋体" w:hAnsi="宋体" w:cs="宋体"/>
+                <w:rFonts w:ascii="宋体" w:hAnsi="宋体" w:eastAsia="宋体" w:cs="宋体"/>
                 <w:sz w:val="24"/>
                 <w:szCs w:val="24"/>
               </w:rPr>
             </w:pPr>
             <w:r>
               <w:rPr>
-                <w:rFonts w:ascii="宋体" w:eastAsia="宋体" w:hAnsi="宋体" w:cs="宋体"/>
+                <w:rFonts w:ascii="宋体" w:hAnsi="宋体" w:eastAsia="宋体" w:cs="宋体"/>
                 <w:spacing w:val="-2"/>
                 <w:sz w:val="24"/>
                 <w:szCs w:val="24"/>
@@ -9452,14 +9538,14 @@
               <w:ind w:left="115"/>
               <w:textAlignment w:val="baseline"/>
               <w:rPr>
-                <w:rFonts w:ascii="宋体" w:eastAsia="宋体" w:hAnsi="宋体" w:cs="宋体"/>
+                <w:rFonts w:ascii="宋体" w:hAnsi="宋体" w:eastAsia="宋体" w:cs="宋体"/>
                 <w:sz w:val="24"/>
                 <w:szCs w:val="24"/>
               </w:rPr>
             </w:pPr>
             <w:r>
               <w:rPr>
-                <w:rFonts w:ascii="宋体" w:eastAsia="宋体" w:hAnsi="宋体" w:cs="宋体"/>
+                <w:rFonts w:ascii="宋体" w:hAnsi="宋体" w:eastAsia="宋体" w:cs="宋体"/>
                 <w:spacing w:val="-2"/>
                 <w:sz w:val="24"/>
                 <w:szCs w:val="24"/>
@@ -9471,9 +9557,14 @@
       </w:tr>
       <w:tr>
         <w:tblPrEx>
-          <w:tblW w:w="8521" w:type="dxa"/>
-          <w:tblInd w:w="19" w:type="dxa"/>
-          <w:tblLayout w:type="fixed"/>
+          <w:tblBorders>
+            <w:top w:val="single" w:color="000000" w:sz="4" w:space="0"/>
+            <w:left w:val="single" w:color="000000" w:sz="4" w:space="0"/>
+            <w:bottom w:val="single" w:color="000000" w:sz="4" w:space="0"/>
+            <w:right w:val="single" w:color="000000" w:sz="4" w:space="0"/>
+            <w:insideH w:val="single" w:color="000000" w:sz="4" w:space="0"/>
+            <w:insideV w:val="single" w:color="000000" w:sz="4" w:space="0"/>
+          </w:tblBorders>
           <w:tblCellMar>
             <w:top w:w="0" w:type="dxa"/>
             <w:left w:w="0" w:type="dxa"/>
@@ -9482,7 +9573,7 @@
           </w:tblCellMar>
         </w:tblPrEx>
         <w:trPr>
-          <w:trHeight w:val="311"/>
+          <w:trHeight w:val="311" w:hRule="atLeast"/>
         </w:trPr>
         <w:tc>
           <w:tcPr>
@@ -9507,14 +9598,14 @@
               <w:ind w:left="320"/>
               <w:textAlignment w:val="baseline"/>
               <w:rPr>
-                <w:rFonts w:ascii="宋体" w:eastAsia="宋体" w:hAnsi="宋体" w:cs="宋体"/>
+                <w:rFonts w:ascii="宋体" w:hAnsi="宋体" w:eastAsia="宋体" w:cs="宋体"/>
                 <w:sz w:val="24"/>
                 <w:szCs w:val="24"/>
               </w:rPr>
             </w:pPr>
             <w:r>
               <w:rPr>
-                <w:rFonts w:ascii="宋体" w:eastAsia="宋体" w:hAnsi="宋体" w:cs="宋体"/>
+                <w:rFonts w:ascii="宋体" w:hAnsi="宋体" w:eastAsia="宋体" w:cs="宋体"/>
                 <w:sz w:val="24"/>
                 <w:szCs w:val="24"/>
               </w:rPr>
@@ -9545,14 +9636,14 @@
               <w:ind w:left="135"/>
               <w:textAlignment w:val="baseline"/>
               <w:rPr>
-                <w:rFonts w:ascii="宋体" w:eastAsia="宋体" w:hAnsi="宋体" w:cs="宋体"/>
+                <w:rFonts w:ascii="宋体" w:hAnsi="宋体" w:eastAsia="宋体" w:cs="宋体"/>
                 <w:sz w:val="24"/>
                 <w:szCs w:val="24"/>
               </w:rPr>
             </w:pPr>
             <w:r>
               <w:rPr>
-                <w:rFonts w:ascii="宋体" w:eastAsia="宋体" w:hAnsi="宋体" w:cs="宋体"/>
+                <w:rFonts w:ascii="宋体" w:hAnsi="宋体" w:eastAsia="宋体" w:cs="宋体"/>
                 <w:spacing w:val="-6"/>
                 <w:sz w:val="24"/>
                 <w:szCs w:val="24"/>
@@ -9584,14 +9675,14 @@
               <w:ind w:left="117"/>
               <w:textAlignment w:val="baseline"/>
               <w:rPr>
-                <w:rFonts w:ascii="宋体" w:eastAsia="宋体" w:hAnsi="宋体" w:cs="宋体"/>
+                <w:rFonts w:ascii="宋体" w:hAnsi="宋体" w:eastAsia="宋体" w:cs="宋体"/>
                 <w:sz w:val="24"/>
                 <w:szCs w:val="24"/>
               </w:rPr>
             </w:pPr>
             <w:r>
               <w:rPr>
-                <w:rFonts w:ascii="宋体" w:eastAsia="宋体" w:hAnsi="宋体" w:cs="宋体"/>
+                <w:rFonts w:ascii="宋体" w:hAnsi="宋体" w:eastAsia="宋体" w:cs="宋体"/>
                 <w:sz w:val="24"/>
                 <w:szCs w:val="24"/>
               </w:rPr>
@@ -9622,14 +9713,14 @@
               <w:ind w:left="136"/>
               <w:textAlignment w:val="baseline"/>
               <w:rPr>
-                <w:rFonts w:ascii="宋体" w:eastAsia="宋体" w:hAnsi="宋体" w:cs="宋体"/>
+                <w:rFonts w:ascii="宋体" w:hAnsi="宋体" w:eastAsia="宋体" w:cs="宋体"/>
                 <w:sz w:val="24"/>
                 <w:szCs w:val="24"/>
               </w:rPr>
             </w:pPr>
             <w:r>
               <w:rPr>
-                <w:rFonts w:ascii="宋体" w:eastAsia="宋体" w:hAnsi="宋体" w:cs="宋体"/>
+                <w:rFonts w:ascii="宋体" w:hAnsi="宋体" w:eastAsia="宋体" w:cs="宋体"/>
                 <w:sz w:val="24"/>
                 <w:szCs w:val="24"/>
               </w:rPr>
@@ -9660,14 +9751,14 @@
               <w:ind w:left="115"/>
               <w:textAlignment w:val="baseline"/>
               <w:rPr>
-                <w:rFonts w:ascii="宋体" w:eastAsia="宋体" w:hAnsi="宋体" w:cs="宋体"/>
+                <w:rFonts w:ascii="宋体" w:hAnsi="宋体" w:eastAsia="宋体" w:cs="宋体"/>
                 <w:sz w:val="24"/>
                 <w:szCs w:val="24"/>
               </w:rPr>
             </w:pPr>
             <w:r>
               <w:rPr>
-                <w:rFonts w:ascii="宋体" w:eastAsia="宋体" w:hAnsi="宋体" w:cs="宋体"/>
+                <w:rFonts w:ascii="宋体" w:hAnsi="宋体" w:eastAsia="宋体" w:cs="宋体"/>
                 <w:sz w:val="24"/>
                 <w:szCs w:val="24"/>
               </w:rPr>
@@ -9678,9 +9769,14 @@
       </w:tr>
       <w:tr>
         <w:tblPrEx>
-          <w:tblW w:w="8521" w:type="dxa"/>
-          <w:tblInd w:w="19" w:type="dxa"/>
-          <w:tblLayout w:type="fixed"/>
+          <w:tblBorders>
+            <w:top w:val="single" w:color="000000" w:sz="4" w:space="0"/>
+            <w:left w:val="single" w:color="000000" w:sz="4" w:space="0"/>
+            <w:bottom w:val="single" w:color="000000" w:sz="4" w:space="0"/>
+            <w:right w:val="single" w:color="000000" w:sz="4" w:space="0"/>
+            <w:insideH w:val="single" w:color="000000" w:sz="4" w:space="0"/>
+            <w:insideV w:val="single" w:color="000000" w:sz="4" w:space="0"/>
+          </w:tblBorders>
           <w:tblCellMar>
             <w:top w:w="0" w:type="dxa"/>
             <w:left w:w="0" w:type="dxa"/>
@@ -9689,7 +9785,7 @@
           </w:tblCellMar>
         </w:tblPrEx>
         <w:trPr>
-          <w:trHeight w:val="316"/>
+          <w:trHeight w:val="316" w:hRule="atLeast"/>
         </w:trPr>
         <w:tc>
           <w:tcPr>
@@ -9714,14 +9810,14 @@
               <w:ind w:left="317"/>
               <w:textAlignment w:val="baseline"/>
               <w:rPr>
-                <w:rFonts w:ascii="宋体" w:eastAsia="宋体" w:hAnsi="宋体" w:cs="宋体"/>
+                <w:rFonts w:ascii="宋体" w:hAnsi="宋体" w:eastAsia="宋体" w:cs="宋体"/>
                 <w:sz w:val="24"/>
                 <w:szCs w:val="24"/>
               </w:rPr>
             </w:pPr>
             <w:r>
               <w:rPr>
-                <w:rFonts w:ascii="宋体" w:eastAsia="宋体" w:hAnsi="宋体" w:cs="宋体"/>
+                <w:rFonts w:ascii="宋体" w:hAnsi="宋体" w:eastAsia="宋体" w:cs="宋体"/>
                 <w:sz w:val="24"/>
                 <w:szCs w:val="24"/>
               </w:rPr>
@@ -9752,14 +9848,14 @@
               <w:ind w:left="135"/>
               <w:textAlignment w:val="baseline"/>
               <w:rPr>
-                <w:rFonts w:ascii="宋体" w:eastAsia="宋体" w:hAnsi="宋体" w:cs="宋体"/>
+                <w:rFonts w:ascii="宋体" w:hAnsi="宋体" w:eastAsia="宋体" w:cs="宋体"/>
                 <w:sz w:val="24"/>
                 <w:szCs w:val="24"/>
               </w:rPr>
             </w:pPr>
             <w:r>
               <w:rPr>
-                <w:rFonts w:ascii="宋体" w:eastAsia="宋体" w:hAnsi="宋体" w:cs="宋体"/>
+                <w:rFonts w:ascii="宋体" w:hAnsi="宋体" w:eastAsia="宋体" w:cs="宋体"/>
                 <w:spacing w:val="-6"/>
                 <w:sz w:val="24"/>
                 <w:szCs w:val="24"/>
@@ -9791,14 +9887,14 @@
               <w:ind w:left="129"/>
               <w:textAlignment w:val="baseline"/>
               <w:rPr>
-                <w:rFonts w:ascii="宋体" w:eastAsia="宋体" w:hAnsi="宋体" w:cs="宋体"/>
+                <w:rFonts w:ascii="宋体" w:hAnsi="宋体" w:eastAsia="宋体" w:cs="宋体"/>
                 <w:sz w:val="24"/>
                 <w:szCs w:val="24"/>
               </w:rPr>
             </w:pPr>
             <w:r>
               <w:rPr>
-                <w:rFonts w:ascii="宋体" w:eastAsia="宋体" w:hAnsi="宋体" w:cs="宋体"/>
+                <w:rFonts w:ascii="宋体" w:hAnsi="宋体" w:eastAsia="宋体" w:cs="宋体"/>
                 <w:spacing w:val="-14"/>
                 <w:sz w:val="24"/>
                 <w:szCs w:val="24"/>
@@ -9807,7 +9903,7 @@
             </w:r>
             <w:r>
               <w:rPr>
-                <w:rFonts w:ascii="宋体" w:eastAsia="宋体" w:hAnsi="宋体" w:cs="宋体"/>
+                <w:rFonts w:ascii="宋体" w:hAnsi="宋体" w:eastAsia="宋体" w:cs="宋体"/>
                 <w:spacing w:val="-46"/>
                 <w:sz w:val="24"/>
                 <w:szCs w:val="24"/>
@@ -9816,7 +9912,7 @@
             </w:r>
             <w:r>
               <w:rPr>
-                <w:rFonts w:ascii="宋体" w:eastAsia="宋体" w:hAnsi="宋体" w:cs="宋体"/>
+                <w:rFonts w:ascii="宋体" w:hAnsi="宋体" w:eastAsia="宋体" w:cs="宋体"/>
                 <w:spacing w:val="-14"/>
                 <w:sz w:val="24"/>
                 <w:szCs w:val="24"/>
@@ -9848,14 +9944,14 @@
               <w:ind w:left="119"/>
               <w:textAlignment w:val="baseline"/>
               <w:rPr>
-                <w:rFonts w:ascii="宋体" w:eastAsia="宋体" w:hAnsi="宋体" w:cs="宋体"/>
+                <w:rFonts w:ascii="宋体" w:hAnsi="宋体" w:eastAsia="宋体" w:cs="宋体"/>
                 <w:sz w:val="24"/>
                 <w:szCs w:val="24"/>
               </w:rPr>
             </w:pPr>
             <w:r>
               <w:rPr>
-                <w:rFonts w:ascii="宋体" w:eastAsia="宋体" w:hAnsi="宋体" w:cs="宋体"/>
+                <w:rFonts w:ascii="宋体" w:hAnsi="宋体" w:eastAsia="宋体" w:cs="宋体"/>
                 <w:spacing w:val="-8"/>
                 <w:sz w:val="24"/>
                 <w:szCs w:val="24"/>
@@ -9864,7 +9960,7 @@
             </w:r>
             <w:r>
               <w:rPr>
-                <w:rFonts w:ascii="宋体" w:eastAsia="宋体" w:hAnsi="宋体" w:cs="宋体"/>
+                <w:rFonts w:ascii="宋体" w:hAnsi="宋体" w:eastAsia="宋体" w:cs="宋体"/>
                 <w:spacing w:val="-46"/>
                 <w:sz w:val="24"/>
                 <w:szCs w:val="24"/>
@@ -9873,7 +9969,7 @@
             </w:r>
             <w:r>
               <w:rPr>
-                <w:rFonts w:ascii="宋体" w:eastAsia="宋体" w:hAnsi="宋体" w:cs="宋体"/>
+                <w:rFonts w:ascii="宋体" w:hAnsi="宋体" w:eastAsia="宋体" w:cs="宋体"/>
                 <w:spacing w:val="-8"/>
                 <w:sz w:val="24"/>
                 <w:szCs w:val="24"/>
@@ -9905,14 +10001,14 @@
               <w:ind w:left="121"/>
               <w:textAlignment w:val="baseline"/>
               <w:rPr>
-                <w:rFonts w:ascii="宋体" w:eastAsia="宋体" w:hAnsi="宋体" w:cs="宋体"/>
+                <w:rFonts w:ascii="宋体" w:hAnsi="宋体" w:eastAsia="宋体" w:cs="宋体"/>
                 <w:sz w:val="24"/>
                 <w:szCs w:val="24"/>
               </w:rPr>
             </w:pPr>
             <w:r>
               <w:rPr>
-                <w:rFonts w:ascii="宋体" w:eastAsia="宋体" w:hAnsi="宋体" w:cs="宋体"/>
+                <w:rFonts w:ascii="宋体" w:hAnsi="宋体" w:eastAsia="宋体" w:cs="宋体"/>
                 <w:spacing w:val="-8"/>
                 <w:sz w:val="24"/>
                 <w:szCs w:val="24"/>
@@ -9921,7 +10017,7 @@
             </w:r>
             <w:r>
               <w:rPr>
-                <w:rFonts w:ascii="宋体" w:eastAsia="宋体" w:hAnsi="宋体" w:cs="宋体"/>
+                <w:rFonts w:ascii="宋体" w:hAnsi="宋体" w:eastAsia="宋体" w:cs="宋体"/>
                 <w:spacing w:val="-46"/>
                 <w:sz w:val="24"/>
                 <w:szCs w:val="24"/>
@@ -9930,7 +10026,7 @@
             </w:r>
             <w:r>
               <w:rPr>
-                <w:rFonts w:ascii="宋体" w:eastAsia="宋体" w:hAnsi="宋体" w:cs="宋体"/>
+                <w:rFonts w:ascii="宋体" w:hAnsi="宋体" w:eastAsia="宋体" w:cs="宋体"/>
                 <w:spacing w:val="-8"/>
                 <w:sz w:val="24"/>
                 <w:szCs w:val="24"/>
@@ -9943,7 +10039,7 @@
     </w:tbl>
     <w:p>
       <w:pPr>
-        <w:pStyle w:val="a3"/>
+        <w:pStyle w:val="39"/>
         <w:keepNext w:val="0"/>
         <w:keepLines w:val="0"/>
         <w:pageBreakBefore w:val="0"/>
@@ -9969,7 +10065,7 @@
     </w:p>
     <w:p>
       <w:pPr>
-        <w:pStyle w:val="a3"/>
+        <w:pStyle w:val="39"/>
         <w:keepNext w:val="0"/>
         <w:keepLines w:val="0"/>
         <w:pageBreakBefore w:val="0"/>
@@ -9995,7 +10091,7 @@
     </w:p>
     <w:p>
       <w:pPr>
-        <w:pStyle w:val="a3"/>
+        <w:pStyle w:val="39"/>
         <w:keepNext w:val="0"/>
         <w:keepLines w:val="0"/>
         <w:pageBreakBefore w:val="0"/>
@@ -10021,7 +10117,7 @@
     </w:p>
     <w:p>
       <w:pPr>
-        <w:pStyle w:val="a3"/>
+        <w:pStyle w:val="39"/>
         <w:keepNext w:val="0"/>
         <w:keepLines w:val="0"/>
         <w:pageBreakBefore w:val="0"/>
@@ -10047,7 +10143,7 @@
     </w:p>
     <w:p>
       <w:pPr>
-        <w:pStyle w:val="a3"/>
+        <w:pStyle w:val="39"/>
         <w:keepNext w:val="0"/>
         <w:keepLines w:val="0"/>
         <w:pageBreakBefore w:val="0"/>
@@ -10073,7 +10169,7 @@
     </w:p>
     <w:p>
       <w:pPr>
-        <w:pStyle w:val="a3"/>
+        <w:pStyle w:val="39"/>
         <w:keepNext w:val="0"/>
         <w:keepLines w:val="0"/>
         <w:pageBreakBefore w:val="0"/>
@@ -10099,7 +10195,7 @@
     </w:p>
     <w:p>
       <w:pPr>
-        <w:pStyle w:val="2"/>
+        <w:pStyle w:val="28"/>
         <w:keepNext w:val="0"/>
         <w:keepLines w:val="0"/>
         <w:pageBreakBefore w:val="0"/>
@@ -10115,7 +10211,7 @@
         <w:snapToGrid w:val="0"/>
         <w:textAlignment w:val="baseline"/>
       </w:pPr>
-      <w:bookmarkStart w:id="29" w:name="_Toc13314"/>
+      <w:bookmarkStart w:id="29" w:name="_Toc27662"/>
       <w:r>
         <w:t>问题的状态定义</w:t>
       </w:r>
@@ -10123,7 +10219,7 @@
     </w:p>
     <w:p>
       <w:pPr>
-        <w:pStyle w:val="a"/>
+        <w:pStyle w:val="27"/>
         <w:keepNext w:val="0"/>
         <w:keepLines w:val="0"/>
         <w:pageBreakBefore w:val="0"/>
@@ -10145,16 +10241,16 @@
     </w:p>
     <w:tbl>
       <w:tblPr>
-        <w:tblStyle w:val="TableNormal0"/>
+        <w:tblStyle w:val="24"/>
         <w:tblW w:w="8253" w:type="dxa"/>
         <w:jc w:val="center"/>
         <w:tblBorders>
-          <w:top w:val="single" w:sz="4" w:space="0" w:color="000000"/>
-          <w:left w:val="single" w:sz="4" w:space="0" w:color="000000"/>
-          <w:bottom w:val="single" w:sz="4" w:space="0" w:color="000000"/>
-          <w:right w:val="single" w:sz="4" w:space="0" w:color="000000"/>
-          <w:insideH w:val="single" w:sz="4" w:space="0" w:color="000000"/>
-          <w:insideV w:val="single" w:sz="4" w:space="0" w:color="000000"/>
+          <w:top w:val="single" w:color="000000" w:sz="4" w:space="0"/>
+          <w:left w:val="single" w:color="000000" w:sz="4" w:space="0"/>
+          <w:bottom w:val="single" w:color="000000" w:sz="4" w:space="0"/>
+          <w:right w:val="single" w:color="000000" w:sz="4" w:space="0"/>
+          <w:insideH w:val="single" w:color="000000" w:sz="4" w:space="0"/>
+          <w:insideV w:val="single" w:color="000000" w:sz="4" w:space="0"/>
         </w:tblBorders>
         <w:tblLayout w:type="fixed"/>
         <w:tblCellMar>
@@ -10171,17 +10267,14 @@
       </w:tblGrid>
       <w:tr>
         <w:tblPrEx>
-          <w:tblW w:w="8253" w:type="dxa"/>
-          <w:jc w:val="center"/>
           <w:tblBorders>
-            <w:top w:val="single" w:sz="4" w:space="0" w:color="000000"/>
-            <w:left w:val="single" w:sz="4" w:space="0" w:color="000000"/>
-            <w:bottom w:val="single" w:sz="4" w:space="0" w:color="000000"/>
-            <w:right w:val="single" w:sz="4" w:space="0" w:color="000000"/>
-            <w:insideH w:val="single" w:sz="4" w:space="0" w:color="000000"/>
-            <w:insideV w:val="single" w:sz="4" w:space="0" w:color="000000"/>
+            <w:top w:val="single" w:color="000000" w:sz="4" w:space="0"/>
+            <w:left w:val="single" w:color="000000" w:sz="4" w:space="0"/>
+            <w:bottom w:val="single" w:color="000000" w:sz="4" w:space="0"/>
+            <w:right w:val="single" w:color="000000" w:sz="4" w:space="0"/>
+            <w:insideH w:val="single" w:color="000000" w:sz="4" w:space="0"/>
+            <w:insideV w:val="single" w:color="000000" w:sz="4" w:space="0"/>
           </w:tblBorders>
-          <w:tblLayout w:type="fixed"/>
           <w:tblCellMar>
             <w:top w:w="0" w:type="dxa"/>
             <w:left w:w="0" w:type="dxa"/>
@@ -10190,7 +10283,7 @@
           </w:tblCellMar>
         </w:tblPrEx>
         <w:trPr>
-          <w:trHeight w:val="443"/>
+          <w:trHeight w:val="443" w:hRule="atLeast"/>
           <w:jc w:val="center"/>
         </w:trPr>
         <w:tc>
@@ -10214,18 +10307,18 @@
               <w:adjustRightInd w:val="0"/>
               <w:snapToGrid w:val="0"/>
               <w:spacing w:before="285" w:line="220" w:lineRule="auto"/>
-              <w:ind w:left="0" w:right="0" w:firstLine="0" w:leftChars="0" w:rightChars="0" w:firstLineChars="0"/>
+              <w:ind w:left="0" w:leftChars="0" w:right="0" w:rightChars="0" w:firstLine="0" w:firstLineChars="0"/>
               <w:jc w:val="center"/>
               <w:textAlignment w:val="baseline"/>
               <w:rPr>
-                <w:rFonts w:ascii="宋体" w:eastAsia="宋体" w:hAnsi="宋体" w:cs="宋体"/>
+                <w:rFonts w:ascii="宋体" w:hAnsi="宋体" w:eastAsia="宋体" w:cs="宋体"/>
                 <w:sz w:val="21"/>
                 <w:szCs w:val="21"/>
               </w:rPr>
             </w:pPr>
             <w:r>
               <w:rPr>
-                <w:rFonts w:ascii="宋体" w:eastAsia="宋体" w:hAnsi="宋体" w:cs="宋体"/>
+                <w:rFonts w:ascii="宋体" w:hAnsi="宋体" w:eastAsia="宋体" w:cs="宋体"/>
                 <w:b/>
                 <w:bCs/>
                 <w:spacing w:val="-5"/>
@@ -10257,18 +10350,18 @@
               <w:adjustRightInd w:val="0"/>
               <w:snapToGrid w:val="0"/>
               <w:spacing w:before="285" w:line="220" w:lineRule="auto"/>
-              <w:ind w:left="0" w:right="0" w:firstLine="0" w:leftChars="0" w:rightChars="0" w:firstLineChars="0"/>
+              <w:ind w:left="0" w:leftChars="0" w:right="0" w:rightChars="0" w:firstLine="0" w:firstLineChars="0"/>
               <w:jc w:val="center"/>
               <w:textAlignment w:val="baseline"/>
               <w:rPr>
-                <w:rFonts w:ascii="宋体" w:eastAsia="宋体" w:hAnsi="宋体" w:cs="宋体"/>
+                <w:rFonts w:ascii="宋体" w:hAnsi="宋体" w:eastAsia="宋体" w:cs="宋体"/>
                 <w:sz w:val="21"/>
                 <w:szCs w:val="21"/>
               </w:rPr>
             </w:pPr>
             <w:r>
               <w:rPr>
-                <w:rFonts w:ascii="宋体" w:eastAsia="宋体" w:hAnsi="宋体" w:cs="宋体"/>
+                <w:rFonts w:ascii="宋体" w:hAnsi="宋体" w:eastAsia="宋体" w:cs="宋体"/>
                 <w:b/>
                 <w:bCs/>
                 <w:spacing w:val="-9"/>
@@ -10300,18 +10393,18 @@
               <w:adjustRightInd w:val="0"/>
               <w:snapToGrid w:val="0"/>
               <w:spacing w:before="286" w:line="222" w:lineRule="auto"/>
-              <w:ind w:left="0" w:right="0" w:firstLine="0" w:leftChars="0" w:rightChars="0" w:firstLineChars="0"/>
+              <w:ind w:left="0" w:leftChars="0" w:right="0" w:rightChars="0" w:firstLine="0" w:firstLineChars="0"/>
               <w:jc w:val="center"/>
               <w:textAlignment w:val="baseline"/>
               <w:rPr>
-                <w:rFonts w:ascii="宋体" w:eastAsia="宋体" w:hAnsi="宋体" w:cs="宋体"/>
+                <w:rFonts w:ascii="宋体" w:hAnsi="宋体" w:eastAsia="宋体" w:cs="宋体"/>
                 <w:sz w:val="21"/>
                 <w:szCs w:val="21"/>
               </w:rPr>
             </w:pPr>
             <w:r>
               <w:rPr>
-                <w:rFonts w:ascii="宋体" w:eastAsia="宋体" w:hAnsi="宋体" w:cs="宋体"/>
+                <w:rFonts w:ascii="宋体" w:hAnsi="宋体" w:eastAsia="宋体" w:cs="宋体"/>
                 <w:b/>
                 <w:bCs/>
                 <w:spacing w:val="-5"/>
@@ -10325,9 +10418,14 @@
       </w:tr>
       <w:tr>
         <w:tblPrEx>
-          <w:tblW w:w="8253" w:type="dxa"/>
-          <w:jc w:val="center"/>
-          <w:tblLayout w:type="fixed"/>
+          <w:tblBorders>
+            <w:top w:val="single" w:color="000000" w:sz="4" w:space="0"/>
+            <w:left w:val="single" w:color="000000" w:sz="4" w:space="0"/>
+            <w:bottom w:val="single" w:color="000000" w:sz="4" w:space="0"/>
+            <w:right w:val="single" w:color="000000" w:sz="4" w:space="0"/>
+            <w:insideH w:val="single" w:color="000000" w:sz="4" w:space="0"/>
+            <w:insideV w:val="single" w:color="000000" w:sz="4" w:space="0"/>
+          </w:tblBorders>
           <w:tblCellMar>
             <w:top w:w="0" w:type="dxa"/>
             <w:left w:w="0" w:type="dxa"/>
@@ -10336,7 +10434,7 @@
           </w:tblCellMar>
         </w:tblPrEx>
         <w:trPr>
-          <w:trHeight w:val="408"/>
+          <w:trHeight w:val="408" w:hRule="atLeast"/>
           <w:jc w:val="center"/>
         </w:trPr>
         <w:tc>
@@ -10364,11 +10462,11 @@
               <w:adjustRightInd w:val="0"/>
               <w:snapToGrid w:val="0"/>
               <w:spacing w:before="68" w:line="241" w:lineRule="auto"/>
-              <w:ind w:left="0" w:right="0" w:firstLine="0" w:leftChars="0" w:rightChars="0" w:firstLineChars="0"/>
+              <w:ind w:left="0" w:leftChars="0" w:right="0" w:rightChars="0" w:firstLine="0" w:firstLineChars="0"/>
               <w:jc w:val="center"/>
               <w:textAlignment w:val="baseline"/>
               <w:rPr>
-                <w:rFonts w:ascii="宋体" w:eastAsia="宋体" w:hAnsi="宋体" w:cs="宋体"/>
+                <w:rFonts w:ascii="宋体" w:hAnsi="宋体" w:eastAsia="宋体" w:cs="宋体"/>
                 <w:sz w:val="21"/>
                 <w:szCs w:val="21"/>
               </w:rPr>
@@ -10399,14 +10497,14 @@
               <w:ind w:left="408"/>
               <w:textAlignment w:val="baseline"/>
               <w:rPr>
-                <w:rFonts w:ascii="宋体" w:eastAsia="宋体" w:hAnsi="宋体" w:cs="宋体"/>
+                <w:rFonts w:ascii="宋体" w:hAnsi="宋体" w:eastAsia="宋体" w:cs="宋体"/>
                 <w:sz w:val="21"/>
                 <w:szCs w:val="21"/>
               </w:rPr>
             </w:pPr>
             <w:r>
               <w:rPr>
-                <w:rFonts w:ascii="宋体" w:eastAsia="宋体" w:hAnsi="宋体" w:cs="宋体"/>
+                <w:rFonts w:ascii="宋体" w:hAnsi="宋体" w:eastAsia="宋体" w:cs="宋体"/>
                 <w:spacing w:val="-3"/>
                 <w:sz w:val="21"/>
                 <w:szCs w:val="21"/>
@@ -10439,14 +10537,14 @@
               <w:ind w:left="2164"/>
               <w:textAlignment w:val="baseline"/>
               <w:rPr>
-                <w:rFonts w:ascii="宋体" w:eastAsia="宋体" w:hAnsi="宋体" w:cs="宋体"/>
+                <w:rFonts w:ascii="宋体" w:hAnsi="宋体" w:eastAsia="宋体" w:cs="宋体"/>
                 <w:sz w:val="21"/>
                 <w:szCs w:val="21"/>
               </w:rPr>
             </w:pPr>
             <w:r>
               <w:rPr>
-                <w:rFonts w:ascii="宋体" w:eastAsia="宋体" w:hAnsi="宋体" w:cs="宋体"/>
+                <w:rFonts w:ascii="宋体" w:hAnsi="宋体" w:eastAsia="宋体" w:cs="宋体"/>
                 <w:spacing w:val="-2"/>
                 <w:sz w:val="21"/>
                 <w:szCs w:val="21"/>
@@ -10458,9 +10556,14 @@
       </w:tr>
       <w:tr>
         <w:tblPrEx>
-          <w:tblW w:w="8253" w:type="dxa"/>
-          <w:jc w:val="center"/>
-          <w:tblLayout w:type="fixed"/>
+          <w:tblBorders>
+            <w:top w:val="single" w:color="000000" w:sz="4" w:space="0"/>
+            <w:left w:val="single" w:color="000000" w:sz="4" w:space="0"/>
+            <w:bottom w:val="single" w:color="000000" w:sz="4" w:space="0"/>
+            <w:right w:val="single" w:color="000000" w:sz="4" w:space="0"/>
+            <w:insideH w:val="single" w:color="000000" w:sz="4" w:space="0"/>
+            <w:insideV w:val="single" w:color="000000" w:sz="4" w:space="0"/>
+          </w:tblBorders>
           <w:tblCellMar>
             <w:top w:w="0" w:type="dxa"/>
             <w:left w:w="0" w:type="dxa"/>
@@ -10469,7 +10572,7 @@
           </w:tblCellMar>
         </w:tblPrEx>
         <w:trPr>
-          <w:trHeight w:val="398"/>
+          <w:trHeight w:val="398" w:hRule="atLeast"/>
           <w:jc w:val="center"/>
         </w:trPr>
         <w:tc>
@@ -10497,11 +10600,11 @@
               <w:adjustRightInd w:val="0"/>
               <w:snapToGrid w:val="0"/>
               <w:spacing w:before="68" w:line="241" w:lineRule="auto"/>
-              <w:ind w:left="0" w:right="0" w:firstLine="0" w:leftChars="0" w:rightChars="0" w:firstLineChars="0"/>
+              <w:ind w:left="0" w:leftChars="0" w:right="0" w:rightChars="0" w:firstLine="0" w:firstLineChars="0"/>
               <w:jc w:val="center"/>
               <w:textAlignment w:val="baseline"/>
               <w:rPr>
-                <w:rFonts w:ascii="宋体" w:eastAsia="宋体" w:hAnsi="宋体" w:cs="宋体"/>
+                <w:rFonts w:ascii="宋体" w:hAnsi="宋体" w:eastAsia="宋体" w:cs="宋体"/>
                 <w:sz w:val="21"/>
                 <w:szCs w:val="21"/>
               </w:rPr>
@@ -10532,14 +10635,14 @@
               <w:ind w:left="303"/>
               <w:textAlignment w:val="baseline"/>
               <w:rPr>
-                <w:rFonts w:ascii="宋体" w:eastAsia="宋体" w:hAnsi="宋体" w:cs="宋体"/>
+                <w:rFonts w:ascii="宋体" w:hAnsi="宋体" w:eastAsia="宋体" w:cs="宋体"/>
                 <w:sz w:val="21"/>
                 <w:szCs w:val="21"/>
               </w:rPr>
             </w:pPr>
             <w:r>
               <w:rPr>
-                <w:rFonts w:ascii="宋体" w:eastAsia="宋体" w:hAnsi="宋体" w:cs="宋体"/>
+                <w:rFonts w:ascii="宋体" w:hAnsi="宋体" w:eastAsia="宋体" w:cs="宋体"/>
                 <w:spacing w:val="-3"/>
                 <w:sz w:val="21"/>
                 <w:szCs w:val="21"/>
@@ -10572,14 +10675,14 @@
               <w:ind w:left="2184"/>
               <w:textAlignment w:val="baseline"/>
               <w:rPr>
-                <w:rFonts w:ascii="宋体" w:eastAsia="宋体" w:hAnsi="宋体" w:cs="宋体"/>
+                <w:rFonts w:ascii="宋体" w:hAnsi="宋体" w:eastAsia="宋体" w:cs="宋体"/>
                 <w:sz w:val="21"/>
                 <w:szCs w:val="21"/>
               </w:rPr>
             </w:pPr>
             <w:r>
               <w:rPr>
-                <w:rFonts w:ascii="宋体" w:eastAsia="宋体" w:hAnsi="宋体" w:cs="宋体"/>
+                <w:rFonts w:ascii="宋体" w:hAnsi="宋体" w:eastAsia="宋体" w:cs="宋体"/>
                 <w:spacing w:val="-5"/>
                 <w:sz w:val="21"/>
                 <w:szCs w:val="21"/>
@@ -10591,9 +10694,14 @@
       </w:tr>
       <w:tr>
         <w:tblPrEx>
-          <w:tblW w:w="8253" w:type="dxa"/>
-          <w:jc w:val="center"/>
-          <w:tblLayout w:type="fixed"/>
+          <w:tblBorders>
+            <w:top w:val="single" w:color="000000" w:sz="4" w:space="0"/>
+            <w:left w:val="single" w:color="000000" w:sz="4" w:space="0"/>
+            <w:bottom w:val="single" w:color="000000" w:sz="4" w:space="0"/>
+            <w:right w:val="single" w:color="000000" w:sz="4" w:space="0"/>
+            <w:insideH w:val="single" w:color="000000" w:sz="4" w:space="0"/>
+            <w:insideV w:val="single" w:color="000000" w:sz="4" w:space="0"/>
+          </w:tblBorders>
           <w:tblCellMar>
             <w:top w:w="0" w:type="dxa"/>
             <w:left w:w="0" w:type="dxa"/>
@@ -10602,7 +10710,7 @@
           </w:tblCellMar>
         </w:tblPrEx>
         <w:trPr>
-          <w:trHeight w:val="478"/>
+          <w:trHeight w:val="478" w:hRule="atLeast"/>
           <w:jc w:val="center"/>
         </w:trPr>
         <w:tc>
@@ -10630,11 +10738,11 @@
               <w:adjustRightInd w:val="0"/>
               <w:snapToGrid w:val="0"/>
               <w:spacing w:before="69"/>
-              <w:ind w:left="0" w:right="0" w:firstLine="0" w:leftChars="0" w:rightChars="0" w:firstLineChars="0"/>
+              <w:ind w:left="0" w:leftChars="0" w:right="0" w:rightChars="0" w:firstLine="0" w:firstLineChars="0"/>
               <w:jc w:val="center"/>
               <w:textAlignment w:val="baseline"/>
               <w:rPr>
-                <w:rFonts w:ascii="宋体" w:eastAsia="宋体" w:hAnsi="宋体" w:cs="宋体"/>
+                <w:rFonts w:ascii="宋体" w:hAnsi="宋体" w:eastAsia="宋体" w:cs="宋体"/>
                 <w:sz w:val="21"/>
                 <w:szCs w:val="21"/>
               </w:rPr>
@@ -10665,14 +10773,14 @@
               <w:ind w:left="300"/>
               <w:textAlignment w:val="baseline"/>
               <w:rPr>
-                <w:rFonts w:ascii="宋体" w:eastAsia="宋体" w:hAnsi="宋体" w:cs="宋体"/>
+                <w:rFonts w:ascii="宋体" w:hAnsi="宋体" w:eastAsia="宋体" w:cs="宋体"/>
                 <w:sz w:val="21"/>
                 <w:szCs w:val="21"/>
               </w:rPr>
             </w:pPr>
             <w:r>
               <w:rPr>
-                <w:rFonts w:ascii="宋体" w:eastAsia="宋体" w:hAnsi="宋体" w:cs="宋体"/>
+                <w:rFonts w:ascii="宋体" w:hAnsi="宋体" w:eastAsia="宋体" w:cs="宋体"/>
                 <w:spacing w:val="-2"/>
                 <w:sz w:val="21"/>
                 <w:szCs w:val="21"/>
@@ -10705,14 +10813,14 @@
               <w:ind w:left="532"/>
               <w:textAlignment w:val="baseline"/>
               <w:rPr>
-                <w:rFonts w:ascii="宋体" w:eastAsia="宋体" w:hAnsi="宋体" w:cs="宋体"/>
+                <w:rFonts w:ascii="宋体" w:hAnsi="宋体" w:eastAsia="宋体" w:cs="宋体"/>
                 <w:sz w:val="21"/>
                 <w:szCs w:val="21"/>
               </w:rPr>
             </w:pPr>
             <w:r>
               <w:rPr>
-                <w:rFonts w:ascii="宋体" w:eastAsia="宋体" w:hAnsi="宋体" w:cs="宋体"/>
+                <w:rFonts w:ascii="宋体" w:hAnsi="宋体" w:eastAsia="宋体" w:cs="宋体"/>
                 <w:spacing w:val="-1"/>
                 <w:sz w:val="21"/>
                 <w:szCs w:val="21"/>
@@ -10724,9 +10832,14 @@
       </w:tr>
       <w:tr>
         <w:tblPrEx>
-          <w:tblW w:w="8253" w:type="dxa"/>
-          <w:jc w:val="center"/>
-          <w:tblLayout w:type="fixed"/>
+          <w:tblBorders>
+            <w:top w:val="single" w:color="000000" w:sz="4" w:space="0"/>
+            <w:left w:val="single" w:color="000000" w:sz="4" w:space="0"/>
+            <w:bottom w:val="single" w:color="000000" w:sz="4" w:space="0"/>
+            <w:right w:val="single" w:color="000000" w:sz="4" w:space="0"/>
+            <w:insideH w:val="single" w:color="000000" w:sz="4" w:space="0"/>
+            <w:insideV w:val="single" w:color="000000" w:sz="4" w:space="0"/>
+          </w:tblBorders>
           <w:tblCellMar>
             <w:top w:w="0" w:type="dxa"/>
             <w:left w:w="0" w:type="dxa"/>
@@ -10735,7 +10848,7 @@
           </w:tblCellMar>
         </w:tblPrEx>
         <w:trPr>
-          <w:trHeight w:val="429"/>
+          <w:trHeight w:val="429" w:hRule="atLeast"/>
           <w:jc w:val="center"/>
         </w:trPr>
         <w:tc>
@@ -10763,11 +10876,11 @@
               <w:adjustRightInd w:val="0"/>
               <w:snapToGrid w:val="0"/>
               <w:spacing w:before="69"/>
-              <w:ind w:left="0" w:right="0" w:firstLine="0" w:leftChars="0" w:rightChars="0" w:firstLineChars="0"/>
+              <w:ind w:left="0" w:leftChars="0" w:right="0" w:rightChars="0" w:firstLine="0" w:firstLineChars="0"/>
               <w:jc w:val="center"/>
               <w:textAlignment w:val="baseline"/>
               <w:rPr>
-                <w:rFonts w:ascii="宋体" w:eastAsia="宋体" w:hAnsi="宋体" w:cs="宋体"/>
+                <w:rFonts w:ascii="宋体" w:hAnsi="宋体" w:eastAsia="宋体" w:cs="宋体"/>
                 <w:sz w:val="21"/>
                 <w:szCs w:val="21"/>
               </w:rPr>
@@ -10798,14 +10911,14 @@
               <w:ind w:left="427"/>
               <w:textAlignment w:val="baseline"/>
               <w:rPr>
-                <w:rFonts w:ascii="宋体" w:eastAsia="宋体" w:hAnsi="宋体" w:cs="宋体"/>
+                <w:rFonts w:ascii="宋体" w:hAnsi="宋体" w:eastAsia="宋体" w:cs="宋体"/>
                 <w:sz w:val="21"/>
                 <w:szCs w:val="21"/>
               </w:rPr>
             </w:pPr>
             <w:r>
               <w:rPr>
-                <w:rFonts w:ascii="宋体" w:eastAsia="宋体" w:hAnsi="宋体" w:cs="宋体"/>
+                <w:rFonts w:ascii="宋体" w:hAnsi="宋体" w:eastAsia="宋体" w:cs="宋体"/>
                 <w:spacing w:val="-7"/>
                 <w:sz w:val="21"/>
                 <w:szCs w:val="21"/>
@@ -10838,14 +10951,14 @@
               <w:ind w:left="132"/>
               <w:textAlignment w:val="baseline"/>
               <w:rPr>
-                <w:rFonts w:ascii="宋体" w:eastAsia="宋体" w:hAnsi="宋体" w:cs="宋体"/>
+                <w:rFonts w:ascii="宋体" w:hAnsi="宋体" w:eastAsia="宋体" w:cs="宋体"/>
                 <w:sz w:val="21"/>
                 <w:szCs w:val="21"/>
               </w:rPr>
             </w:pPr>
             <w:r>
               <w:rPr>
-                <w:rFonts w:ascii="宋体" w:eastAsia="宋体" w:hAnsi="宋体" w:cs="宋体"/>
+                <w:rFonts w:ascii="宋体" w:hAnsi="宋体" w:eastAsia="宋体" w:cs="宋体"/>
                 <w:spacing w:val="-2"/>
                 <w:sz w:val="21"/>
                 <w:szCs w:val="21"/>
@@ -10857,9 +10970,14 @@
       </w:tr>
       <w:tr>
         <w:tblPrEx>
-          <w:tblW w:w="8253" w:type="dxa"/>
-          <w:jc w:val="center"/>
-          <w:tblLayout w:type="fixed"/>
+          <w:tblBorders>
+            <w:top w:val="single" w:color="000000" w:sz="4" w:space="0"/>
+            <w:left w:val="single" w:color="000000" w:sz="4" w:space="0"/>
+            <w:bottom w:val="single" w:color="000000" w:sz="4" w:space="0"/>
+            <w:right w:val="single" w:color="000000" w:sz="4" w:space="0"/>
+            <w:insideH w:val="single" w:color="000000" w:sz="4" w:space="0"/>
+            <w:insideV w:val="single" w:color="000000" w:sz="4" w:space="0"/>
+          </w:tblBorders>
           <w:tblCellMar>
             <w:top w:w="0" w:type="dxa"/>
             <w:left w:w="0" w:type="dxa"/>
@@ -10868,7 +10986,7 @@
           </w:tblCellMar>
         </w:tblPrEx>
         <w:trPr>
-          <w:trHeight w:val="393"/>
+          <w:trHeight w:val="393" w:hRule="atLeast"/>
           <w:jc w:val="center"/>
         </w:trPr>
         <w:tc>
@@ -10896,11 +11014,11 @@
               <w:adjustRightInd w:val="0"/>
               <w:snapToGrid w:val="0"/>
               <w:spacing w:before="68"/>
-              <w:ind w:left="0" w:right="0" w:firstLine="0" w:leftChars="0" w:rightChars="0" w:firstLineChars="0"/>
+              <w:ind w:left="0" w:leftChars="0" w:right="0" w:rightChars="0" w:firstLine="0" w:firstLineChars="0"/>
               <w:jc w:val="center"/>
               <w:textAlignment w:val="baseline"/>
               <w:rPr>
-                <w:rFonts w:ascii="宋体" w:eastAsia="宋体" w:hAnsi="宋体" w:cs="宋体"/>
+                <w:rFonts w:ascii="宋体" w:hAnsi="宋体" w:eastAsia="宋体" w:cs="宋体"/>
                 <w:sz w:val="21"/>
                 <w:szCs w:val="21"/>
               </w:rPr>
@@ -10931,14 +11049,14 @@
               <w:ind w:left="512"/>
               <w:textAlignment w:val="baseline"/>
               <w:rPr>
-                <w:rFonts w:ascii="宋体" w:eastAsia="宋体" w:hAnsi="宋体" w:cs="宋体"/>
+                <w:rFonts w:ascii="宋体" w:hAnsi="宋体" w:eastAsia="宋体" w:cs="宋体"/>
                 <w:sz w:val="21"/>
                 <w:szCs w:val="21"/>
               </w:rPr>
             </w:pPr>
             <w:r>
               <w:rPr>
-                <w:rFonts w:ascii="宋体" w:eastAsia="宋体" w:hAnsi="宋体" w:cs="宋体"/>
+                <w:rFonts w:ascii="宋体" w:hAnsi="宋体" w:eastAsia="宋体" w:cs="宋体"/>
                 <w:spacing w:val="-3"/>
                 <w:sz w:val="21"/>
                 <w:szCs w:val="21"/>
@@ -10971,14 +11089,14 @@
               <w:ind w:right="216"/>
               <w:textAlignment w:val="baseline"/>
               <w:rPr>
-                <w:rFonts w:ascii="宋体" w:eastAsia="宋体" w:hAnsi="宋体" w:cs="宋体"/>
+                <w:rFonts w:ascii="宋体" w:hAnsi="宋体" w:eastAsia="宋体" w:cs="宋体"/>
                 <w:sz w:val="21"/>
                 <w:szCs w:val="21"/>
               </w:rPr>
             </w:pPr>
             <w:r>
               <w:rPr>
-                <w:rFonts w:ascii="宋体" w:eastAsia="宋体" w:hAnsi="宋体" w:cs="宋体"/>
+                <w:rFonts w:ascii="宋体" w:hAnsi="宋体" w:eastAsia="宋体" w:cs="宋体"/>
                 <w:spacing w:val="-2"/>
                 <w:sz w:val="21"/>
                 <w:szCs w:val="21"/>
@@ -10987,7 +11105,7 @@
             </w:r>
             <w:r>
               <w:rPr>
-                <w:rFonts w:ascii="宋体" w:eastAsia="宋体" w:hAnsi="宋体" w:cs="宋体"/>
+                <w:rFonts w:ascii="宋体" w:hAnsi="宋体" w:eastAsia="宋体" w:cs="宋体"/>
                 <w:sz w:val="21"/>
                 <w:szCs w:val="21"/>
               </w:rPr>
@@ -10999,7 +11117,7 @@
     </w:tbl>
     <w:p>
       <w:pPr>
-        <w:pStyle w:val="1"/>
+        <w:pStyle w:val="26"/>
         <w:keepNext w:val="0"/>
         <w:keepLines w:val="0"/>
         <w:pageBreakBefore w:val="0"/>
@@ -11015,7 +11133,7 @@
         <w:snapToGrid w:val="0"/>
         <w:textAlignment w:val="baseline"/>
       </w:pPr>
-      <w:bookmarkStart w:id="30" w:name="_Toc3284"/>
+      <w:bookmarkStart w:id="30" w:name="_Toc27237"/>
       <w:r>
         <w:t>问题管理事项</w:t>
       </w:r>
@@ -11023,7 +11141,7 @@
     </w:p>
     <w:p>
       <w:pPr>
-        <w:pStyle w:val="2"/>
+        <w:pStyle w:val="28"/>
         <w:keepNext w:val="0"/>
         <w:keepLines w:val="0"/>
         <w:pageBreakBefore w:val="0"/>
@@ -11039,7 +11157,7 @@
         <w:snapToGrid w:val="0"/>
         <w:textAlignment w:val="baseline"/>
       </w:pPr>
-      <w:bookmarkStart w:id="31" w:name="_Toc3278"/>
+      <w:bookmarkStart w:id="31" w:name="_Toc15739"/>
       <w:r>
         <w:t>问题评审</w:t>
       </w:r>
@@ -11047,7 +11165,7 @@
     </w:p>
     <w:p>
       <w:pPr>
-        <w:pStyle w:val="a"/>
+        <w:pStyle w:val="27"/>
         <w:keepNext w:val="0"/>
         <w:keepLines w:val="0"/>
         <w:pageBreakBefore w:val="0"/>
@@ -11079,7 +11197,7 @@
     </w:p>
     <w:p>
       <w:pPr>
-        <w:pStyle w:val="a3"/>
+        <w:pStyle w:val="39"/>
         <w:keepNext w:val="0"/>
         <w:keepLines w:val="0"/>
         <w:pageBreakBefore w:val="0"/>
@@ -11105,7 +11223,7 @@
     </w:p>
     <w:p>
       <w:pPr>
-        <w:pStyle w:val="a3"/>
+        <w:pStyle w:val="39"/>
         <w:keepNext w:val="0"/>
         <w:keepLines w:val="0"/>
         <w:pageBreakBefore w:val="0"/>
@@ -11131,7 +11249,7 @@
     </w:p>
     <w:p>
       <w:pPr>
-        <w:pStyle w:val="a3"/>
+        <w:pStyle w:val="39"/>
         <w:keepNext w:val="0"/>
         <w:keepLines w:val="0"/>
         <w:pageBreakBefore w:val="0"/>
@@ -11157,7 +11275,7 @@
     </w:p>
     <w:p>
       <w:pPr>
-        <w:pStyle w:val="2"/>
+        <w:pStyle w:val="28"/>
         <w:keepNext w:val="0"/>
         <w:keepLines w:val="0"/>
         <w:pageBreakBefore w:val="0"/>
@@ -11173,7 +11291,7 @@
         <w:snapToGrid w:val="0"/>
         <w:textAlignment w:val="baseline"/>
       </w:pPr>
-      <w:bookmarkStart w:id="32" w:name="_Toc23681"/>
+      <w:bookmarkStart w:id="32" w:name="_Toc24276"/>
       <w:r>
         <w:t>问题归档</w:t>
       </w:r>
@@ -11181,7 +11299,7 @@
     </w:p>
     <w:p>
       <w:pPr>
-        <w:pStyle w:val="a"/>
+        <w:pStyle w:val="27"/>
         <w:keepNext w:val="0"/>
         <w:keepLines w:val="0"/>
         <w:pageBreakBefore w:val="0"/>
@@ -11223,7 +11341,7 @@
     </w:p>
     <w:p>
       <w:pPr>
-        <w:pStyle w:val="2"/>
+        <w:pStyle w:val="28"/>
         <w:keepNext w:val="0"/>
         <w:keepLines w:val="0"/>
         <w:pageBreakBefore w:val="0"/>
@@ -11239,7 +11357,7 @@
         <w:snapToGrid w:val="0"/>
         <w:textAlignment w:val="baseline"/>
       </w:pPr>
-      <w:bookmarkStart w:id="33" w:name="_Toc29102"/>
+      <w:bookmarkStart w:id="33" w:name="_Toc23594"/>
       <w:r>
         <w:t>度量和报告</w:t>
       </w:r>
@@ -11247,7 +11365,7 @@
     </w:p>
     <w:p>
       <w:pPr>
-        <w:pStyle w:val="a"/>
+        <w:pStyle w:val="27"/>
         <w:keepNext w:val="0"/>
         <w:keepLines w:val="0"/>
         <w:pageBreakBefore w:val="0"/>
@@ -11269,7 +11387,7 @@
     </w:p>
     <w:p>
       <w:pPr>
-        <w:pStyle w:val="a3"/>
+        <w:pStyle w:val="39"/>
         <w:keepNext w:val="0"/>
         <w:keepLines w:val="0"/>
         <w:pageBreakBefore w:val="0"/>
@@ -11295,7 +11413,7 @@
     </w:p>
     <w:p>
       <w:pPr>
-        <w:pStyle w:val="a3"/>
+        <w:pStyle w:val="39"/>
         <w:keepNext w:val="0"/>
         <w:keepLines w:val="0"/>
         <w:pageBreakBefore w:val="0"/>
@@ -11321,7 +11439,7 @@
     </w:p>
     <w:p>
       <w:pPr>
-        <w:pStyle w:val="a3"/>
+        <w:pStyle w:val="39"/>
         <w:keepNext w:val="0"/>
         <w:keepLines w:val="0"/>
         <w:pageBreakBefore w:val="0"/>
@@ -11347,7 +11465,7 @@
     </w:p>
     <w:p>
       <w:pPr>
-        <w:pStyle w:val="a3"/>
+        <w:pStyle w:val="39"/>
         <w:keepNext w:val="0"/>
         <w:keepLines w:val="0"/>
         <w:pageBreakBefore w:val="0"/>
@@ -11373,7 +11491,7 @@
     </w:p>
     <w:p>
       <w:pPr>
-        <w:pStyle w:val="a3"/>
+        <w:pStyle w:val="39"/>
         <w:keepNext w:val="0"/>
         <w:keepLines w:val="0"/>
         <w:pageBreakBefore w:val="0"/>
@@ -11399,7 +11517,7 @@
     </w:p>
     <w:p>
       <w:pPr>
-        <w:pStyle w:val="a"/>
+        <w:pStyle w:val="27"/>
         <w:keepNext w:val="0"/>
         <w:keepLines w:val="0"/>
         <w:pageBreakBefore w:val="0"/>
@@ -11458,7 +11576,7 @@
     </w:p>
     <w:p>
       <w:pPr>
-        <w:pStyle w:val="a3"/>
+        <w:pStyle w:val="39"/>
         <w:keepNext w:val="0"/>
         <w:keepLines w:val="0"/>
         <w:pageBreakBefore w:val="0"/>
@@ -11484,7 +11602,7 @@
     </w:p>
     <w:p>
       <w:pPr>
-        <w:pStyle w:val="a"/>
+        <w:pStyle w:val="27"/>
         <w:keepNext w:val="0"/>
         <w:keepLines w:val="0"/>
         <w:pageBreakBefore w:val="0"/>
@@ -11506,7 +11624,7 @@
     </w:p>
     <w:p>
       <w:pPr>
-        <w:pStyle w:val="a3"/>
+        <w:pStyle w:val="39"/>
         <w:keepNext w:val="0"/>
         <w:keepLines w:val="0"/>
         <w:pageBreakBefore w:val="0"/>
@@ -11532,7 +11650,7 @@
     </w:p>
     <w:p>
       <w:pPr>
-        <w:pStyle w:val="a"/>
+        <w:pStyle w:val="27"/>
         <w:keepNext w:val="0"/>
         <w:keepLines w:val="0"/>
         <w:pageBreakBefore w:val="0"/>
@@ -11554,7 +11672,7 @@
     </w:p>
     <w:p>
       <w:pPr>
-        <w:pStyle w:val="2"/>
+        <w:pStyle w:val="28"/>
         <w:keepNext w:val="0"/>
         <w:keepLines w:val="0"/>
         <w:pageBreakBefore w:val="0"/>
@@ -11570,7 +11688,7 @@
         <w:snapToGrid w:val="0"/>
         <w:textAlignment w:val="baseline"/>
       </w:pPr>
-      <w:bookmarkStart w:id="34" w:name="_Toc3011"/>
+      <w:bookmarkStart w:id="34" w:name="_Toc27767"/>
       <w:r>
         <w:t>与其他流程的关系</w:t>
       </w:r>
@@ -11578,7 +11696,7 @@
     </w:p>
     <w:p>
       <w:pPr>
-        <w:pStyle w:val="3"/>
+        <w:pStyle w:val="29"/>
         <w:keepNext w:val="0"/>
         <w:keepLines w:val="0"/>
         <w:pageBreakBefore w:val="0"/>
@@ -11594,7 +11712,7 @@
         <w:snapToGrid w:val="0"/>
         <w:textAlignment w:val="baseline"/>
       </w:pPr>
-      <w:bookmarkStart w:id="35" w:name="_Toc15715"/>
+      <w:bookmarkStart w:id="35" w:name="_Toc23892"/>
       <w:r>
         <w:t>与事件管理</w:t>
       </w:r>
@@ -11602,7 +11720,7 @@
     </w:p>
     <w:p>
       <w:pPr>
-        <w:pStyle w:val="a"/>
+        <w:pStyle w:val="27"/>
         <w:keepNext w:val="0"/>
         <w:keepLines w:val="0"/>
         <w:pageBreakBefore w:val="0"/>
@@ -11624,7 +11742,7 @@
     </w:p>
     <w:p>
       <w:pPr>
-        <w:pStyle w:val="a3"/>
+        <w:pStyle w:val="39"/>
         <w:keepNext w:val="0"/>
         <w:keepLines w:val="0"/>
         <w:pageBreakBefore w:val="0"/>
@@ -11650,7 +11768,7 @@
     </w:p>
     <w:p>
       <w:pPr>
-        <w:pStyle w:val="a3"/>
+        <w:pStyle w:val="39"/>
         <w:keepNext w:val="0"/>
         <w:keepLines w:val="0"/>
         <w:pageBreakBefore w:val="0"/>
@@ -11676,7 +11794,7 @@
     </w:p>
     <w:p>
       <w:pPr>
-        <w:pStyle w:val="3"/>
+        <w:pStyle w:val="29"/>
         <w:keepNext w:val="0"/>
         <w:keepLines w:val="0"/>
         <w:pageBreakBefore w:val="0"/>
@@ -11692,7 +11810,7 @@
         <w:snapToGrid w:val="0"/>
         <w:textAlignment w:val="baseline"/>
       </w:pPr>
-      <w:bookmarkStart w:id="36" w:name="_Toc17113"/>
+      <w:bookmarkStart w:id="36" w:name="_Toc13667"/>
       <w:r>
         <w:t>与变更管理</w:t>
       </w:r>
@@ -11700,7 +11818,7 @@
     </w:p>
     <w:p>
       <w:pPr>
-        <w:pStyle w:val="a"/>
+        <w:pStyle w:val="27"/>
         <w:keepNext w:val="0"/>
         <w:keepLines w:val="0"/>
         <w:pageBreakBefore w:val="0"/>
@@ -11739,7 +11857,7 @@
     </w:p>
     <w:p>
       <w:pPr>
-        <w:pStyle w:val="3"/>
+        <w:pStyle w:val="29"/>
         <w:keepNext w:val="0"/>
         <w:keepLines w:val="0"/>
         <w:pageBreakBefore w:val="0"/>
@@ -11755,7 +11873,7 @@
         <w:snapToGrid w:val="0"/>
         <w:textAlignment w:val="baseline"/>
       </w:pPr>
-      <w:bookmarkStart w:id="37" w:name="_Toc21922"/>
+      <w:bookmarkStart w:id="37" w:name="_Toc15730"/>
       <w:r>
         <w:t>与配置管理</w:t>
       </w:r>
@@ -11763,7 +11881,7 @@
     </w:p>
     <w:p>
       <w:pPr>
-        <w:pStyle w:val="a"/>
+        <w:pStyle w:val="27"/>
         <w:keepNext w:val="0"/>
         <w:keepLines w:val="0"/>
         <w:pageBreakBefore w:val="0"/>
@@ -11785,7 +11903,7 @@
     </w:p>
     <w:p>
       <w:pPr>
-        <w:pStyle w:val="1"/>
+        <w:pStyle w:val="26"/>
         <w:keepNext w:val="0"/>
         <w:keepLines w:val="0"/>
         <w:pageBreakBefore w:val="0"/>
@@ -11801,7 +11919,7 @@
         <w:snapToGrid w:val="0"/>
         <w:textAlignment w:val="baseline"/>
       </w:pPr>
-      <w:bookmarkStart w:id="38" w:name="_Toc7477"/>
+      <w:bookmarkStart w:id="38" w:name="_Toc1022"/>
       <w:r>
         <w:t>流程衡量指标</w:t>
       </w:r>
@@ -11809,16 +11927,16 @@
     </w:p>
     <w:tbl>
       <w:tblPr>
-        <w:tblStyle w:val="TableNormal0"/>
+        <w:tblStyle w:val="24"/>
         <w:tblW w:w="7550" w:type="dxa"/>
         <w:tblInd w:w="113" w:type="dxa"/>
         <w:tblBorders>
-          <w:top w:val="single" w:sz="4" w:space="0" w:color="000000"/>
-          <w:left w:val="single" w:sz="4" w:space="0" w:color="000000"/>
-          <w:bottom w:val="single" w:sz="4" w:space="0" w:color="000000"/>
-          <w:right w:val="single" w:sz="4" w:space="0" w:color="000000"/>
-          <w:insideH w:val="single" w:sz="4" w:space="0" w:color="000000"/>
-          <w:insideV w:val="single" w:sz="4" w:space="0" w:color="000000"/>
+          <w:top w:val="single" w:color="000000" w:sz="4" w:space="0"/>
+          <w:left w:val="single" w:color="000000" w:sz="4" w:space="0"/>
+          <w:bottom w:val="single" w:color="000000" w:sz="4" w:space="0"/>
+          <w:right w:val="single" w:color="000000" w:sz="4" w:space="0"/>
+          <w:insideH w:val="single" w:color="000000" w:sz="4" w:space="0"/>
+          <w:insideV w:val="single" w:color="000000" w:sz="4" w:space="0"/>
         </w:tblBorders>
         <w:tblLayout w:type="fixed"/>
         <w:tblCellMar>
@@ -11837,17 +11955,14 @@
       </w:tblGrid>
       <w:tr>
         <w:tblPrEx>
-          <w:tblW w:w="7550" w:type="dxa"/>
-          <w:tblInd w:w="113" w:type="dxa"/>
           <w:tblBorders>
-            <w:top w:val="single" w:sz="4" w:space="0" w:color="000000"/>
-            <w:left w:val="single" w:sz="4" w:space="0" w:color="000000"/>
-            <w:bottom w:val="single" w:sz="4" w:space="0" w:color="000000"/>
-            <w:right w:val="single" w:sz="4" w:space="0" w:color="000000"/>
-            <w:insideH w:val="single" w:sz="4" w:space="0" w:color="000000"/>
-            <w:insideV w:val="single" w:sz="4" w:space="0" w:color="000000"/>
+            <w:top w:val="single" w:color="000000" w:sz="4" w:space="0"/>
+            <w:left w:val="single" w:color="000000" w:sz="4" w:space="0"/>
+            <w:bottom w:val="single" w:color="000000" w:sz="4" w:space="0"/>
+            <w:right w:val="single" w:color="000000" w:sz="4" w:space="0"/>
+            <w:insideH w:val="single" w:color="000000" w:sz="4" w:space="0"/>
+            <w:insideV w:val="single" w:color="000000" w:sz="4" w:space="0"/>
           </w:tblBorders>
-          <w:tblLayout w:type="fixed"/>
           <w:tblCellMar>
             <w:top w:w="0" w:type="dxa"/>
             <w:left w:w="0" w:type="dxa"/>
@@ -11856,7 +11971,7 @@
           </w:tblCellMar>
         </w:tblPrEx>
         <w:trPr>
-          <w:trHeight w:val="314"/>
+          <w:trHeight w:val="314" w:hRule="atLeast"/>
         </w:trPr>
         <w:tc>
           <w:tcPr>
@@ -11882,14 +11997,14 @@
               <w:ind w:left="144"/>
               <w:textAlignment w:val="baseline"/>
               <w:rPr>
-                <w:rFonts w:ascii="宋体" w:eastAsia="宋体" w:hAnsi="宋体" w:cs="宋体"/>
+                <w:rFonts w:ascii="宋体" w:hAnsi="宋体" w:eastAsia="宋体" w:cs="宋体"/>
                 <w:sz w:val="22"/>
                 <w:szCs w:val="22"/>
               </w:rPr>
             </w:pPr>
             <w:r>
               <w:rPr>
-                <w:rFonts w:ascii="宋体" w:eastAsia="宋体" w:hAnsi="宋体" w:cs="宋体"/>
+                <w:rFonts w:ascii="宋体" w:hAnsi="宋体" w:eastAsia="宋体" w:cs="宋体"/>
                 <w:b/>
                 <w:bCs/>
                 <w:spacing w:val="-5"/>
@@ -11923,14 +12038,14 @@
               <w:spacing w:before="47" w:line="215" w:lineRule="auto"/>
               <w:textAlignment w:val="baseline"/>
               <w:rPr>
-                <w:rFonts w:ascii="宋体" w:eastAsia="宋体" w:hAnsi="宋体" w:cs="宋体"/>
+                <w:rFonts w:ascii="宋体" w:hAnsi="宋体" w:eastAsia="宋体" w:cs="宋体"/>
                 <w:sz w:val="22"/>
                 <w:szCs w:val="22"/>
               </w:rPr>
             </w:pPr>
             <w:r>
               <w:rPr>
-                <w:rFonts w:ascii="宋体" w:eastAsia="宋体" w:hAnsi="宋体" w:cs="宋体"/>
+                <w:rFonts w:ascii="宋体" w:hAnsi="宋体" w:eastAsia="宋体" w:cs="宋体"/>
                 <w:b/>
                 <w:bCs/>
                 <w:spacing w:val="-4"/>
@@ -11962,18 +12077,18 @@
               <w:adjustRightInd w:val="0"/>
               <w:snapToGrid w:val="0"/>
               <w:spacing w:before="47" w:line="215" w:lineRule="auto"/>
-              <w:ind w:left="0" w:right="0" w:firstLine="0" w:leftChars="0" w:rightChars="0" w:firstLineChars="0"/>
+              <w:ind w:left="0" w:leftChars="0" w:right="0" w:rightChars="0" w:firstLine="0" w:firstLineChars="0"/>
               <w:jc w:val="center"/>
               <w:textAlignment w:val="baseline"/>
               <w:rPr>
-                <w:rFonts w:ascii="宋体" w:eastAsia="宋体" w:hAnsi="宋体" w:cs="宋体"/>
+                <w:rFonts w:ascii="宋体" w:hAnsi="宋体" w:eastAsia="宋体" w:cs="宋体"/>
                 <w:sz w:val="22"/>
                 <w:szCs w:val="22"/>
               </w:rPr>
             </w:pPr>
             <w:r>
               <w:rPr>
-                <w:rFonts w:ascii="宋体" w:eastAsia="宋体" w:hAnsi="宋体" w:cs="宋体"/>
+                <w:rFonts w:ascii="宋体" w:hAnsi="宋体" w:eastAsia="宋体" w:cs="宋体"/>
                 <w:b/>
                 <w:bCs/>
                 <w:spacing w:val="-6"/>
@@ -12005,11 +12120,11 @@
               <w:adjustRightInd w:val="0"/>
               <w:snapToGrid w:val="0"/>
               <w:spacing w:before="47" w:line="215" w:lineRule="auto"/>
-              <w:ind w:left="0" w:right="0" w:firstLine="0" w:leftChars="0" w:rightChars="0" w:firstLineChars="0"/>
+              <w:ind w:left="0" w:leftChars="0" w:right="0" w:rightChars="0" w:firstLine="0" w:firstLineChars="0"/>
               <w:jc w:val="center"/>
               <w:textAlignment w:val="baseline"/>
               <w:rPr>
-                <w:rFonts w:ascii="宋体" w:hAnsi="宋体" w:cs="宋体" w:hint="default"/>
+                <w:rFonts w:hint="default" w:ascii="宋体" w:hAnsi="宋体" w:cs="宋体"/>
                 <w:b/>
                 <w:bCs/>
                 <w:spacing w:val="-6"/>
@@ -12020,7 +12135,7 @@
             </w:pPr>
             <w:r>
               <w:rPr>
-                <w:rFonts w:ascii="宋体" w:hAnsi="宋体" w:cs="宋体" w:hint="eastAsia"/>
+                <w:rFonts w:hint="eastAsia" w:ascii="宋体" w:hAnsi="宋体" w:cs="宋体"/>
                 <w:b/>
                 <w:bCs/>
                 <w:spacing w:val="-6"/>
@@ -12055,7 +12170,7 @@
               <w:spacing w:before="47" w:line="215" w:lineRule="auto"/>
               <w:textAlignment w:val="baseline"/>
               <w:rPr>
-                <w:rFonts w:ascii="宋体" w:eastAsia="宋体" w:hAnsi="宋体" w:cs="宋体" w:hint="eastAsia"/>
+                <w:rFonts w:hint="eastAsia" w:ascii="宋体" w:hAnsi="宋体" w:eastAsia="宋体" w:cs="宋体"/>
                 <w:b/>
                 <w:bCs/>
                 <w:spacing w:val="-6"/>
@@ -12066,7 +12181,7 @@
             </w:pPr>
             <w:r>
               <w:rPr>
-                <w:rFonts w:ascii="宋体" w:hAnsi="宋体" w:cs="宋体" w:hint="eastAsia"/>
+                <w:rFonts w:hint="eastAsia" w:ascii="宋体" w:hAnsi="宋体" w:cs="宋体"/>
                 <w:b/>
                 <w:bCs/>
                 <w:spacing w:val="-6"/>
@@ -12081,9 +12196,14 @@
       </w:tr>
       <w:tr>
         <w:tblPrEx>
-          <w:tblW w:w="7550" w:type="dxa"/>
-          <w:tblInd w:w="113" w:type="dxa"/>
-          <w:tblLayout w:type="fixed"/>
+          <w:tblBorders>
+            <w:top w:val="single" w:color="000000" w:sz="4" w:space="0"/>
+            <w:left w:val="single" w:color="000000" w:sz="4" w:space="0"/>
+            <w:bottom w:val="single" w:color="000000" w:sz="4" w:space="0"/>
+            <w:right w:val="single" w:color="000000" w:sz="4" w:space="0"/>
+            <w:insideH w:val="single" w:color="000000" w:sz="4" w:space="0"/>
+            <w:insideV w:val="single" w:color="000000" w:sz="4" w:space="0"/>
+          </w:tblBorders>
           <w:tblCellMar>
             <w:top w:w="0" w:type="dxa"/>
             <w:left w:w="0" w:type="dxa"/>
@@ -12092,7 +12212,7 @@
           </w:tblCellMar>
         </w:tblPrEx>
         <w:trPr>
-          <w:trHeight w:val="426"/>
+          <w:trHeight w:val="426" w:hRule="atLeast"/>
         </w:trPr>
         <w:tc>
           <w:tcPr>
@@ -12117,14 +12237,14 @@
               <w:ind w:left="320"/>
               <w:textAlignment w:val="baseline"/>
               <w:rPr>
-                <w:rFonts w:ascii="Calibri" w:eastAsia="Calibri" w:hAnsi="Calibri" w:cs="Calibri"/>
+                <w:rFonts w:ascii="Calibri" w:hAnsi="Calibri" w:eastAsia="Calibri" w:cs="Calibri"/>
                 <w:sz w:val="20"/>
                 <w:szCs w:val="20"/>
               </w:rPr>
             </w:pPr>
             <w:r>
               <w:rPr>
-                <w:rFonts w:ascii="Calibri" w:eastAsia="Calibri" w:hAnsi="Calibri" w:cs="Calibri"/>
+                <w:rFonts w:ascii="Calibri" w:hAnsi="Calibri" w:eastAsia="Calibri" w:cs="Calibri"/>
                 <w:b/>
                 <w:bCs/>
                 <w:sz w:val="20"/>
@@ -12157,14 +12277,14 @@
               <w:ind w:left="129"/>
               <w:textAlignment w:val="baseline"/>
               <w:rPr>
-                <w:rFonts w:ascii="宋体" w:eastAsia="宋体" w:hAnsi="宋体" w:cs="宋体"/>
+                <w:rFonts w:ascii="宋体" w:hAnsi="宋体" w:eastAsia="宋体" w:cs="宋体"/>
                 <w:sz w:val="20"/>
                 <w:szCs w:val="20"/>
               </w:rPr>
             </w:pPr>
             <w:r>
               <w:rPr>
-                <w:rFonts w:ascii="宋体" w:eastAsia="宋体" w:hAnsi="宋体" w:cs="宋体"/>
+                <w:rFonts w:ascii="宋体" w:hAnsi="宋体" w:eastAsia="宋体" w:cs="宋体"/>
                 <w:spacing w:val="-5"/>
                 <w:sz w:val="20"/>
                 <w:szCs w:val="20"/>
@@ -12196,14 +12316,14 @@
               <w:ind w:left="115"/>
               <w:textAlignment w:val="baseline"/>
               <w:rPr>
-                <w:rFonts w:ascii="Calibri" w:eastAsia="Calibri" w:hAnsi="Calibri" w:cs="Calibri"/>
+                <w:rFonts w:ascii="Calibri" w:hAnsi="Calibri" w:eastAsia="Calibri" w:cs="Calibri"/>
                 <w:sz w:val="20"/>
                 <w:szCs w:val="20"/>
               </w:rPr>
             </w:pPr>
             <w:r>
               <w:rPr>
-                <w:rFonts w:ascii="宋体" w:eastAsia="宋体" w:hAnsi="宋体" w:cs="宋体"/>
+                <w:rFonts w:ascii="宋体" w:hAnsi="宋体" w:eastAsia="宋体" w:cs="宋体"/>
                 <w:spacing w:val="-1"/>
                 <w:position w:val="1"/>
                 <w:sz w:val="20"/>
@@ -12213,7 +12333,7 @@
             </w:r>
             <w:r>
               <w:rPr>
-                <w:rFonts w:ascii="Calibri" w:eastAsia="Calibri" w:hAnsi="Calibri" w:cs="Calibri"/>
+                <w:rFonts w:ascii="Calibri" w:hAnsi="Calibri" w:eastAsia="Calibri" w:cs="Calibri"/>
                 <w:spacing w:val="-1"/>
                 <w:position w:val="1"/>
                 <w:sz w:val="20"/>
@@ -12223,7 +12343,7 @@
             </w:r>
             <w:r>
               <w:rPr>
-                <w:rFonts w:ascii="宋体" w:eastAsia="宋体" w:hAnsi="宋体" w:cs="宋体"/>
+                <w:rFonts w:ascii="宋体" w:hAnsi="宋体" w:eastAsia="宋体" w:cs="宋体"/>
                 <w:spacing w:val="-1"/>
                 <w:position w:val="1"/>
                 <w:sz w:val="20"/>
@@ -12233,7 +12353,7 @@
             </w:r>
             <w:r>
               <w:rPr>
-                <w:rFonts w:ascii="Calibri" w:eastAsia="Calibri" w:hAnsi="Calibri" w:cs="Calibri"/>
+                <w:rFonts w:ascii="Calibri" w:hAnsi="Calibri" w:eastAsia="Calibri" w:cs="Calibri"/>
                 <w:spacing w:val="-1"/>
                 <w:position w:val="1"/>
                 <w:sz w:val="20"/>
@@ -12266,7 +12386,7 @@
               <w:ind w:left="115"/>
               <w:textAlignment w:val="baseline"/>
               <w:rPr>
-                <w:rFonts w:ascii="宋体" w:eastAsia="宋体" w:hAnsi="宋体" w:cs="宋体" w:hint="default"/>
+                <w:rFonts w:hint="default" w:ascii="宋体" w:hAnsi="宋体" w:eastAsia="宋体" w:cs="宋体"/>
                 <w:spacing w:val="-1"/>
                 <w:position w:val="1"/>
                 <w:sz w:val="20"/>
@@ -12276,7 +12396,7 @@
             </w:pPr>
             <w:r>
               <w:rPr>
-                <w:rFonts w:ascii="宋体" w:hAnsi="宋体" w:cs="宋体" w:hint="eastAsia"/>
+                <w:rFonts w:hint="eastAsia" w:ascii="宋体" w:hAnsi="宋体" w:cs="宋体"/>
                 <w:spacing w:val="-1"/>
                 <w:position w:val="1"/>
                 <w:sz w:val="20"/>
@@ -12310,7 +12430,7 @@
               <w:ind w:left="115"/>
               <w:textAlignment w:val="baseline"/>
               <w:rPr>
-                <w:rFonts w:ascii="宋体" w:eastAsia="宋体" w:hAnsi="宋体" w:cs="宋体" w:hint="default"/>
+                <w:rFonts w:hint="default" w:ascii="宋体" w:hAnsi="宋体" w:eastAsia="宋体" w:cs="宋体"/>
                 <w:spacing w:val="-1"/>
                 <w:position w:val="1"/>
                 <w:sz w:val="20"/>
@@ -12320,7 +12440,7 @@
             </w:pPr>
             <w:r>
               <w:rPr>
-                <w:rFonts w:ascii="宋体" w:eastAsia="宋体" w:hAnsi="宋体" w:cs="宋体" w:hint="eastAsia"/>
+                <w:rFonts w:hint="eastAsia" w:ascii="宋体" w:hAnsi="宋体" w:eastAsia="宋体" w:cs="宋体"/>
                 <w:spacing w:val="-1"/>
                 <w:position w:val="1"/>
                 <w:sz w:val="20"/>
@@ -12335,7 +12455,7 @@
     </w:tbl>
     <w:p>
       <w:pPr>
-        <w:pStyle w:val="BodyText"/>
+        <w:pStyle w:val="12"/>
         <w:keepNext w:val="0"/>
         <w:keepLines w:val="0"/>
         <w:pageBreakBefore w:val="0"/>
@@ -12351,24 +12471,47 @@
         <w:snapToGrid w:val="0"/>
         <w:textAlignment w:val="baseline"/>
       </w:pPr>
-      <w:bookmarkStart w:id="39" w:name="_GoBack"/>
-      <w:bookmarkEnd w:id="39"/>
     </w:p>
     <w:sectPr>
-      <w:footerReference w:type="default" r:id="rId10"/>
+      <w:footerReference r:id="rId10" w:type="default"/>
       <w:pgSz w:w="11906" w:h="16839"/>
       <w:pgMar w:top="1240" w:right="1623" w:bottom="1375" w:left="1785" w:header="0" w:footer="1211" w:gutter="0"/>
-      <w:cols w:num="1" w:space="720"/>
+      <w:cols w:space="720" w:num="1"/>
     </w:sectPr>
   </w:body>
 </w:document>
 </file>
 
+<file path=word/endnotes.xml><?xml version="1.0" encoding="utf-8"?>
+<w:endnotes xmlns:wpc="http://schemas.microsoft.com/office/word/2010/wordprocessingCanvas" xmlns:mc="http://schemas.openxmlformats.org/markup-compatibility/2006" xmlns:o="urn:schemas-microsoft-com:office:office" xmlns:r="http://schemas.openxmlformats.org/officeDocument/2006/relationships" xmlns:m="http://schemas.openxmlformats.org/officeDocument/2006/math" xmlns:v="urn:schemas-microsoft-com:vml" xmlns:wp14="http://schemas.microsoft.com/office/word/2010/wordprocessingDrawing" xmlns:wp="http://schemas.openxmlformats.org/drawingml/2006/wordprocessingDrawing" xmlns:w="http://schemas.openxmlformats.org/wordprocessingml/2006/main" xmlns:w14="http://schemas.microsoft.com/office/word/2010/wordml" xmlns:w15="http://schemas.microsoft.com/office/word/2012/wordml" xmlns:w10="urn:schemas-microsoft-com:office:word" xmlns:wpg="http://schemas.microsoft.com/office/word/2010/wordprocessingGroup" xmlns:wpi="http://schemas.microsoft.com/office/word/2010/wordprocessingInk" xmlns:wne="http://schemas.microsoft.com/office/word/2006/wordml" xmlns:wps="http://schemas.microsoft.com/office/word/2010/wordprocessingShape" xmlns:wpsCustomData="http://www.wps.cn/officeDocument/2013/wpsCustomData" mc:Ignorable="w14 w15 wp14">
+  <w:endnote w:type="separator" w:id="0">
+    <w:p>
+      <w:pPr>
+        <w:spacing w:line="240" w:lineRule="auto"/>
+      </w:pPr>
+      <w:r>
+        <w:separator/>
+      </w:r>
+    </w:p>
+  </w:endnote>
+  <w:endnote w:type="continuationSeparator" w:id="1">
+    <w:p>
+      <w:pPr>
+        <w:spacing w:line="240" w:lineRule="auto"/>
+      </w:pPr>
+      <w:r>
+        <w:continuationSeparator/>
+      </w:r>
+    </w:p>
+  </w:endnote>
+</w:endnotes>
+</file>
+
 <file path=word/footer1.xml><?xml version="1.0" encoding="utf-8"?>
-<w:ftr xmlns:wpc="http://schemas.microsoft.com/office/word/2010/wordprocessingCanvas" xmlns:mc="http://schemas.openxmlformats.org/markup-compatibility/2006" xmlns:o="urn:schemas-microsoft-com:office:office" xmlns:r="http://schemas.openxmlformats.org/officeDocument/2006/relationships" xmlns:m="http://schemas.openxmlformats.org/officeDocument/2006/math" xmlns:v="urn:schemas-microsoft-com:vml" xmlns:wp14="http://schemas.microsoft.com/office/word/2010/wordprocessingDrawing" xmlns:wp="http://schemas.openxmlformats.org/drawingml/2006/wordprocessingDrawing" xmlns:w10="urn:schemas-microsoft-com:office:word" xmlns:w="http://schemas.openxmlformats.org/wordprocessingml/2006/main" xmlns:w14="http://schemas.microsoft.com/office/word/2010/wordml" xmlns:w15="http://schemas.microsoft.com/office/word/2012/wordml" xmlns:wne="http://schemas.microsoft.com/office/word/2006/wordml" xmlns:wpg="http://schemas.microsoft.com/office/word/2010/wordprocessingGroup" xmlns:wpi="http://schemas.microsoft.com/office/word/2010/wordprocessingInk" xmlns:wps="http://schemas.microsoft.com/office/word/2010/wordprocessingShape" mc:Ignorable="w14 w15 wp14">
+<w:ftr xmlns:wpc="http://schemas.microsoft.com/office/word/2010/wordprocessingCanvas" xmlns:mc="http://schemas.openxmlformats.org/markup-compatibility/2006" xmlns:o="urn:schemas-microsoft-com:office:office" xmlns:r="http://schemas.openxmlformats.org/officeDocument/2006/relationships" xmlns:m="http://schemas.openxmlformats.org/officeDocument/2006/math" xmlns:v="urn:schemas-microsoft-com:vml" xmlns:wp14="http://schemas.microsoft.com/office/word/2010/wordprocessingDrawing" xmlns:wp="http://schemas.openxmlformats.org/drawingml/2006/wordprocessingDrawing" xmlns:w10="urn:schemas-microsoft-com:office:word" xmlns:w="http://schemas.openxmlformats.org/wordprocessingml/2006/main" xmlns:w14="http://schemas.microsoft.com/office/word/2010/wordml" xmlns:w15="http://schemas.microsoft.com/office/word/2012/wordml" xmlns:wpg="http://schemas.microsoft.com/office/word/2010/wordprocessingGroup" xmlns:wpi="http://schemas.microsoft.com/office/word/2010/wordprocessingInk" xmlns:wne="http://schemas.microsoft.com/office/word/2006/wordml" xmlns:wps="http://schemas.microsoft.com/office/word/2010/wordprocessingShape" xmlns:wpsCustomData="http://www.wps.cn/officeDocument/2013/wpsCustomData" mc:Ignorable="w14 w15 wp14">
   <w:p>
     <w:pPr>
-      <w:pStyle w:val="BodyText"/>
+      <w:pStyle w:val="12"/>
       <w:spacing w:line="63" w:lineRule="auto"/>
       <w:rPr>
         <w:sz w:val="2"/>
@@ -12379,20 +12522,20 @@
 </file>
 
 <file path=word/footer2.xml><?xml version="1.0" encoding="utf-8"?>
-<w:ftr xmlns:wpc="http://schemas.microsoft.com/office/word/2010/wordprocessingCanvas" xmlns:mc="http://schemas.openxmlformats.org/markup-compatibility/2006" xmlns:o="urn:schemas-microsoft-com:office:office" xmlns:r="http://schemas.openxmlformats.org/officeDocument/2006/relationships" xmlns:m="http://schemas.openxmlformats.org/officeDocument/2006/math" xmlns:v="urn:schemas-microsoft-com:vml" xmlns:wp14="http://schemas.microsoft.com/office/word/2010/wordprocessingDrawing" xmlns:wp="http://schemas.openxmlformats.org/drawingml/2006/wordprocessingDrawing" xmlns:w10="urn:schemas-microsoft-com:office:word" xmlns:w="http://schemas.openxmlformats.org/wordprocessingml/2006/main" xmlns:w14="http://schemas.microsoft.com/office/word/2010/wordml" xmlns:w15="http://schemas.microsoft.com/office/word/2012/wordml" xmlns:wne="http://schemas.microsoft.com/office/word/2006/wordml" xmlns:wpg="http://schemas.microsoft.com/office/word/2010/wordprocessingGroup" xmlns:wpi="http://schemas.microsoft.com/office/word/2010/wordprocessingInk" xmlns:wps="http://schemas.microsoft.com/office/word/2010/wordprocessingShape" mc:Ignorable="w14 w15 wp14">
+<w:ftr xmlns:wpc="http://schemas.microsoft.com/office/word/2010/wordprocessingCanvas" xmlns:mc="http://schemas.openxmlformats.org/markup-compatibility/2006" xmlns:o="urn:schemas-microsoft-com:office:office" xmlns:r="http://schemas.openxmlformats.org/officeDocument/2006/relationships" xmlns:m="http://schemas.openxmlformats.org/officeDocument/2006/math" xmlns:v="urn:schemas-microsoft-com:vml" xmlns:wp14="http://schemas.microsoft.com/office/word/2010/wordprocessingDrawing" xmlns:wp="http://schemas.openxmlformats.org/drawingml/2006/wordprocessingDrawing" xmlns:w10="urn:schemas-microsoft-com:office:word" xmlns:w="http://schemas.openxmlformats.org/wordprocessingml/2006/main" xmlns:w14="http://schemas.microsoft.com/office/word/2010/wordml" xmlns:w15="http://schemas.microsoft.com/office/word/2012/wordml" xmlns:wpg="http://schemas.microsoft.com/office/word/2010/wordprocessingGroup" xmlns:wpi="http://schemas.microsoft.com/office/word/2010/wordprocessingInk" xmlns:wne="http://schemas.microsoft.com/office/word/2006/wordml" xmlns:wps="http://schemas.microsoft.com/office/word/2010/wordprocessingShape" xmlns:wpsCustomData="http://www.wps.cn/officeDocument/2013/wpsCustomData" mc:Ignorable="w14 w15 wp14">
   <w:p>
     <w:pPr>
       <w:spacing w:line="167" w:lineRule="auto"/>
       <w:ind w:left="4131"/>
       <w:rPr>
-        <w:rFonts w:ascii="Calibri" w:eastAsia="Calibri" w:hAnsi="Calibri" w:cs="Calibri"/>
+        <w:rFonts w:ascii="Calibri" w:hAnsi="Calibri" w:eastAsia="Calibri" w:cs="Calibri"/>
         <w:sz w:val="18"/>
         <w:szCs w:val="18"/>
       </w:rPr>
     </w:pPr>
     <w:r>
       <w:rPr>
-        <w:rFonts w:ascii="Calibri" w:eastAsia="Calibri" w:hAnsi="Calibri" w:cs="Calibri"/>
+        <w:rFonts w:ascii="Calibri" w:hAnsi="Calibri" w:eastAsia="Calibri" w:cs="Calibri"/>
         <w:sz w:val="18"/>
         <w:szCs w:val="18"/>
       </w:rPr>
@@ -12403,20 +12546,20 @@
 </file>
 
 <file path=word/footer3.xml><?xml version="1.0" encoding="utf-8"?>
-<w:ftr xmlns:wpc="http://schemas.microsoft.com/office/word/2010/wordprocessingCanvas" xmlns:mc="http://schemas.openxmlformats.org/markup-compatibility/2006" xmlns:o="urn:schemas-microsoft-com:office:office" xmlns:r="http://schemas.openxmlformats.org/officeDocument/2006/relationships" xmlns:m="http://schemas.openxmlformats.org/officeDocument/2006/math" xmlns:v="urn:schemas-microsoft-com:vml" xmlns:wp14="http://schemas.microsoft.com/office/word/2010/wordprocessingDrawing" xmlns:wp="http://schemas.openxmlformats.org/drawingml/2006/wordprocessingDrawing" xmlns:w10="urn:schemas-microsoft-com:office:word" xmlns:w="http://schemas.openxmlformats.org/wordprocessingml/2006/main" xmlns:w14="http://schemas.microsoft.com/office/word/2010/wordml" xmlns:w15="http://schemas.microsoft.com/office/word/2012/wordml" xmlns:wne="http://schemas.microsoft.com/office/word/2006/wordml" xmlns:wpg="http://schemas.microsoft.com/office/word/2010/wordprocessingGroup" xmlns:wpi="http://schemas.microsoft.com/office/word/2010/wordprocessingInk" xmlns:wps="http://schemas.microsoft.com/office/word/2010/wordprocessingShape" mc:Ignorable="w14 w15 wp14">
+<w:ftr xmlns:wpc="http://schemas.microsoft.com/office/word/2010/wordprocessingCanvas" xmlns:mc="http://schemas.openxmlformats.org/markup-compatibility/2006" xmlns:o="urn:schemas-microsoft-com:office:office" xmlns:r="http://schemas.openxmlformats.org/officeDocument/2006/relationships" xmlns:m="http://schemas.openxmlformats.org/officeDocument/2006/math" xmlns:v="urn:schemas-microsoft-com:vml" xmlns:wp14="http://schemas.microsoft.com/office/word/2010/wordprocessingDrawing" xmlns:wp="http://schemas.openxmlformats.org/drawingml/2006/wordprocessingDrawing" xmlns:w10="urn:schemas-microsoft-com:office:word" xmlns:w="http://schemas.openxmlformats.org/wordprocessingml/2006/main" xmlns:w14="http://schemas.microsoft.com/office/word/2010/wordml" xmlns:w15="http://schemas.microsoft.com/office/word/2012/wordml" xmlns:wpg="http://schemas.microsoft.com/office/word/2010/wordprocessingGroup" xmlns:wpi="http://schemas.microsoft.com/office/word/2010/wordprocessingInk" xmlns:wne="http://schemas.microsoft.com/office/word/2006/wordml" xmlns:wps="http://schemas.microsoft.com/office/word/2010/wordprocessingShape" xmlns:wpsCustomData="http://www.wps.cn/officeDocument/2013/wpsCustomData" mc:Ignorable="w14 w15 wp14">
   <w:p>
     <w:pPr>
       <w:spacing w:line="167" w:lineRule="auto"/>
       <w:ind w:left="4211"/>
       <w:rPr>
-        <w:rFonts w:ascii="Calibri" w:eastAsia="Calibri" w:hAnsi="Calibri" w:cs="Calibri"/>
+        <w:rFonts w:ascii="Calibri" w:hAnsi="Calibri" w:eastAsia="Calibri" w:cs="Calibri"/>
         <w:sz w:val="18"/>
         <w:szCs w:val="18"/>
       </w:rPr>
     </w:pPr>
     <w:r>
       <w:rPr>
-        <w:rFonts w:ascii="Calibri" w:eastAsia="Calibri" w:hAnsi="Calibri" w:cs="Calibri"/>
+        <w:rFonts w:ascii="Calibri" w:hAnsi="Calibri" w:eastAsia="Calibri" w:cs="Calibri"/>
         <w:sz w:val="18"/>
         <w:szCs w:val="18"/>
       </w:rPr>
@@ -12427,20 +12570,20 @@
 </file>
 
 <file path=word/footer4.xml><?xml version="1.0" encoding="utf-8"?>
-<w:ftr xmlns:wpc="http://schemas.microsoft.com/office/word/2010/wordprocessingCanvas" xmlns:mc="http://schemas.openxmlformats.org/markup-compatibility/2006" xmlns:o="urn:schemas-microsoft-com:office:office" xmlns:r="http://schemas.openxmlformats.org/officeDocument/2006/relationships" xmlns:m="http://schemas.openxmlformats.org/officeDocument/2006/math" xmlns:v="urn:schemas-microsoft-com:vml" xmlns:wp14="http://schemas.microsoft.com/office/word/2010/wordprocessingDrawing" xmlns:wp="http://schemas.openxmlformats.org/drawingml/2006/wordprocessingDrawing" xmlns:w10="urn:schemas-microsoft-com:office:word" xmlns:w="http://schemas.openxmlformats.org/wordprocessingml/2006/main" xmlns:w14="http://schemas.microsoft.com/office/word/2010/wordml" xmlns:w15="http://schemas.microsoft.com/office/word/2012/wordml" xmlns:wne="http://schemas.microsoft.com/office/word/2006/wordml" xmlns:wpg="http://schemas.microsoft.com/office/word/2010/wordprocessingGroup" xmlns:wpi="http://schemas.microsoft.com/office/word/2010/wordprocessingInk" xmlns:wps="http://schemas.microsoft.com/office/word/2010/wordprocessingShape" mc:Ignorable="w14 w15 wp14">
+<w:ftr xmlns:wpc="http://schemas.microsoft.com/office/word/2010/wordprocessingCanvas" xmlns:mc="http://schemas.openxmlformats.org/markup-compatibility/2006" xmlns:o="urn:schemas-microsoft-com:office:office" xmlns:r="http://schemas.openxmlformats.org/officeDocument/2006/relationships" xmlns:m="http://schemas.openxmlformats.org/officeDocument/2006/math" xmlns:v="urn:schemas-microsoft-com:vml" xmlns:wp14="http://schemas.microsoft.com/office/word/2010/wordprocessingDrawing" xmlns:wp="http://schemas.openxmlformats.org/drawingml/2006/wordprocessingDrawing" xmlns:w10="urn:schemas-microsoft-com:office:word" xmlns:w="http://schemas.openxmlformats.org/wordprocessingml/2006/main" xmlns:w14="http://schemas.microsoft.com/office/word/2010/wordml" xmlns:w15="http://schemas.microsoft.com/office/word/2012/wordml" xmlns:wpg="http://schemas.microsoft.com/office/word/2010/wordprocessingGroup" xmlns:wpi="http://schemas.microsoft.com/office/word/2010/wordprocessingInk" xmlns:wne="http://schemas.microsoft.com/office/word/2006/wordml" xmlns:wps="http://schemas.microsoft.com/office/word/2010/wordprocessingShape" xmlns:wpsCustomData="http://www.wps.cn/officeDocument/2013/wpsCustomData" mc:Ignorable="w14 w15 wp14">
   <w:p>
     <w:pPr>
       <w:spacing w:line="167" w:lineRule="auto"/>
       <w:ind w:left="4091"/>
       <w:rPr>
-        <w:rFonts w:ascii="Calibri" w:eastAsia="Calibri" w:hAnsi="Calibri" w:cs="Calibri"/>
+        <w:rFonts w:ascii="Calibri" w:hAnsi="Calibri" w:eastAsia="Calibri" w:cs="Calibri"/>
         <w:sz w:val="18"/>
         <w:szCs w:val="18"/>
       </w:rPr>
     </w:pPr>
     <w:r>
       <w:rPr>
-        <w:rFonts w:ascii="Calibri" w:eastAsia="Calibri" w:hAnsi="Calibri" w:cs="Calibri"/>
+        <w:rFonts w:ascii="Calibri" w:hAnsi="Calibri" w:eastAsia="Calibri" w:cs="Calibri"/>
         <w:spacing w:val="-4"/>
         <w:sz w:val="18"/>
         <w:szCs w:val="18"/>
@@ -12451,13 +12594,38 @@
 </w:ftr>
 </file>
 
+<file path=word/footnotes.xml><?xml version="1.0" encoding="utf-8"?>
+<w:footnotes xmlns:wpc="http://schemas.microsoft.com/office/word/2010/wordprocessingCanvas" xmlns:mc="http://schemas.openxmlformats.org/markup-compatibility/2006" xmlns:o="urn:schemas-microsoft-com:office:office" xmlns:r="http://schemas.openxmlformats.org/officeDocument/2006/relationships" xmlns:m="http://schemas.openxmlformats.org/officeDocument/2006/math" xmlns:v="urn:schemas-microsoft-com:vml" xmlns:wp14="http://schemas.microsoft.com/office/word/2010/wordprocessingDrawing" xmlns:wp="http://schemas.openxmlformats.org/drawingml/2006/wordprocessingDrawing" xmlns:w="http://schemas.openxmlformats.org/wordprocessingml/2006/main" xmlns:w14="http://schemas.microsoft.com/office/word/2010/wordml" xmlns:w15="http://schemas.microsoft.com/office/word/2012/wordml" xmlns:w10="urn:schemas-microsoft-com:office:word" xmlns:wpg="http://schemas.microsoft.com/office/word/2010/wordprocessingGroup" xmlns:wpi="http://schemas.microsoft.com/office/word/2010/wordprocessingInk" xmlns:wne="http://schemas.microsoft.com/office/word/2006/wordml" xmlns:wps="http://schemas.microsoft.com/office/word/2010/wordprocessingShape" xmlns:wpsCustomData="http://www.wps.cn/officeDocument/2013/wpsCustomData" mc:Ignorable="w14 w15 wp14">
+  <w:footnote w:type="separator" w:id="0">
+    <w:p>
+      <w:pPr>
+        <w:spacing w:line="360" w:lineRule="auto"/>
+      </w:pPr>
+      <w:r>
+        <w:separator/>
+      </w:r>
+    </w:p>
+  </w:footnote>
+  <w:footnote w:type="continuationSeparator" w:id="1">
+    <w:p>
+      <w:pPr>
+        <w:spacing w:line="360" w:lineRule="auto"/>
+      </w:pPr>
+      <w:r>
+        <w:continuationSeparator/>
+      </w:r>
+    </w:p>
+  </w:footnote>
+</w:footnotes>
+</file>
+
 <file path=word/header1.xml><?xml version="1.0" encoding="utf-8"?>
-<w:hdr xmlns:wpc="http://schemas.microsoft.com/office/word/2010/wordprocessingCanvas" xmlns:mc="http://schemas.openxmlformats.org/markup-compatibility/2006" xmlns:o="urn:schemas-microsoft-com:office:office" xmlns:r="http://schemas.openxmlformats.org/officeDocument/2006/relationships" xmlns:m="http://schemas.openxmlformats.org/officeDocument/2006/math" xmlns:v="urn:schemas-microsoft-com:vml" xmlns:wp14="http://schemas.microsoft.com/office/word/2010/wordprocessingDrawing" xmlns:wp="http://schemas.openxmlformats.org/drawingml/2006/wordprocessingDrawing" xmlns:w10="urn:schemas-microsoft-com:office:word" xmlns:w="http://schemas.openxmlformats.org/wordprocessingml/2006/main" xmlns:w14="http://schemas.microsoft.com/office/word/2010/wordml" xmlns:w15="http://schemas.microsoft.com/office/word/2012/wordml" xmlns:wne="http://schemas.microsoft.com/office/word/2006/wordml" xmlns:wpg="http://schemas.microsoft.com/office/word/2010/wordprocessingGroup" xmlns:wpi="http://schemas.microsoft.com/office/word/2010/wordprocessingInk" xmlns:wps="http://schemas.microsoft.com/office/word/2010/wordprocessingShape" mc:Ignorable="w14 w15 wp14">
+<w:hdr xmlns:wpc="http://schemas.microsoft.com/office/word/2010/wordprocessingCanvas" xmlns:mc="http://schemas.openxmlformats.org/markup-compatibility/2006" xmlns:o="urn:schemas-microsoft-com:office:office" xmlns:r="http://schemas.openxmlformats.org/officeDocument/2006/relationships" xmlns:m="http://schemas.openxmlformats.org/officeDocument/2006/math" xmlns:v="urn:schemas-microsoft-com:vml" xmlns:wp14="http://schemas.microsoft.com/office/word/2010/wordprocessingDrawing" xmlns:wp="http://schemas.openxmlformats.org/drawingml/2006/wordprocessingDrawing" xmlns:w10="urn:schemas-microsoft-com:office:word" xmlns:w="http://schemas.openxmlformats.org/wordprocessingml/2006/main" xmlns:w14="http://schemas.microsoft.com/office/word/2010/wordml" xmlns:w15="http://schemas.microsoft.com/office/word/2012/wordml" xmlns:wpg="http://schemas.microsoft.com/office/word/2010/wordprocessingGroup" xmlns:wpi="http://schemas.microsoft.com/office/word/2010/wordprocessingInk" xmlns:wne="http://schemas.microsoft.com/office/word/2006/wordml" xmlns:wps="http://schemas.microsoft.com/office/word/2010/wordprocessingShape" xmlns:wpsCustomData="http://www.wps.cn/officeDocument/2013/wpsCustomData" mc:Ignorable="w14 w15 wp14">
   <w:p>
     <w:pPr>
-      <w:pStyle w:val="BodyText"/>
+      <w:pStyle w:val="12"/>
       <w:pBdr>
-        <w:bottom w:val="nil"/>
+        <w:bottom w:val="none" w:color="auto" w:sz="0" w:space="0"/>
       </w:pBdr>
       <w:spacing w:line="52" w:lineRule="auto"/>
       <w:rPr>
@@ -12469,10 +12637,10 @@
 </file>
 
 <file path=word/header2.xml><?xml version="1.0" encoding="utf-8"?>
-<w:hdr xmlns:wpc="http://schemas.microsoft.com/office/word/2010/wordprocessingCanvas" xmlns:mc="http://schemas.openxmlformats.org/markup-compatibility/2006" xmlns:o="urn:schemas-microsoft-com:office:office" xmlns:r="http://schemas.openxmlformats.org/officeDocument/2006/relationships" xmlns:m="http://schemas.openxmlformats.org/officeDocument/2006/math" xmlns:v="urn:schemas-microsoft-com:vml" xmlns:wp14="http://schemas.microsoft.com/office/word/2010/wordprocessingDrawing" xmlns:wp="http://schemas.openxmlformats.org/drawingml/2006/wordprocessingDrawing" xmlns:w10="urn:schemas-microsoft-com:office:word" xmlns:w="http://schemas.openxmlformats.org/wordprocessingml/2006/main" xmlns:w14="http://schemas.microsoft.com/office/word/2010/wordml" xmlns:w15="http://schemas.microsoft.com/office/word/2012/wordml" xmlns:wne="http://schemas.microsoft.com/office/word/2006/wordml" xmlns:wpg="http://schemas.microsoft.com/office/word/2010/wordprocessingGroup" xmlns:wpi="http://schemas.microsoft.com/office/word/2010/wordprocessingInk" xmlns:wps="http://schemas.microsoft.com/office/word/2010/wordprocessingShape" mc:Ignorable="w14 w15 wp14">
+<w:hdr xmlns:wpc="http://schemas.microsoft.com/office/word/2010/wordprocessingCanvas" xmlns:mc="http://schemas.openxmlformats.org/markup-compatibility/2006" xmlns:o="urn:schemas-microsoft-com:office:office" xmlns:r="http://schemas.openxmlformats.org/officeDocument/2006/relationships" xmlns:m="http://schemas.openxmlformats.org/officeDocument/2006/math" xmlns:v="urn:schemas-microsoft-com:vml" xmlns:wp14="http://schemas.microsoft.com/office/word/2010/wordprocessingDrawing" xmlns:wp="http://schemas.openxmlformats.org/drawingml/2006/wordprocessingDrawing" xmlns:w10="urn:schemas-microsoft-com:office:word" xmlns:w="http://schemas.openxmlformats.org/wordprocessingml/2006/main" xmlns:w14="http://schemas.microsoft.com/office/word/2010/wordml" xmlns:w15="http://schemas.microsoft.com/office/word/2012/wordml" xmlns:wpg="http://schemas.microsoft.com/office/word/2010/wordprocessingGroup" xmlns:wpi="http://schemas.microsoft.com/office/word/2010/wordprocessingInk" xmlns:wne="http://schemas.microsoft.com/office/word/2006/wordml" xmlns:wps="http://schemas.microsoft.com/office/word/2010/wordprocessingShape" xmlns:wpsCustomData="http://www.wps.cn/officeDocument/2013/wpsCustomData" mc:Ignorable="w14 w15 wp14">
   <w:p>
     <w:pPr>
-      <w:pStyle w:val="BodyText"/>
+      <w:pStyle w:val="12"/>
       <w:spacing w:line="14" w:lineRule="auto"/>
       <w:rPr>
         <w:sz w:val="2"/>
@@ -12483,15 +12651,15 @@
 </file>
 
 <file path=word/numbering.xml><?xml version="1.0" encoding="utf-8"?>
-<w:numbering xmlns:wpc="http://schemas.microsoft.com/office/word/2010/wordprocessingCanvas" xmlns:mc="http://schemas.openxmlformats.org/markup-compatibility/2006" xmlns:o="urn:schemas-microsoft-com:office:office" xmlns:r="http://schemas.openxmlformats.org/officeDocument/2006/relationships" xmlns:m="http://schemas.openxmlformats.org/officeDocument/2006/math" xmlns:v="urn:schemas-microsoft-com:vml" xmlns:wp14="http://schemas.microsoft.com/office/word/2010/wordprocessingDrawing" xmlns:wp="http://schemas.openxmlformats.org/drawingml/2006/wordprocessingDrawing" xmlns:w10="urn:schemas-microsoft-com:office:word" xmlns:w="http://schemas.openxmlformats.org/wordprocessingml/2006/main" xmlns:w14="http://schemas.microsoft.com/office/word/2010/wordml" xmlns:w15="http://schemas.microsoft.com/office/word/2012/wordml" xmlns:wne="http://schemas.microsoft.com/office/word/2006/wordml" xmlns:wpg="http://schemas.microsoft.com/office/word/2010/wordprocessingGroup" xmlns:wpi="http://schemas.microsoft.com/office/word/2010/wordprocessingInk" xmlns:wps="http://schemas.microsoft.com/office/word/2010/wordprocessingShape" mc:Ignorable="w14 w15 wp14">
+<w:numbering xmlns:wpc="http://schemas.microsoft.com/office/word/2010/wordprocessingCanvas" xmlns:mc="http://schemas.openxmlformats.org/markup-compatibility/2006" xmlns:o="urn:schemas-microsoft-com:office:office" xmlns:r="http://schemas.openxmlformats.org/officeDocument/2006/relationships" xmlns:m="http://schemas.openxmlformats.org/officeDocument/2006/math" xmlns:v="urn:schemas-microsoft-com:vml" xmlns:wp14="http://schemas.microsoft.com/office/word/2010/wordprocessingDrawing" xmlns:wp="http://schemas.openxmlformats.org/drawingml/2006/wordprocessingDrawing" xmlns:w10="urn:schemas-microsoft-com:office:word" xmlns:w="http://schemas.openxmlformats.org/wordprocessingml/2006/main" xmlns:w14="http://schemas.microsoft.com/office/word/2010/wordml" xmlns:wpg="http://schemas.microsoft.com/office/word/2010/wordprocessingGroup" xmlns:wpi="http://schemas.microsoft.com/office/word/2010/wordprocessingInk" xmlns:wne="http://schemas.microsoft.com/office/word/2006/wordml" xmlns:wps="http://schemas.microsoft.com/office/word/2010/wordprocessingShape" xmlns:wpsCustomData="http://www.wps.cn/officeDocument/2013/wpsCustomData" mc:Ignorable="w14 wp14">
   <w:abstractNum w:abstractNumId="0">
     <w:nsid w:val="8E964DCE"/>
     <w:multiLevelType w:val="multilevel"/>
     <w:tmpl w:val="8E964DCE"/>
-    <w:lvl w:ilvl="0">
+    <w:lvl w:ilvl="0" w:tentative="0">
       <w:start w:val="1"/>
       <w:numFmt w:val="decimal"/>
-      <w:pStyle w:val="Heading1"/>
+      <w:pStyle w:val="2"/>
       <w:lvlText w:val="%1."/>
       <w:lvlJc w:val="left"/>
       <w:pPr>
@@ -12501,10 +12669,10 @@
         <w:rFonts w:hint="default"/>
       </w:rPr>
     </w:lvl>
-    <w:lvl w:ilvl="1">
+    <w:lvl w:ilvl="1" w:tentative="0">
       <w:start w:val="1"/>
       <w:numFmt w:val="decimal"/>
-      <w:pStyle w:val="Heading2"/>
+      <w:pStyle w:val="3"/>
       <w:lvlText w:val="%1.%2."/>
       <w:lvlJc w:val="left"/>
       <w:pPr>
@@ -12514,10 +12682,10 @@
         <w:rFonts w:hint="default"/>
       </w:rPr>
     </w:lvl>
-    <w:lvl w:ilvl="2">
+    <w:lvl w:ilvl="2" w:tentative="0">
       <w:start w:val="1"/>
       <w:numFmt w:val="decimal"/>
-      <w:pStyle w:val="Heading3"/>
+      <w:pStyle w:val="4"/>
       <w:lvlText w:val="%1.%2.%3."/>
       <w:lvlJc w:val="left"/>
       <w:pPr>
@@ -12527,10 +12695,10 @@
         <w:rFonts w:hint="default"/>
       </w:rPr>
     </w:lvl>
-    <w:lvl w:ilvl="3">
+    <w:lvl w:ilvl="3" w:tentative="0">
       <w:start w:val="1"/>
       <w:numFmt w:val="decimal"/>
-      <w:pStyle w:val="Heading4"/>
+      <w:pStyle w:val="5"/>
       <w:lvlText w:val="%1.%2.%3.%4."/>
       <w:lvlJc w:val="left"/>
       <w:pPr>
@@ -12540,10 +12708,10 @@
         <w:rFonts w:hint="default"/>
       </w:rPr>
     </w:lvl>
-    <w:lvl w:ilvl="4">
+    <w:lvl w:ilvl="4" w:tentative="0">
       <w:start w:val="1"/>
       <w:numFmt w:val="decimal"/>
-      <w:pStyle w:val="Heading5"/>
+      <w:pStyle w:val="6"/>
       <w:lvlText w:val="%1.%2.%3.%4.%5."/>
       <w:lvlJc w:val="left"/>
       <w:pPr>
@@ -12553,10 +12721,10 @@
         <w:rFonts w:hint="default"/>
       </w:rPr>
     </w:lvl>
-    <w:lvl w:ilvl="5">
+    <w:lvl w:ilvl="5" w:tentative="0">
       <w:start w:val="1"/>
       <w:numFmt w:val="decimal"/>
-      <w:pStyle w:val="Heading6"/>
+      <w:pStyle w:val="7"/>
       <w:lvlText w:val="%1.%2.%3.%4.%5.%6."/>
       <w:lvlJc w:val="left"/>
       <w:pPr>
@@ -12566,10 +12734,10 @@
         <w:rFonts w:hint="default"/>
       </w:rPr>
     </w:lvl>
-    <w:lvl w:ilvl="6">
+    <w:lvl w:ilvl="6" w:tentative="0">
       <w:start w:val="1"/>
       <w:numFmt w:val="decimal"/>
-      <w:pStyle w:val="Heading7"/>
+      <w:pStyle w:val="8"/>
       <w:lvlText w:val="%1.%2.%3.%4.%5.%6.%7."/>
       <w:lvlJc w:val="left"/>
       <w:pPr>
@@ -12579,10 +12747,10 @@
         <w:rFonts w:hint="default"/>
       </w:rPr>
     </w:lvl>
-    <w:lvl w:ilvl="7">
+    <w:lvl w:ilvl="7" w:tentative="0">
       <w:start w:val="1"/>
       <w:numFmt w:val="decimal"/>
-      <w:pStyle w:val="Heading8"/>
+      <w:pStyle w:val="9"/>
       <w:lvlText w:val="%1.%2.%3.%4.%5.%6.%7.%8."/>
       <w:lvlJc w:val="left"/>
       <w:pPr>
@@ -12592,10 +12760,10 @@
         <w:rFonts w:hint="default"/>
       </w:rPr>
     </w:lvl>
-    <w:lvl w:ilvl="8">
+    <w:lvl w:ilvl="8" w:tentative="0">
       <w:start w:val="1"/>
       <w:numFmt w:val="decimal"/>
-      <w:pStyle w:val="Heading9"/>
+      <w:pStyle w:val="10"/>
       <w:lvlText w:val="%1.%2.%3.%4.%5.%6.%7.%8.%9."/>
       <w:lvlJc w:val="left"/>
       <w:pPr>
@@ -12610,7 +12778,7 @@
     <w:nsid w:val="947BC6C5"/>
     <w:multiLevelType w:val="singleLevel"/>
     <w:tmpl w:val="947BC6C5"/>
-    <w:lvl w:ilvl="0">
+    <w:lvl w:ilvl="0" w:tentative="0">
       <w:start w:val="1"/>
       <w:numFmt w:val="decimal"/>
       <w:lvlText w:val="%1."/>
@@ -12627,7 +12795,7 @@
     <w:nsid w:val="B19DA87E"/>
     <w:multiLevelType w:val="singleLevel"/>
     <w:tmpl w:val="B19DA87E"/>
-    <w:lvl w:ilvl="0">
+    <w:lvl w:ilvl="0" w:tentative="0">
       <w:start w:val="1"/>
       <w:numFmt w:val="decimal"/>
       <w:lvlText w:val="%1."/>
@@ -12644,7 +12812,7 @@
     <w:nsid w:val="B9BCFC93"/>
     <w:multiLevelType w:val="singleLevel"/>
     <w:tmpl w:val="B9BCFC93"/>
-    <w:lvl w:ilvl="0">
+    <w:lvl w:ilvl="0" w:tentative="0">
       <w:start w:val="1"/>
       <w:numFmt w:val="decimal"/>
       <w:lvlText w:val="%1."/>
@@ -12661,7 +12829,7 @@
     <w:nsid w:val="BBCBAE40"/>
     <w:multiLevelType w:val="singleLevel"/>
     <w:tmpl w:val="BBCBAE40"/>
-    <w:lvl w:ilvl="0">
+    <w:lvl w:ilvl="0" w:tentative="0">
       <w:start w:val="1"/>
       <w:numFmt w:val="decimal"/>
       <w:lvlText w:val="%1."/>
@@ -12678,7 +12846,7 @@
     <w:nsid w:val="BDA3ADCE"/>
     <w:multiLevelType w:val="singleLevel"/>
     <w:tmpl w:val="BDA3ADCE"/>
-    <w:lvl w:ilvl="0">
+    <w:lvl w:ilvl="0" w:tentative="0">
       <w:start w:val="1"/>
       <w:numFmt w:val="decimal"/>
       <w:lvlText w:val="%1."/>
@@ -12695,7 +12863,7 @@
     <w:nsid w:val="C290FE7C"/>
     <w:multiLevelType w:val="singleLevel"/>
     <w:tmpl w:val="C290FE7C"/>
-    <w:lvl w:ilvl="0">
+    <w:lvl w:ilvl="0" w:tentative="0">
       <w:start w:val="1"/>
       <w:numFmt w:val="decimal"/>
       <w:lvlText w:val="%1."/>
@@ -12712,7 +12880,7 @@
     <w:nsid w:val="CAB29F3F"/>
     <w:multiLevelType w:val="singleLevel"/>
     <w:tmpl w:val="CAB29F3F"/>
-    <w:lvl w:ilvl="0">
+    <w:lvl w:ilvl="0" w:tentative="0">
       <w:start w:val="1"/>
       <w:numFmt w:val="decimal"/>
       <w:lvlText w:val="%1."/>
@@ -12729,7 +12897,7 @@
     <w:nsid w:val="D1310596"/>
     <w:multiLevelType w:val="singleLevel"/>
     <w:tmpl w:val="D1310596"/>
-    <w:lvl w:ilvl="0">
+    <w:lvl w:ilvl="0" w:tentative="0">
       <w:start w:val="1"/>
       <w:numFmt w:val="decimal"/>
       <w:lvlText w:val="%1."/>
@@ -12746,7 +12914,7 @@
     <w:nsid w:val="F05103D0"/>
     <w:multiLevelType w:val="singleLevel"/>
     <w:tmpl w:val="F05103D0"/>
-    <w:lvl w:ilvl="0">
+    <w:lvl w:ilvl="0" w:tentative="0">
       <w:start w:val="1"/>
       <w:numFmt w:val="decimal"/>
       <w:lvlText w:val="%1."/>
@@ -12763,7 +12931,7 @@
     <w:nsid w:val="1CE71D31"/>
     <w:multiLevelType w:val="singleLevel"/>
     <w:tmpl w:val="1CE71D31"/>
-    <w:lvl w:ilvl="0">
+    <w:lvl w:ilvl="0" w:tentative="0">
       <w:start w:val="1"/>
       <w:numFmt w:val="decimal"/>
       <w:lvlText w:val="%1."/>
@@ -12780,7 +12948,7 @@
     <w:nsid w:val="30E73D3E"/>
     <w:multiLevelType w:val="singleLevel"/>
     <w:tmpl w:val="30E73D3E"/>
-    <w:lvl w:ilvl="0">
+    <w:lvl w:ilvl="0" w:tentative="0">
       <w:start w:val="1"/>
       <w:numFmt w:val="decimal"/>
       <w:lvlText w:val="%1."/>
@@ -12797,7 +12965,7 @@
     <w:nsid w:val="3C710C8D"/>
     <w:multiLevelType w:val="singleLevel"/>
     <w:tmpl w:val="3C710C8D"/>
-    <w:lvl w:ilvl="0">
+    <w:lvl w:ilvl="0" w:tentative="0">
       <w:start w:val="1"/>
       <w:numFmt w:val="decimal"/>
       <w:lvlText w:val="%1."/>
@@ -12814,7 +12982,7 @@
     <w:nsid w:val="3E3F3147"/>
     <w:multiLevelType w:val="singleLevel"/>
     <w:tmpl w:val="3E3F3147"/>
-    <w:lvl w:ilvl="0">
+    <w:lvl w:ilvl="0" w:tentative="0">
       <w:start w:val="1"/>
       <w:numFmt w:val="decimal"/>
       <w:lvlText w:val="%1."/>
@@ -12831,7 +12999,7 @@
     <w:nsid w:val="3EBEA2F2"/>
     <w:multiLevelType w:val="singleLevel"/>
     <w:tmpl w:val="3EBEA2F2"/>
-    <w:lvl w:ilvl="0">
+    <w:lvl w:ilvl="0" w:tentative="0">
       <w:start w:val="1"/>
       <w:numFmt w:val="decimal"/>
       <w:lvlText w:val="%1."/>
@@ -12848,7 +13016,7 @@
     <w:nsid w:val="4505722F"/>
     <w:multiLevelType w:val="singleLevel"/>
     <w:tmpl w:val="4505722F"/>
-    <w:lvl w:ilvl="0">
+    <w:lvl w:ilvl="0" w:tentative="0">
       <w:start w:val="1"/>
       <w:numFmt w:val="decimal"/>
       <w:lvlText w:val="%1."/>
@@ -12865,7 +13033,7 @@
     <w:nsid w:val="458BFBE1"/>
     <w:multiLevelType w:val="singleLevel"/>
     <w:tmpl w:val="458BFBE1"/>
-    <w:lvl w:ilvl="0">
+    <w:lvl w:ilvl="0" w:tentative="0">
       <w:start w:val="1"/>
       <w:numFmt w:val="decimal"/>
       <w:lvlText w:val="%1."/>
@@ -12882,7 +13050,7 @@
     <w:nsid w:val="4D3E8EE5"/>
     <w:multiLevelType w:val="singleLevel"/>
     <w:tmpl w:val="4D3E8EE5"/>
-    <w:lvl w:ilvl="0">
+    <w:lvl w:ilvl="0" w:tentative="0">
       <w:start w:val="1"/>
       <w:numFmt w:val="decimal"/>
       <w:lvlText w:val="%1."/>
@@ -12899,7 +13067,7 @@
     <w:nsid w:val="4FE3ECF9"/>
     <w:multiLevelType w:val="singleLevel"/>
     <w:tmpl w:val="4FE3ECF9"/>
-    <w:lvl w:ilvl="0">
+    <w:lvl w:ilvl="0" w:tentative="0">
       <w:start w:val="1"/>
       <w:numFmt w:val="decimal"/>
       <w:lvlText w:val="%1."/>
@@ -12916,7 +13084,7 @@
     <w:nsid w:val="50897654"/>
     <w:multiLevelType w:val="singleLevel"/>
     <w:tmpl w:val="50897654"/>
-    <w:lvl w:ilvl="0">
+    <w:lvl w:ilvl="0" w:tentative="0">
       <w:start w:val="1"/>
       <w:numFmt w:val="decimal"/>
       <w:lvlText w:val="%1."/>
@@ -12933,7 +13101,7 @@
     <w:nsid w:val="50DA2AF5"/>
     <w:multiLevelType w:val="singleLevel"/>
     <w:tmpl w:val="50DA2AF5"/>
-    <w:lvl w:ilvl="0">
+    <w:lvl w:ilvl="0" w:tentative="0">
       <w:start w:val="1"/>
       <w:numFmt w:val="decimal"/>
       <w:lvlText w:val="%1."/>
@@ -13013,267 +13181,269 @@
 </file>
 
 <file path=word/styles.xml><?xml version="1.0" encoding="utf-8"?>
-<w:styles xmlns:mc="http://schemas.openxmlformats.org/markup-compatibility/2006" xmlns:r="http://schemas.openxmlformats.org/officeDocument/2006/relationships" xmlns:w="http://schemas.openxmlformats.org/wordprocessingml/2006/main" xmlns:w14="http://schemas.microsoft.com/office/word/2010/wordml" xmlns:w15="http://schemas.microsoft.com/office/word/2012/wordml" mc:Ignorable="w14 w15">
+<w:styles xmlns:mc="http://schemas.openxmlformats.org/markup-compatibility/2006" xmlns:o="urn:schemas-microsoft-com:office:office" xmlns:r="http://schemas.openxmlformats.org/officeDocument/2006/relationships" xmlns:m="http://schemas.openxmlformats.org/officeDocument/2006/math" xmlns:v="urn:schemas-microsoft-com:vml" xmlns:w="http://schemas.openxmlformats.org/wordprocessingml/2006/main" xmlns:w14="http://schemas.microsoft.com/office/word/2010/wordml" xmlns:w10="urn:schemas-microsoft-com:office:word" xmlns:sl="http://schemas.openxmlformats.org/schemaLibrary/2006/main" xmlns:wpsCustomData="http://www.wps.cn/officeDocument/2013/wpsCustomData" mc:Ignorable="w14">
   <w:docDefaults>
     <w:rPrDefault>
       <w:rPr>
-        <w:rFonts w:ascii="Arial" w:eastAsia="Arial" w:hAnsi="Arial" w:cs="Arial"/>
+        <w:rFonts w:ascii="Arial" w:hAnsi="Arial" w:eastAsia="Arial" w:cs="Arial"/>
       </w:rPr>
     </w:rPrDefault>
     <w:pPrDefault/>
   </w:docDefaults>
-  <w:latentStyles w:defLockedState="0" w:defUIPriority="99" w:defSemiHidden="1" w:defUnhideWhenUsed="1" w:defQFormat="0" w:count="260">
-    <w:lsdException w:name="Normal" w:semiHidden="0" w:uiPriority="0" w:unhideWhenUsed="0" w:qFormat="1"/>
-    <w:lsdException w:name="heading 1" w:semiHidden="0" w:uiPriority="0" w:unhideWhenUsed="0" w:qFormat="1"/>
-    <w:lsdException w:name="heading 2" w:semiHidden="0" w:uiPriority="0" w:qFormat="1"/>
-    <w:lsdException w:name="heading 3" w:uiPriority="0" w:qFormat="1"/>
-    <w:lsdException w:name="heading 4" w:semiHidden="0" w:uiPriority="0" w:qFormat="1"/>
-    <w:lsdException w:name="heading 5" w:uiPriority="0" w:qFormat="1"/>
-    <w:lsdException w:name="heading 6" w:uiPriority="0" w:qFormat="1"/>
-    <w:lsdException w:name="heading 7" w:uiPriority="0" w:qFormat="1"/>
-    <w:lsdException w:name="heading 8" w:uiPriority="0" w:qFormat="1"/>
-    <w:lsdException w:name="heading 9" w:uiPriority="0" w:qFormat="1"/>
-    <w:lsdException w:name="index 1" w:semiHidden="0" w:uiPriority="0" w:unhideWhenUsed="0"/>
-    <w:lsdException w:name="index 2" w:semiHidden="0" w:uiPriority="0" w:unhideWhenUsed="0"/>
-    <w:lsdException w:name="index 3" w:semiHidden="0" w:uiPriority="0" w:unhideWhenUsed="0"/>
-    <w:lsdException w:name="index 4" w:semiHidden="0" w:uiPriority="0" w:unhideWhenUsed="0"/>
-    <w:lsdException w:name="index 5" w:semiHidden="0" w:uiPriority="0" w:unhideWhenUsed="0"/>
-    <w:lsdException w:name="index 6" w:semiHidden="0" w:uiPriority="0" w:unhideWhenUsed="0"/>
-    <w:lsdException w:name="index 7" w:semiHidden="0" w:uiPriority="0" w:unhideWhenUsed="0"/>
-    <w:lsdException w:name="index 8" w:semiHidden="0" w:uiPriority="0" w:unhideWhenUsed="0"/>
-    <w:lsdException w:name="index 9" w:semiHidden="0" w:uiPriority="0" w:unhideWhenUsed="0"/>
-    <w:lsdException w:name="toc 1" w:semiHidden="0" w:uiPriority="0" w:unhideWhenUsed="0" w:qFormat="1"/>
-    <w:lsdException w:name="toc 2" w:semiHidden="0" w:uiPriority="0" w:unhideWhenUsed="0" w:qFormat="1"/>
-    <w:lsdException w:name="toc 3" w:semiHidden="0" w:uiPriority="0" w:unhideWhenUsed="0" w:qFormat="1"/>
-    <w:lsdException w:name="toc 4" w:semiHidden="0" w:uiPriority="0" w:unhideWhenUsed="0"/>
-    <w:lsdException w:name="toc 5" w:semiHidden="0" w:uiPriority="0" w:unhideWhenUsed="0"/>
-    <w:lsdException w:name="toc 6" w:semiHidden="0" w:uiPriority="0" w:unhideWhenUsed="0"/>
-    <w:lsdException w:name="toc 7" w:semiHidden="0" w:uiPriority="0" w:unhideWhenUsed="0"/>
-    <w:lsdException w:name="toc 8" w:semiHidden="0" w:uiPriority="0" w:unhideWhenUsed="0"/>
-    <w:lsdException w:name="toc 9" w:semiHidden="0" w:uiPriority="0" w:unhideWhenUsed="0"/>
-    <w:lsdException w:name="Normal Indent" w:semiHidden="0" w:uiPriority="0" w:unhideWhenUsed="0"/>
-    <w:lsdException w:name="footnote text" w:semiHidden="0" w:uiPriority="0" w:unhideWhenUsed="0"/>
-    <w:lsdException w:name="annotation text" w:semiHidden="0" w:uiPriority="0" w:unhideWhenUsed="0" w:qFormat="1"/>
-    <w:lsdException w:name="header" w:semiHidden="0" w:uiPriority="0" w:unhideWhenUsed="0" w:qFormat="1"/>
-    <w:lsdException w:name="footer" w:semiHidden="0" w:uiPriority="0" w:unhideWhenUsed="0" w:qFormat="1"/>
-    <w:lsdException w:name="index heading" w:semiHidden="0" w:uiPriority="0" w:unhideWhenUsed="0"/>
-    <w:lsdException w:name="caption" w:uiPriority="0" w:qFormat="1"/>
-    <w:lsdException w:name="table of figures" w:semiHidden="0" w:uiPriority="0" w:unhideWhenUsed="0"/>
-    <w:lsdException w:name="envelope address" w:semiHidden="0" w:uiPriority="0" w:unhideWhenUsed="0"/>
-    <w:lsdException w:name="envelope return" w:semiHidden="0" w:uiPriority="0" w:unhideWhenUsed="0"/>
-    <w:lsdException w:name="footnote reference" w:semiHidden="0" w:uiPriority="0" w:unhideWhenUsed="0"/>
-    <w:lsdException w:name="annotation reference" w:semiHidden="0" w:uiPriority="0" w:unhideWhenUsed="0"/>
-    <w:lsdException w:name="line number" w:semiHidden="0" w:uiPriority="0" w:unhideWhenUsed="0"/>
-    <w:lsdException w:name="page number" w:semiHidden="0" w:uiPriority="0" w:unhideWhenUsed="0"/>
-    <w:lsdException w:name="endnote reference" w:semiHidden="0" w:uiPriority="0" w:unhideWhenUsed="0"/>
-    <w:lsdException w:name="endnote text" w:semiHidden="0" w:uiPriority="0" w:unhideWhenUsed="0"/>
-    <w:lsdException w:name="table of authorities" w:semiHidden="0" w:uiPriority="0" w:unhideWhenUsed="0"/>
-    <w:lsdException w:name="macro" w:semiHidden="0" w:uiPriority="0" w:unhideWhenUsed="0"/>
-    <w:lsdException w:name="toa heading" w:semiHidden="0" w:uiPriority="0" w:unhideWhenUsed="0"/>
-    <w:lsdException w:name="List" w:semiHidden="0" w:uiPriority="0" w:unhideWhenUsed="0"/>
-    <w:lsdException w:name="List Bullet" w:semiHidden="0" w:uiPriority="0" w:unhideWhenUsed="0"/>
-    <w:lsdException w:name="List Number" w:semiHidden="0" w:uiPriority="0" w:unhideWhenUsed="0"/>
-    <w:lsdException w:name="List 2" w:semiHidden="0" w:uiPriority="0" w:unhideWhenUsed="0"/>
-    <w:lsdException w:name="List 3" w:semiHidden="0" w:uiPriority="0" w:unhideWhenUsed="0"/>
-    <w:lsdException w:name="List 4" w:semiHidden="0" w:uiPriority="0" w:unhideWhenUsed="0"/>
-    <w:lsdException w:name="List 5" w:semiHidden="0" w:uiPriority="0" w:unhideWhenUsed="0"/>
-    <w:lsdException w:name="List Bullet 2" w:semiHidden="0" w:uiPriority="0" w:unhideWhenUsed="0"/>
-    <w:lsdException w:name="List Bullet 3" w:semiHidden="0" w:uiPriority="0" w:unhideWhenUsed="0"/>
-    <w:lsdException w:name="List Bullet 4" w:semiHidden="0" w:uiPriority="0" w:unhideWhenUsed="0"/>
-    <w:lsdException w:name="List Bullet 5" w:semiHidden="0" w:uiPriority="0" w:unhideWhenUsed="0"/>
-    <w:lsdException w:name="List Number 2" w:semiHidden="0" w:uiPriority="0" w:unhideWhenUsed="0"/>
-    <w:lsdException w:name="List Number 3" w:semiHidden="0" w:uiPriority="0" w:unhideWhenUsed="0"/>
-    <w:lsdException w:name="List Number 4" w:semiHidden="0" w:uiPriority="0" w:unhideWhenUsed="0"/>
-    <w:lsdException w:name="List Number 5" w:semiHidden="0" w:uiPriority="0" w:unhideWhenUsed="0"/>
-    <w:lsdException w:name="Title" w:semiHidden="0" w:uiPriority="0" w:unhideWhenUsed="0" w:qFormat="1"/>
-    <w:lsdException w:name="Closing" w:semiHidden="0" w:uiPriority="0" w:unhideWhenUsed="0"/>
-    <w:lsdException w:name="Signature" w:semiHidden="0" w:uiPriority="0" w:unhideWhenUsed="0"/>
-    <w:lsdException w:name="Default Paragraph Font" w:uiPriority="0" w:unhideWhenUsed="0" w:qFormat="1"/>
-    <w:lsdException w:name="Body Text" w:uiPriority="0" w:unhideWhenUsed="0" w:qFormat="1"/>
-    <w:lsdException w:name="Body Text Indent" w:semiHidden="0" w:uiPriority="0" w:unhideWhenUsed="0"/>
-    <w:lsdException w:name="List Continue" w:semiHidden="0" w:uiPriority="0" w:unhideWhenUsed="0"/>
-    <w:lsdException w:name="List Continue 2" w:semiHidden="0" w:uiPriority="0" w:unhideWhenUsed="0"/>
-    <w:lsdException w:name="List Continue 3" w:semiHidden="0" w:uiPriority="0" w:unhideWhenUsed="0"/>
-    <w:lsdException w:name="List Continue 4" w:semiHidden="0" w:uiPriority="0" w:unhideWhenUsed="0"/>
-    <w:lsdException w:name="List Continue 5" w:semiHidden="0" w:uiPriority="0" w:unhideWhenUsed="0"/>
-    <w:lsdException w:name="Message Header" w:semiHidden="0" w:uiPriority="0" w:unhideWhenUsed="0"/>
-    <w:lsdException w:name="Subtitle" w:semiHidden="0" w:uiPriority="0" w:unhideWhenUsed="0" w:qFormat="1"/>
-    <w:lsdException w:name="Salutation" w:semiHidden="0" w:uiPriority="0" w:unhideWhenUsed="0"/>
-    <w:lsdException w:name="Date" w:semiHidden="0" w:uiPriority="0" w:unhideWhenUsed="0"/>
-    <w:lsdException w:name="Body Text First Indent" w:semiHidden="0" w:uiPriority="0" w:unhideWhenUsed="0"/>
-    <w:lsdException w:name="Body Text First Indent 2" w:semiHidden="0" w:uiPriority="0" w:unhideWhenUsed="0"/>
-    <w:lsdException w:name="Body Text 2" w:semiHidden="0" w:uiPriority="0" w:unhideWhenUsed="0"/>
-    <w:lsdException w:name="Body Text 3" w:semiHidden="0" w:uiPriority="0" w:unhideWhenUsed="0"/>
-    <w:lsdException w:name="Body Text Indent 2" w:semiHidden="0" w:uiPriority="0" w:unhideWhenUsed="0"/>
-    <w:lsdException w:name="Body Text Indent 3" w:semiHidden="0" w:uiPriority="0" w:unhideWhenUsed="0"/>
-    <w:lsdException w:name="Block Text" w:semiHidden="0" w:uiPriority="0" w:unhideWhenUsed="0"/>
-    <w:lsdException w:name="Hyperlink" w:semiHidden="0" w:uiPriority="0" w:unhideWhenUsed="0"/>
-    <w:lsdException w:name="FollowedHyperlink" w:semiHidden="0" w:uiPriority="0" w:unhideWhenUsed="0"/>
-    <w:lsdException w:name="Strong" w:semiHidden="0" w:uiPriority="0" w:unhideWhenUsed="0" w:qFormat="1"/>
-    <w:lsdException w:name="Emphasis" w:semiHidden="0" w:uiPriority="0" w:unhideWhenUsed="0" w:qFormat="1"/>
-    <w:lsdException w:name="Document Map" w:semiHidden="0" w:uiPriority="0" w:unhideWhenUsed="0"/>
-    <w:lsdException w:name="Plain Text" w:semiHidden="0" w:uiPriority="0" w:unhideWhenUsed="0"/>
-    <w:lsdException w:name="E-mail Signature" w:semiHidden="0" w:uiPriority="0" w:unhideWhenUsed="0"/>
-    <w:lsdException w:name="Normal (Web)" w:semiHidden="0" w:uiPriority="0" w:unhideWhenUsed="0" w:qFormat="1"/>
-    <w:lsdException w:name="HTML Acronym" w:semiHidden="0" w:uiPriority="0" w:unhideWhenUsed="0"/>
-    <w:lsdException w:name="HTML Address" w:semiHidden="0" w:uiPriority="0" w:unhideWhenUsed="0"/>
-    <w:lsdException w:name="HTML Cite" w:semiHidden="0" w:uiPriority="0" w:unhideWhenUsed="0"/>
-    <w:lsdException w:name="HTML Code" w:semiHidden="0" w:uiPriority="0" w:unhideWhenUsed="0"/>
-    <w:lsdException w:name="HTML Definition" w:semiHidden="0" w:uiPriority="0" w:unhideWhenUsed="0"/>
-    <w:lsdException w:name="HTML Keyboard" w:semiHidden="0" w:uiPriority="0" w:unhideWhenUsed="0"/>
-    <w:lsdException w:name="HTML Preformatted" w:semiHidden="0" w:uiPriority="0" w:unhideWhenUsed="0"/>
-    <w:lsdException w:name="HTML Sample" w:semiHidden="0" w:uiPriority="0" w:unhideWhenUsed="0"/>
-    <w:lsdException w:name="HTML Typewriter" w:semiHidden="0" w:uiPriority="0" w:unhideWhenUsed="0"/>
-    <w:lsdException w:name="HTML Variable" w:semiHidden="0" w:uiPriority="0" w:unhideWhenUsed="0"/>
-    <w:lsdException w:name="Normal Table" w:uiPriority="0" w:unhideWhenUsed="0" w:qFormat="1"/>
-    <w:lsdException w:name="annotation subject" w:semiHidden="0" w:uiPriority="0" w:unhideWhenUsed="0"/>
-    <w:lsdException w:name="Table Simple 1" w:semiHidden="0" w:uiPriority="0" w:unhideWhenUsed="0"/>
-    <w:lsdException w:name="Table Simple 2" w:semiHidden="0" w:uiPriority="0" w:unhideWhenUsed="0"/>
-    <w:lsdException w:name="Table Simple 3" w:semiHidden="0" w:uiPriority="0" w:unhideWhenUsed="0"/>
-    <w:lsdException w:name="Table Classic 1" w:semiHidden="0" w:uiPriority="0" w:unhideWhenUsed="0"/>
-    <w:lsdException w:name="Table Classic 2" w:semiHidden="0" w:uiPriority="0" w:unhideWhenUsed="0"/>
-    <w:lsdException w:name="Table Classic 3" w:semiHidden="0" w:uiPriority="0" w:unhideWhenUsed="0"/>
-    <w:lsdException w:name="Table Classic 4" w:semiHidden="0" w:uiPriority="0" w:unhideWhenUsed="0"/>
-    <w:lsdException w:name="Table Colorful 1" w:semiHidden="0" w:uiPriority="0" w:unhideWhenUsed="0"/>
-    <w:lsdException w:name="Table Colorful 2" w:semiHidden="0" w:uiPriority="0" w:unhideWhenUsed="0"/>
-    <w:lsdException w:name="Table Colorful 3" w:semiHidden="0" w:uiPriority="0" w:unhideWhenUsed="0"/>
-    <w:lsdException w:name="Table Columns 1" w:semiHidden="0" w:uiPriority="0" w:unhideWhenUsed="0"/>
-    <w:lsdException w:name="Table Columns 2" w:semiHidden="0" w:uiPriority="0" w:unhideWhenUsed="0"/>
-    <w:lsdException w:name="Table Columns 3" w:semiHidden="0" w:uiPriority="0" w:unhideWhenUsed="0"/>
-    <w:lsdException w:name="Table Columns 4" w:semiHidden="0" w:uiPriority="0" w:unhideWhenUsed="0"/>
-    <w:lsdException w:name="Table Columns 5" w:semiHidden="0" w:uiPriority="0" w:unhideWhenUsed="0"/>
-    <w:lsdException w:name="Table Grid 1" w:semiHidden="0" w:uiPriority="0" w:unhideWhenUsed="0"/>
-    <w:lsdException w:name="Table Grid 2" w:semiHidden="0" w:uiPriority="0" w:unhideWhenUsed="0"/>
-    <w:lsdException w:name="Table Grid 3" w:semiHidden="0" w:uiPriority="0" w:unhideWhenUsed="0"/>
-    <w:lsdException w:name="Table Grid 4" w:semiHidden="0" w:uiPriority="0" w:unhideWhenUsed="0"/>
-    <w:lsdException w:name="Table Grid 5" w:semiHidden="0" w:uiPriority="0" w:unhideWhenUsed="0"/>
-    <w:lsdException w:name="Table Grid 6" w:semiHidden="0" w:uiPriority="0" w:unhideWhenUsed="0"/>
-    <w:lsdException w:name="Table Grid 7" w:semiHidden="0" w:uiPriority="0" w:unhideWhenUsed="0"/>
-    <w:lsdException w:name="Table Grid 8" w:semiHidden="0" w:uiPriority="0" w:unhideWhenUsed="0"/>
-    <w:lsdException w:name="Table List 1" w:semiHidden="0" w:uiPriority="0" w:unhideWhenUsed="0"/>
-    <w:lsdException w:name="Table List 2" w:semiHidden="0" w:uiPriority="0" w:unhideWhenUsed="0"/>
-    <w:lsdException w:name="Table List 3" w:semiHidden="0" w:uiPriority="0" w:unhideWhenUsed="0"/>
-    <w:lsdException w:name="Table List 4" w:semiHidden="0" w:uiPriority="0" w:unhideWhenUsed="0"/>
-    <w:lsdException w:name="Table List 5" w:semiHidden="0" w:uiPriority="0" w:unhideWhenUsed="0"/>
-    <w:lsdException w:name="Table List 6" w:semiHidden="0" w:uiPriority="0" w:unhideWhenUsed="0"/>
-    <w:lsdException w:name="Table List 7" w:semiHidden="0" w:uiPriority="0" w:unhideWhenUsed="0"/>
-    <w:lsdException w:name="Table List 8" w:semiHidden="0" w:uiPriority="0" w:unhideWhenUsed="0"/>
-    <w:lsdException w:name="Table 3D effects 1" w:semiHidden="0" w:uiPriority="0" w:unhideWhenUsed="0"/>
-    <w:lsdException w:name="Table 3D effects 2" w:semiHidden="0" w:uiPriority="0" w:unhideWhenUsed="0"/>
-    <w:lsdException w:name="Table 3D effects 3" w:semiHidden="0" w:uiPriority="0" w:unhideWhenUsed="0"/>
-    <w:lsdException w:name="Table Contemporary" w:semiHidden="0" w:uiPriority="0" w:unhideWhenUsed="0"/>
-    <w:lsdException w:name="Table Elegant" w:semiHidden="0" w:uiPriority="0" w:unhideWhenUsed="0"/>
-    <w:lsdException w:name="Table Professional" w:semiHidden="0" w:uiPriority="0" w:unhideWhenUsed="0"/>
-    <w:lsdException w:name="Table Subtle 1" w:semiHidden="0" w:uiPriority="0" w:unhideWhenUsed="0"/>
-    <w:lsdException w:name="Table Subtle 2" w:semiHidden="0" w:uiPriority="0" w:unhideWhenUsed="0"/>
-    <w:lsdException w:name="Table Web 1" w:semiHidden="0" w:uiPriority="0" w:unhideWhenUsed="0"/>
-    <w:lsdException w:name="Table Web 2" w:semiHidden="0" w:uiPriority="0" w:unhideWhenUsed="0"/>
-    <w:lsdException w:name="Table Web 3" w:semiHidden="0" w:uiPriority="0" w:unhideWhenUsed="0"/>
-    <w:lsdException w:name="Balloon Text" w:semiHidden="0" w:uiPriority="0" w:unhideWhenUsed="0"/>
-    <w:lsdException w:name="Table Grid" w:semiHidden="0" w:uiPriority="0" w:unhideWhenUsed="0" w:qFormat="1"/>
-    <w:lsdException w:name="Table Theme" w:semiHidden="0" w:uiPriority="0" w:unhideWhenUsed="0"/>
-    <w:lsdException w:name="Light Shading" w:semiHidden="0" w:uiPriority="60" w:unhideWhenUsed="0"/>
-    <w:lsdException w:name="Light List" w:semiHidden="0" w:uiPriority="61" w:unhideWhenUsed="0"/>
-    <w:lsdException w:name="Light Grid" w:semiHidden="0" w:uiPriority="62" w:unhideWhenUsed="0"/>
-    <w:lsdException w:name="Medium Shading 1" w:semiHidden="0" w:uiPriority="63" w:unhideWhenUsed="0"/>
-    <w:lsdException w:name="Medium Shading 2" w:semiHidden="0" w:uiPriority="64" w:unhideWhenUsed="0"/>
-    <w:lsdException w:name="Medium List 1" w:semiHidden="0" w:uiPriority="65" w:unhideWhenUsed="0"/>
-    <w:lsdException w:name="Medium List 2" w:semiHidden="0" w:uiPriority="66" w:unhideWhenUsed="0"/>
-    <w:lsdException w:name="Medium Grid 1" w:semiHidden="0" w:uiPriority="67" w:unhideWhenUsed="0"/>
-    <w:lsdException w:name="Medium Grid 2" w:semiHidden="0" w:uiPriority="68" w:unhideWhenUsed="0"/>
-    <w:lsdException w:name="Medium Grid 3" w:semiHidden="0" w:uiPriority="69" w:unhideWhenUsed="0"/>
-    <w:lsdException w:name="Dark List" w:semiHidden="0" w:uiPriority="70" w:unhideWhenUsed="0"/>
-    <w:lsdException w:name="Colorful Shading" w:semiHidden="0" w:uiPriority="71" w:unhideWhenUsed="0"/>
-    <w:lsdException w:name="Colorful List" w:semiHidden="0" w:uiPriority="72" w:unhideWhenUsed="0"/>
-    <w:lsdException w:name="Colorful Grid" w:semiHidden="0" w:uiPriority="73" w:unhideWhenUsed="0"/>
-    <w:lsdException w:name="Light Shading Accent 1" w:semiHidden="0" w:uiPriority="60" w:unhideWhenUsed="0"/>
-    <w:lsdException w:name="Light List Accent 1" w:semiHidden="0" w:uiPriority="61" w:unhideWhenUsed="0"/>
-    <w:lsdException w:name="Light Grid Accent 1" w:semiHidden="0" w:uiPriority="62" w:unhideWhenUsed="0"/>
-    <w:lsdException w:name="Medium Shading 1 Accent 1" w:semiHidden="0" w:uiPriority="63" w:unhideWhenUsed="0"/>
-    <w:lsdException w:name="Medium Shading 2 Accent 1" w:semiHidden="0" w:uiPriority="64" w:unhideWhenUsed="0"/>
-    <w:lsdException w:name="Medium List 1 Accent 1" w:semiHidden="0" w:uiPriority="65" w:unhideWhenUsed="0"/>
-    <w:lsdException w:name="Medium List 2 Accent 1" w:semiHidden="0" w:uiPriority="66" w:unhideWhenUsed="0"/>
-    <w:lsdException w:name="Medium Grid 1 Accent 1" w:semiHidden="0" w:uiPriority="67" w:unhideWhenUsed="0"/>
-    <w:lsdException w:name="Medium Grid 2 Accent 1" w:semiHidden="0" w:uiPriority="68" w:unhideWhenUsed="0"/>
-    <w:lsdException w:name="Medium Grid 3 Accent 1" w:semiHidden="0" w:uiPriority="69" w:unhideWhenUsed="0"/>
-    <w:lsdException w:name="Dark List Accent 1" w:semiHidden="0" w:uiPriority="70" w:unhideWhenUsed="0"/>
-    <w:lsdException w:name="Colorful Shading Accent 1" w:semiHidden="0" w:uiPriority="71" w:unhideWhenUsed="0"/>
-    <w:lsdException w:name="Colorful List Accent 1" w:semiHidden="0" w:uiPriority="72" w:unhideWhenUsed="0"/>
-    <w:lsdException w:name="Colorful Grid Accent 1" w:semiHidden="0" w:uiPriority="73" w:unhideWhenUsed="0"/>
-    <w:lsdException w:name="Light Shading Accent 2" w:semiHidden="0" w:uiPriority="60" w:unhideWhenUsed="0"/>
-    <w:lsdException w:name="Light List Accent 2" w:semiHidden="0" w:uiPriority="61" w:unhideWhenUsed="0"/>
-    <w:lsdException w:name="Light Grid Accent 2" w:semiHidden="0" w:uiPriority="62" w:unhideWhenUsed="0"/>
-    <w:lsdException w:name="Medium Shading 1 Accent 2" w:semiHidden="0" w:uiPriority="63" w:unhideWhenUsed="0"/>
-    <w:lsdException w:name="Medium Shading 2 Accent 2" w:semiHidden="0" w:uiPriority="64" w:unhideWhenUsed="0"/>
-    <w:lsdException w:name="Medium List 1 Accent 2" w:semiHidden="0" w:uiPriority="65" w:unhideWhenUsed="0"/>
-    <w:lsdException w:name="Medium List 2 Accent 2" w:semiHidden="0" w:uiPriority="66" w:unhideWhenUsed="0"/>
-    <w:lsdException w:name="Medium Grid 1 Accent 2" w:semiHidden="0" w:uiPriority="67" w:unhideWhenUsed="0"/>
-    <w:lsdException w:name="Medium Grid 2 Accent 2" w:semiHidden="0" w:uiPriority="68" w:unhideWhenUsed="0"/>
-    <w:lsdException w:name="Medium Grid 3 Accent 2" w:semiHidden="0" w:uiPriority="69" w:unhideWhenUsed="0"/>
-    <w:lsdException w:name="Dark List Accent 2" w:semiHidden="0" w:uiPriority="70" w:unhideWhenUsed="0"/>
-    <w:lsdException w:name="Colorful Shading Accent 2" w:semiHidden="0" w:uiPriority="71" w:unhideWhenUsed="0"/>
-    <w:lsdException w:name="Colorful List Accent 2" w:semiHidden="0" w:uiPriority="72" w:unhideWhenUsed="0"/>
-    <w:lsdException w:name="Colorful Grid Accent 2" w:semiHidden="0" w:uiPriority="73" w:unhideWhenUsed="0"/>
-    <w:lsdException w:name="Light Shading Accent 3" w:semiHidden="0" w:uiPriority="60" w:unhideWhenUsed="0"/>
-    <w:lsdException w:name="Light List Accent 3" w:semiHidden="0" w:uiPriority="61" w:unhideWhenUsed="0"/>
-    <w:lsdException w:name="Light Grid Accent 3" w:semiHidden="0" w:uiPriority="62" w:unhideWhenUsed="0"/>
-    <w:lsdException w:name="Medium Shading 1 Accent 3" w:semiHidden="0" w:uiPriority="63" w:unhideWhenUsed="0"/>
-    <w:lsdException w:name="Medium Shading 2 Accent 3" w:semiHidden="0" w:uiPriority="64" w:unhideWhenUsed="0"/>
-    <w:lsdException w:name="Medium List 1 Accent 3" w:semiHidden="0" w:uiPriority="65" w:unhideWhenUsed="0"/>
-    <w:lsdException w:name="Medium List 2 Accent 3" w:semiHidden="0" w:uiPriority="66" w:unhideWhenUsed="0"/>
-    <w:lsdException w:name="Medium Grid 1 Accent 3" w:semiHidden="0" w:uiPriority="67" w:unhideWhenUsed="0"/>
-    <w:lsdException w:name="Medium Grid 2 Accent 3" w:semiHidden="0" w:uiPriority="68" w:unhideWhenUsed="0"/>
-    <w:lsdException w:name="Medium Grid 3 Accent 3" w:semiHidden="0" w:uiPriority="69" w:unhideWhenUsed="0"/>
-    <w:lsdException w:name="Dark List Accent 3" w:semiHidden="0" w:uiPriority="70" w:unhideWhenUsed="0"/>
-    <w:lsdException w:name="Colorful Shading Accent 3" w:semiHidden="0" w:uiPriority="71" w:unhideWhenUsed="0"/>
-    <w:lsdException w:name="Colorful List Accent 3" w:semiHidden="0" w:uiPriority="72" w:unhideWhenUsed="0"/>
-    <w:lsdException w:name="Colorful Grid Accent 3" w:semiHidden="0" w:uiPriority="73" w:unhideWhenUsed="0"/>
-    <w:lsdException w:name="Light Shading Accent 4" w:semiHidden="0" w:uiPriority="60" w:unhideWhenUsed="0"/>
-    <w:lsdException w:name="Light List Accent 4" w:semiHidden="0" w:uiPriority="61" w:unhideWhenUsed="0"/>
-    <w:lsdException w:name="Light Grid Accent 4" w:semiHidden="0" w:uiPriority="62" w:unhideWhenUsed="0"/>
-    <w:lsdException w:name="Medium Shading 1 Accent 4" w:semiHidden="0" w:uiPriority="63" w:unhideWhenUsed="0"/>
-    <w:lsdException w:name="Medium Shading 2 Accent 4" w:semiHidden="0" w:uiPriority="64" w:unhideWhenUsed="0"/>
-    <w:lsdException w:name="Medium List 1 Accent 4" w:semiHidden="0" w:uiPriority="65" w:unhideWhenUsed="0"/>
-    <w:lsdException w:name="Medium List 2 Accent 4" w:semiHidden="0" w:uiPriority="66" w:unhideWhenUsed="0"/>
-    <w:lsdException w:name="Medium Grid 1 Accent 4" w:semiHidden="0" w:uiPriority="67" w:unhideWhenUsed="0"/>
-    <w:lsdException w:name="Medium Grid 2 Accent 4" w:semiHidden="0" w:uiPriority="68" w:unhideWhenUsed="0"/>
-    <w:lsdException w:name="Medium Grid 3 Accent 4" w:semiHidden="0" w:uiPriority="69" w:unhideWhenUsed="0"/>
-    <w:lsdException w:name="Dark List Accent 4" w:semiHidden="0" w:uiPriority="70" w:unhideWhenUsed="0"/>
-    <w:lsdException w:name="Colorful Shading Accent 4" w:semiHidden="0" w:uiPriority="71" w:unhideWhenUsed="0"/>
-    <w:lsdException w:name="Colorful List Accent 4" w:semiHidden="0" w:uiPriority="72" w:unhideWhenUsed="0"/>
-    <w:lsdException w:name="Colorful Grid Accent 4" w:semiHidden="0" w:uiPriority="73" w:unhideWhenUsed="0"/>
-    <w:lsdException w:name="Light Shading Accent 5" w:semiHidden="0" w:uiPriority="60" w:unhideWhenUsed="0"/>
-    <w:lsdException w:name="Light List Accent 5" w:semiHidden="0" w:uiPriority="61" w:unhideWhenUsed="0"/>
-    <w:lsdException w:name="Light Grid Accent 5" w:semiHidden="0" w:uiPriority="62" w:unhideWhenUsed="0"/>
-    <w:lsdException w:name="Medium Shading 1 Accent 5" w:semiHidden="0" w:uiPriority="63" w:unhideWhenUsed="0"/>
-    <w:lsdException w:name="Medium Shading 2 Accent 5" w:semiHidden="0" w:uiPriority="64" w:unhideWhenUsed="0"/>
-    <w:lsdException w:name="Medium List 1 Accent 5" w:semiHidden="0" w:uiPriority="65" w:unhideWhenUsed="0"/>
-    <w:lsdException w:name="Medium List 2 Accent 5" w:semiHidden="0" w:uiPriority="66" w:unhideWhenUsed="0"/>
-    <w:lsdException w:name="Medium Grid 1 Accent 5" w:semiHidden="0" w:uiPriority="67" w:unhideWhenUsed="0"/>
-    <w:lsdException w:name="Medium Grid 2 Accent 5" w:semiHidden="0" w:uiPriority="68" w:unhideWhenUsed="0"/>
-    <w:lsdException w:name="Medium Grid 3 Accent 5" w:semiHidden="0" w:uiPriority="69" w:unhideWhenUsed="0"/>
-    <w:lsdException w:name="Dark List Accent 5" w:semiHidden="0" w:uiPriority="70" w:unhideWhenUsed="0"/>
-    <w:lsdException w:name="Colorful Shading Accent 5" w:semiHidden="0" w:uiPriority="71" w:unhideWhenUsed="0"/>
-    <w:lsdException w:name="Colorful List Accent 5" w:semiHidden="0" w:uiPriority="72" w:unhideWhenUsed="0"/>
-    <w:lsdException w:name="Colorful Grid Accent 5" w:semiHidden="0" w:uiPriority="73" w:unhideWhenUsed="0"/>
-    <w:lsdException w:name="Light Shading Accent 6" w:semiHidden="0" w:uiPriority="60" w:unhideWhenUsed="0"/>
-    <w:lsdException w:name="Light List Accent 6" w:semiHidden="0" w:uiPriority="61" w:unhideWhenUsed="0"/>
-    <w:lsdException w:name="Light Grid Accent 6" w:semiHidden="0" w:uiPriority="62" w:unhideWhenUsed="0"/>
-    <w:lsdException w:name="Medium Shading 1 Accent 6" w:semiHidden="0" w:uiPriority="63" w:unhideWhenUsed="0"/>
-    <w:lsdException w:name="Medium Shading 2 Accent 6" w:semiHidden="0" w:uiPriority="64" w:unhideWhenUsed="0"/>
-    <w:lsdException w:name="Medium List 1 Accent 6" w:semiHidden="0" w:uiPriority="65" w:unhideWhenUsed="0"/>
-    <w:lsdException w:name="Medium List 2 Accent 6" w:semiHidden="0" w:uiPriority="66" w:unhideWhenUsed="0"/>
-    <w:lsdException w:name="Medium Grid 1 Accent 6" w:semiHidden="0" w:uiPriority="67" w:unhideWhenUsed="0"/>
-    <w:lsdException w:name="Medium Grid 2 Accent 6" w:semiHidden="0" w:uiPriority="68" w:unhideWhenUsed="0"/>
-    <w:lsdException w:name="Medium Grid 3 Accent 6" w:semiHidden="0" w:uiPriority="69" w:unhideWhenUsed="0"/>
-    <w:lsdException w:name="Dark List Accent 6" w:semiHidden="0" w:uiPriority="70" w:unhideWhenUsed="0"/>
-    <w:lsdException w:name="Colorful Shading Accent 6" w:semiHidden="0" w:uiPriority="71" w:unhideWhenUsed="0"/>
-    <w:lsdException w:name="Colorful List Accent 6" w:semiHidden="0" w:uiPriority="72" w:unhideWhenUsed="0"/>
-    <w:lsdException w:name="Colorful Grid Accent 6" w:semiHidden="0" w:uiPriority="73" w:unhideWhenUsed="0"/>
+  <w:latentStyles w:count="260" w:defQFormat="0" w:defUnhideWhenUsed="1" w:defSemiHidden="1" w:defUIPriority="99" w:defLockedState="0">
+    <w:lsdException w:qFormat="1" w:unhideWhenUsed="0" w:uiPriority="0" w:semiHidden="0" w:name="Normal"/>
+    <w:lsdException w:qFormat="1" w:unhideWhenUsed="0" w:uiPriority="0" w:semiHidden="0" w:name="heading 1"/>
+    <w:lsdException w:qFormat="1" w:uiPriority="0" w:semiHidden="0" w:name="heading 2"/>
+    <w:lsdException w:qFormat="1" w:uiPriority="0" w:name="heading 3"/>
+    <w:lsdException w:qFormat="1" w:uiPriority="0" w:semiHidden="0" w:name="heading 4"/>
+    <w:lsdException w:qFormat="1" w:uiPriority="0" w:name="heading 5"/>
+    <w:lsdException w:qFormat="1" w:uiPriority="0" w:name="heading 6"/>
+    <w:lsdException w:qFormat="1" w:uiPriority="0" w:name="heading 7"/>
+    <w:lsdException w:qFormat="1" w:uiPriority="0" w:name="heading 8"/>
+    <w:lsdException w:qFormat="1" w:uiPriority="0" w:name="heading 9"/>
+    <w:lsdException w:unhideWhenUsed="0" w:uiPriority="0" w:semiHidden="0" w:name="index 1"/>
+    <w:lsdException w:unhideWhenUsed="0" w:uiPriority="0" w:semiHidden="0" w:name="index 2"/>
+    <w:lsdException w:unhideWhenUsed="0" w:uiPriority="0" w:semiHidden="0" w:name="index 3"/>
+    <w:lsdException w:unhideWhenUsed="0" w:uiPriority="0" w:semiHidden="0" w:name="index 4"/>
+    <w:lsdException w:unhideWhenUsed="0" w:uiPriority="0" w:semiHidden="0" w:name="index 5"/>
+    <w:lsdException w:unhideWhenUsed="0" w:uiPriority="0" w:semiHidden="0" w:name="index 6"/>
+    <w:lsdException w:unhideWhenUsed="0" w:uiPriority="0" w:semiHidden="0" w:name="index 7"/>
+    <w:lsdException w:unhideWhenUsed="0" w:uiPriority="0" w:semiHidden="0" w:name="index 8"/>
+    <w:lsdException w:unhideWhenUsed="0" w:uiPriority="0" w:semiHidden="0" w:name="index 9"/>
+    <w:lsdException w:qFormat="1" w:unhideWhenUsed="0" w:uiPriority="0" w:semiHidden="0" w:name="toc 1"/>
+    <w:lsdException w:qFormat="1" w:unhideWhenUsed="0" w:uiPriority="0" w:semiHidden="0" w:name="toc 2"/>
+    <w:lsdException w:qFormat="1" w:unhideWhenUsed="0" w:uiPriority="0" w:semiHidden="0" w:name="toc 3"/>
+    <w:lsdException w:unhideWhenUsed="0" w:uiPriority="0" w:semiHidden="0" w:name="toc 4"/>
+    <w:lsdException w:unhideWhenUsed="0" w:uiPriority="0" w:semiHidden="0" w:name="toc 5"/>
+    <w:lsdException w:unhideWhenUsed="0" w:uiPriority="0" w:semiHidden="0" w:name="toc 6"/>
+    <w:lsdException w:unhideWhenUsed="0" w:uiPriority="0" w:semiHidden="0" w:name="toc 7"/>
+    <w:lsdException w:unhideWhenUsed="0" w:uiPriority="0" w:semiHidden="0" w:name="toc 8"/>
+    <w:lsdException w:unhideWhenUsed="0" w:uiPriority="0" w:semiHidden="0" w:name="toc 9"/>
+    <w:lsdException w:unhideWhenUsed="0" w:uiPriority="0" w:semiHidden="0" w:name="Normal Indent"/>
+    <w:lsdException w:unhideWhenUsed="0" w:uiPriority="0" w:semiHidden="0" w:name="footnote text"/>
+    <w:lsdException w:qFormat="1" w:unhideWhenUsed="0" w:uiPriority="0" w:semiHidden="0" w:name="annotation text"/>
+    <w:lsdException w:qFormat="1" w:unhideWhenUsed="0" w:uiPriority="0" w:semiHidden="0" w:name="header"/>
+    <w:lsdException w:qFormat="1" w:unhideWhenUsed="0" w:uiPriority="0" w:semiHidden="0" w:name="footer"/>
+    <w:lsdException w:unhideWhenUsed="0" w:uiPriority="0" w:semiHidden="0" w:name="index heading"/>
+    <w:lsdException w:qFormat="1" w:uiPriority="0" w:name="caption"/>
+    <w:lsdException w:unhideWhenUsed="0" w:uiPriority="0" w:semiHidden="0" w:name="table of figures"/>
+    <w:lsdException w:unhideWhenUsed="0" w:uiPriority="0" w:semiHidden="0" w:name="envelope address"/>
+    <w:lsdException w:unhideWhenUsed="0" w:uiPriority="0" w:semiHidden="0" w:name="envelope return"/>
+    <w:lsdException w:unhideWhenUsed="0" w:uiPriority="0" w:semiHidden="0" w:name="footnote reference"/>
+    <w:lsdException w:unhideWhenUsed="0" w:uiPriority="0" w:semiHidden="0" w:name="annotation reference"/>
+    <w:lsdException w:unhideWhenUsed="0" w:uiPriority="0" w:semiHidden="0" w:name="line number"/>
+    <w:lsdException w:unhideWhenUsed="0" w:uiPriority="0" w:semiHidden="0" w:name="page number"/>
+    <w:lsdException w:unhideWhenUsed="0" w:uiPriority="0" w:semiHidden="0" w:name="endnote reference"/>
+    <w:lsdException w:unhideWhenUsed="0" w:uiPriority="0" w:semiHidden="0" w:name="endnote text"/>
+    <w:lsdException w:unhideWhenUsed="0" w:uiPriority="0" w:semiHidden="0" w:name="table of authorities"/>
+    <w:lsdException w:unhideWhenUsed="0" w:uiPriority="0" w:semiHidden="0" w:name="macro"/>
+    <w:lsdException w:unhideWhenUsed="0" w:uiPriority="0" w:semiHidden="0" w:name="toa heading"/>
+    <w:lsdException w:unhideWhenUsed="0" w:uiPriority="0" w:semiHidden="0" w:name="List"/>
+    <w:lsdException w:unhideWhenUsed="0" w:uiPriority="0" w:semiHidden="0" w:name="List Bullet"/>
+    <w:lsdException w:unhideWhenUsed="0" w:uiPriority="0" w:semiHidden="0" w:name="List Number"/>
+    <w:lsdException w:unhideWhenUsed="0" w:uiPriority="0" w:semiHidden="0" w:name="List 2"/>
+    <w:lsdException w:unhideWhenUsed="0" w:uiPriority="0" w:semiHidden="0" w:name="List 3"/>
+    <w:lsdException w:unhideWhenUsed="0" w:uiPriority="0" w:semiHidden="0" w:name="List 4"/>
+    <w:lsdException w:unhideWhenUsed="0" w:uiPriority="0" w:semiHidden="0" w:name="List 5"/>
+    <w:lsdException w:unhideWhenUsed="0" w:uiPriority="0" w:semiHidden="0" w:name="List Bullet 2"/>
+    <w:lsdException w:unhideWhenUsed="0" w:uiPriority="0" w:semiHidden="0" w:name="List Bullet 3"/>
+    <w:lsdException w:unhideWhenUsed="0" w:uiPriority="0" w:semiHidden="0" w:name="List Bullet 4"/>
+    <w:lsdException w:unhideWhenUsed="0" w:uiPriority="0" w:semiHidden="0" w:name="List Bullet 5"/>
+    <w:lsdException w:unhideWhenUsed="0" w:uiPriority="0" w:semiHidden="0" w:name="List Number 2"/>
+    <w:lsdException w:unhideWhenUsed="0" w:uiPriority="0" w:semiHidden="0" w:name="List Number 3"/>
+    <w:lsdException w:unhideWhenUsed="0" w:uiPriority="0" w:semiHidden="0" w:name="List Number 4"/>
+    <w:lsdException w:unhideWhenUsed="0" w:uiPriority="0" w:semiHidden="0" w:name="List Number 5"/>
+    <w:lsdException w:qFormat="1" w:unhideWhenUsed="0" w:uiPriority="0" w:semiHidden="0" w:name="Title"/>
+    <w:lsdException w:unhideWhenUsed="0" w:uiPriority="0" w:semiHidden="0" w:name="Closing"/>
+    <w:lsdException w:unhideWhenUsed="0" w:uiPriority="0" w:semiHidden="0" w:name="Signature"/>
+    <w:lsdException w:qFormat="1" w:unhideWhenUsed="0" w:uiPriority="0" w:name="Default Paragraph Font"/>
+    <w:lsdException w:qFormat="1" w:unhideWhenUsed="0" w:uiPriority="0" w:name="Body Text"/>
+    <w:lsdException w:unhideWhenUsed="0" w:uiPriority="0" w:semiHidden="0" w:name="Body Text Indent"/>
+    <w:lsdException w:unhideWhenUsed="0" w:uiPriority="0" w:semiHidden="0" w:name="List Continue"/>
+    <w:lsdException w:unhideWhenUsed="0" w:uiPriority="0" w:semiHidden="0" w:name="List Continue 2"/>
+    <w:lsdException w:unhideWhenUsed="0" w:uiPriority="0" w:semiHidden="0" w:name="List Continue 3"/>
+    <w:lsdException w:unhideWhenUsed="0" w:uiPriority="0" w:semiHidden="0" w:name="List Continue 4"/>
+    <w:lsdException w:unhideWhenUsed="0" w:uiPriority="0" w:semiHidden="0" w:name="List Continue 5"/>
+    <w:lsdException w:unhideWhenUsed="0" w:uiPriority="0" w:semiHidden="0" w:name="Message Header"/>
+    <w:lsdException w:qFormat="1" w:unhideWhenUsed="0" w:uiPriority="0" w:semiHidden="0" w:name="Subtitle"/>
+    <w:lsdException w:unhideWhenUsed="0" w:uiPriority="0" w:semiHidden="0" w:name="Salutation"/>
+    <w:lsdException w:unhideWhenUsed="0" w:uiPriority="0" w:semiHidden="0" w:name="Date"/>
+    <w:lsdException w:unhideWhenUsed="0" w:uiPriority="0" w:semiHidden="0" w:name="Body Text First Indent"/>
+    <w:lsdException w:unhideWhenUsed="0" w:uiPriority="0" w:semiHidden="0" w:name="Body Text First Indent 2"/>
+    <w:lsdException w:uiPriority="99" w:name="Note Heading"/>
+    <w:lsdException w:unhideWhenUsed="0" w:uiPriority="0" w:semiHidden="0" w:name="Body Text 2"/>
+    <w:lsdException w:unhideWhenUsed="0" w:uiPriority="0" w:semiHidden="0" w:name="Body Text 3"/>
+    <w:lsdException w:unhideWhenUsed="0" w:uiPriority="0" w:semiHidden="0" w:name="Body Text Indent 2"/>
+    <w:lsdException w:unhideWhenUsed="0" w:uiPriority="0" w:semiHidden="0" w:name="Body Text Indent 3"/>
+    <w:lsdException w:unhideWhenUsed="0" w:uiPriority="0" w:semiHidden="0" w:name="Block Text"/>
+    <w:lsdException w:unhideWhenUsed="0" w:uiPriority="0" w:semiHidden="0" w:name="Hyperlink"/>
+    <w:lsdException w:unhideWhenUsed="0" w:uiPriority="0" w:semiHidden="0" w:name="FollowedHyperlink"/>
+    <w:lsdException w:qFormat="1" w:unhideWhenUsed="0" w:uiPriority="0" w:semiHidden="0" w:name="Strong"/>
+    <w:lsdException w:qFormat="1" w:unhideWhenUsed="0" w:uiPriority="0" w:semiHidden="0" w:name="Emphasis"/>
+    <w:lsdException w:unhideWhenUsed="0" w:uiPriority="0" w:semiHidden="0" w:name="Document Map"/>
+    <w:lsdException w:unhideWhenUsed="0" w:uiPriority="0" w:semiHidden="0" w:name="Plain Text"/>
+    <w:lsdException w:unhideWhenUsed="0" w:uiPriority="0" w:semiHidden="0" w:name="E-mail Signature"/>
+    <w:lsdException w:qFormat="1" w:unhideWhenUsed="0" w:uiPriority="0" w:semiHidden="0" w:name="Normal (Web)"/>
+    <w:lsdException w:unhideWhenUsed="0" w:uiPriority="0" w:semiHidden="0" w:name="HTML Acronym"/>
+    <w:lsdException w:unhideWhenUsed="0" w:uiPriority="0" w:semiHidden="0" w:name="HTML Address"/>
+    <w:lsdException w:unhideWhenUsed="0" w:uiPriority="0" w:semiHidden="0" w:name="HTML Cite"/>
+    <w:lsdException w:unhideWhenUsed="0" w:uiPriority="0" w:semiHidden="0" w:name="HTML Code"/>
+    <w:lsdException w:unhideWhenUsed="0" w:uiPriority="0" w:semiHidden="0" w:name="HTML Definition"/>
+    <w:lsdException w:unhideWhenUsed="0" w:uiPriority="0" w:semiHidden="0" w:name="HTML Keyboard"/>
+    <w:lsdException w:unhideWhenUsed="0" w:uiPriority="0" w:semiHidden="0" w:name="HTML Preformatted"/>
+    <w:lsdException w:unhideWhenUsed="0" w:uiPriority="0" w:semiHidden="0" w:name="HTML Sample"/>
+    <w:lsdException w:unhideWhenUsed="0" w:uiPriority="0" w:semiHidden="0" w:name="HTML Typewriter"/>
+    <w:lsdException w:unhideWhenUsed="0" w:uiPriority="0" w:semiHidden="0" w:name="HTML Variable"/>
+    <w:lsdException w:qFormat="1" w:unhideWhenUsed="0" w:uiPriority="0" w:name="Normal Table"/>
+    <w:lsdException w:unhideWhenUsed="0" w:uiPriority="0" w:semiHidden="0" w:name="annotation subject"/>
+    <w:lsdException w:unhideWhenUsed="0" w:uiPriority="0" w:semiHidden="0" w:name="Table Simple 1"/>
+    <w:lsdException w:unhideWhenUsed="0" w:uiPriority="0" w:semiHidden="0" w:name="Table Simple 2"/>
+    <w:lsdException w:unhideWhenUsed="0" w:uiPriority="0" w:semiHidden="0" w:name="Table Simple 3"/>
+    <w:lsdException w:unhideWhenUsed="0" w:uiPriority="0" w:semiHidden="0" w:name="Table Classic 1"/>
+    <w:lsdException w:unhideWhenUsed="0" w:uiPriority="0" w:semiHidden="0" w:name="Table Classic 2"/>
+    <w:lsdException w:unhideWhenUsed="0" w:uiPriority="0" w:semiHidden="0" w:name="Table Classic 3"/>
+    <w:lsdException w:unhideWhenUsed="0" w:uiPriority="0" w:semiHidden="0" w:name="Table Classic 4"/>
+    <w:lsdException w:unhideWhenUsed="0" w:uiPriority="0" w:semiHidden="0" w:name="Table Colorful 1"/>
+    <w:lsdException w:unhideWhenUsed="0" w:uiPriority="0" w:semiHidden="0" w:name="Table Colorful 2"/>
+    <w:lsdException w:unhideWhenUsed="0" w:uiPriority="0" w:semiHidden="0" w:name="Table Colorful 3"/>
+    <w:lsdException w:unhideWhenUsed="0" w:uiPriority="0" w:semiHidden="0" w:name="Table Columns 1"/>
+    <w:lsdException w:unhideWhenUsed="0" w:uiPriority="0" w:semiHidden="0" w:name="Table Columns 2"/>
+    <w:lsdException w:unhideWhenUsed="0" w:uiPriority="0" w:semiHidden="0" w:name="Table Columns 3"/>
+    <w:lsdException w:unhideWhenUsed="0" w:uiPriority="0" w:semiHidden="0" w:name="Table Columns 4"/>
+    <w:lsdException w:unhideWhenUsed="0" w:uiPriority="0" w:semiHidden="0" w:name="Table Columns 5"/>
+    <w:lsdException w:unhideWhenUsed="0" w:uiPriority="0" w:semiHidden="0" w:name="Table Grid 1"/>
+    <w:lsdException w:unhideWhenUsed="0" w:uiPriority="0" w:semiHidden="0" w:name="Table Grid 2"/>
+    <w:lsdException w:unhideWhenUsed="0" w:uiPriority="0" w:semiHidden="0" w:name="Table Grid 3"/>
+    <w:lsdException w:unhideWhenUsed="0" w:uiPriority="0" w:semiHidden="0" w:name="Table Grid 4"/>
+    <w:lsdException w:unhideWhenUsed="0" w:uiPriority="0" w:semiHidden="0" w:name="Table Grid 5"/>
+    <w:lsdException w:unhideWhenUsed="0" w:uiPriority="0" w:semiHidden="0" w:name="Table Grid 6"/>
+    <w:lsdException w:unhideWhenUsed="0" w:uiPriority="0" w:semiHidden="0" w:name="Table Grid 7"/>
+    <w:lsdException w:unhideWhenUsed="0" w:uiPriority="0" w:semiHidden="0" w:name="Table Grid 8"/>
+    <w:lsdException w:unhideWhenUsed="0" w:uiPriority="0" w:semiHidden="0" w:name="Table List 1"/>
+    <w:lsdException w:unhideWhenUsed="0" w:uiPriority="0" w:semiHidden="0" w:name="Table List 2"/>
+    <w:lsdException w:unhideWhenUsed="0" w:uiPriority="0" w:semiHidden="0" w:name="Table List 3"/>
+    <w:lsdException w:unhideWhenUsed="0" w:uiPriority="0" w:semiHidden="0" w:name="Table List 4"/>
+    <w:lsdException w:unhideWhenUsed="0" w:uiPriority="0" w:semiHidden="0" w:name="Table List 5"/>
+    <w:lsdException w:unhideWhenUsed="0" w:uiPriority="0" w:semiHidden="0" w:name="Table List 6"/>
+    <w:lsdException w:unhideWhenUsed="0" w:uiPriority="0" w:semiHidden="0" w:name="Table List 7"/>
+    <w:lsdException w:unhideWhenUsed="0" w:uiPriority="0" w:semiHidden="0" w:name="Table List 8"/>
+    <w:lsdException w:unhideWhenUsed="0" w:uiPriority="0" w:semiHidden="0" w:name="Table 3D effects 1"/>
+    <w:lsdException w:unhideWhenUsed="0" w:uiPriority="0" w:semiHidden="0" w:name="Table 3D effects 2"/>
+    <w:lsdException w:unhideWhenUsed="0" w:uiPriority="0" w:semiHidden="0" w:name="Table 3D effects 3"/>
+    <w:lsdException w:unhideWhenUsed="0" w:uiPriority="0" w:semiHidden="0" w:name="Table Contemporary"/>
+    <w:lsdException w:unhideWhenUsed="0" w:uiPriority="0" w:semiHidden="0" w:name="Table Elegant"/>
+    <w:lsdException w:unhideWhenUsed="0" w:uiPriority="0" w:semiHidden="0" w:name="Table Professional"/>
+    <w:lsdException w:unhideWhenUsed="0" w:uiPriority="0" w:semiHidden="0" w:name="Table Subtle 1"/>
+    <w:lsdException w:unhideWhenUsed="0" w:uiPriority="0" w:semiHidden="0" w:name="Table Subtle 2"/>
+    <w:lsdException w:unhideWhenUsed="0" w:uiPriority="0" w:semiHidden="0" w:name="Table Web 1"/>
+    <w:lsdException w:unhideWhenUsed="0" w:uiPriority="0" w:semiHidden="0" w:name="Table Web 2"/>
+    <w:lsdException w:unhideWhenUsed="0" w:uiPriority="0" w:semiHidden="0" w:name="Table Web 3"/>
+    <w:lsdException w:unhideWhenUsed="0" w:uiPriority="0" w:semiHidden="0" w:name="Balloon Text"/>
+    <w:lsdException w:qFormat="1" w:unhideWhenUsed="0" w:uiPriority="0" w:semiHidden="0" w:name="Table Grid"/>
+    <w:lsdException w:unhideWhenUsed="0" w:uiPriority="0" w:semiHidden="0" w:name="Table Theme"/>
+    <w:lsdException w:unhideWhenUsed="0" w:uiPriority="60" w:semiHidden="0" w:name="Light Shading"/>
+    <w:lsdException w:unhideWhenUsed="0" w:uiPriority="61" w:semiHidden="0" w:name="Light List"/>
+    <w:lsdException w:unhideWhenUsed="0" w:uiPriority="62" w:semiHidden="0" w:name="Light Grid"/>
+    <w:lsdException w:unhideWhenUsed="0" w:uiPriority="63" w:semiHidden="0" w:name="Medium Shading 1"/>
+    <w:lsdException w:unhideWhenUsed="0" w:uiPriority="64" w:semiHidden="0" w:name="Medium Shading 2"/>
+    <w:lsdException w:unhideWhenUsed="0" w:uiPriority="65" w:semiHidden="0" w:name="Medium List 1"/>
+    <w:lsdException w:unhideWhenUsed="0" w:uiPriority="66" w:semiHidden="0" w:name="Medium List 2"/>
+    <w:lsdException w:unhideWhenUsed="0" w:uiPriority="67" w:semiHidden="0" w:name="Medium Grid 1"/>
+    <w:lsdException w:unhideWhenUsed="0" w:uiPriority="68" w:semiHidden="0" w:name="Medium Grid 2"/>
+    <w:lsdException w:unhideWhenUsed="0" w:uiPriority="69" w:semiHidden="0" w:name="Medium Grid 3"/>
+    <w:lsdException w:unhideWhenUsed="0" w:uiPriority="70" w:semiHidden="0" w:name="Dark List"/>
+    <w:lsdException w:unhideWhenUsed="0" w:uiPriority="71" w:semiHidden="0" w:name="Colorful Shading"/>
+    <w:lsdException w:unhideWhenUsed="0" w:uiPriority="72" w:semiHidden="0" w:name="Colorful List"/>
+    <w:lsdException w:unhideWhenUsed="0" w:uiPriority="73" w:semiHidden="0" w:name="Colorful Grid"/>
+    <w:lsdException w:unhideWhenUsed="0" w:uiPriority="60" w:semiHidden="0" w:name="Light Shading Accent 1"/>
+    <w:lsdException w:unhideWhenUsed="0" w:uiPriority="61" w:semiHidden="0" w:name="Light List Accent 1"/>
+    <w:lsdException w:unhideWhenUsed="0" w:uiPriority="62" w:semiHidden="0" w:name="Light Grid Accent 1"/>
+    <w:lsdException w:unhideWhenUsed="0" w:uiPriority="63" w:semiHidden="0" w:name="Medium Shading 1 Accent 1"/>
+    <w:lsdException w:unhideWhenUsed="0" w:uiPriority="64" w:semiHidden="0" w:name="Medium Shading 2 Accent 1"/>
+    <w:lsdException w:unhideWhenUsed="0" w:uiPriority="65" w:semiHidden="0" w:name="Medium List 1 Accent 1"/>
+    <w:lsdException w:unhideWhenUsed="0" w:uiPriority="66" w:semiHidden="0" w:name="Medium List 2 Accent 1"/>
+    <w:lsdException w:unhideWhenUsed="0" w:uiPriority="67" w:semiHidden="0" w:name="Medium Grid 1 Accent 1"/>
+    <w:lsdException w:unhideWhenUsed="0" w:uiPriority="68" w:semiHidden="0" w:name="Medium Grid 2 Accent 1"/>
+    <w:lsdException w:unhideWhenUsed="0" w:uiPriority="69" w:semiHidden="0" w:name="Medium Grid 3 Accent 1"/>
+    <w:lsdException w:unhideWhenUsed="0" w:uiPriority="70" w:semiHidden="0" w:name="Dark List Accent 1"/>
+    <w:lsdException w:unhideWhenUsed="0" w:uiPriority="71" w:semiHidden="0" w:name="Colorful Shading Accent 1"/>
+    <w:lsdException w:unhideWhenUsed="0" w:uiPriority="72" w:semiHidden="0" w:name="Colorful List Accent 1"/>
+    <w:lsdException w:unhideWhenUsed="0" w:uiPriority="73" w:semiHidden="0" w:name="Colorful Grid Accent 1"/>
+    <w:lsdException w:unhideWhenUsed="0" w:uiPriority="60" w:semiHidden="0" w:name="Light Shading Accent 2"/>
+    <w:lsdException w:unhideWhenUsed="0" w:uiPriority="61" w:semiHidden="0" w:name="Light List Accent 2"/>
+    <w:lsdException w:unhideWhenUsed="0" w:uiPriority="62" w:semiHidden="0" w:name="Light Grid Accent 2"/>
+    <w:lsdException w:unhideWhenUsed="0" w:uiPriority="63" w:semiHidden="0" w:name="Medium Shading 1 Accent 2"/>
+    <w:lsdException w:unhideWhenUsed="0" w:uiPriority="64" w:semiHidden="0" w:name="Medium Shading 2 Accent 2"/>
+    <w:lsdException w:unhideWhenUsed="0" w:uiPriority="65" w:semiHidden="0" w:name="Medium List 1 Accent 2"/>
+    <w:lsdException w:unhideWhenUsed="0" w:uiPriority="66" w:semiHidden="0" w:name="Medium List 2 Accent 2"/>
+    <w:lsdException w:unhideWhenUsed="0" w:uiPriority="67" w:semiHidden="0" w:name="Medium Grid 1 Accent 2"/>
+    <w:lsdException w:unhideWhenUsed="0" w:uiPriority="68" w:semiHidden="0" w:name="Medium Grid 2 Accent 2"/>
+    <w:lsdException w:unhideWhenUsed="0" w:uiPriority="69" w:semiHidden="0" w:name="Medium Grid 3 Accent 2"/>
+    <w:lsdException w:unhideWhenUsed="0" w:uiPriority="70" w:semiHidden="0" w:name="Dark List Accent 2"/>
+    <w:lsdException w:unhideWhenUsed="0" w:uiPriority="71" w:semiHidden="0" w:name="Colorful Shading Accent 2"/>
+    <w:lsdException w:unhideWhenUsed="0" w:uiPriority="72" w:semiHidden="0" w:name="Colorful List Accent 2"/>
+    <w:lsdException w:unhideWhenUsed="0" w:uiPriority="73" w:semiHidden="0" w:name="Colorful Grid Accent 2"/>
+    <w:lsdException w:unhideWhenUsed="0" w:uiPriority="60" w:semiHidden="0" w:name="Light Shading Accent 3"/>
+    <w:lsdException w:unhideWhenUsed="0" w:uiPriority="61" w:semiHidden="0" w:name="Light List Accent 3"/>
+    <w:lsdException w:unhideWhenUsed="0" w:uiPriority="62" w:semiHidden="0" w:name="Light Grid Accent 3"/>
+    <w:lsdException w:unhideWhenUsed="0" w:uiPriority="63" w:semiHidden="0" w:name="Medium Shading 1 Accent 3"/>
+    <w:lsdException w:unhideWhenUsed="0" w:uiPriority="64" w:semiHidden="0" w:name="Medium Shading 2 Accent 3"/>
+    <w:lsdException w:unhideWhenUsed="0" w:uiPriority="65" w:semiHidden="0" w:name="Medium List 1 Accent 3"/>
+    <w:lsdException w:unhideWhenUsed="0" w:uiPriority="66" w:semiHidden="0" w:name="Medium List 2 Accent 3"/>
+    <w:lsdException w:unhideWhenUsed="0" w:uiPriority="67" w:semiHidden="0" w:name="Medium Grid 1 Accent 3"/>
+    <w:lsdException w:unhideWhenUsed="0" w:uiPriority="68" w:semiHidden="0" w:name="Medium Grid 2 Accent 3"/>
+    <w:lsdException w:unhideWhenUsed="0" w:uiPriority="69" w:semiHidden="0" w:name="Medium Grid 3 Accent 3"/>
+    <w:lsdException w:unhideWhenUsed="0" w:uiPriority="70" w:semiHidden="0" w:name="Dark List Accent 3"/>
+    <w:lsdException w:unhideWhenUsed="0" w:uiPriority="71" w:semiHidden="0" w:name="Colorful Shading Accent 3"/>
+    <w:lsdException w:unhideWhenUsed="0" w:uiPriority="72" w:semiHidden="0" w:name="Colorful List Accent 3"/>
+    <w:lsdException w:unhideWhenUsed="0" w:uiPriority="73" w:semiHidden="0" w:name="Colorful Grid Accent 3"/>
+    <w:lsdException w:unhideWhenUsed="0" w:uiPriority="60" w:semiHidden="0" w:name="Light Shading Accent 4"/>
+    <w:lsdException w:unhideWhenUsed="0" w:uiPriority="61" w:semiHidden="0" w:name="Light List Accent 4"/>
+    <w:lsdException w:unhideWhenUsed="0" w:uiPriority="62" w:semiHidden="0" w:name="Light Grid Accent 4"/>
+    <w:lsdException w:unhideWhenUsed="0" w:uiPriority="63" w:semiHidden="0" w:name="Medium Shading 1 Accent 4"/>
+    <w:lsdException w:unhideWhenUsed="0" w:uiPriority="64" w:semiHidden="0" w:name="Medium Shading 2 Accent 4"/>
+    <w:lsdException w:unhideWhenUsed="0" w:uiPriority="65" w:semiHidden="0" w:name="Medium List 1 Accent 4"/>
+    <w:lsdException w:unhideWhenUsed="0" w:uiPriority="66" w:semiHidden="0" w:name="Medium List 2 Accent 4"/>
+    <w:lsdException w:unhideWhenUsed="0" w:uiPriority="67" w:semiHidden="0" w:name="Medium Grid 1 Accent 4"/>
+    <w:lsdException w:unhideWhenUsed="0" w:uiPriority="68" w:semiHidden="0" w:name="Medium Grid 2 Accent 4"/>
+    <w:lsdException w:unhideWhenUsed="0" w:uiPriority="69" w:semiHidden="0" w:name="Medium Grid 3 Accent 4"/>
+    <w:lsdException w:unhideWhenUsed="0" w:uiPriority="70" w:semiHidden="0" w:name="Dark List Accent 4"/>
+    <w:lsdException w:unhideWhenUsed="0" w:uiPriority="71" w:semiHidden="0" w:name="Colorful Shading Accent 4"/>
+    <w:lsdException w:unhideWhenUsed="0" w:uiPriority="72" w:semiHidden="0" w:name="Colorful List Accent 4"/>
+    <w:lsdException w:unhideWhenUsed="0" w:uiPriority="73" w:semiHidden="0" w:name="Colorful Grid Accent 4"/>
+    <w:lsdException w:unhideWhenUsed="0" w:uiPriority="60" w:semiHidden="0" w:name="Light Shading Accent 5"/>
+    <w:lsdException w:unhideWhenUsed="0" w:uiPriority="61" w:semiHidden="0" w:name="Light List Accent 5"/>
+    <w:lsdException w:unhideWhenUsed="0" w:uiPriority="62" w:semiHidden="0" w:name="Light Grid Accent 5"/>
+    <w:lsdException w:unhideWhenUsed="0" w:uiPriority="63" w:semiHidden="0" w:name="Medium Shading 1 Accent 5"/>
+    <w:lsdException w:unhideWhenUsed="0" w:uiPriority="64" w:semiHidden="0" w:name="Medium Shading 2 Accent 5"/>
+    <w:lsdException w:unhideWhenUsed="0" w:uiPriority="65" w:semiHidden="0" w:name="Medium List 1 Accent 5"/>
+    <w:lsdException w:unhideWhenUsed="0" w:uiPriority="66" w:semiHidden="0" w:name="Medium List 2 Accent 5"/>
+    <w:lsdException w:unhideWhenUsed="0" w:uiPriority="67" w:semiHidden="0" w:name="Medium Grid 1 Accent 5"/>
+    <w:lsdException w:unhideWhenUsed="0" w:uiPriority="68" w:semiHidden="0" w:name="Medium Grid 2 Accent 5"/>
+    <w:lsdException w:unhideWhenUsed="0" w:uiPriority="69" w:semiHidden="0" w:name="Medium Grid 3 Accent 5"/>
+    <w:lsdException w:unhideWhenUsed="0" w:uiPriority="70" w:semiHidden="0" w:name="Dark List Accent 5"/>
+    <w:lsdException w:unhideWhenUsed="0" w:uiPriority="71" w:semiHidden="0" w:name="Colorful Shading Accent 5"/>
+    <w:lsdException w:unhideWhenUsed="0" w:uiPriority="72" w:semiHidden="0" w:name="Colorful List Accent 5"/>
+    <w:lsdException w:unhideWhenUsed="0" w:uiPriority="73" w:semiHidden="0" w:name="Colorful Grid Accent 5"/>
+    <w:lsdException w:unhideWhenUsed="0" w:uiPriority="60" w:semiHidden="0" w:name="Light Shading Accent 6"/>
+    <w:lsdException w:unhideWhenUsed="0" w:uiPriority="61" w:semiHidden="0" w:name="Light List Accent 6"/>
+    <w:lsdException w:unhideWhenUsed="0" w:uiPriority="62" w:semiHidden="0" w:name="Light Grid Accent 6"/>
+    <w:lsdException w:unhideWhenUsed="0" w:uiPriority="63" w:semiHidden="0" w:name="Medium Shading 1 Accent 6"/>
+    <w:lsdException w:unhideWhenUsed="0" w:uiPriority="64" w:semiHidden="0" w:name="Medium Shading 2 Accent 6"/>
+    <w:lsdException w:unhideWhenUsed="0" w:uiPriority="65" w:semiHidden="0" w:name="Medium List 1 Accent 6"/>
+    <w:lsdException w:unhideWhenUsed="0" w:uiPriority="66" w:semiHidden="0" w:name="Medium List 2 Accent 6"/>
+    <w:lsdException w:unhideWhenUsed="0" w:uiPriority="67" w:semiHidden="0" w:name="Medium Grid 1 Accent 6"/>
+    <w:lsdException w:unhideWhenUsed="0" w:uiPriority="68" w:semiHidden="0" w:name="Medium Grid 2 Accent 6"/>
+    <w:lsdException w:unhideWhenUsed="0" w:uiPriority="69" w:semiHidden="0" w:name="Medium Grid 3 Accent 6"/>
+    <w:lsdException w:unhideWhenUsed="0" w:uiPriority="70" w:semiHidden="0" w:name="Dark List Accent 6"/>
+    <w:lsdException w:unhideWhenUsed="0" w:uiPriority="71" w:semiHidden="0" w:name="Colorful Shading Accent 6"/>
+    <w:lsdException w:unhideWhenUsed="0" w:uiPriority="72" w:semiHidden="0" w:name="Colorful List Accent 6"/>
+    <w:lsdException w:unhideWhenUsed="0" w:uiPriority="73" w:semiHidden="0" w:name="Colorful Grid Accent 6"/>
   </w:latentStyles>
-  <w:style w:type="paragraph" w:default="1" w:styleId="Normal">
+  <w:style w:type="paragraph" w:default="1" w:styleId="1">
     <w:name w:val="Normal"/>
     <w:qFormat/>
+    <w:uiPriority w:val="0"/>
     <w:pPr>
       <w:kinsoku w:val="0"/>
       <w:autoSpaceDE w:val="0"/>
@@ -13285,7 +13455,7 @@
       <w:textAlignment w:val="baseline"/>
     </w:pPr>
     <w:rPr>
-      <w:rFonts w:ascii="Arial" w:eastAsia="宋体" w:hAnsi="Arial" w:cs="Arial"/>
+      <w:rFonts w:ascii="Arial" w:hAnsi="Arial" w:eastAsia="宋体" w:cs="Arial"/>
       <w:snapToGrid w:val="0"/>
       <w:color w:val="000000"/>
       <w:kern w:val="0"/>
@@ -13294,11 +13464,12 @@
       <w:lang w:val="en-US" w:eastAsia="en-US" w:bidi="ar-SA"/>
     </w:rPr>
   </w:style>
-  <w:style w:type="paragraph" w:styleId="Heading1">
+  <w:style w:type="paragraph" w:styleId="2">
     <w:name w:val="heading 1"/>
-    <w:basedOn w:val="Normal"/>
-    <w:next w:val="Normal"/>
+    <w:basedOn w:val="1"/>
+    <w:next w:val="1"/>
     <w:qFormat/>
+    <w:uiPriority w:val="0"/>
     <w:pPr>
       <w:keepNext/>
       <w:keepLines/>
@@ -13316,12 +13487,13 @@
       <w:sz w:val="44"/>
     </w:rPr>
   </w:style>
-  <w:style w:type="paragraph" w:styleId="Heading2">
+  <w:style w:type="paragraph" w:styleId="3">
     <w:name w:val="heading 2"/>
-    <w:basedOn w:val="Normal"/>
-    <w:next w:val="Normal"/>
+    <w:basedOn w:val="1"/>
+    <w:next w:val="1"/>
     <w:unhideWhenUsed/>
     <w:qFormat/>
+    <w:uiPriority w:val="0"/>
     <w:pPr>
       <w:keepNext/>
       <w:keepLines/>
@@ -13334,18 +13506,19 @@
       <w:outlineLvl w:val="1"/>
     </w:pPr>
     <w:rPr>
-      <w:rFonts w:ascii="Arial" w:eastAsia="黑体" w:hAnsi="Arial"/>
+      <w:rFonts w:ascii="Arial" w:hAnsi="Arial" w:eastAsia="黑体"/>
       <w:b/>
       <w:sz w:val="32"/>
     </w:rPr>
   </w:style>
-  <w:style w:type="paragraph" w:styleId="Heading3">
+  <w:style w:type="paragraph" w:styleId="4">
     <w:name w:val="heading 3"/>
-    <w:basedOn w:val="Normal"/>
-    <w:next w:val="Normal"/>
+    <w:basedOn w:val="1"/>
+    <w:next w:val="1"/>
     <w:semiHidden/>
     <w:unhideWhenUsed/>
     <w:qFormat/>
+    <w:uiPriority w:val="0"/>
     <w:pPr>
       <w:keepNext/>
       <w:keepLines/>
@@ -13362,12 +13535,13 @@
       <w:sz w:val="32"/>
     </w:rPr>
   </w:style>
-  <w:style w:type="paragraph" w:styleId="Heading4">
+  <w:style w:type="paragraph" w:styleId="5">
     <w:name w:val="heading 4"/>
-    <w:basedOn w:val="Normal"/>
-    <w:next w:val="Normal"/>
+    <w:basedOn w:val="1"/>
+    <w:next w:val="1"/>
     <w:unhideWhenUsed/>
     <w:qFormat/>
+    <w:uiPriority w:val="0"/>
     <w:pPr>
       <w:keepNext/>
       <w:keepLines/>
@@ -13380,18 +13554,19 @@
       <w:outlineLvl w:val="3"/>
     </w:pPr>
     <w:rPr>
-      <w:rFonts w:ascii="Arial" w:eastAsia="黑体" w:hAnsi="Arial"/>
+      <w:rFonts w:ascii="Arial" w:hAnsi="Arial" w:eastAsia="黑体"/>
       <w:b/>
       <w:sz w:val="28"/>
     </w:rPr>
   </w:style>
-  <w:style w:type="paragraph" w:styleId="Heading5">
+  <w:style w:type="paragraph" w:styleId="6">
     <w:name w:val="heading 5"/>
-    <w:basedOn w:val="Normal"/>
-    <w:next w:val="Normal"/>
+    <w:basedOn w:val="1"/>
+    <w:next w:val="1"/>
     <w:semiHidden/>
     <w:unhideWhenUsed/>
     <w:qFormat/>
+    <w:uiPriority w:val="0"/>
     <w:pPr>
       <w:keepNext/>
       <w:keepLines/>
@@ -13408,13 +13583,14 @@
       <w:sz w:val="28"/>
     </w:rPr>
   </w:style>
-  <w:style w:type="paragraph" w:styleId="Heading6">
+  <w:style w:type="paragraph" w:styleId="7">
     <w:name w:val="heading 6"/>
-    <w:basedOn w:val="Normal"/>
-    <w:next w:val="Normal"/>
+    <w:basedOn w:val="1"/>
+    <w:next w:val="1"/>
     <w:semiHidden/>
     <w:unhideWhenUsed/>
     <w:qFormat/>
+    <w:uiPriority w:val="0"/>
     <w:pPr>
       <w:keepNext/>
       <w:keepLines/>
@@ -13427,18 +13603,19 @@
       <w:outlineLvl w:val="5"/>
     </w:pPr>
     <w:rPr>
-      <w:rFonts w:ascii="Arial" w:eastAsia="黑体" w:hAnsi="Arial"/>
+      <w:rFonts w:ascii="Arial" w:hAnsi="Arial" w:eastAsia="黑体"/>
       <w:b/>
       <w:sz w:val="24"/>
     </w:rPr>
   </w:style>
-  <w:style w:type="paragraph" w:styleId="Heading7">
+  <w:style w:type="paragraph" w:styleId="8">
     <w:name w:val="heading 7"/>
-    <w:basedOn w:val="Normal"/>
-    <w:next w:val="Normal"/>
+    <w:basedOn w:val="1"/>
+    <w:next w:val="1"/>
     <w:semiHidden/>
     <w:unhideWhenUsed/>
     <w:qFormat/>
+    <w:uiPriority w:val="0"/>
     <w:pPr>
       <w:keepNext/>
       <w:keepLines/>
@@ -13455,13 +13632,14 @@
       <w:sz w:val="24"/>
     </w:rPr>
   </w:style>
-  <w:style w:type="paragraph" w:styleId="Heading8">
+  <w:style w:type="paragraph" w:styleId="9">
     <w:name w:val="heading 8"/>
-    <w:basedOn w:val="Normal"/>
-    <w:next w:val="Normal"/>
+    <w:basedOn w:val="1"/>
+    <w:next w:val="1"/>
     <w:semiHidden/>
     <w:unhideWhenUsed/>
     <w:qFormat/>
+    <w:uiPriority w:val="0"/>
     <w:pPr>
       <w:keepNext/>
       <w:keepLines/>
@@ -13474,17 +13652,18 @@
       <w:outlineLvl w:val="7"/>
     </w:pPr>
     <w:rPr>
-      <w:rFonts w:ascii="Arial" w:eastAsia="黑体" w:hAnsi="Arial"/>
+      <w:rFonts w:ascii="Arial" w:hAnsi="Arial" w:eastAsia="黑体"/>
       <w:sz w:val="24"/>
     </w:rPr>
   </w:style>
-  <w:style w:type="paragraph" w:styleId="Heading9">
+  <w:style w:type="paragraph" w:styleId="10">
     <w:name w:val="heading 9"/>
-    <w:basedOn w:val="Normal"/>
-    <w:next w:val="Normal"/>
+    <w:basedOn w:val="1"/>
+    <w:next w:val="1"/>
     <w:semiHidden/>
     <w:unhideWhenUsed/>
     <w:qFormat/>
+    <w:uiPriority w:val="0"/>
     <w:pPr>
       <w:keepNext/>
       <w:keepLines/>
@@ -13497,19 +13676,21 @@
       <w:outlineLvl w:val="8"/>
     </w:pPr>
     <w:rPr>
-      <w:rFonts w:ascii="Arial" w:eastAsia="黑体" w:hAnsi="Arial"/>
+      <w:rFonts w:ascii="Arial" w:hAnsi="Arial" w:eastAsia="黑体"/>
       <w:sz w:val="21"/>
     </w:rPr>
   </w:style>
-  <w:style w:type="character" w:default="1" w:styleId="DefaultParagraphFont">
+  <w:style w:type="character" w:default="1" w:styleId="22">
     <w:name w:val="Default Paragraph Font"/>
     <w:semiHidden/>
     <w:qFormat/>
+    <w:uiPriority w:val="0"/>
   </w:style>
-  <w:style w:type="table" w:default="1" w:styleId="TableNormal">
+  <w:style w:type="table" w:default="1" w:styleId="20">
     <w:name w:val="Normal Table"/>
     <w:semiHidden/>
     <w:qFormat/>
+    <w:uiPriority w:val="0"/>
     <w:tblPr>
       <w:tblCellMar>
         <w:top w:w="0" w:type="dxa"/>
@@ -13519,39 +13700,43 @@
       </w:tblCellMar>
     </w:tblPr>
   </w:style>
-  <w:style w:type="paragraph" w:styleId="CommentText">
+  <w:style w:type="paragraph" w:styleId="11">
     <w:name w:val="annotation text"/>
-    <w:basedOn w:val="Normal"/>
+    <w:basedOn w:val="1"/>
     <w:qFormat/>
+    <w:uiPriority w:val="0"/>
     <w:pPr>
       <w:jc w:val="left"/>
     </w:pPr>
   </w:style>
-  <w:style w:type="paragraph" w:styleId="BodyText">
+  <w:style w:type="paragraph" w:styleId="12">
     <w:name w:val="Body Text"/>
-    <w:basedOn w:val="Normal"/>
+    <w:basedOn w:val="1"/>
     <w:semiHidden/>
     <w:qFormat/>
+    <w:uiPriority w:val="0"/>
     <w:rPr>
-      <w:rFonts w:ascii="Arial" w:eastAsia="Arial" w:hAnsi="Arial" w:cs="Arial"/>
+      <w:rFonts w:ascii="Arial" w:hAnsi="Arial" w:eastAsia="Arial" w:cs="Arial"/>
       <w:sz w:val="21"/>
       <w:szCs w:val="21"/>
       <w:lang w:val="en-US" w:eastAsia="en-US" w:bidi="ar-SA"/>
     </w:rPr>
   </w:style>
-  <w:style w:type="paragraph" w:styleId="TOC3">
+  <w:style w:type="paragraph" w:styleId="13">
     <w:name w:val="toc 3"/>
-    <w:basedOn w:val="Normal"/>
-    <w:next w:val="Normal"/>
+    <w:basedOn w:val="1"/>
+    <w:next w:val="1"/>
     <w:qFormat/>
+    <w:uiPriority w:val="0"/>
     <w:pPr>
       <w:ind w:left="840" w:leftChars="400"/>
     </w:pPr>
   </w:style>
-  <w:style w:type="paragraph" w:styleId="Footer">
+  <w:style w:type="paragraph" w:styleId="14">
     <w:name w:val="footer"/>
-    <w:basedOn w:val="Normal"/>
+    <w:basedOn w:val="1"/>
     <w:qFormat/>
+    <w:uiPriority w:val="0"/>
     <w:pPr>
       <w:tabs>
         <w:tab w:val="center" w:pos="4153"/>
@@ -13564,16 +13749,17 @@
       <w:sz w:val="18"/>
     </w:rPr>
   </w:style>
-  <w:style w:type="paragraph" w:styleId="Header">
+  <w:style w:type="paragraph" w:styleId="15">
     <w:name w:val="header"/>
-    <w:basedOn w:val="Normal"/>
+    <w:basedOn w:val="1"/>
     <w:qFormat/>
+    <w:uiPriority w:val="0"/>
     <w:pPr>
       <w:pBdr>
-        <w:top w:val="nil"/>
-        <w:left w:val="nil"/>
-        <w:bottom w:val="nil"/>
-        <w:right w:val="nil"/>
+        <w:top w:val="none" w:color="auto" w:sz="0" w:space="0"/>
+        <w:left w:val="none" w:color="auto" w:sz="0" w:space="0"/>
+        <w:bottom w:val="none" w:color="auto" w:sz="0" w:space="0"/>
+        <w:right w:val="none" w:color="auto" w:sz="0" w:space="0"/>
       </w:pBdr>
       <w:tabs>
         <w:tab w:val="center" w:pos="4153"/>
@@ -13588,37 +13774,41 @@
       <w:sz w:val="18"/>
     </w:rPr>
   </w:style>
-  <w:style w:type="paragraph" w:styleId="TOC1">
+  <w:style w:type="paragraph" w:styleId="16">
     <w:name w:val="toc 1"/>
-    <w:basedOn w:val="Normal"/>
-    <w:next w:val="Normal"/>
+    <w:basedOn w:val="1"/>
+    <w:next w:val="1"/>
     <w:qFormat/>
+    <w:uiPriority w:val="0"/>
     <w:rPr>
-      <w:rFonts w:ascii="Arial" w:eastAsia="Microsoft JhengHei" w:hAnsi="Arial"/>
+      <w:rFonts w:ascii="Arial" w:hAnsi="Arial" w:eastAsia="Microsoft JhengHei"/>
       <w:sz w:val="24"/>
     </w:rPr>
   </w:style>
-  <w:style w:type="paragraph" w:styleId="TOC2">
+  <w:style w:type="paragraph" w:styleId="17">
     <w:name w:val="toc 2"/>
-    <w:basedOn w:val="Normal"/>
-    <w:next w:val="Normal"/>
+    <w:basedOn w:val="1"/>
+    <w:next w:val="1"/>
     <w:qFormat/>
+    <w:uiPriority w:val="0"/>
     <w:pPr>
       <w:ind w:left="420" w:leftChars="200"/>
     </w:pPr>
   </w:style>
-  <w:style w:type="paragraph" w:styleId="NormalWeb">
+  <w:style w:type="paragraph" w:styleId="18">
     <w:name w:val="Normal (Web)"/>
-    <w:basedOn w:val="Normal"/>
+    <w:basedOn w:val="1"/>
     <w:qFormat/>
+    <w:uiPriority w:val="0"/>
     <w:rPr>
       <w:sz w:val="24"/>
     </w:rPr>
   </w:style>
-  <w:style w:type="paragraph" w:styleId="Title">
+  <w:style w:type="paragraph" w:styleId="19">
     <w:name w:val="Title"/>
-    <w:basedOn w:val="Normal"/>
+    <w:basedOn w:val="1"/>
     <w:qFormat/>
+    <w:uiPriority w:val="0"/>
     <w:pPr>
       <w:spacing w:before="240" w:beforeLines="0" w:beforeAutospacing="0" w:after="60" w:afterLines="0" w:afterAutospacing="0"/>
       <w:jc w:val="center"/>
@@ -13630,38 +13820,41 @@
       <w:sz w:val="32"/>
     </w:rPr>
   </w:style>
-  <w:style w:type="table" w:styleId="TableGrid">
+  <w:style w:type="table" w:styleId="21">
     <w:name w:val="Table Grid"/>
-    <w:basedOn w:val="TableNormal"/>
+    <w:basedOn w:val="20"/>
     <w:qFormat/>
+    <w:uiPriority w:val="0"/>
     <w:pPr>
       <w:widowControl w:val="0"/>
       <w:jc w:val="both"/>
     </w:pPr>
     <w:tblPr>
       <w:tblBorders>
-        <w:top w:val="single" w:sz="4" w:space="0" w:color="auto"/>
-        <w:left w:val="single" w:sz="4" w:space="0" w:color="auto"/>
-        <w:bottom w:val="single" w:sz="4" w:space="0" w:color="auto"/>
-        <w:right w:val="single" w:sz="4" w:space="0" w:color="auto"/>
-        <w:insideH w:val="single" w:sz="4" w:space="0" w:color="auto"/>
-        <w:insideV w:val="single" w:sz="4" w:space="0" w:color="auto"/>
+        <w:top w:val="single" w:color="auto" w:sz="4" w:space="0"/>
+        <w:left w:val="single" w:color="auto" w:sz="4" w:space="0"/>
+        <w:bottom w:val="single" w:color="auto" w:sz="4" w:space="0"/>
+        <w:right w:val="single" w:color="auto" w:sz="4" w:space="0"/>
+        <w:insideH w:val="single" w:color="auto" w:sz="4" w:space="0"/>
+        <w:insideV w:val="single" w:color="auto" w:sz="4" w:space="0"/>
       </w:tblBorders>
     </w:tblPr>
   </w:style>
-  <w:style w:type="character" w:styleId="Strong">
+  <w:style w:type="character" w:styleId="23">
     <w:name w:val="Strong"/>
-    <w:basedOn w:val="DefaultParagraphFont"/>
+    <w:basedOn w:val="22"/>
     <w:qFormat/>
+    <w:uiPriority w:val="0"/>
     <w:rPr>
       <w:b/>
     </w:rPr>
   </w:style>
-  <w:style w:type="table" w:customStyle="1" w:styleId="TableNormal0">
+  <w:style w:type="table" w:customStyle="1" w:styleId="24">
     <w:name w:val="Table Normal_0"/>
     <w:semiHidden/>
     <w:unhideWhenUsed/>
     <w:qFormat/>
+    <w:uiPriority w:val="0"/>
     <w:tblPr>
       <w:tblCellMar>
         <w:top w:w="0" w:type="dxa"/>
@@ -13671,81 +13864,87 @@
       </w:tblCellMar>
     </w:tblPr>
   </w:style>
-  <w:style w:type="paragraph" w:customStyle="1" w:styleId="TableText">
+  <w:style w:type="paragraph" w:customStyle="1" w:styleId="25">
     <w:name w:val="Table Text"/>
-    <w:basedOn w:val="Normal"/>
+    <w:basedOn w:val="1"/>
     <w:semiHidden/>
     <w:qFormat/>
+    <w:uiPriority w:val="0"/>
     <w:rPr>
-      <w:rFonts w:ascii="宋体" w:eastAsia="宋体" w:hAnsi="宋体" w:cs="宋体"/>
+      <w:rFonts w:ascii="宋体" w:hAnsi="宋体" w:eastAsia="宋体" w:cs="宋体"/>
       <w:sz w:val="21"/>
       <w:szCs w:val="21"/>
       <w:lang w:val="en-US" w:eastAsia="en-US" w:bidi="ar-SA"/>
     </w:rPr>
   </w:style>
-  <w:style w:type="paragraph" w:customStyle="1" w:styleId="1">
+  <w:style w:type="paragraph" w:customStyle="1" w:styleId="26">
     <w:name w:val="柴_标题1"/>
-    <w:basedOn w:val="Heading1"/>
-    <w:next w:val="a"/>
-    <w:link w:val="1Char"/>
+    <w:basedOn w:val="2"/>
+    <w:next w:val="27"/>
+    <w:link w:val="38"/>
     <w:qFormat/>
+    <w:uiPriority w:val="0"/>
     <w:pPr>
       <w:spacing w:before="100" w:after="90" w:line="360" w:lineRule="auto"/>
     </w:pPr>
     <w:rPr>
-      <w:rFonts w:ascii="Arial" w:eastAsia="宋体" w:hAnsi="Arial"/>
+      <w:rFonts w:ascii="Arial" w:hAnsi="Arial" w:eastAsia="宋体"/>
       <w:sz w:val="32"/>
     </w:rPr>
   </w:style>
-  <w:style w:type="paragraph" w:customStyle="1" w:styleId="a">
+  <w:style w:type="paragraph" w:customStyle="1" w:styleId="27">
     <w:name w:val="柴_正文"/>
-    <w:basedOn w:val="BodyText"/>
-    <w:link w:val="Char"/>
+    <w:basedOn w:val="12"/>
+    <w:link w:val="41"/>
     <w:qFormat/>
+    <w:uiPriority w:val="0"/>
     <w:pPr>
       <w:spacing w:line="360" w:lineRule="auto"/>
       <w:ind w:firstLine="470" w:firstLineChars="200"/>
     </w:pPr>
     <w:rPr>
-      <w:rFonts w:ascii="Arial" w:eastAsia="宋体" w:hAnsi="Arial"/>
+      <w:rFonts w:ascii="Arial" w:hAnsi="Arial" w:eastAsia="宋体"/>
       <w:sz w:val="24"/>
       <w:lang w:eastAsia="zh-CN"/>
     </w:rPr>
   </w:style>
-  <w:style w:type="paragraph" w:customStyle="1" w:styleId="2">
+  <w:style w:type="paragraph" w:customStyle="1" w:styleId="28">
     <w:name w:val="柴_标题2"/>
-    <w:basedOn w:val="Heading2"/>
-    <w:next w:val="a"/>
+    <w:basedOn w:val="3"/>
+    <w:next w:val="27"/>
     <w:qFormat/>
+    <w:uiPriority w:val="0"/>
     <w:pPr>
       <w:spacing w:line="360" w:lineRule="auto"/>
     </w:pPr>
     <w:rPr>
-      <w:rFonts w:ascii="Arial" w:eastAsia="宋体" w:hAnsi="Arial"/>
+      <w:rFonts w:ascii="Arial" w:hAnsi="Arial" w:eastAsia="宋体"/>
       <w:sz w:val="28"/>
     </w:rPr>
   </w:style>
-  <w:style w:type="paragraph" w:customStyle="1" w:styleId="3">
+  <w:style w:type="paragraph" w:customStyle="1" w:styleId="29">
     <w:name w:val="柴_标题3"/>
-    <w:basedOn w:val="Heading3"/>
-    <w:next w:val="a"/>
+    <w:basedOn w:val="4"/>
+    <w:next w:val="27"/>
     <w:qFormat/>
+    <w:uiPriority w:val="0"/>
     <w:pPr>
       <w:spacing w:line="360" w:lineRule="auto"/>
       <w:ind w:left="0" w:firstLine="472" w:firstLineChars="200"/>
     </w:pPr>
     <w:rPr>
-      <w:rFonts w:ascii="宋体" w:eastAsia="宋体" w:hAnsi="宋体" w:cs="宋体"/>
+      <w:rFonts w:ascii="宋体" w:hAnsi="宋体" w:eastAsia="宋体" w:cs="宋体"/>
       <w:spacing w:val="-2"/>
       <w:sz w:val="24"/>
       <w:szCs w:val="24"/>
     </w:rPr>
   </w:style>
-  <w:style w:type="paragraph" w:customStyle="1" w:styleId="a0">
+  <w:style w:type="paragraph" w:customStyle="1" w:styleId="30">
     <w:name w:val="柴_目录"/>
-    <w:basedOn w:val="Normal"/>
-    <w:next w:val="BodyText"/>
+    <w:basedOn w:val="1"/>
+    <w:next w:val="12"/>
     <w:qFormat/>
+    <w:uiPriority w:val="0"/>
     <w:pPr>
       <w:tabs>
         <w:tab w:val="right" w:leader="dot" w:pos="8442"/>
@@ -13753,89 +13952,96 @@
       <w:ind w:left="0" w:leftChars="0"/>
     </w:pPr>
     <w:rPr>
-      <w:rFonts w:ascii="Arial" w:eastAsia="Microsoft JhengHei" w:hAnsi="Arial"/>
+      <w:rFonts w:ascii="Arial" w:hAnsi="Arial" w:eastAsia="Microsoft JhengHei"/>
       <w:sz w:val="24"/>
     </w:rPr>
   </w:style>
-  <w:style w:type="paragraph" w:customStyle="1" w:styleId="a1">
+  <w:style w:type="paragraph" w:customStyle="1" w:styleId="31">
     <w:name w:val="柴_公司名"/>
-    <w:basedOn w:val="Title"/>
+    <w:basedOn w:val="19"/>
     <w:qFormat/>
+    <w:uiPriority w:val="0"/>
     <w:pPr>
       <w:spacing w:after="600" w:afterLines="600"/>
     </w:pPr>
     <w:rPr>
-      <w:rFonts w:ascii="宋体" w:eastAsia="宋体" w:hAnsi="宋体" w:cs="宋体" w:hint="eastAsia"/>
+      <w:rFonts w:hint="eastAsia" w:ascii="宋体" w:hAnsi="宋体" w:eastAsia="宋体" w:cs="宋体"/>
       <w:bCs/>
       <w:spacing w:val="-6"/>
       <w:sz w:val="52"/>
       <w:szCs w:val="52"/>
     </w:rPr>
   </w:style>
-  <w:style w:type="paragraph" w:customStyle="1" w:styleId="a2">
+  <w:style w:type="paragraph" w:customStyle="1" w:styleId="32">
     <w:name w:val="柴_文档名"/>
-    <w:basedOn w:val="Title"/>
+    <w:basedOn w:val="19"/>
     <w:qFormat/>
+    <w:uiPriority w:val="0"/>
     <w:pPr>
       <w:spacing w:after="900" w:afterLines="900"/>
     </w:pPr>
     <w:rPr>
-      <w:rFonts w:ascii="黑体" w:eastAsia="黑体" w:hAnsi="黑体" w:cs="黑体"/>
+      <w:rFonts w:ascii="黑体" w:hAnsi="黑体" w:eastAsia="黑体" w:cs="黑体"/>
       <w:bCs/>
       <w:spacing w:val="-7"/>
       <w:sz w:val="52"/>
       <w:szCs w:val="52"/>
     </w:rPr>
   </w:style>
-  <w:style w:type="paragraph" w:customStyle="1" w:styleId="WPSOffice1">
+  <w:style w:type="paragraph" w:customStyle="1" w:styleId="33">
     <w:name w:val="WPSOffice手动目录 1"/>
     <w:qFormat/>
+    <w:uiPriority w:val="0"/>
     <w:pPr>
       <w:ind w:leftChars="0"/>
     </w:pPr>
     <w:rPr>
-      <w:rFonts w:ascii="Times New Roman" w:eastAsia="宋体" w:hAnsi="Times New Roman" w:cs="Times New Roman"/>
+      <w:rFonts w:ascii="Times New Roman" w:hAnsi="Times New Roman" w:eastAsia="宋体" w:cs="Times New Roman"/>
       <w:sz w:val="20"/>
       <w:szCs w:val="20"/>
     </w:rPr>
   </w:style>
-  <w:style w:type="paragraph" w:customStyle="1" w:styleId="WPSOffice2">
+  <w:style w:type="paragraph" w:customStyle="1" w:styleId="34">
     <w:name w:val="WPSOffice手动目录 2"/>
     <w:qFormat/>
+    <w:uiPriority w:val="0"/>
     <w:pPr>
       <w:ind w:leftChars="200"/>
     </w:pPr>
     <w:rPr>
-      <w:rFonts w:ascii="Times New Roman" w:eastAsia="宋体" w:hAnsi="Times New Roman" w:cs="Times New Roman"/>
+      <w:rFonts w:ascii="Times New Roman" w:hAnsi="Times New Roman" w:eastAsia="宋体" w:cs="Times New Roman"/>
       <w:sz w:val="20"/>
       <w:szCs w:val="20"/>
     </w:rPr>
   </w:style>
-  <w:style w:type="paragraph" w:customStyle="1" w:styleId="WPSOffice3">
+  <w:style w:type="paragraph" w:customStyle="1" w:styleId="35">
     <w:name w:val="WPSOffice手动目录 3"/>
     <w:qFormat/>
+    <w:uiPriority w:val="0"/>
     <w:pPr>
       <w:ind w:leftChars="400"/>
     </w:pPr>
     <w:rPr>
-      <w:rFonts w:ascii="Times New Roman" w:eastAsia="宋体" w:hAnsi="Times New Roman" w:cs="Times New Roman"/>
+      <w:rFonts w:ascii="Times New Roman" w:hAnsi="Times New Roman" w:eastAsia="宋体" w:cs="Times New Roman"/>
       <w:sz w:val="20"/>
       <w:szCs w:val="20"/>
     </w:rPr>
   </w:style>
-  <w:style w:type="paragraph" w:customStyle="1" w:styleId="Compact">
+  <w:style w:type="paragraph" w:customStyle="1" w:styleId="36">
     <w:name w:val="Compact"/>
-    <w:basedOn w:val="BodyText"/>
+    <w:basedOn w:val="12"/>
     <w:qFormat/>
+    <w:uiPriority w:val="0"/>
     <w:pPr>
       <w:spacing w:before="36" w:after="36"/>
     </w:pPr>
   </w:style>
-  <w:style w:type="table" w:customStyle="1" w:styleId="Table">
+  <w:style w:type="table" w:customStyle="1" w:styleId="37">
     <w:name w:val="Table"/>
     <w:semiHidden/>
     <w:unhideWhenUsed/>
     <w:qFormat/>
+    <w:uiPriority w:val="0"/>
     <w:tblPr>
       <w:tblCellMar>
         <w:top w:w="0" w:type="dxa"/>
@@ -13847,25 +14053,27 @@
     <w:tblStylePr w:type="firstRow">
       <w:tcPr>
         <w:tcBorders>
-          <w:bottom w:val="single" w:sz="0" w:space="0" w:color="auto"/>
+          <w:bottom w:val="single" w:color="auto" w:sz="0" w:space="0"/>
         </w:tcBorders>
         <w:vAlign w:val="bottom"/>
       </w:tcPr>
     </w:tblStylePr>
   </w:style>
-  <w:style w:type="character" w:customStyle="1" w:styleId="1Char">
+  <w:style w:type="character" w:customStyle="1" w:styleId="38">
     <w:name w:val="柴_标题1 Char"/>
-    <w:link w:val="1"/>
+    <w:link w:val="26"/>
     <w:qFormat/>
+    <w:uiPriority w:val="0"/>
     <w:rPr>
-      <w:rFonts w:ascii="Arial" w:eastAsia="宋体" w:hAnsi="Arial"/>
+      <w:rFonts w:ascii="Arial" w:hAnsi="Arial" w:eastAsia="宋体"/>
       <w:sz w:val="32"/>
     </w:rPr>
   </w:style>
-  <w:style w:type="paragraph" w:customStyle="1" w:styleId="a3">
+  <w:style w:type="paragraph" w:customStyle="1" w:styleId="39">
     <w:name w:val="柴_正文_无缩进"/>
-    <w:basedOn w:val="Normal"/>
+    <w:basedOn w:val="1"/>
     <w:qFormat/>
+    <w:uiPriority w:val="0"/>
     <w:pPr>
       <w:ind w:firstLine="0" w:firstLineChars="0"/>
     </w:pPr>
@@ -13875,38 +14083,41 @@
       <w:lang w:eastAsia="zh-CN"/>
     </w:rPr>
   </w:style>
-  <w:style w:type="paragraph" w:customStyle="1" w:styleId="4">
+  <w:style w:type="paragraph" w:customStyle="1" w:styleId="40">
     <w:name w:val="柴_标题4"/>
-    <w:basedOn w:val="Heading4"/>
-    <w:next w:val="Normal"/>
+    <w:basedOn w:val="5"/>
+    <w:next w:val="1"/>
     <w:qFormat/>
+    <w:uiPriority w:val="0"/>
     <w:pPr>
       <w:widowControl w:val="0"/>
       <w:spacing w:before="160" w:line="360" w:lineRule="auto"/>
-      <w:ind w:left="981" w:hanging="862" w:leftChars="300"/>
+      <w:ind w:left="981" w:leftChars="300" w:hanging="862"/>
     </w:pPr>
     <w:rPr>
-      <w:rFonts w:ascii="Calibri" w:eastAsia="宋体" w:hAnsi="Calibri" w:cs="宋体" w:hint="eastAsia"/>
+      <w:rFonts w:hint="eastAsia" w:ascii="Calibri" w:hAnsi="Calibri" w:eastAsia="宋体" w:cs="宋体"/>
       <w:sz w:val="24"/>
       <w:szCs w:val="24"/>
       <w:lang w:eastAsia="zh-CN" w:bidi="zh-CN"/>
     </w:rPr>
   </w:style>
-  <w:style w:type="character" w:customStyle="1" w:styleId="Char">
+  <w:style w:type="character" w:customStyle="1" w:styleId="41">
     <w:name w:val="柴_正文 Char"/>
-    <w:link w:val="a"/>
+    <w:link w:val="27"/>
     <w:qFormat/>
+    <w:uiPriority w:val="0"/>
     <w:rPr>
-      <w:rFonts w:ascii="Arial" w:eastAsia="宋体" w:hAnsi="Arial"/>
+      <w:rFonts w:ascii="Arial" w:hAnsi="Arial" w:eastAsia="宋体"/>
       <w:sz w:val="24"/>
       <w:lang w:eastAsia="zh-CN"/>
     </w:rPr>
   </w:style>
-  <w:style w:type="table" w:customStyle="1" w:styleId="TableNormal1">
+  <w:style w:type="table" w:customStyle="1" w:styleId="42">
     <w:name w:val="Table Normal_1"/>
     <w:semiHidden/>
     <w:unhideWhenUsed/>
     <w:qFormat/>
+    <w:uiPriority w:val="0"/>
     <w:tblPr>
       <w:tblCellMar>
         <w:top w:w="0" w:type="dxa"/>
